--- a/PJ/SendlyTCC.docx
+++ b/PJ/SendlyTCC.docx
@@ -1063,6 +1063,7 @@
         <w:br w:type="page"/>
       </w:r>
       <w:r>
+        <w:lastRenderedPageBreak/>
         <w:t>DEDICATÓRIA</w:t>
       </w:r>
     </w:p>
@@ -1309,31 +1310,37 @@
     <w:p>
       <w:pPr>
         <w:pStyle w:val="Estilo1"/>
+        <w:jc w:val="center"/>
       </w:pPr>
     </w:p>
     <w:p>
       <w:pPr>
         <w:pStyle w:val="Estilo1"/>
+        <w:jc w:val="center"/>
       </w:pPr>
     </w:p>
     <w:p>
       <w:pPr>
         <w:pStyle w:val="Estilo1"/>
+        <w:jc w:val="center"/>
       </w:pPr>
     </w:p>
     <w:p>
       <w:pPr>
         <w:pStyle w:val="Estilo1"/>
+        <w:jc w:val="center"/>
       </w:pPr>
     </w:p>
     <w:p>
       <w:pPr>
         <w:pStyle w:val="Estilo1"/>
+        <w:jc w:val="center"/>
       </w:pPr>
     </w:p>
     <w:p>
       <w:pPr>
         <w:pStyle w:val="Estilo1"/>
+        <w:jc w:val="center"/>
       </w:pPr>
     </w:p>
     <w:p>
@@ -1347,6 +1354,7 @@
         <w:br w:type="page"/>
       </w:r>
       <w:r>
+        <w:lastRenderedPageBreak/>
         <w:t>AGRADECIMENTOS</w:t>
       </w:r>
     </w:p>
@@ -1813,6 +1821,7 @@
         <w:br w:type="page"/>
       </w:r>
       <w:r>
+        <w:lastRenderedPageBreak/>
         <w:t>R</w:t>
       </w:r>
       <w:r>
@@ -2100,12 +2109,16 @@
         </w:rPr>
       </w:pPr>
       <w:r>
+        <w:rPr>
+          <w:lang w:val="en-US"/>
+        </w:rPr>
         <w:br w:type="page"/>
       </w:r>
       <w:r>
         <w:rPr>
           <w:lang w:val="en-US"/>
         </w:rPr>
+        <w:lastRenderedPageBreak/>
         <w:t>ABSTRACT</w:t>
       </w:r>
     </w:p>
@@ -2414,13 +2427,17 @@
         <w:rPr>
           <w:lang w:val="en-US"/>
         </w:rPr>
+        <w:lastRenderedPageBreak/>
         <w:t>SUMÁRIO</w:t>
       </w:r>
     </w:p>
     <w:sdt>
       <w:sdtPr>
         <w:rPr>
-          <w:rFonts w:eastAsia="Arial"/>
+          <w:rFonts w:ascii="Arial" w:eastAsia="Arial" w:hAnsi="Arial" w:cs="Arial"/>
+          <w:color w:val="000000"/>
+          <w:sz w:val="24"/>
+          <w:szCs w:val="22"/>
         </w:rPr>
         <w:id w:val="-1872217376"/>
         <w:docPartObj>
@@ -2430,9 +2447,6 @@
       </w:sdtPr>
       <w:sdtEndPr>
         <w:rPr>
-          <w:rFonts w:ascii="Arial" w:hAnsi="Arial" w:cs="Arial"/>
-          <w:color w:val="000000"/>
-          <w:sz w:val="24"/>
           <w:szCs w:val="24"/>
         </w:rPr>
       </w:sdtEndPr>
@@ -2475,7 +2489,7 @@
             </w:rPr>
             <w:fldChar w:fldCharType="separate"/>
           </w:r>
-          <w:hyperlink w:anchor="_Toc230703129" w:history="1">
+          <w:hyperlink w:anchor="_Toc230704251" w:history="1">
             <w:r>
               <w:rPr>
                 <w:rStyle w:val="Hyperlink"/>
@@ -2502,7 +2516,7 @@
                 <w:noProof/>
                 <w:webHidden/>
               </w:rPr>
-              <w:instrText xml:space="preserve"> PAGEREF _Toc230703129 \h </w:instrText>
+              <w:instrText xml:space="preserve"> PAGEREF _Toc230704251 \h </w:instrText>
             </w:r>
             <w:r>
               <w:rPr>
@@ -2548,7 +2562,7 @@
               <w14:ligatures w14:val="standardContextual"/>
             </w:rPr>
           </w:pPr>
-          <w:hyperlink w:anchor="_Toc230703130" w:history="1">
+          <w:hyperlink w:anchor="_Toc230704252" w:history="1">
             <w:r>
               <w:rPr>
                 <w:rStyle w:val="Hyperlink"/>
@@ -2575,7 +2589,7 @@
                 <w:noProof/>
                 <w:webHidden/>
               </w:rPr>
-              <w:instrText xml:space="preserve"> PAGEREF _Toc230703130 \h </w:instrText>
+              <w:instrText xml:space="preserve"> PAGEREF _Toc230704252 \h </w:instrText>
             </w:r>
             <w:r>
               <w:rPr>
@@ -2621,7 +2635,7 @@
               <w14:ligatures w14:val="standardContextual"/>
             </w:rPr>
           </w:pPr>
-          <w:hyperlink w:anchor="_Toc230703131" w:history="1">
+          <w:hyperlink w:anchor="_Toc230704253" w:history="1">
             <w:r>
               <w:rPr>
                 <w:rStyle w:val="Hyperlink"/>
@@ -2648,7 +2662,7 @@
                 <w:noProof/>
                 <w:webHidden/>
               </w:rPr>
-              <w:instrText xml:space="preserve"> PAGEREF _Toc230703131 \h </w:instrText>
+              <w:instrText xml:space="preserve"> PAGEREF _Toc230704253 \h </w:instrText>
             </w:r>
             <w:r>
               <w:rPr>
@@ -2694,7 +2708,7 @@
               <w14:ligatures w14:val="standardContextual"/>
             </w:rPr>
           </w:pPr>
-          <w:hyperlink w:anchor="_Toc230703132" w:history="1">
+          <w:hyperlink w:anchor="_Toc230704254" w:history="1">
             <w:r>
               <w:rPr>
                 <w:rStyle w:val="Hyperlink"/>
@@ -2721,7 +2735,7 @@
                 <w:noProof/>
                 <w:webHidden/>
               </w:rPr>
-              <w:instrText xml:space="preserve"> PAGEREF _Toc230703132 \h </w:instrText>
+              <w:instrText xml:space="preserve"> PAGEREF _Toc230704254 \h </w:instrText>
             </w:r>
             <w:r>
               <w:rPr>
@@ -2767,7 +2781,7 @@
               <w14:ligatures w14:val="standardContextual"/>
             </w:rPr>
           </w:pPr>
-          <w:hyperlink w:anchor="_Toc230703133" w:history="1">
+          <w:hyperlink w:anchor="_Toc230704255" w:history="1">
             <w:r>
               <w:rPr>
                 <w:rStyle w:val="Hyperlink"/>
@@ -2794,7 +2808,7 @@
                 <w:noProof/>
                 <w:webHidden/>
               </w:rPr>
-              <w:instrText xml:space="preserve"> PAGEREF _Toc230703133 \h </w:instrText>
+              <w:instrText xml:space="preserve"> PAGEREF _Toc230704255 \h </w:instrText>
             </w:r>
             <w:r>
               <w:rPr>
@@ -2840,7 +2854,7 @@
               <w14:ligatures w14:val="standardContextual"/>
             </w:rPr>
           </w:pPr>
-          <w:hyperlink w:anchor="_Toc230703134" w:history="1">
+          <w:hyperlink w:anchor="_Toc230704256" w:history="1">
             <w:r>
               <w:rPr>
                 <w:rStyle w:val="Hyperlink"/>
@@ -2867,7 +2881,7 @@
                 <w:noProof/>
                 <w:webHidden/>
               </w:rPr>
-              <w:instrText xml:space="preserve"> PAGEREF _Toc230703134 \h </w:instrText>
+              <w:instrText xml:space="preserve"> PAGEREF _Toc230704256 \h </w:instrText>
             </w:r>
             <w:r>
               <w:rPr>
@@ -2913,7 +2927,7 @@
               <w14:ligatures w14:val="standardContextual"/>
             </w:rPr>
           </w:pPr>
-          <w:hyperlink w:anchor="_Toc230703135" w:history="1">
+          <w:hyperlink w:anchor="_Toc230704257" w:history="1">
             <w:r>
               <w:rPr>
                 <w:rStyle w:val="Hyperlink"/>
@@ -2940,7 +2954,7 @@
                 <w:noProof/>
                 <w:webHidden/>
               </w:rPr>
-              <w:instrText xml:space="preserve"> PAGEREF _Toc230703135 \h </w:instrText>
+              <w:instrText xml:space="preserve"> PAGEREF _Toc230704257 \h </w:instrText>
             </w:r>
             <w:r>
               <w:rPr>
@@ -2986,7 +3000,7 @@
               <w14:ligatures w14:val="standardContextual"/>
             </w:rPr>
           </w:pPr>
-          <w:hyperlink w:anchor="_Toc230703136" w:history="1">
+          <w:hyperlink w:anchor="_Toc230704258" w:history="1">
             <w:r>
               <w:rPr>
                 <w:rStyle w:val="Hyperlink"/>
@@ -3013,7 +3027,7 @@
                 <w:noProof/>
                 <w:webHidden/>
               </w:rPr>
-              <w:instrText xml:space="preserve"> PAGEREF _Toc230703136 \h </w:instrText>
+              <w:instrText xml:space="preserve"> PAGEREF _Toc230704258 \h </w:instrText>
             </w:r>
             <w:r>
               <w:rPr>
@@ -3059,7 +3073,7 @@
               <w14:ligatures w14:val="standardContextual"/>
             </w:rPr>
           </w:pPr>
-          <w:hyperlink w:anchor="_Toc230703137" w:history="1">
+          <w:hyperlink w:anchor="_Toc230704259" w:history="1">
             <w:r>
               <w:rPr>
                 <w:rStyle w:val="Hyperlink"/>
@@ -3086,7 +3100,7 @@
                 <w:noProof/>
                 <w:webHidden/>
               </w:rPr>
-              <w:instrText xml:space="preserve"> PAGEREF _Toc230703137 \h </w:instrText>
+              <w:instrText xml:space="preserve"> PAGEREF _Toc230704259 \h </w:instrText>
             </w:r>
             <w:r>
               <w:rPr>
@@ -3132,7 +3146,7 @@
               <w14:ligatures w14:val="standardContextual"/>
             </w:rPr>
           </w:pPr>
-          <w:hyperlink w:anchor="_Toc230703138" w:history="1">
+          <w:hyperlink w:anchor="_Toc230704260" w:history="1">
             <w:r>
               <w:rPr>
                 <w:rStyle w:val="Hyperlink"/>
@@ -3159,7 +3173,7 @@
                 <w:noProof/>
                 <w:webHidden/>
               </w:rPr>
-              <w:instrText xml:space="preserve"> PAGEREF _Toc230703138 \h </w:instrText>
+              <w:instrText xml:space="preserve"> PAGEREF _Toc230704260 \h </w:instrText>
             </w:r>
             <w:r>
               <w:rPr>
@@ -3205,7 +3219,7 @@
               <w14:ligatures w14:val="standardContextual"/>
             </w:rPr>
           </w:pPr>
-          <w:hyperlink w:anchor="_Toc230703139" w:history="1">
+          <w:hyperlink w:anchor="_Toc230704261" w:history="1">
             <w:r>
               <w:rPr>
                 <w:rStyle w:val="Hyperlink"/>
@@ -3232,7 +3246,7 @@
                 <w:noProof/>
                 <w:webHidden/>
               </w:rPr>
-              <w:instrText xml:space="preserve"> PAGEREF _Toc230703139 \h </w:instrText>
+              <w:instrText xml:space="preserve"> PAGEREF _Toc230704261 \h </w:instrText>
             </w:r>
             <w:r>
               <w:rPr>
@@ -3278,7 +3292,7 @@
               <w14:ligatures w14:val="standardContextual"/>
             </w:rPr>
           </w:pPr>
-          <w:hyperlink w:anchor="_Toc230703140" w:history="1">
+          <w:hyperlink w:anchor="_Toc230704262" w:history="1">
             <w:r>
               <w:rPr>
                 <w:rStyle w:val="Hyperlink"/>
@@ -3305,7 +3319,7 @@
                 <w:noProof/>
                 <w:webHidden/>
               </w:rPr>
-              <w:instrText xml:space="preserve"> PAGEREF _Toc230703140 \h </w:instrText>
+              <w:instrText xml:space="preserve"> PAGEREF _Toc230704262 \h </w:instrText>
             </w:r>
             <w:r>
               <w:rPr>
@@ -3351,13 +3365,13 @@
               <w14:ligatures w14:val="standardContextual"/>
             </w:rPr>
           </w:pPr>
-          <w:hyperlink w:anchor="_Toc230703141" w:history="1">
+          <w:hyperlink w:anchor="_Toc230704263" w:history="1">
             <w:r>
               <w:rPr>
                 <w:rStyle w:val="Hyperlink"/>
                 <w:noProof/>
               </w:rPr>
-              <w:t>Com base nos nossos objetivos que vamos incrementar na empresa Poliedro, fizemos uma estimativa de preço da nossa consultoria considerando os custos operacionais e Salários dos nossos consultores:</w:t>
+              <w:t>ORÇAMENTO</w:t>
             </w:r>
             <w:r>
               <w:rPr>
@@ -3378,7 +3392,7 @@
                 <w:noProof/>
                 <w:webHidden/>
               </w:rPr>
-              <w:instrText xml:space="preserve"> PAGEREF _Toc230703141 \h </w:instrText>
+              <w:instrText xml:space="preserve"> PAGEREF _Toc230704263 \h </w:instrText>
             </w:r>
             <w:r>
               <w:rPr>
@@ -3424,7 +3438,7 @@
               <w14:ligatures w14:val="standardContextual"/>
             </w:rPr>
           </w:pPr>
-          <w:hyperlink w:anchor="_Toc230703142" w:history="1">
+          <w:hyperlink w:anchor="_Toc230704264" w:history="1">
             <w:r>
               <w:rPr>
                 <w:rStyle w:val="Hyperlink"/>
@@ -3451,7 +3465,7 @@
                 <w:noProof/>
                 <w:webHidden/>
               </w:rPr>
-              <w:instrText xml:space="preserve"> PAGEREF _Toc230703142 \h </w:instrText>
+              <w:instrText xml:space="preserve"> PAGEREF _Toc230704264 \h </w:instrText>
             </w:r>
             <w:r>
               <w:rPr>
@@ -3497,7 +3511,7 @@
               <w14:ligatures w14:val="standardContextual"/>
             </w:rPr>
           </w:pPr>
-          <w:hyperlink w:anchor="_Toc230703143" w:history="1">
+          <w:hyperlink w:anchor="_Toc230704265" w:history="1">
             <w:r>
               <w:rPr>
                 <w:rStyle w:val="Hyperlink"/>
@@ -3524,7 +3538,7 @@
                 <w:noProof/>
                 <w:webHidden/>
               </w:rPr>
-              <w:instrText xml:space="preserve"> PAGEREF _Toc230703143 \h </w:instrText>
+              <w:instrText xml:space="preserve"> PAGEREF _Toc230704265 \h </w:instrText>
             </w:r>
             <w:r>
               <w:rPr>
@@ -3570,7 +3584,7 @@
               <w14:ligatures w14:val="standardContextual"/>
             </w:rPr>
           </w:pPr>
-          <w:hyperlink w:anchor="_Toc230703144" w:history="1">
+          <w:hyperlink w:anchor="_Toc230704266" w:history="1">
             <w:r>
               <w:rPr>
                 <w:rStyle w:val="Hyperlink"/>
@@ -3597,7 +3611,7 @@
                 <w:noProof/>
                 <w:webHidden/>
               </w:rPr>
-              <w:instrText xml:space="preserve"> PAGEREF _Toc230703144 \h </w:instrText>
+              <w:instrText xml:space="preserve"> PAGEREF _Toc230704266 \h </w:instrText>
             </w:r>
             <w:r>
               <w:rPr>
@@ -3643,7 +3657,7 @@
               <w14:ligatures w14:val="standardContextual"/>
             </w:rPr>
           </w:pPr>
-          <w:hyperlink w:anchor="_Toc230703145" w:history="1">
+          <w:hyperlink w:anchor="_Toc230704267" w:history="1">
             <w:r>
               <w:rPr>
                 <w:rStyle w:val="Hyperlink"/>
@@ -3670,7 +3684,7 @@
                 <w:noProof/>
                 <w:webHidden/>
               </w:rPr>
-              <w:instrText xml:space="preserve"> PAGEREF _Toc230703145 \h </w:instrText>
+              <w:instrText xml:space="preserve"> PAGEREF _Toc230704267 \h </w:instrText>
             </w:r>
             <w:r>
               <w:rPr>
@@ -3691,79 +3705,6 @@
                 <w:webHidden/>
               </w:rPr>
               <w:t>22</w:t>
-            </w:r>
-            <w:r>
-              <w:rPr>
-                <w:noProof/>
-                <w:webHidden/>
-              </w:rPr>
-              <w:fldChar w:fldCharType="end"/>
-            </w:r>
-          </w:hyperlink>
-        </w:p>
-        <w:p>
-          <w:pPr>
-            <w:pStyle w:val="Sumrio2"/>
-            <w:tabs>
-              <w:tab w:val="right" w:leader="dot" w:pos="8495"/>
-            </w:tabs>
-            <w:rPr>
-              <w:rFonts w:asciiTheme="minorHAnsi" w:eastAsiaTheme="minorEastAsia" w:hAnsiTheme="minorHAnsi" w:cstheme="minorBidi"/>
-              <w:noProof/>
-              <w:color w:val="auto"/>
-              <w:kern w:val="2"/>
-              <w:sz w:val="22"/>
-              <w14:ligatures w14:val="standardContextual"/>
-            </w:rPr>
-          </w:pPr>
-          <w:hyperlink w:anchor="_Toc230703146" w:history="1">
-            <w:r>
-              <w:rPr>
-                <w:rStyle w:val="Hyperlink"/>
-                <w:noProof/>
-              </w:rPr>
-              <w:t>ANEXO 2: AUTORIZAÇÃO DE IMAGEM</w:t>
-            </w:r>
-            <w:r>
-              <w:rPr>
-                <w:noProof/>
-                <w:webHidden/>
-              </w:rPr>
-              <w:tab/>
-            </w:r>
-            <w:r>
-              <w:rPr>
-                <w:noProof/>
-                <w:webHidden/>
-              </w:rPr>
-              <w:fldChar w:fldCharType="begin"/>
-            </w:r>
-            <w:r>
-              <w:rPr>
-                <w:noProof/>
-                <w:webHidden/>
-              </w:rPr>
-              <w:instrText xml:space="preserve"> PAGEREF _Toc230703146 \h </w:instrText>
-            </w:r>
-            <w:r>
-              <w:rPr>
-                <w:noProof/>
-                <w:webHidden/>
-              </w:rPr>
-            </w:r>
-            <w:r>
-              <w:rPr>
-                <w:noProof/>
-                <w:webHidden/>
-              </w:rPr>
-              <w:fldChar w:fldCharType="separate"/>
-            </w:r>
-            <w:r>
-              <w:rPr>
-                <w:noProof/>
-                <w:webHidden/>
-              </w:rPr>
-              <w:t>26</w:t>
             </w:r>
             <w:r>
               <w:rPr>
@@ -3784,6 +3725,63 @@
               <w:szCs w:val="24"/>
             </w:rPr>
           </w:pPr>
+          <w:hyperlink w:anchor="_Toc230704268" w:history="1">
+            <w:r>
+              <w:rPr>
+                <w:rStyle w:val="Hyperlink"/>
+                <w:noProof/>
+              </w:rPr>
+              <w:t>ANEXO 2: AUTORIZAÇÃO DE IMAGEM</w:t>
+            </w:r>
+            <w:r>
+              <w:rPr>
+                <w:noProof/>
+                <w:webHidden/>
+              </w:rPr>
+              <w:tab/>
+            </w:r>
+            <w:r>
+              <w:rPr>
+                <w:noProof/>
+                <w:webHidden/>
+              </w:rPr>
+              <w:fldChar w:fldCharType="begin"/>
+            </w:r>
+            <w:r>
+              <w:rPr>
+                <w:noProof/>
+                <w:webHidden/>
+              </w:rPr>
+              <w:instrText xml:space="preserve"> PAGEREF _Toc230704268 \h </w:instrText>
+            </w:r>
+            <w:r>
+              <w:rPr>
+                <w:noProof/>
+                <w:webHidden/>
+              </w:rPr>
+            </w:r>
+            <w:r>
+              <w:rPr>
+                <w:noProof/>
+                <w:webHidden/>
+              </w:rPr>
+              <w:fldChar w:fldCharType="separate"/>
+            </w:r>
+            <w:r>
+              <w:rPr>
+                <w:noProof/>
+                <w:webHidden/>
+              </w:rPr>
+              <w:t>26</w:t>
+            </w:r>
+            <w:r>
+              <w:rPr>
+                <w:noProof/>
+                <w:webHidden/>
+              </w:rPr>
+              <w:fldChar w:fldCharType="end"/>
+            </w:r>
+          </w:hyperlink>
           <w:r>
             <w:rPr>
               <w:szCs w:val="24"/>
@@ -3821,8 +3819,9 @@
       <w:pPr>
         <w:pStyle w:val="Ttulo1"/>
       </w:pPr>
-      <w:bookmarkStart w:id="0" w:name="_Toc230703129"/>
-      <w:r>
+      <w:bookmarkStart w:id="0" w:name="_Toc230704251"/>
+      <w:r>
+        <w:lastRenderedPageBreak/>
         <w:t>INTRODUÇÃO</w:t>
       </w:r>
       <w:bookmarkEnd w:id="0"/>
@@ -3901,8 +3900,9 @@
         </w:rPr>
         <w:br w:type="page"/>
       </w:r>
-      <w:bookmarkStart w:id="1" w:name="_Toc230703130"/>
-      <w:r>
+      <w:bookmarkStart w:id="1" w:name="_Toc230704252"/>
+      <w:r>
+        <w:lastRenderedPageBreak/>
         <w:t>CONSULTORIA HUMANIZE</w:t>
       </w:r>
       <w:bookmarkEnd w:id="1"/>
@@ -4171,8 +4171,9 @@
         </w:rPr>
         <w:br w:type="page"/>
       </w:r>
-      <w:bookmarkStart w:id="2" w:name="_Toc230703131"/>
-      <w:r>
+      <w:bookmarkStart w:id="2" w:name="_Toc230704253"/>
+      <w:r>
+        <w:lastRenderedPageBreak/>
         <w:t>HISTÓRIA DO POLIEDRO</w:t>
       </w:r>
       <w:bookmarkEnd w:id="2"/>
@@ -4308,8 +4309,9 @@
       <w:r>
         <w:br w:type="page"/>
       </w:r>
-      <w:bookmarkStart w:id="3" w:name="_Toc230703132"/>
-      <w:r>
+      <w:bookmarkStart w:id="3" w:name="_Toc230704254"/>
+      <w:r>
+        <w:lastRenderedPageBreak/>
         <w:t>PROBLEMATIZAÇÃO</w:t>
       </w:r>
       <w:bookmarkEnd w:id="3"/>
@@ -4434,8 +4436,9 @@
       <w:r>
         <w:br w:type="page"/>
       </w:r>
-      <w:bookmarkStart w:id="4" w:name="_Toc230703133"/>
-      <w:r>
+      <w:bookmarkStart w:id="4" w:name="_Toc230704255"/>
+      <w:r>
+        <w:lastRenderedPageBreak/>
         <w:t>CONSTRUÇÃO DE HIPÓTESES</w:t>
       </w:r>
       <w:bookmarkEnd w:id="4"/>
@@ -4662,8 +4665,9 @@
       <w:r>
         <w:br w:type="page"/>
       </w:r>
-      <w:bookmarkStart w:id="5" w:name="_Toc230703134"/>
-      <w:r>
+      <w:bookmarkStart w:id="5" w:name="_Toc230704256"/>
+      <w:r>
+        <w:lastRenderedPageBreak/>
         <w:t>OBJETIVOS</w:t>
       </w:r>
       <w:bookmarkEnd w:id="5"/>
@@ -4672,7 +4676,7 @@
       <w:pPr>
         <w:pStyle w:val="Ttulo2"/>
       </w:pPr>
-      <w:bookmarkStart w:id="6" w:name="_Toc230703135"/>
+      <w:bookmarkStart w:id="6" w:name="_Toc230704257"/>
       <w:r>
         <w:t>OBJETIVO GERAL</w:t>
       </w:r>
@@ -4706,7 +4710,7 @@
       <w:pPr>
         <w:pStyle w:val="Ttulo2"/>
       </w:pPr>
-      <w:bookmarkStart w:id="7" w:name="_Toc230703136"/>
+      <w:bookmarkStart w:id="7" w:name="_Toc230704258"/>
       <w:r>
         <w:t>OBJETIVO ESPECÍFICO</w:t>
       </w:r>
@@ -4838,8 +4842,9 @@
         </w:rPr>
         <w:br w:type="page"/>
       </w:r>
-      <w:bookmarkStart w:id="8" w:name="_Toc230703137"/>
-      <w:r>
+      <w:bookmarkStart w:id="8" w:name="_Toc230704259"/>
+      <w:r>
+        <w:lastRenderedPageBreak/>
         <w:t>JUSTIFICATIVA</w:t>
       </w:r>
       <w:bookmarkEnd w:id="8"/>
@@ -5107,8 +5112,9 @@
       <w:pPr>
         <w:pStyle w:val="Ttulo1"/>
       </w:pPr>
-      <w:bookmarkStart w:id="9" w:name="_Toc230703138"/>
-      <w:r>
+      <w:bookmarkStart w:id="9" w:name="_Toc230704260"/>
+      <w:r>
+        <w:lastRenderedPageBreak/>
         <w:t>REFERENCIAL TEÓRICO</w:t>
       </w:r>
       <w:bookmarkEnd w:id="9"/>
@@ -5243,8 +5249,9 @@
       <w:pPr>
         <w:pStyle w:val="Ttulo1"/>
       </w:pPr>
-      <w:bookmarkStart w:id="10" w:name="_Toc230703139"/>
-      <w:r>
+      <w:bookmarkStart w:id="10" w:name="_Toc230704261"/>
+      <w:r>
+        <w:lastRenderedPageBreak/>
         <w:t>ANÁLISE SWOT</w:t>
       </w:r>
       <w:bookmarkEnd w:id="10"/>
@@ -5847,12 +5854,3546 @@
       <w:r>
         <w:br w:type="page"/>
       </w:r>
-      <w:bookmarkStart w:id="12" w:name="_Toc230703140"/>
-      <w:r>
+      <w:bookmarkStart w:id="12" w:name="_Toc230704262"/>
+      <w:r>
+        <w:lastRenderedPageBreak/>
         <w:t>CRONOGRAMA</w:t>
       </w:r>
       <w:bookmarkEnd w:id="12"/>
     </w:p>
+    <w:tbl>
+      <w:tblPr>
+        <w:tblStyle w:val="Tabelacomgrade"/>
+        <w:tblW w:w="10626" w:type="dxa"/>
+        <w:tblInd w:w="-1063" w:type="dxa"/>
+        <w:tblLook w:val="04A0" w:firstRow="1" w:lastRow="0" w:firstColumn="1" w:lastColumn="0" w:noHBand="0" w:noVBand="1"/>
+      </w:tblPr>
+      <w:tblGrid>
+        <w:gridCol w:w="3425"/>
+        <w:gridCol w:w="1197"/>
+        <w:gridCol w:w="1197"/>
+        <w:gridCol w:w="1197"/>
+        <w:gridCol w:w="1197"/>
+        <w:gridCol w:w="1197"/>
+        <w:gridCol w:w="1210"/>
+        <w:gridCol w:w="6"/>
+      </w:tblGrid>
+      <w:tr>
+        <w:trPr>
+          <w:trHeight w:val="265"/>
+        </w:trPr>
+        <w:tc>
+          <w:tcPr>
+            <w:tcW w:w="10626" w:type="dxa"/>
+            <w:gridSpan w:val="8"/>
+            <w:shd w:val="clear" w:color="auto" w:fill="000000" w:themeFill="text1"/>
+          </w:tcPr>
+          <w:p>
+            <w:pPr>
+              <w:spacing w:line="240" w:lineRule="auto"/>
+              <w:ind w:firstLine="0"/>
+              <w:mirrorIndents w:val="0"/>
+              <w:jc w:val="center"/>
+              <w:rPr>
+                <w:rFonts w:asciiTheme="minorHAnsi" w:eastAsia="Times New Roman" w:hAnsiTheme="minorHAnsi" w:cs="Times New Roman"/>
+                <w:b/>
+                <w:color w:val="auto"/>
+                <w:sz w:val="22"/>
+                <w:lang w:eastAsia="en-US"/>
+              </w:rPr>
+            </w:pPr>
+            <w:r>
+              <w:rPr>
+                <w:rFonts w:asciiTheme="minorHAnsi" w:eastAsia="Times New Roman" w:hAnsiTheme="minorHAnsi" w:cs="Times New Roman"/>
+                <w:b/>
+                <w:color w:val="auto"/>
+                <w:sz w:val="22"/>
+                <w:lang w:eastAsia="en-US"/>
+              </w:rPr>
+              <w:t>CRONOGRAMA</w:t>
+            </w:r>
+          </w:p>
+        </w:tc>
+      </w:tr>
+      <w:tr>
+        <w:trPr>
+          <w:gridAfter w:val="1"/>
+          <w:wAfter w:w="6" w:type="dxa"/>
+          <w:trHeight w:val="251"/>
+        </w:trPr>
+        <w:tc>
+          <w:tcPr>
+            <w:tcW w:w="3425" w:type="dxa"/>
+          </w:tcPr>
+          <w:p>
+            <w:pPr>
+              <w:spacing w:line="240" w:lineRule="auto"/>
+              <w:ind w:firstLine="0"/>
+              <w:mirrorIndents w:val="0"/>
+              <w:jc w:val="left"/>
+              <w:rPr>
+                <w:rFonts w:asciiTheme="minorHAnsi" w:eastAsia="Times New Roman" w:hAnsiTheme="minorHAnsi" w:cs="Times New Roman"/>
+                <w:color w:val="auto"/>
+                <w:sz w:val="22"/>
+                <w:lang w:eastAsia="en-US"/>
+              </w:rPr>
+            </w:pPr>
+            <w:r>
+              <w:rPr>
+                <w:rFonts w:asciiTheme="minorHAnsi" w:eastAsia="Times New Roman" w:hAnsiTheme="minorHAnsi" w:cs="Times New Roman"/>
+                <w:color w:val="auto"/>
+                <w:sz w:val="22"/>
+                <w:lang w:eastAsia="en-US"/>
+              </w:rPr>
+              <w:t>AÇÃO</w:t>
+            </w:r>
+          </w:p>
+        </w:tc>
+        <w:tc>
+          <w:tcPr>
+            <w:tcW w:w="1197" w:type="dxa"/>
+            <w:vAlign w:val="center"/>
+          </w:tcPr>
+          <w:p>
+            <w:pPr>
+              <w:spacing w:line="240" w:lineRule="auto"/>
+              <w:ind w:firstLine="0"/>
+              <w:mirrorIndents w:val="0"/>
+              <w:jc w:val="center"/>
+              <w:rPr>
+                <w:rFonts w:asciiTheme="minorHAnsi" w:eastAsia="Times New Roman" w:hAnsiTheme="minorHAnsi" w:cs="Times New Roman"/>
+                <w:color w:val="auto"/>
+                <w:sz w:val="22"/>
+                <w:lang w:eastAsia="en-US"/>
+              </w:rPr>
+            </w:pPr>
+            <w:r>
+              <w:rPr>
+                <w:rFonts w:asciiTheme="minorHAnsi" w:eastAsia="Times New Roman" w:hAnsiTheme="minorHAnsi" w:cs="Times New Roman"/>
+                <w:color w:val="auto"/>
+                <w:sz w:val="22"/>
+                <w:lang w:eastAsia="en-US"/>
+              </w:rPr>
+              <w:t>JUN</w:t>
+            </w:r>
+          </w:p>
+        </w:tc>
+        <w:tc>
+          <w:tcPr>
+            <w:tcW w:w="1197" w:type="dxa"/>
+            <w:vAlign w:val="center"/>
+          </w:tcPr>
+          <w:p>
+            <w:pPr>
+              <w:spacing w:line="240" w:lineRule="auto"/>
+              <w:ind w:firstLine="0"/>
+              <w:mirrorIndents w:val="0"/>
+              <w:jc w:val="center"/>
+              <w:rPr>
+                <w:rFonts w:asciiTheme="minorHAnsi" w:eastAsia="Times New Roman" w:hAnsiTheme="minorHAnsi" w:cs="Times New Roman"/>
+                <w:color w:val="auto"/>
+                <w:sz w:val="22"/>
+                <w:lang w:eastAsia="en-US"/>
+              </w:rPr>
+            </w:pPr>
+            <w:r>
+              <w:rPr>
+                <w:rFonts w:asciiTheme="minorHAnsi" w:eastAsia="Times New Roman" w:hAnsiTheme="minorHAnsi" w:cs="Times New Roman"/>
+                <w:color w:val="auto"/>
+                <w:sz w:val="22"/>
+                <w:lang w:eastAsia="en-US"/>
+              </w:rPr>
+              <w:t>JUL</w:t>
+            </w:r>
+          </w:p>
+        </w:tc>
+        <w:tc>
+          <w:tcPr>
+            <w:tcW w:w="1197" w:type="dxa"/>
+            <w:vAlign w:val="center"/>
+          </w:tcPr>
+          <w:p>
+            <w:pPr>
+              <w:spacing w:line="240" w:lineRule="auto"/>
+              <w:ind w:firstLine="0"/>
+              <w:mirrorIndents w:val="0"/>
+              <w:jc w:val="center"/>
+              <w:rPr>
+                <w:rFonts w:asciiTheme="minorHAnsi" w:eastAsia="Times New Roman" w:hAnsiTheme="minorHAnsi" w:cs="Times New Roman"/>
+                <w:color w:val="auto"/>
+                <w:sz w:val="22"/>
+                <w:lang w:eastAsia="en-US"/>
+              </w:rPr>
+            </w:pPr>
+            <w:r>
+              <w:rPr>
+                <w:rFonts w:asciiTheme="minorHAnsi" w:eastAsia="Times New Roman" w:hAnsiTheme="minorHAnsi" w:cs="Times New Roman"/>
+                <w:color w:val="auto"/>
+                <w:sz w:val="22"/>
+                <w:lang w:eastAsia="en-US"/>
+              </w:rPr>
+              <w:t>AGO</w:t>
+            </w:r>
+          </w:p>
+        </w:tc>
+        <w:tc>
+          <w:tcPr>
+            <w:tcW w:w="1197" w:type="dxa"/>
+            <w:vAlign w:val="center"/>
+          </w:tcPr>
+          <w:p>
+            <w:pPr>
+              <w:spacing w:line="240" w:lineRule="auto"/>
+              <w:ind w:firstLine="0"/>
+              <w:mirrorIndents w:val="0"/>
+              <w:jc w:val="center"/>
+              <w:rPr>
+                <w:rFonts w:asciiTheme="minorHAnsi" w:eastAsia="Times New Roman" w:hAnsiTheme="minorHAnsi" w:cs="Times New Roman"/>
+                <w:color w:val="auto"/>
+                <w:sz w:val="22"/>
+                <w:lang w:eastAsia="en-US"/>
+              </w:rPr>
+            </w:pPr>
+            <w:r>
+              <w:rPr>
+                <w:rFonts w:asciiTheme="minorHAnsi" w:eastAsia="Times New Roman" w:hAnsiTheme="minorHAnsi" w:cs="Times New Roman"/>
+                <w:color w:val="auto"/>
+                <w:sz w:val="22"/>
+                <w:lang w:eastAsia="en-US"/>
+              </w:rPr>
+              <w:t>OUT</w:t>
+            </w:r>
+          </w:p>
+        </w:tc>
+        <w:tc>
+          <w:tcPr>
+            <w:tcW w:w="1197" w:type="dxa"/>
+            <w:vAlign w:val="center"/>
+          </w:tcPr>
+          <w:p>
+            <w:pPr>
+              <w:spacing w:line="240" w:lineRule="auto"/>
+              <w:ind w:firstLine="0"/>
+              <w:mirrorIndents w:val="0"/>
+              <w:jc w:val="center"/>
+              <w:rPr>
+                <w:rFonts w:asciiTheme="minorHAnsi" w:eastAsia="Times New Roman" w:hAnsiTheme="minorHAnsi" w:cs="Times New Roman"/>
+                <w:color w:val="auto"/>
+                <w:sz w:val="22"/>
+                <w:lang w:eastAsia="en-US"/>
+              </w:rPr>
+            </w:pPr>
+            <w:r>
+              <w:rPr>
+                <w:rFonts w:asciiTheme="minorHAnsi" w:eastAsia="Times New Roman" w:hAnsiTheme="minorHAnsi" w:cs="Times New Roman"/>
+                <w:color w:val="auto"/>
+                <w:sz w:val="22"/>
+                <w:lang w:eastAsia="en-US"/>
+              </w:rPr>
+              <w:t>NOV</w:t>
+            </w:r>
+          </w:p>
+        </w:tc>
+        <w:tc>
+          <w:tcPr>
+            <w:tcW w:w="1210" w:type="dxa"/>
+            <w:vAlign w:val="center"/>
+          </w:tcPr>
+          <w:p>
+            <w:pPr>
+              <w:spacing w:line="240" w:lineRule="auto"/>
+              <w:ind w:firstLine="0"/>
+              <w:mirrorIndents w:val="0"/>
+              <w:jc w:val="center"/>
+              <w:rPr>
+                <w:rFonts w:asciiTheme="minorHAnsi" w:eastAsia="Times New Roman" w:hAnsiTheme="minorHAnsi" w:cs="Times New Roman"/>
+                <w:color w:val="auto"/>
+                <w:sz w:val="22"/>
+                <w:lang w:eastAsia="en-US"/>
+              </w:rPr>
+            </w:pPr>
+            <w:r>
+              <w:rPr>
+                <w:rFonts w:asciiTheme="minorHAnsi" w:eastAsia="Times New Roman" w:hAnsiTheme="minorHAnsi" w:cs="Times New Roman"/>
+                <w:color w:val="auto"/>
+                <w:sz w:val="22"/>
+                <w:lang w:eastAsia="en-US"/>
+              </w:rPr>
+              <w:t>DEZ</w:t>
+            </w:r>
+          </w:p>
+        </w:tc>
+      </w:tr>
+      <w:tr>
+        <w:trPr>
+          <w:gridAfter w:val="1"/>
+          <w:wAfter w:w="6" w:type="dxa"/>
+          <w:trHeight w:val="265"/>
+        </w:trPr>
+        <w:tc>
+          <w:tcPr>
+            <w:tcW w:w="3425" w:type="dxa"/>
+          </w:tcPr>
+          <w:p>
+            <w:pPr>
+              <w:spacing w:line="240" w:lineRule="auto"/>
+              <w:ind w:firstLine="0"/>
+              <w:mirrorIndents w:val="0"/>
+              <w:jc w:val="left"/>
+              <w:rPr>
+                <w:rFonts w:asciiTheme="minorHAnsi" w:eastAsia="Times New Roman" w:hAnsiTheme="minorHAnsi" w:cs="Times New Roman"/>
+                <w:color w:val="auto"/>
+                <w:sz w:val="22"/>
+                <w:lang w:eastAsia="en-US"/>
+              </w:rPr>
+            </w:pPr>
+            <w:r>
+              <w:rPr>
+                <w:rFonts w:asciiTheme="minorHAnsi" w:eastAsia="Times New Roman" w:hAnsiTheme="minorHAnsi" w:cs="Times New Roman"/>
+                <w:color w:val="auto"/>
+                <w:sz w:val="22"/>
+                <w:lang w:eastAsia="en-US"/>
+              </w:rPr>
+              <w:t>Pesquisa Online</w:t>
+            </w:r>
+          </w:p>
+        </w:tc>
+        <w:tc>
+          <w:tcPr>
+            <w:tcW w:w="1197" w:type="dxa"/>
+            <w:vAlign w:val="center"/>
+          </w:tcPr>
+          <w:p>
+            <w:pPr>
+              <w:numPr>
+                <w:ilvl w:val="0"/>
+                <w:numId w:val="46"/>
+              </w:numPr>
+              <w:spacing w:line="240" w:lineRule="auto"/>
+              <w:contextualSpacing/>
+              <w:mirrorIndents w:val="0"/>
+              <w:jc w:val="center"/>
+              <w:rPr>
+                <w:rFonts w:asciiTheme="minorHAnsi" w:eastAsia="Times New Roman" w:hAnsiTheme="minorHAnsi" w:cs="Times New Roman"/>
+                <w:color w:val="auto"/>
+                <w:sz w:val="22"/>
+                <w:lang w:eastAsia="en-US"/>
+              </w:rPr>
+            </w:pPr>
+          </w:p>
+        </w:tc>
+        <w:tc>
+          <w:tcPr>
+            <w:tcW w:w="1197" w:type="dxa"/>
+            <w:vAlign w:val="center"/>
+          </w:tcPr>
+          <w:p>
+            <w:pPr>
+              <w:spacing w:line="240" w:lineRule="auto"/>
+              <w:ind w:firstLine="0"/>
+              <w:mirrorIndents w:val="0"/>
+              <w:jc w:val="center"/>
+              <w:rPr>
+                <w:rFonts w:asciiTheme="minorHAnsi" w:eastAsia="Times New Roman" w:hAnsiTheme="minorHAnsi" w:cs="Times New Roman"/>
+                <w:color w:val="auto"/>
+                <w:sz w:val="22"/>
+                <w:lang w:eastAsia="en-US"/>
+              </w:rPr>
+            </w:pPr>
+          </w:p>
+        </w:tc>
+        <w:tc>
+          <w:tcPr>
+            <w:tcW w:w="1197" w:type="dxa"/>
+            <w:vAlign w:val="center"/>
+          </w:tcPr>
+          <w:p>
+            <w:pPr>
+              <w:spacing w:line="240" w:lineRule="auto"/>
+              <w:ind w:firstLine="0"/>
+              <w:mirrorIndents w:val="0"/>
+              <w:jc w:val="center"/>
+              <w:rPr>
+                <w:rFonts w:asciiTheme="minorHAnsi" w:eastAsia="Times New Roman" w:hAnsiTheme="minorHAnsi" w:cs="Times New Roman"/>
+                <w:color w:val="auto"/>
+                <w:sz w:val="22"/>
+                <w:lang w:eastAsia="en-US"/>
+              </w:rPr>
+            </w:pPr>
+          </w:p>
+        </w:tc>
+        <w:tc>
+          <w:tcPr>
+            <w:tcW w:w="1197" w:type="dxa"/>
+            <w:vAlign w:val="center"/>
+          </w:tcPr>
+          <w:p>
+            <w:pPr>
+              <w:spacing w:line="240" w:lineRule="auto"/>
+              <w:ind w:firstLine="0"/>
+              <w:mirrorIndents w:val="0"/>
+              <w:jc w:val="center"/>
+              <w:rPr>
+                <w:rFonts w:asciiTheme="minorHAnsi" w:eastAsia="Times New Roman" w:hAnsiTheme="minorHAnsi" w:cs="Times New Roman"/>
+                <w:color w:val="auto"/>
+                <w:sz w:val="22"/>
+                <w:lang w:eastAsia="en-US"/>
+              </w:rPr>
+            </w:pPr>
+          </w:p>
+        </w:tc>
+        <w:tc>
+          <w:tcPr>
+            <w:tcW w:w="1197" w:type="dxa"/>
+            <w:vAlign w:val="center"/>
+          </w:tcPr>
+          <w:p>
+            <w:pPr>
+              <w:spacing w:line="240" w:lineRule="auto"/>
+              <w:ind w:firstLine="0"/>
+              <w:mirrorIndents w:val="0"/>
+              <w:jc w:val="center"/>
+              <w:rPr>
+                <w:rFonts w:asciiTheme="minorHAnsi" w:eastAsia="Times New Roman" w:hAnsiTheme="minorHAnsi" w:cs="Times New Roman"/>
+                <w:color w:val="auto"/>
+                <w:sz w:val="22"/>
+                <w:lang w:eastAsia="en-US"/>
+              </w:rPr>
+            </w:pPr>
+          </w:p>
+        </w:tc>
+        <w:tc>
+          <w:tcPr>
+            <w:tcW w:w="1210" w:type="dxa"/>
+            <w:vAlign w:val="center"/>
+          </w:tcPr>
+          <w:p>
+            <w:pPr>
+              <w:spacing w:line="240" w:lineRule="auto"/>
+              <w:ind w:firstLine="0"/>
+              <w:mirrorIndents w:val="0"/>
+              <w:jc w:val="center"/>
+              <w:rPr>
+                <w:rFonts w:asciiTheme="minorHAnsi" w:eastAsia="Times New Roman" w:hAnsiTheme="minorHAnsi" w:cs="Times New Roman"/>
+                <w:color w:val="auto"/>
+                <w:sz w:val="22"/>
+                <w:lang w:eastAsia="en-US"/>
+              </w:rPr>
+            </w:pPr>
+          </w:p>
+        </w:tc>
+      </w:tr>
+      <w:tr>
+        <w:trPr>
+          <w:gridAfter w:val="1"/>
+          <w:wAfter w:w="6" w:type="dxa"/>
+          <w:trHeight w:val="251"/>
+        </w:trPr>
+        <w:tc>
+          <w:tcPr>
+            <w:tcW w:w="3425" w:type="dxa"/>
+          </w:tcPr>
+          <w:p>
+            <w:pPr>
+              <w:spacing w:line="240" w:lineRule="auto"/>
+              <w:ind w:firstLine="0"/>
+              <w:mirrorIndents w:val="0"/>
+              <w:jc w:val="left"/>
+              <w:rPr>
+                <w:rFonts w:asciiTheme="minorHAnsi" w:eastAsia="Times New Roman" w:hAnsiTheme="minorHAnsi" w:cs="Times New Roman"/>
+                <w:color w:val="auto"/>
+                <w:sz w:val="22"/>
+                <w:lang w:eastAsia="en-US"/>
+              </w:rPr>
+            </w:pPr>
+            <w:r>
+              <w:rPr>
+                <w:rFonts w:asciiTheme="minorHAnsi" w:eastAsia="Times New Roman" w:hAnsiTheme="minorHAnsi" w:cs="Times New Roman"/>
+                <w:color w:val="auto"/>
+                <w:sz w:val="22"/>
+                <w:lang w:eastAsia="en-US"/>
+              </w:rPr>
+              <w:t>Entrevistas</w:t>
+            </w:r>
+          </w:p>
+        </w:tc>
+        <w:tc>
+          <w:tcPr>
+            <w:tcW w:w="1197" w:type="dxa"/>
+            <w:vAlign w:val="center"/>
+          </w:tcPr>
+          <w:p>
+            <w:pPr>
+              <w:numPr>
+                <w:ilvl w:val="0"/>
+                <w:numId w:val="46"/>
+              </w:numPr>
+              <w:spacing w:line="240" w:lineRule="auto"/>
+              <w:contextualSpacing/>
+              <w:mirrorIndents w:val="0"/>
+              <w:jc w:val="center"/>
+              <w:rPr>
+                <w:rFonts w:asciiTheme="minorHAnsi" w:eastAsia="Times New Roman" w:hAnsiTheme="minorHAnsi" w:cs="Times New Roman"/>
+                <w:color w:val="auto"/>
+                <w:sz w:val="22"/>
+                <w:lang w:eastAsia="en-US"/>
+              </w:rPr>
+            </w:pPr>
+          </w:p>
+        </w:tc>
+        <w:tc>
+          <w:tcPr>
+            <w:tcW w:w="1197" w:type="dxa"/>
+            <w:vAlign w:val="center"/>
+          </w:tcPr>
+          <w:p>
+            <w:pPr>
+              <w:spacing w:line="240" w:lineRule="auto"/>
+              <w:ind w:firstLine="0"/>
+              <w:mirrorIndents w:val="0"/>
+              <w:jc w:val="center"/>
+              <w:rPr>
+                <w:rFonts w:asciiTheme="minorHAnsi" w:eastAsia="Times New Roman" w:hAnsiTheme="minorHAnsi" w:cs="Times New Roman"/>
+                <w:color w:val="auto"/>
+                <w:sz w:val="22"/>
+                <w:lang w:eastAsia="en-US"/>
+              </w:rPr>
+            </w:pPr>
+          </w:p>
+        </w:tc>
+        <w:tc>
+          <w:tcPr>
+            <w:tcW w:w="1197" w:type="dxa"/>
+            <w:vAlign w:val="center"/>
+          </w:tcPr>
+          <w:p>
+            <w:pPr>
+              <w:spacing w:line="240" w:lineRule="auto"/>
+              <w:ind w:firstLine="0"/>
+              <w:mirrorIndents w:val="0"/>
+              <w:jc w:val="center"/>
+              <w:rPr>
+                <w:rFonts w:asciiTheme="minorHAnsi" w:eastAsia="Times New Roman" w:hAnsiTheme="minorHAnsi" w:cs="Times New Roman"/>
+                <w:color w:val="auto"/>
+                <w:sz w:val="22"/>
+                <w:lang w:eastAsia="en-US"/>
+              </w:rPr>
+            </w:pPr>
+          </w:p>
+        </w:tc>
+        <w:tc>
+          <w:tcPr>
+            <w:tcW w:w="1197" w:type="dxa"/>
+            <w:vAlign w:val="center"/>
+          </w:tcPr>
+          <w:p>
+            <w:pPr>
+              <w:spacing w:line="240" w:lineRule="auto"/>
+              <w:ind w:firstLine="0"/>
+              <w:mirrorIndents w:val="0"/>
+              <w:jc w:val="center"/>
+              <w:rPr>
+                <w:rFonts w:asciiTheme="minorHAnsi" w:eastAsia="Times New Roman" w:hAnsiTheme="minorHAnsi" w:cs="Times New Roman"/>
+                <w:color w:val="auto"/>
+                <w:sz w:val="22"/>
+                <w:lang w:eastAsia="en-US"/>
+              </w:rPr>
+            </w:pPr>
+          </w:p>
+        </w:tc>
+        <w:tc>
+          <w:tcPr>
+            <w:tcW w:w="1197" w:type="dxa"/>
+            <w:vAlign w:val="center"/>
+          </w:tcPr>
+          <w:p>
+            <w:pPr>
+              <w:spacing w:line="240" w:lineRule="auto"/>
+              <w:ind w:firstLine="0"/>
+              <w:mirrorIndents w:val="0"/>
+              <w:jc w:val="center"/>
+              <w:rPr>
+                <w:rFonts w:asciiTheme="minorHAnsi" w:eastAsia="Times New Roman" w:hAnsiTheme="minorHAnsi" w:cs="Times New Roman"/>
+                <w:color w:val="auto"/>
+                <w:sz w:val="22"/>
+                <w:lang w:eastAsia="en-US"/>
+              </w:rPr>
+            </w:pPr>
+          </w:p>
+        </w:tc>
+        <w:tc>
+          <w:tcPr>
+            <w:tcW w:w="1210" w:type="dxa"/>
+            <w:vAlign w:val="center"/>
+          </w:tcPr>
+          <w:p>
+            <w:pPr>
+              <w:spacing w:line="240" w:lineRule="auto"/>
+              <w:ind w:firstLine="0"/>
+              <w:mirrorIndents w:val="0"/>
+              <w:jc w:val="center"/>
+              <w:rPr>
+                <w:rFonts w:asciiTheme="minorHAnsi" w:eastAsia="Times New Roman" w:hAnsiTheme="minorHAnsi" w:cs="Times New Roman"/>
+                <w:color w:val="auto"/>
+                <w:sz w:val="22"/>
+                <w:lang w:eastAsia="en-US"/>
+              </w:rPr>
+            </w:pPr>
+          </w:p>
+        </w:tc>
+      </w:tr>
+      <w:tr>
+        <w:trPr>
+          <w:gridAfter w:val="1"/>
+          <w:wAfter w:w="6" w:type="dxa"/>
+          <w:trHeight w:val="265"/>
+        </w:trPr>
+        <w:tc>
+          <w:tcPr>
+            <w:tcW w:w="3425" w:type="dxa"/>
+          </w:tcPr>
+          <w:p>
+            <w:pPr>
+              <w:spacing w:line="240" w:lineRule="auto"/>
+              <w:ind w:firstLine="0"/>
+              <w:mirrorIndents w:val="0"/>
+              <w:jc w:val="left"/>
+              <w:rPr>
+                <w:rFonts w:asciiTheme="minorHAnsi" w:eastAsia="Times New Roman" w:hAnsiTheme="minorHAnsi" w:cs="Times New Roman"/>
+                <w:color w:val="auto"/>
+                <w:sz w:val="22"/>
+                <w:lang w:eastAsia="en-US"/>
+              </w:rPr>
+            </w:pPr>
+            <w:r>
+              <w:rPr>
+                <w:rFonts w:asciiTheme="minorHAnsi" w:eastAsia="Times New Roman" w:hAnsiTheme="minorHAnsi" w:cs="Times New Roman"/>
+                <w:color w:val="auto"/>
+                <w:sz w:val="22"/>
+                <w:lang w:eastAsia="en-US"/>
+              </w:rPr>
+              <w:t>Rascunho Analítico</w:t>
+            </w:r>
+          </w:p>
+        </w:tc>
+        <w:tc>
+          <w:tcPr>
+            <w:tcW w:w="1197" w:type="dxa"/>
+            <w:vAlign w:val="center"/>
+          </w:tcPr>
+          <w:p>
+            <w:pPr>
+              <w:numPr>
+                <w:ilvl w:val="0"/>
+                <w:numId w:val="46"/>
+              </w:numPr>
+              <w:spacing w:line="240" w:lineRule="auto"/>
+              <w:contextualSpacing/>
+              <w:mirrorIndents w:val="0"/>
+              <w:jc w:val="center"/>
+              <w:rPr>
+                <w:rFonts w:asciiTheme="minorHAnsi" w:eastAsia="Times New Roman" w:hAnsiTheme="minorHAnsi" w:cs="Times New Roman"/>
+                <w:color w:val="auto"/>
+                <w:sz w:val="22"/>
+                <w:lang w:eastAsia="en-US"/>
+              </w:rPr>
+            </w:pPr>
+          </w:p>
+        </w:tc>
+        <w:tc>
+          <w:tcPr>
+            <w:tcW w:w="1197" w:type="dxa"/>
+            <w:vAlign w:val="center"/>
+          </w:tcPr>
+          <w:p>
+            <w:pPr>
+              <w:spacing w:line="240" w:lineRule="auto"/>
+              <w:ind w:firstLine="0"/>
+              <w:mirrorIndents w:val="0"/>
+              <w:jc w:val="center"/>
+              <w:rPr>
+                <w:rFonts w:asciiTheme="minorHAnsi" w:eastAsia="Times New Roman" w:hAnsiTheme="minorHAnsi" w:cs="Times New Roman"/>
+                <w:color w:val="auto"/>
+                <w:sz w:val="22"/>
+                <w:lang w:eastAsia="en-US"/>
+              </w:rPr>
+            </w:pPr>
+          </w:p>
+        </w:tc>
+        <w:tc>
+          <w:tcPr>
+            <w:tcW w:w="1197" w:type="dxa"/>
+            <w:vAlign w:val="center"/>
+          </w:tcPr>
+          <w:p>
+            <w:pPr>
+              <w:spacing w:line="240" w:lineRule="auto"/>
+              <w:ind w:firstLine="0"/>
+              <w:mirrorIndents w:val="0"/>
+              <w:jc w:val="center"/>
+              <w:rPr>
+                <w:rFonts w:asciiTheme="minorHAnsi" w:eastAsia="Times New Roman" w:hAnsiTheme="minorHAnsi" w:cs="Times New Roman"/>
+                <w:color w:val="auto"/>
+                <w:sz w:val="22"/>
+                <w:lang w:eastAsia="en-US"/>
+              </w:rPr>
+            </w:pPr>
+          </w:p>
+        </w:tc>
+        <w:tc>
+          <w:tcPr>
+            <w:tcW w:w="1197" w:type="dxa"/>
+            <w:vAlign w:val="center"/>
+          </w:tcPr>
+          <w:p>
+            <w:pPr>
+              <w:spacing w:line="240" w:lineRule="auto"/>
+              <w:ind w:firstLine="0"/>
+              <w:mirrorIndents w:val="0"/>
+              <w:jc w:val="center"/>
+              <w:rPr>
+                <w:rFonts w:asciiTheme="minorHAnsi" w:eastAsia="Times New Roman" w:hAnsiTheme="minorHAnsi" w:cs="Times New Roman"/>
+                <w:color w:val="auto"/>
+                <w:sz w:val="22"/>
+                <w:lang w:eastAsia="en-US"/>
+              </w:rPr>
+            </w:pPr>
+          </w:p>
+        </w:tc>
+        <w:tc>
+          <w:tcPr>
+            <w:tcW w:w="1197" w:type="dxa"/>
+            <w:vAlign w:val="center"/>
+          </w:tcPr>
+          <w:p>
+            <w:pPr>
+              <w:spacing w:line="240" w:lineRule="auto"/>
+              <w:ind w:firstLine="0"/>
+              <w:mirrorIndents w:val="0"/>
+              <w:jc w:val="center"/>
+              <w:rPr>
+                <w:rFonts w:asciiTheme="minorHAnsi" w:eastAsia="Times New Roman" w:hAnsiTheme="minorHAnsi" w:cs="Times New Roman"/>
+                <w:color w:val="auto"/>
+                <w:sz w:val="22"/>
+                <w:lang w:eastAsia="en-US"/>
+              </w:rPr>
+            </w:pPr>
+          </w:p>
+        </w:tc>
+        <w:tc>
+          <w:tcPr>
+            <w:tcW w:w="1210" w:type="dxa"/>
+            <w:vAlign w:val="center"/>
+          </w:tcPr>
+          <w:p>
+            <w:pPr>
+              <w:spacing w:line="240" w:lineRule="auto"/>
+              <w:ind w:firstLine="0"/>
+              <w:mirrorIndents w:val="0"/>
+              <w:jc w:val="center"/>
+              <w:rPr>
+                <w:rFonts w:asciiTheme="minorHAnsi" w:eastAsia="Times New Roman" w:hAnsiTheme="minorHAnsi" w:cs="Times New Roman"/>
+                <w:color w:val="auto"/>
+                <w:sz w:val="22"/>
+                <w:lang w:eastAsia="en-US"/>
+              </w:rPr>
+            </w:pPr>
+          </w:p>
+        </w:tc>
+      </w:tr>
+      <w:tr>
+        <w:trPr>
+          <w:trHeight w:val="265"/>
+        </w:trPr>
+        <w:tc>
+          <w:tcPr>
+            <w:tcW w:w="10626" w:type="dxa"/>
+            <w:gridSpan w:val="8"/>
+            <w:shd w:val="clear" w:color="auto" w:fill="000000" w:themeFill="text1"/>
+            <w:vAlign w:val="center"/>
+          </w:tcPr>
+          <w:p>
+            <w:pPr>
+              <w:spacing w:line="240" w:lineRule="auto"/>
+              <w:ind w:firstLine="0"/>
+              <w:mirrorIndents w:val="0"/>
+              <w:jc w:val="center"/>
+              <w:rPr>
+                <w:rFonts w:asciiTheme="minorHAnsi" w:eastAsia="Times New Roman" w:hAnsiTheme="minorHAnsi" w:cs="Times New Roman"/>
+                <w:color w:val="auto"/>
+                <w:sz w:val="22"/>
+                <w:lang w:eastAsia="en-US"/>
+              </w:rPr>
+            </w:pPr>
+            <w:r>
+              <w:rPr>
+                <w:rFonts w:asciiTheme="minorHAnsi" w:eastAsia="Times New Roman" w:hAnsiTheme="minorHAnsi" w:cs="Times New Roman"/>
+                <w:b/>
+                <w:color w:val="auto"/>
+                <w:sz w:val="22"/>
+                <w:lang w:eastAsia="en-US"/>
+              </w:rPr>
+              <w:t>CRIAR O PLANEJAMENTO ESTRATÉGICO</w:t>
+            </w:r>
+          </w:p>
+        </w:tc>
+      </w:tr>
+      <w:tr>
+        <w:trPr>
+          <w:gridAfter w:val="1"/>
+          <w:wAfter w:w="6" w:type="dxa"/>
+          <w:trHeight w:val="265"/>
+        </w:trPr>
+        <w:tc>
+          <w:tcPr>
+            <w:tcW w:w="3425" w:type="dxa"/>
+          </w:tcPr>
+          <w:p>
+            <w:pPr>
+              <w:spacing w:line="240" w:lineRule="auto"/>
+              <w:ind w:firstLine="0"/>
+              <w:mirrorIndents w:val="0"/>
+              <w:jc w:val="left"/>
+              <w:rPr>
+                <w:rFonts w:asciiTheme="minorHAnsi" w:eastAsia="Times New Roman" w:hAnsiTheme="minorHAnsi" w:cs="Times New Roman"/>
+                <w:color w:val="auto"/>
+                <w:sz w:val="22"/>
+                <w:lang w:eastAsia="en-US"/>
+              </w:rPr>
+            </w:pPr>
+            <w:r>
+              <w:rPr>
+                <w:rFonts w:asciiTheme="minorHAnsi" w:eastAsia="Times New Roman" w:hAnsiTheme="minorHAnsi" w:cs="Times New Roman"/>
+                <w:color w:val="auto"/>
+                <w:sz w:val="22"/>
+                <w:lang w:eastAsia="en-US"/>
+              </w:rPr>
+              <w:t>AÇÃO</w:t>
+            </w:r>
+          </w:p>
+        </w:tc>
+        <w:tc>
+          <w:tcPr>
+            <w:tcW w:w="1197" w:type="dxa"/>
+            <w:vAlign w:val="center"/>
+          </w:tcPr>
+          <w:p>
+            <w:pPr>
+              <w:spacing w:line="240" w:lineRule="auto"/>
+              <w:ind w:firstLine="0"/>
+              <w:mirrorIndents w:val="0"/>
+              <w:jc w:val="center"/>
+              <w:rPr>
+                <w:rFonts w:asciiTheme="minorHAnsi" w:eastAsia="Times New Roman" w:hAnsiTheme="minorHAnsi" w:cs="Times New Roman"/>
+                <w:color w:val="auto"/>
+                <w:sz w:val="22"/>
+                <w:lang w:eastAsia="en-US"/>
+              </w:rPr>
+            </w:pPr>
+            <w:r>
+              <w:rPr>
+                <w:rFonts w:asciiTheme="minorHAnsi" w:eastAsia="Times New Roman" w:hAnsiTheme="minorHAnsi" w:cs="Times New Roman"/>
+                <w:color w:val="auto"/>
+                <w:sz w:val="22"/>
+                <w:lang w:eastAsia="en-US"/>
+              </w:rPr>
+              <w:t>JUN</w:t>
+            </w:r>
+          </w:p>
+        </w:tc>
+        <w:tc>
+          <w:tcPr>
+            <w:tcW w:w="1197" w:type="dxa"/>
+            <w:vAlign w:val="center"/>
+          </w:tcPr>
+          <w:p>
+            <w:pPr>
+              <w:spacing w:line="240" w:lineRule="auto"/>
+              <w:ind w:firstLine="0"/>
+              <w:mirrorIndents w:val="0"/>
+              <w:jc w:val="center"/>
+              <w:rPr>
+                <w:rFonts w:asciiTheme="minorHAnsi" w:eastAsia="Times New Roman" w:hAnsiTheme="minorHAnsi" w:cs="Times New Roman"/>
+                <w:color w:val="auto"/>
+                <w:sz w:val="22"/>
+                <w:lang w:eastAsia="en-US"/>
+              </w:rPr>
+            </w:pPr>
+            <w:r>
+              <w:rPr>
+                <w:rFonts w:asciiTheme="minorHAnsi" w:eastAsia="Times New Roman" w:hAnsiTheme="minorHAnsi" w:cs="Times New Roman"/>
+                <w:color w:val="auto"/>
+                <w:sz w:val="22"/>
+                <w:lang w:eastAsia="en-US"/>
+              </w:rPr>
+              <w:t>JUL</w:t>
+            </w:r>
+          </w:p>
+        </w:tc>
+        <w:tc>
+          <w:tcPr>
+            <w:tcW w:w="1197" w:type="dxa"/>
+            <w:vAlign w:val="center"/>
+          </w:tcPr>
+          <w:p>
+            <w:pPr>
+              <w:spacing w:line="240" w:lineRule="auto"/>
+              <w:ind w:firstLine="0"/>
+              <w:mirrorIndents w:val="0"/>
+              <w:jc w:val="center"/>
+              <w:rPr>
+                <w:rFonts w:asciiTheme="minorHAnsi" w:eastAsia="Times New Roman" w:hAnsiTheme="minorHAnsi" w:cs="Times New Roman"/>
+                <w:color w:val="auto"/>
+                <w:sz w:val="22"/>
+                <w:lang w:eastAsia="en-US"/>
+              </w:rPr>
+            </w:pPr>
+            <w:r>
+              <w:rPr>
+                <w:rFonts w:asciiTheme="minorHAnsi" w:eastAsia="Times New Roman" w:hAnsiTheme="minorHAnsi" w:cs="Times New Roman"/>
+                <w:color w:val="auto"/>
+                <w:sz w:val="22"/>
+                <w:lang w:eastAsia="en-US"/>
+              </w:rPr>
+              <w:t>AGO</w:t>
+            </w:r>
+          </w:p>
+        </w:tc>
+        <w:tc>
+          <w:tcPr>
+            <w:tcW w:w="1197" w:type="dxa"/>
+            <w:vAlign w:val="center"/>
+          </w:tcPr>
+          <w:p>
+            <w:pPr>
+              <w:spacing w:line="240" w:lineRule="auto"/>
+              <w:ind w:firstLine="0"/>
+              <w:mirrorIndents w:val="0"/>
+              <w:jc w:val="center"/>
+              <w:rPr>
+                <w:rFonts w:asciiTheme="minorHAnsi" w:eastAsia="Times New Roman" w:hAnsiTheme="minorHAnsi" w:cs="Times New Roman"/>
+                <w:color w:val="auto"/>
+                <w:sz w:val="22"/>
+                <w:lang w:eastAsia="en-US"/>
+              </w:rPr>
+            </w:pPr>
+            <w:r>
+              <w:rPr>
+                <w:rFonts w:asciiTheme="minorHAnsi" w:eastAsia="Times New Roman" w:hAnsiTheme="minorHAnsi" w:cs="Times New Roman"/>
+                <w:color w:val="auto"/>
+                <w:sz w:val="22"/>
+                <w:lang w:eastAsia="en-US"/>
+              </w:rPr>
+              <w:t>OUT</w:t>
+            </w:r>
+          </w:p>
+        </w:tc>
+        <w:tc>
+          <w:tcPr>
+            <w:tcW w:w="1197" w:type="dxa"/>
+            <w:vAlign w:val="center"/>
+          </w:tcPr>
+          <w:p>
+            <w:pPr>
+              <w:spacing w:line="240" w:lineRule="auto"/>
+              <w:ind w:firstLine="0"/>
+              <w:mirrorIndents w:val="0"/>
+              <w:jc w:val="center"/>
+              <w:rPr>
+                <w:rFonts w:asciiTheme="minorHAnsi" w:eastAsia="Times New Roman" w:hAnsiTheme="minorHAnsi" w:cs="Times New Roman"/>
+                <w:color w:val="auto"/>
+                <w:sz w:val="22"/>
+                <w:lang w:eastAsia="en-US"/>
+              </w:rPr>
+            </w:pPr>
+            <w:r>
+              <w:rPr>
+                <w:rFonts w:asciiTheme="minorHAnsi" w:eastAsia="Times New Roman" w:hAnsiTheme="minorHAnsi" w:cs="Times New Roman"/>
+                <w:color w:val="auto"/>
+                <w:sz w:val="22"/>
+                <w:lang w:eastAsia="en-US"/>
+              </w:rPr>
+              <w:t>NOV</w:t>
+            </w:r>
+          </w:p>
+        </w:tc>
+        <w:tc>
+          <w:tcPr>
+            <w:tcW w:w="1210" w:type="dxa"/>
+            <w:vAlign w:val="center"/>
+          </w:tcPr>
+          <w:p>
+            <w:pPr>
+              <w:spacing w:line="240" w:lineRule="auto"/>
+              <w:ind w:firstLine="0"/>
+              <w:mirrorIndents w:val="0"/>
+              <w:jc w:val="center"/>
+              <w:rPr>
+                <w:rFonts w:asciiTheme="minorHAnsi" w:eastAsia="Times New Roman" w:hAnsiTheme="minorHAnsi" w:cs="Times New Roman"/>
+                <w:color w:val="auto"/>
+                <w:sz w:val="22"/>
+                <w:lang w:eastAsia="en-US"/>
+              </w:rPr>
+            </w:pPr>
+            <w:r>
+              <w:rPr>
+                <w:rFonts w:asciiTheme="minorHAnsi" w:eastAsia="Times New Roman" w:hAnsiTheme="minorHAnsi" w:cs="Times New Roman"/>
+                <w:color w:val="auto"/>
+                <w:sz w:val="22"/>
+                <w:lang w:eastAsia="en-US"/>
+              </w:rPr>
+              <w:t>DEZ</w:t>
+            </w:r>
+          </w:p>
+        </w:tc>
+      </w:tr>
+      <w:tr>
+        <w:trPr>
+          <w:gridAfter w:val="1"/>
+          <w:wAfter w:w="6" w:type="dxa"/>
+          <w:trHeight w:val="265"/>
+        </w:trPr>
+        <w:tc>
+          <w:tcPr>
+            <w:tcW w:w="3425" w:type="dxa"/>
+          </w:tcPr>
+          <w:p>
+            <w:pPr>
+              <w:spacing w:line="240" w:lineRule="auto"/>
+              <w:ind w:firstLine="0"/>
+              <w:mirrorIndents w:val="0"/>
+              <w:jc w:val="left"/>
+              <w:rPr>
+                <w:rFonts w:asciiTheme="minorHAnsi" w:eastAsia="Times New Roman" w:hAnsiTheme="minorHAnsi" w:cs="Times New Roman"/>
+                <w:color w:val="auto"/>
+                <w:sz w:val="22"/>
+                <w:lang w:eastAsia="en-US"/>
+              </w:rPr>
+            </w:pPr>
+            <w:r>
+              <w:rPr>
+                <w:rFonts w:asciiTheme="minorHAnsi" w:eastAsia="Times New Roman" w:hAnsiTheme="minorHAnsi" w:cs="Times New Roman"/>
+                <w:color w:val="auto"/>
+                <w:sz w:val="22"/>
+                <w:lang w:eastAsia="en-US"/>
+              </w:rPr>
+              <w:t>Missão, Visão e Valores</w:t>
+            </w:r>
+          </w:p>
+        </w:tc>
+        <w:tc>
+          <w:tcPr>
+            <w:tcW w:w="1197" w:type="dxa"/>
+            <w:vAlign w:val="center"/>
+          </w:tcPr>
+          <w:p>
+            <w:pPr>
+              <w:spacing w:line="240" w:lineRule="auto"/>
+              <w:ind w:firstLine="0"/>
+              <w:mirrorIndents w:val="0"/>
+              <w:jc w:val="center"/>
+              <w:rPr>
+                <w:rFonts w:asciiTheme="minorHAnsi" w:eastAsia="Times New Roman" w:hAnsiTheme="minorHAnsi" w:cs="Times New Roman"/>
+                <w:color w:val="auto"/>
+                <w:sz w:val="22"/>
+                <w:lang w:eastAsia="en-US"/>
+              </w:rPr>
+            </w:pPr>
+          </w:p>
+        </w:tc>
+        <w:tc>
+          <w:tcPr>
+            <w:tcW w:w="1197" w:type="dxa"/>
+            <w:vAlign w:val="center"/>
+          </w:tcPr>
+          <w:p>
+            <w:pPr>
+              <w:numPr>
+                <w:ilvl w:val="0"/>
+                <w:numId w:val="46"/>
+              </w:numPr>
+              <w:spacing w:line="240" w:lineRule="auto"/>
+              <w:contextualSpacing/>
+              <w:mirrorIndents w:val="0"/>
+              <w:jc w:val="center"/>
+              <w:rPr>
+                <w:rFonts w:asciiTheme="minorHAnsi" w:eastAsia="Times New Roman" w:hAnsiTheme="minorHAnsi" w:cs="Times New Roman"/>
+                <w:color w:val="auto"/>
+                <w:sz w:val="22"/>
+                <w:lang w:eastAsia="en-US"/>
+              </w:rPr>
+            </w:pPr>
+          </w:p>
+        </w:tc>
+        <w:tc>
+          <w:tcPr>
+            <w:tcW w:w="1197" w:type="dxa"/>
+            <w:vAlign w:val="center"/>
+          </w:tcPr>
+          <w:p>
+            <w:pPr>
+              <w:spacing w:line="240" w:lineRule="auto"/>
+              <w:ind w:firstLine="0"/>
+              <w:mirrorIndents w:val="0"/>
+              <w:jc w:val="center"/>
+              <w:rPr>
+                <w:rFonts w:asciiTheme="minorHAnsi" w:eastAsia="Times New Roman" w:hAnsiTheme="minorHAnsi" w:cs="Times New Roman"/>
+                <w:color w:val="auto"/>
+                <w:sz w:val="22"/>
+                <w:lang w:eastAsia="en-US"/>
+              </w:rPr>
+            </w:pPr>
+          </w:p>
+        </w:tc>
+        <w:tc>
+          <w:tcPr>
+            <w:tcW w:w="1197" w:type="dxa"/>
+            <w:vAlign w:val="center"/>
+          </w:tcPr>
+          <w:p>
+            <w:pPr>
+              <w:spacing w:line="240" w:lineRule="auto"/>
+              <w:ind w:firstLine="0"/>
+              <w:mirrorIndents w:val="0"/>
+              <w:jc w:val="center"/>
+              <w:rPr>
+                <w:rFonts w:asciiTheme="minorHAnsi" w:eastAsia="Times New Roman" w:hAnsiTheme="minorHAnsi" w:cs="Times New Roman"/>
+                <w:color w:val="auto"/>
+                <w:sz w:val="22"/>
+                <w:lang w:eastAsia="en-US"/>
+              </w:rPr>
+            </w:pPr>
+          </w:p>
+        </w:tc>
+        <w:tc>
+          <w:tcPr>
+            <w:tcW w:w="1197" w:type="dxa"/>
+            <w:vAlign w:val="center"/>
+          </w:tcPr>
+          <w:p>
+            <w:pPr>
+              <w:spacing w:line="240" w:lineRule="auto"/>
+              <w:ind w:firstLine="0"/>
+              <w:mirrorIndents w:val="0"/>
+              <w:jc w:val="center"/>
+              <w:rPr>
+                <w:rFonts w:asciiTheme="minorHAnsi" w:eastAsia="Times New Roman" w:hAnsiTheme="minorHAnsi" w:cs="Times New Roman"/>
+                <w:color w:val="auto"/>
+                <w:sz w:val="22"/>
+                <w:lang w:eastAsia="en-US"/>
+              </w:rPr>
+            </w:pPr>
+          </w:p>
+        </w:tc>
+        <w:tc>
+          <w:tcPr>
+            <w:tcW w:w="1210" w:type="dxa"/>
+            <w:vAlign w:val="center"/>
+          </w:tcPr>
+          <w:p>
+            <w:pPr>
+              <w:spacing w:line="240" w:lineRule="auto"/>
+              <w:ind w:firstLine="0"/>
+              <w:mirrorIndents w:val="0"/>
+              <w:jc w:val="center"/>
+              <w:rPr>
+                <w:rFonts w:asciiTheme="minorHAnsi" w:eastAsia="Times New Roman" w:hAnsiTheme="minorHAnsi" w:cs="Times New Roman"/>
+                <w:color w:val="auto"/>
+                <w:sz w:val="22"/>
+                <w:lang w:eastAsia="en-US"/>
+              </w:rPr>
+            </w:pPr>
+          </w:p>
+        </w:tc>
+      </w:tr>
+      <w:tr>
+        <w:trPr>
+          <w:gridAfter w:val="1"/>
+          <w:wAfter w:w="6" w:type="dxa"/>
+          <w:trHeight w:val="265"/>
+        </w:trPr>
+        <w:tc>
+          <w:tcPr>
+            <w:tcW w:w="3425" w:type="dxa"/>
+          </w:tcPr>
+          <w:p>
+            <w:pPr>
+              <w:spacing w:line="240" w:lineRule="auto"/>
+              <w:ind w:firstLine="0"/>
+              <w:mirrorIndents w:val="0"/>
+              <w:jc w:val="left"/>
+              <w:rPr>
+                <w:rFonts w:asciiTheme="minorHAnsi" w:eastAsia="Times New Roman" w:hAnsiTheme="minorHAnsi" w:cs="Times New Roman"/>
+                <w:color w:val="auto"/>
+                <w:sz w:val="22"/>
+                <w:lang w:eastAsia="en-US"/>
+              </w:rPr>
+            </w:pPr>
+            <w:r>
+              <w:rPr>
+                <w:rFonts w:asciiTheme="minorHAnsi" w:eastAsia="Times New Roman" w:hAnsiTheme="minorHAnsi" w:cs="Times New Roman"/>
+                <w:color w:val="auto"/>
+                <w:sz w:val="22"/>
+                <w:lang w:eastAsia="en-US"/>
+              </w:rPr>
+              <w:t>Hipóteses</w:t>
+            </w:r>
+          </w:p>
+        </w:tc>
+        <w:tc>
+          <w:tcPr>
+            <w:tcW w:w="1197" w:type="dxa"/>
+            <w:vAlign w:val="center"/>
+          </w:tcPr>
+          <w:p>
+            <w:pPr>
+              <w:spacing w:line="240" w:lineRule="auto"/>
+              <w:ind w:firstLine="0"/>
+              <w:mirrorIndents w:val="0"/>
+              <w:jc w:val="center"/>
+              <w:rPr>
+                <w:rFonts w:asciiTheme="minorHAnsi" w:eastAsia="Times New Roman" w:hAnsiTheme="minorHAnsi" w:cs="Times New Roman"/>
+                <w:color w:val="auto"/>
+                <w:sz w:val="22"/>
+                <w:lang w:eastAsia="en-US"/>
+              </w:rPr>
+            </w:pPr>
+          </w:p>
+        </w:tc>
+        <w:tc>
+          <w:tcPr>
+            <w:tcW w:w="1197" w:type="dxa"/>
+            <w:vAlign w:val="center"/>
+          </w:tcPr>
+          <w:p>
+            <w:pPr>
+              <w:numPr>
+                <w:ilvl w:val="0"/>
+                <w:numId w:val="46"/>
+              </w:numPr>
+              <w:spacing w:line="240" w:lineRule="auto"/>
+              <w:contextualSpacing/>
+              <w:mirrorIndents w:val="0"/>
+              <w:jc w:val="center"/>
+              <w:rPr>
+                <w:rFonts w:asciiTheme="minorHAnsi" w:eastAsia="Times New Roman" w:hAnsiTheme="minorHAnsi" w:cs="Times New Roman"/>
+                <w:color w:val="auto"/>
+                <w:sz w:val="22"/>
+                <w:lang w:eastAsia="en-US"/>
+              </w:rPr>
+            </w:pPr>
+          </w:p>
+        </w:tc>
+        <w:tc>
+          <w:tcPr>
+            <w:tcW w:w="1197" w:type="dxa"/>
+            <w:vAlign w:val="center"/>
+          </w:tcPr>
+          <w:p>
+            <w:pPr>
+              <w:spacing w:line="240" w:lineRule="auto"/>
+              <w:ind w:firstLine="0"/>
+              <w:mirrorIndents w:val="0"/>
+              <w:jc w:val="center"/>
+              <w:rPr>
+                <w:rFonts w:asciiTheme="minorHAnsi" w:eastAsia="Times New Roman" w:hAnsiTheme="minorHAnsi" w:cs="Times New Roman"/>
+                <w:color w:val="auto"/>
+                <w:sz w:val="22"/>
+                <w:lang w:eastAsia="en-US"/>
+              </w:rPr>
+            </w:pPr>
+          </w:p>
+        </w:tc>
+        <w:tc>
+          <w:tcPr>
+            <w:tcW w:w="1197" w:type="dxa"/>
+            <w:vAlign w:val="center"/>
+          </w:tcPr>
+          <w:p>
+            <w:pPr>
+              <w:spacing w:line="240" w:lineRule="auto"/>
+              <w:ind w:firstLine="0"/>
+              <w:mirrorIndents w:val="0"/>
+              <w:jc w:val="center"/>
+              <w:rPr>
+                <w:rFonts w:asciiTheme="minorHAnsi" w:eastAsia="Times New Roman" w:hAnsiTheme="minorHAnsi" w:cs="Times New Roman"/>
+                <w:color w:val="auto"/>
+                <w:sz w:val="22"/>
+                <w:lang w:eastAsia="en-US"/>
+              </w:rPr>
+            </w:pPr>
+          </w:p>
+        </w:tc>
+        <w:tc>
+          <w:tcPr>
+            <w:tcW w:w="1197" w:type="dxa"/>
+            <w:vAlign w:val="center"/>
+          </w:tcPr>
+          <w:p>
+            <w:pPr>
+              <w:spacing w:line="240" w:lineRule="auto"/>
+              <w:ind w:firstLine="0"/>
+              <w:mirrorIndents w:val="0"/>
+              <w:jc w:val="center"/>
+              <w:rPr>
+                <w:rFonts w:asciiTheme="minorHAnsi" w:eastAsia="Times New Roman" w:hAnsiTheme="minorHAnsi" w:cs="Times New Roman"/>
+                <w:color w:val="auto"/>
+                <w:sz w:val="22"/>
+                <w:lang w:eastAsia="en-US"/>
+              </w:rPr>
+            </w:pPr>
+          </w:p>
+        </w:tc>
+        <w:tc>
+          <w:tcPr>
+            <w:tcW w:w="1210" w:type="dxa"/>
+            <w:vAlign w:val="center"/>
+          </w:tcPr>
+          <w:p>
+            <w:pPr>
+              <w:spacing w:line="240" w:lineRule="auto"/>
+              <w:ind w:firstLine="0"/>
+              <w:mirrorIndents w:val="0"/>
+              <w:jc w:val="center"/>
+              <w:rPr>
+                <w:rFonts w:asciiTheme="minorHAnsi" w:eastAsia="Times New Roman" w:hAnsiTheme="minorHAnsi" w:cs="Times New Roman"/>
+                <w:color w:val="auto"/>
+                <w:sz w:val="22"/>
+                <w:lang w:eastAsia="en-US"/>
+              </w:rPr>
+            </w:pPr>
+          </w:p>
+        </w:tc>
+      </w:tr>
+      <w:tr>
+        <w:trPr>
+          <w:gridAfter w:val="1"/>
+          <w:wAfter w:w="6" w:type="dxa"/>
+          <w:trHeight w:val="265"/>
+        </w:trPr>
+        <w:tc>
+          <w:tcPr>
+            <w:tcW w:w="3425" w:type="dxa"/>
+          </w:tcPr>
+          <w:p>
+            <w:pPr>
+              <w:spacing w:line="240" w:lineRule="auto"/>
+              <w:ind w:firstLine="0"/>
+              <w:mirrorIndents w:val="0"/>
+              <w:jc w:val="left"/>
+              <w:rPr>
+                <w:rFonts w:asciiTheme="minorHAnsi" w:eastAsia="Times New Roman" w:hAnsiTheme="minorHAnsi" w:cs="Times New Roman"/>
+                <w:color w:val="auto"/>
+                <w:sz w:val="22"/>
+                <w:lang w:eastAsia="en-US"/>
+              </w:rPr>
+            </w:pPr>
+            <w:r>
+              <w:rPr>
+                <w:rFonts w:asciiTheme="minorHAnsi" w:eastAsia="Times New Roman" w:hAnsiTheme="minorHAnsi" w:cs="Times New Roman"/>
+                <w:color w:val="auto"/>
+                <w:sz w:val="22"/>
+                <w:lang w:eastAsia="en-US"/>
+              </w:rPr>
+              <w:t>Objetivos Específicos</w:t>
+            </w:r>
+          </w:p>
+        </w:tc>
+        <w:tc>
+          <w:tcPr>
+            <w:tcW w:w="1197" w:type="dxa"/>
+            <w:vAlign w:val="center"/>
+          </w:tcPr>
+          <w:p>
+            <w:pPr>
+              <w:spacing w:line="240" w:lineRule="auto"/>
+              <w:ind w:firstLine="0"/>
+              <w:mirrorIndents w:val="0"/>
+              <w:jc w:val="center"/>
+              <w:rPr>
+                <w:rFonts w:asciiTheme="minorHAnsi" w:eastAsia="Times New Roman" w:hAnsiTheme="minorHAnsi" w:cs="Times New Roman"/>
+                <w:color w:val="auto"/>
+                <w:sz w:val="22"/>
+                <w:lang w:eastAsia="en-US"/>
+              </w:rPr>
+            </w:pPr>
+          </w:p>
+        </w:tc>
+        <w:tc>
+          <w:tcPr>
+            <w:tcW w:w="1197" w:type="dxa"/>
+            <w:vAlign w:val="center"/>
+          </w:tcPr>
+          <w:p>
+            <w:pPr>
+              <w:numPr>
+                <w:ilvl w:val="0"/>
+                <w:numId w:val="46"/>
+              </w:numPr>
+              <w:spacing w:line="240" w:lineRule="auto"/>
+              <w:contextualSpacing/>
+              <w:mirrorIndents w:val="0"/>
+              <w:jc w:val="center"/>
+              <w:rPr>
+                <w:rFonts w:asciiTheme="minorHAnsi" w:eastAsia="Times New Roman" w:hAnsiTheme="minorHAnsi" w:cs="Times New Roman"/>
+                <w:color w:val="auto"/>
+                <w:sz w:val="22"/>
+                <w:lang w:eastAsia="en-US"/>
+              </w:rPr>
+            </w:pPr>
+          </w:p>
+        </w:tc>
+        <w:tc>
+          <w:tcPr>
+            <w:tcW w:w="1197" w:type="dxa"/>
+            <w:vAlign w:val="center"/>
+          </w:tcPr>
+          <w:p>
+            <w:pPr>
+              <w:spacing w:line="240" w:lineRule="auto"/>
+              <w:ind w:firstLine="0"/>
+              <w:mirrorIndents w:val="0"/>
+              <w:jc w:val="center"/>
+              <w:rPr>
+                <w:rFonts w:asciiTheme="minorHAnsi" w:eastAsia="Times New Roman" w:hAnsiTheme="minorHAnsi" w:cs="Times New Roman"/>
+                <w:color w:val="auto"/>
+                <w:sz w:val="22"/>
+                <w:lang w:eastAsia="en-US"/>
+              </w:rPr>
+            </w:pPr>
+          </w:p>
+        </w:tc>
+        <w:tc>
+          <w:tcPr>
+            <w:tcW w:w="1197" w:type="dxa"/>
+            <w:vAlign w:val="center"/>
+          </w:tcPr>
+          <w:p>
+            <w:pPr>
+              <w:spacing w:line="240" w:lineRule="auto"/>
+              <w:ind w:firstLine="0"/>
+              <w:mirrorIndents w:val="0"/>
+              <w:jc w:val="center"/>
+              <w:rPr>
+                <w:rFonts w:asciiTheme="minorHAnsi" w:eastAsia="Times New Roman" w:hAnsiTheme="minorHAnsi" w:cs="Times New Roman"/>
+                <w:color w:val="auto"/>
+                <w:sz w:val="22"/>
+                <w:lang w:eastAsia="en-US"/>
+              </w:rPr>
+            </w:pPr>
+          </w:p>
+        </w:tc>
+        <w:tc>
+          <w:tcPr>
+            <w:tcW w:w="1197" w:type="dxa"/>
+            <w:vAlign w:val="center"/>
+          </w:tcPr>
+          <w:p>
+            <w:pPr>
+              <w:spacing w:line="240" w:lineRule="auto"/>
+              <w:ind w:firstLine="0"/>
+              <w:mirrorIndents w:val="0"/>
+              <w:jc w:val="center"/>
+              <w:rPr>
+                <w:rFonts w:asciiTheme="minorHAnsi" w:eastAsia="Times New Roman" w:hAnsiTheme="minorHAnsi" w:cs="Times New Roman"/>
+                <w:color w:val="auto"/>
+                <w:sz w:val="22"/>
+                <w:lang w:eastAsia="en-US"/>
+              </w:rPr>
+            </w:pPr>
+          </w:p>
+        </w:tc>
+        <w:tc>
+          <w:tcPr>
+            <w:tcW w:w="1210" w:type="dxa"/>
+            <w:vAlign w:val="center"/>
+          </w:tcPr>
+          <w:p>
+            <w:pPr>
+              <w:spacing w:line="240" w:lineRule="auto"/>
+              <w:ind w:firstLine="0"/>
+              <w:mirrorIndents w:val="0"/>
+              <w:jc w:val="center"/>
+              <w:rPr>
+                <w:rFonts w:asciiTheme="minorHAnsi" w:eastAsia="Times New Roman" w:hAnsiTheme="minorHAnsi" w:cs="Times New Roman"/>
+                <w:color w:val="auto"/>
+                <w:sz w:val="22"/>
+                <w:lang w:eastAsia="en-US"/>
+              </w:rPr>
+            </w:pPr>
+          </w:p>
+        </w:tc>
+      </w:tr>
+      <w:tr>
+        <w:trPr>
+          <w:trHeight w:val="265"/>
+        </w:trPr>
+        <w:tc>
+          <w:tcPr>
+            <w:tcW w:w="10626" w:type="dxa"/>
+            <w:gridSpan w:val="8"/>
+            <w:shd w:val="clear" w:color="auto" w:fill="000000" w:themeFill="text1"/>
+            <w:vAlign w:val="center"/>
+          </w:tcPr>
+          <w:p>
+            <w:pPr>
+              <w:spacing w:line="240" w:lineRule="auto"/>
+              <w:ind w:firstLine="0"/>
+              <w:mirrorIndents w:val="0"/>
+              <w:jc w:val="center"/>
+              <w:rPr>
+                <w:rFonts w:asciiTheme="minorHAnsi" w:eastAsia="Times New Roman" w:hAnsiTheme="minorHAnsi" w:cs="Times New Roman"/>
+                <w:b/>
+                <w:color w:val="auto"/>
+                <w:sz w:val="22"/>
+                <w:lang w:eastAsia="en-US"/>
+              </w:rPr>
+            </w:pPr>
+            <w:r>
+              <w:rPr>
+                <w:rFonts w:asciiTheme="minorHAnsi" w:eastAsia="Times New Roman" w:hAnsiTheme="minorHAnsi" w:cs="Times New Roman"/>
+                <w:color w:val="auto"/>
+                <w:sz w:val="22"/>
+                <w:lang w:eastAsia="en-US"/>
+              </w:rPr>
+              <w:t>JUN</w:t>
+            </w:r>
+          </w:p>
+        </w:tc>
+      </w:tr>
+      <w:tr>
+        <w:trPr>
+          <w:gridAfter w:val="1"/>
+          <w:wAfter w:w="6" w:type="dxa"/>
+          <w:trHeight w:val="265"/>
+        </w:trPr>
+        <w:tc>
+          <w:tcPr>
+            <w:tcW w:w="3425" w:type="dxa"/>
+            <w:vAlign w:val="center"/>
+          </w:tcPr>
+          <w:p>
+            <w:pPr>
+              <w:spacing w:line="240" w:lineRule="auto"/>
+              <w:ind w:firstLine="0"/>
+              <w:mirrorIndents w:val="0"/>
+              <w:jc w:val="left"/>
+              <w:rPr>
+                <w:rFonts w:asciiTheme="minorHAnsi" w:eastAsia="Times New Roman" w:hAnsiTheme="minorHAnsi" w:cs="Times New Roman"/>
+                <w:color w:val="auto"/>
+                <w:sz w:val="22"/>
+                <w:lang w:eastAsia="en-US"/>
+              </w:rPr>
+            </w:pPr>
+            <w:r>
+              <w:rPr>
+                <w:rFonts w:asciiTheme="minorHAnsi" w:eastAsia="Times New Roman" w:hAnsiTheme="minorHAnsi" w:cs="Times New Roman"/>
+                <w:color w:val="auto"/>
+                <w:sz w:val="22"/>
+                <w:lang w:eastAsia="en-US"/>
+              </w:rPr>
+              <w:t>JUN</w:t>
+            </w:r>
+          </w:p>
+        </w:tc>
+        <w:tc>
+          <w:tcPr>
+            <w:tcW w:w="1197" w:type="dxa"/>
+            <w:vAlign w:val="center"/>
+          </w:tcPr>
+          <w:p>
+            <w:pPr>
+              <w:spacing w:line="240" w:lineRule="auto"/>
+              <w:ind w:firstLine="0"/>
+              <w:mirrorIndents w:val="0"/>
+              <w:jc w:val="center"/>
+              <w:rPr>
+                <w:rFonts w:asciiTheme="minorHAnsi" w:eastAsia="Times New Roman" w:hAnsiTheme="minorHAnsi" w:cs="Times New Roman"/>
+                <w:color w:val="auto"/>
+                <w:sz w:val="22"/>
+                <w:lang w:eastAsia="en-US"/>
+              </w:rPr>
+            </w:pPr>
+            <w:r>
+              <w:rPr>
+                <w:rFonts w:asciiTheme="minorHAnsi" w:eastAsia="Times New Roman" w:hAnsiTheme="minorHAnsi" w:cs="Times New Roman"/>
+                <w:color w:val="auto"/>
+                <w:sz w:val="22"/>
+                <w:lang w:eastAsia="en-US"/>
+              </w:rPr>
+              <w:t>JUL</w:t>
+            </w:r>
+          </w:p>
+        </w:tc>
+        <w:tc>
+          <w:tcPr>
+            <w:tcW w:w="1197" w:type="dxa"/>
+            <w:vAlign w:val="center"/>
+          </w:tcPr>
+          <w:p>
+            <w:pPr>
+              <w:spacing w:line="240" w:lineRule="auto"/>
+              <w:ind w:firstLine="0"/>
+              <w:mirrorIndents w:val="0"/>
+              <w:jc w:val="center"/>
+              <w:rPr>
+                <w:rFonts w:asciiTheme="minorHAnsi" w:eastAsia="Times New Roman" w:hAnsiTheme="minorHAnsi" w:cs="Times New Roman"/>
+                <w:color w:val="auto"/>
+                <w:sz w:val="22"/>
+                <w:lang w:eastAsia="en-US"/>
+              </w:rPr>
+            </w:pPr>
+            <w:r>
+              <w:rPr>
+                <w:rFonts w:asciiTheme="minorHAnsi" w:eastAsia="Times New Roman" w:hAnsiTheme="minorHAnsi" w:cs="Times New Roman"/>
+                <w:color w:val="auto"/>
+                <w:sz w:val="22"/>
+                <w:lang w:eastAsia="en-US"/>
+              </w:rPr>
+              <w:t>AGO</w:t>
+            </w:r>
+          </w:p>
+        </w:tc>
+        <w:tc>
+          <w:tcPr>
+            <w:tcW w:w="1197" w:type="dxa"/>
+            <w:vAlign w:val="center"/>
+          </w:tcPr>
+          <w:p>
+            <w:pPr>
+              <w:spacing w:line="240" w:lineRule="auto"/>
+              <w:ind w:firstLine="0"/>
+              <w:mirrorIndents w:val="0"/>
+              <w:jc w:val="center"/>
+              <w:rPr>
+                <w:rFonts w:asciiTheme="minorHAnsi" w:eastAsia="Times New Roman" w:hAnsiTheme="minorHAnsi" w:cs="Times New Roman"/>
+                <w:color w:val="auto"/>
+                <w:sz w:val="22"/>
+                <w:lang w:eastAsia="en-US"/>
+              </w:rPr>
+            </w:pPr>
+            <w:r>
+              <w:rPr>
+                <w:rFonts w:asciiTheme="minorHAnsi" w:eastAsia="Times New Roman" w:hAnsiTheme="minorHAnsi" w:cs="Times New Roman"/>
+                <w:color w:val="auto"/>
+                <w:sz w:val="22"/>
+                <w:lang w:eastAsia="en-US"/>
+              </w:rPr>
+              <w:t>OUT</w:t>
+            </w:r>
+          </w:p>
+        </w:tc>
+        <w:tc>
+          <w:tcPr>
+            <w:tcW w:w="1197" w:type="dxa"/>
+            <w:vAlign w:val="center"/>
+          </w:tcPr>
+          <w:p>
+            <w:pPr>
+              <w:spacing w:line="240" w:lineRule="auto"/>
+              <w:ind w:firstLine="0"/>
+              <w:mirrorIndents w:val="0"/>
+              <w:jc w:val="center"/>
+              <w:rPr>
+                <w:rFonts w:asciiTheme="minorHAnsi" w:eastAsia="Times New Roman" w:hAnsiTheme="minorHAnsi" w:cs="Times New Roman"/>
+                <w:color w:val="auto"/>
+                <w:sz w:val="22"/>
+                <w:lang w:eastAsia="en-US"/>
+              </w:rPr>
+            </w:pPr>
+            <w:r>
+              <w:rPr>
+                <w:rFonts w:asciiTheme="minorHAnsi" w:eastAsia="Times New Roman" w:hAnsiTheme="minorHAnsi" w:cs="Times New Roman"/>
+                <w:color w:val="auto"/>
+                <w:sz w:val="22"/>
+                <w:lang w:eastAsia="en-US"/>
+              </w:rPr>
+              <w:t>NOV</w:t>
+            </w:r>
+          </w:p>
+        </w:tc>
+        <w:tc>
+          <w:tcPr>
+            <w:tcW w:w="1197" w:type="dxa"/>
+            <w:vAlign w:val="center"/>
+          </w:tcPr>
+          <w:p>
+            <w:pPr>
+              <w:spacing w:line="240" w:lineRule="auto"/>
+              <w:ind w:firstLine="0"/>
+              <w:mirrorIndents w:val="0"/>
+              <w:jc w:val="center"/>
+              <w:rPr>
+                <w:rFonts w:asciiTheme="minorHAnsi" w:eastAsia="Times New Roman" w:hAnsiTheme="minorHAnsi" w:cs="Times New Roman"/>
+                <w:color w:val="auto"/>
+                <w:sz w:val="22"/>
+                <w:lang w:eastAsia="en-US"/>
+              </w:rPr>
+            </w:pPr>
+            <w:r>
+              <w:rPr>
+                <w:rFonts w:asciiTheme="minorHAnsi" w:eastAsia="Times New Roman" w:hAnsiTheme="minorHAnsi" w:cs="Times New Roman"/>
+                <w:color w:val="auto"/>
+                <w:sz w:val="22"/>
+                <w:lang w:eastAsia="en-US"/>
+              </w:rPr>
+              <w:t>DEZ</w:t>
+            </w:r>
+          </w:p>
+        </w:tc>
+        <w:tc>
+          <w:tcPr>
+            <w:tcW w:w="1210" w:type="dxa"/>
+            <w:vAlign w:val="center"/>
+          </w:tcPr>
+          <w:p>
+            <w:pPr>
+              <w:spacing w:line="240" w:lineRule="auto"/>
+              <w:ind w:firstLine="0"/>
+              <w:mirrorIndents w:val="0"/>
+              <w:jc w:val="center"/>
+              <w:rPr>
+                <w:rFonts w:asciiTheme="minorHAnsi" w:eastAsia="Times New Roman" w:hAnsiTheme="minorHAnsi" w:cs="Times New Roman"/>
+                <w:color w:val="auto"/>
+                <w:sz w:val="22"/>
+                <w:lang w:eastAsia="en-US"/>
+              </w:rPr>
+            </w:pPr>
+            <w:r>
+              <w:rPr>
+                <w:rFonts w:asciiTheme="minorHAnsi" w:eastAsia="Times New Roman" w:hAnsiTheme="minorHAnsi" w:cs="Times New Roman"/>
+                <w:color w:val="auto"/>
+                <w:sz w:val="22"/>
+                <w:lang w:eastAsia="en-US"/>
+              </w:rPr>
+              <w:t>JUN</w:t>
+            </w:r>
+          </w:p>
+        </w:tc>
+      </w:tr>
+      <w:tr>
+        <w:trPr>
+          <w:gridAfter w:val="1"/>
+          <w:wAfter w:w="6" w:type="dxa"/>
+          <w:trHeight w:val="265"/>
+        </w:trPr>
+        <w:tc>
+          <w:tcPr>
+            <w:tcW w:w="3425" w:type="dxa"/>
+          </w:tcPr>
+          <w:p>
+            <w:pPr>
+              <w:spacing w:line="240" w:lineRule="auto"/>
+              <w:ind w:firstLine="0"/>
+              <w:mirrorIndents w:val="0"/>
+              <w:jc w:val="left"/>
+              <w:rPr>
+                <w:rFonts w:asciiTheme="minorHAnsi" w:eastAsia="Times New Roman" w:hAnsiTheme="minorHAnsi" w:cs="Times New Roman"/>
+                <w:color w:val="auto"/>
+                <w:sz w:val="22"/>
+                <w:lang w:eastAsia="en-US"/>
+              </w:rPr>
+            </w:pPr>
+            <w:r>
+              <w:rPr>
+                <w:rFonts w:asciiTheme="minorHAnsi" w:eastAsia="Times New Roman" w:hAnsiTheme="minorHAnsi" w:cs="Times New Roman"/>
+                <w:color w:val="auto"/>
+                <w:sz w:val="22"/>
+                <w:lang w:eastAsia="en-US"/>
+              </w:rPr>
+              <w:t>Definição dos BD</w:t>
+            </w:r>
+          </w:p>
+        </w:tc>
+        <w:tc>
+          <w:tcPr>
+            <w:tcW w:w="1197" w:type="dxa"/>
+            <w:vAlign w:val="center"/>
+          </w:tcPr>
+          <w:p>
+            <w:pPr>
+              <w:spacing w:line="240" w:lineRule="auto"/>
+              <w:ind w:firstLine="0"/>
+              <w:mirrorIndents w:val="0"/>
+              <w:jc w:val="center"/>
+              <w:rPr>
+                <w:rFonts w:asciiTheme="minorHAnsi" w:eastAsia="Times New Roman" w:hAnsiTheme="minorHAnsi" w:cs="Times New Roman"/>
+                <w:color w:val="auto"/>
+                <w:sz w:val="22"/>
+                <w:lang w:eastAsia="en-US"/>
+              </w:rPr>
+            </w:pPr>
+          </w:p>
+        </w:tc>
+        <w:tc>
+          <w:tcPr>
+            <w:tcW w:w="1197" w:type="dxa"/>
+            <w:vAlign w:val="center"/>
+          </w:tcPr>
+          <w:p>
+            <w:pPr>
+              <w:spacing w:line="240" w:lineRule="auto"/>
+              <w:ind w:firstLine="0"/>
+              <w:mirrorIndents w:val="0"/>
+              <w:jc w:val="center"/>
+              <w:rPr>
+                <w:rFonts w:asciiTheme="minorHAnsi" w:eastAsia="Times New Roman" w:hAnsiTheme="minorHAnsi" w:cs="Times New Roman"/>
+                <w:color w:val="auto"/>
+                <w:sz w:val="22"/>
+                <w:lang w:eastAsia="en-US"/>
+              </w:rPr>
+            </w:pPr>
+          </w:p>
+        </w:tc>
+        <w:tc>
+          <w:tcPr>
+            <w:tcW w:w="1197" w:type="dxa"/>
+            <w:vAlign w:val="center"/>
+          </w:tcPr>
+          <w:p>
+            <w:pPr>
+              <w:numPr>
+                <w:ilvl w:val="0"/>
+                <w:numId w:val="46"/>
+              </w:numPr>
+              <w:spacing w:line="240" w:lineRule="auto"/>
+              <w:contextualSpacing/>
+              <w:mirrorIndents w:val="0"/>
+              <w:jc w:val="center"/>
+              <w:rPr>
+                <w:rFonts w:asciiTheme="minorHAnsi" w:eastAsia="Times New Roman" w:hAnsiTheme="minorHAnsi" w:cs="Times New Roman"/>
+                <w:color w:val="auto"/>
+                <w:sz w:val="22"/>
+                <w:lang w:eastAsia="en-US"/>
+              </w:rPr>
+            </w:pPr>
+          </w:p>
+        </w:tc>
+        <w:tc>
+          <w:tcPr>
+            <w:tcW w:w="1197" w:type="dxa"/>
+            <w:vAlign w:val="center"/>
+          </w:tcPr>
+          <w:p>
+            <w:pPr>
+              <w:numPr>
+                <w:ilvl w:val="0"/>
+                <w:numId w:val="46"/>
+              </w:numPr>
+              <w:spacing w:line="240" w:lineRule="auto"/>
+              <w:contextualSpacing/>
+              <w:mirrorIndents w:val="0"/>
+              <w:jc w:val="center"/>
+              <w:rPr>
+                <w:rFonts w:asciiTheme="minorHAnsi" w:eastAsia="Times New Roman" w:hAnsiTheme="minorHAnsi" w:cs="Times New Roman"/>
+                <w:color w:val="auto"/>
+                <w:sz w:val="22"/>
+                <w:lang w:eastAsia="en-US"/>
+              </w:rPr>
+            </w:pPr>
+          </w:p>
+        </w:tc>
+        <w:tc>
+          <w:tcPr>
+            <w:tcW w:w="1197" w:type="dxa"/>
+            <w:vAlign w:val="center"/>
+          </w:tcPr>
+          <w:p>
+            <w:pPr>
+              <w:spacing w:line="240" w:lineRule="auto"/>
+              <w:ind w:firstLine="0"/>
+              <w:mirrorIndents w:val="0"/>
+              <w:jc w:val="center"/>
+              <w:rPr>
+                <w:rFonts w:asciiTheme="minorHAnsi" w:eastAsia="Times New Roman" w:hAnsiTheme="minorHAnsi" w:cs="Times New Roman"/>
+                <w:color w:val="auto"/>
+                <w:sz w:val="22"/>
+                <w:lang w:eastAsia="en-US"/>
+              </w:rPr>
+            </w:pPr>
+          </w:p>
+        </w:tc>
+        <w:tc>
+          <w:tcPr>
+            <w:tcW w:w="1210" w:type="dxa"/>
+            <w:vAlign w:val="center"/>
+          </w:tcPr>
+          <w:p>
+            <w:pPr>
+              <w:spacing w:line="240" w:lineRule="auto"/>
+              <w:ind w:firstLine="0"/>
+              <w:mirrorIndents w:val="0"/>
+              <w:jc w:val="center"/>
+              <w:rPr>
+                <w:rFonts w:asciiTheme="minorHAnsi" w:eastAsia="Times New Roman" w:hAnsiTheme="minorHAnsi" w:cs="Times New Roman"/>
+                <w:color w:val="auto"/>
+                <w:sz w:val="22"/>
+                <w:lang w:eastAsia="en-US"/>
+              </w:rPr>
+            </w:pPr>
+          </w:p>
+        </w:tc>
+      </w:tr>
+      <w:tr>
+        <w:trPr>
+          <w:gridAfter w:val="1"/>
+          <w:wAfter w:w="6" w:type="dxa"/>
+          <w:trHeight w:val="265"/>
+        </w:trPr>
+        <w:tc>
+          <w:tcPr>
+            <w:tcW w:w="3425" w:type="dxa"/>
+          </w:tcPr>
+          <w:p>
+            <w:pPr>
+              <w:spacing w:line="240" w:lineRule="auto"/>
+              <w:ind w:firstLine="0"/>
+              <w:mirrorIndents w:val="0"/>
+              <w:jc w:val="left"/>
+              <w:rPr>
+                <w:rFonts w:asciiTheme="minorHAnsi" w:eastAsia="Times New Roman" w:hAnsiTheme="minorHAnsi" w:cs="Times New Roman"/>
+                <w:color w:val="auto"/>
+                <w:sz w:val="22"/>
+                <w:lang w:eastAsia="en-US"/>
+              </w:rPr>
+            </w:pPr>
+            <w:r>
+              <w:rPr>
+                <w:rFonts w:asciiTheme="minorHAnsi" w:eastAsia="Times New Roman" w:hAnsiTheme="minorHAnsi" w:cs="Times New Roman"/>
+                <w:color w:val="auto"/>
+                <w:sz w:val="22"/>
+                <w:lang w:eastAsia="en-US"/>
+              </w:rPr>
+              <w:t>Definição das BACKEND</w:t>
+            </w:r>
+          </w:p>
+        </w:tc>
+        <w:tc>
+          <w:tcPr>
+            <w:tcW w:w="1197" w:type="dxa"/>
+            <w:vAlign w:val="center"/>
+          </w:tcPr>
+          <w:p>
+            <w:pPr>
+              <w:spacing w:line="240" w:lineRule="auto"/>
+              <w:ind w:firstLine="0"/>
+              <w:mirrorIndents w:val="0"/>
+              <w:jc w:val="center"/>
+              <w:rPr>
+                <w:rFonts w:asciiTheme="minorHAnsi" w:eastAsia="Times New Roman" w:hAnsiTheme="minorHAnsi" w:cs="Times New Roman"/>
+                <w:color w:val="auto"/>
+                <w:sz w:val="22"/>
+                <w:lang w:eastAsia="en-US"/>
+              </w:rPr>
+            </w:pPr>
+          </w:p>
+        </w:tc>
+        <w:tc>
+          <w:tcPr>
+            <w:tcW w:w="1197" w:type="dxa"/>
+            <w:vAlign w:val="center"/>
+          </w:tcPr>
+          <w:p>
+            <w:pPr>
+              <w:spacing w:line="240" w:lineRule="auto"/>
+              <w:ind w:firstLine="0"/>
+              <w:mirrorIndents w:val="0"/>
+              <w:jc w:val="center"/>
+              <w:rPr>
+                <w:rFonts w:asciiTheme="minorHAnsi" w:eastAsia="Times New Roman" w:hAnsiTheme="minorHAnsi" w:cs="Times New Roman"/>
+                <w:color w:val="auto"/>
+                <w:sz w:val="22"/>
+                <w:lang w:eastAsia="en-US"/>
+              </w:rPr>
+            </w:pPr>
+          </w:p>
+        </w:tc>
+        <w:tc>
+          <w:tcPr>
+            <w:tcW w:w="1197" w:type="dxa"/>
+            <w:vAlign w:val="center"/>
+          </w:tcPr>
+          <w:p>
+            <w:pPr>
+              <w:numPr>
+                <w:ilvl w:val="0"/>
+                <w:numId w:val="46"/>
+              </w:numPr>
+              <w:spacing w:line="240" w:lineRule="auto"/>
+              <w:contextualSpacing/>
+              <w:mirrorIndents w:val="0"/>
+              <w:jc w:val="center"/>
+              <w:rPr>
+                <w:rFonts w:asciiTheme="minorHAnsi" w:eastAsia="Times New Roman" w:hAnsiTheme="minorHAnsi" w:cs="Times New Roman"/>
+                <w:color w:val="auto"/>
+                <w:sz w:val="22"/>
+                <w:lang w:eastAsia="en-US"/>
+              </w:rPr>
+            </w:pPr>
+          </w:p>
+        </w:tc>
+        <w:tc>
+          <w:tcPr>
+            <w:tcW w:w="1197" w:type="dxa"/>
+            <w:vAlign w:val="center"/>
+          </w:tcPr>
+          <w:p>
+            <w:pPr>
+              <w:numPr>
+                <w:ilvl w:val="0"/>
+                <w:numId w:val="46"/>
+              </w:numPr>
+              <w:spacing w:line="240" w:lineRule="auto"/>
+              <w:contextualSpacing/>
+              <w:mirrorIndents w:val="0"/>
+              <w:jc w:val="center"/>
+              <w:rPr>
+                <w:rFonts w:asciiTheme="minorHAnsi" w:eastAsia="Times New Roman" w:hAnsiTheme="minorHAnsi" w:cs="Times New Roman"/>
+                <w:color w:val="auto"/>
+                <w:sz w:val="22"/>
+                <w:lang w:eastAsia="en-US"/>
+              </w:rPr>
+            </w:pPr>
+          </w:p>
+        </w:tc>
+        <w:tc>
+          <w:tcPr>
+            <w:tcW w:w="1197" w:type="dxa"/>
+            <w:vAlign w:val="center"/>
+          </w:tcPr>
+          <w:p>
+            <w:pPr>
+              <w:spacing w:line="240" w:lineRule="auto"/>
+              <w:ind w:firstLine="0"/>
+              <w:mirrorIndents w:val="0"/>
+              <w:jc w:val="center"/>
+              <w:rPr>
+                <w:rFonts w:asciiTheme="minorHAnsi" w:eastAsia="Times New Roman" w:hAnsiTheme="minorHAnsi" w:cs="Times New Roman"/>
+                <w:color w:val="auto"/>
+                <w:sz w:val="22"/>
+                <w:lang w:eastAsia="en-US"/>
+              </w:rPr>
+            </w:pPr>
+          </w:p>
+        </w:tc>
+        <w:tc>
+          <w:tcPr>
+            <w:tcW w:w="1210" w:type="dxa"/>
+            <w:vAlign w:val="center"/>
+          </w:tcPr>
+          <w:p>
+            <w:pPr>
+              <w:spacing w:line="240" w:lineRule="auto"/>
+              <w:ind w:firstLine="0"/>
+              <w:mirrorIndents w:val="0"/>
+              <w:jc w:val="center"/>
+              <w:rPr>
+                <w:rFonts w:asciiTheme="minorHAnsi" w:eastAsia="Times New Roman" w:hAnsiTheme="minorHAnsi" w:cs="Times New Roman"/>
+                <w:color w:val="auto"/>
+                <w:sz w:val="22"/>
+                <w:lang w:eastAsia="en-US"/>
+              </w:rPr>
+            </w:pPr>
+          </w:p>
+        </w:tc>
+      </w:tr>
+      <w:tr>
+        <w:trPr>
+          <w:gridAfter w:val="1"/>
+          <w:wAfter w:w="6" w:type="dxa"/>
+          <w:trHeight w:val="265"/>
+        </w:trPr>
+        <w:tc>
+          <w:tcPr>
+            <w:tcW w:w="3425" w:type="dxa"/>
+          </w:tcPr>
+          <w:p>
+            <w:pPr>
+              <w:spacing w:line="240" w:lineRule="auto"/>
+              <w:ind w:firstLine="0"/>
+              <w:mirrorIndents w:val="0"/>
+              <w:jc w:val="left"/>
+              <w:rPr>
+                <w:rFonts w:asciiTheme="minorHAnsi" w:eastAsia="Times New Roman" w:hAnsiTheme="minorHAnsi" w:cs="Times New Roman"/>
+                <w:color w:val="auto"/>
+                <w:sz w:val="22"/>
+                <w:lang w:eastAsia="en-US"/>
+              </w:rPr>
+            </w:pPr>
+            <w:r>
+              <w:rPr>
+                <w:rFonts w:asciiTheme="minorHAnsi" w:eastAsia="Times New Roman" w:hAnsiTheme="minorHAnsi" w:cs="Times New Roman"/>
+                <w:color w:val="auto"/>
+                <w:sz w:val="22"/>
+                <w:lang w:eastAsia="en-US"/>
+              </w:rPr>
+              <w:t>Definição das Páginas</w:t>
+            </w:r>
+          </w:p>
+        </w:tc>
+        <w:tc>
+          <w:tcPr>
+            <w:tcW w:w="1197" w:type="dxa"/>
+            <w:vAlign w:val="center"/>
+          </w:tcPr>
+          <w:p>
+            <w:pPr>
+              <w:spacing w:line="240" w:lineRule="auto"/>
+              <w:ind w:firstLine="0"/>
+              <w:mirrorIndents w:val="0"/>
+              <w:jc w:val="center"/>
+              <w:rPr>
+                <w:rFonts w:asciiTheme="minorHAnsi" w:eastAsia="Times New Roman" w:hAnsiTheme="minorHAnsi" w:cs="Times New Roman"/>
+                <w:color w:val="auto"/>
+                <w:sz w:val="22"/>
+                <w:lang w:eastAsia="en-US"/>
+              </w:rPr>
+            </w:pPr>
+          </w:p>
+        </w:tc>
+        <w:tc>
+          <w:tcPr>
+            <w:tcW w:w="1197" w:type="dxa"/>
+            <w:vAlign w:val="center"/>
+          </w:tcPr>
+          <w:p>
+            <w:pPr>
+              <w:spacing w:line="240" w:lineRule="auto"/>
+              <w:ind w:firstLine="0"/>
+              <w:mirrorIndents w:val="0"/>
+              <w:jc w:val="center"/>
+              <w:rPr>
+                <w:rFonts w:asciiTheme="minorHAnsi" w:eastAsia="Times New Roman" w:hAnsiTheme="minorHAnsi" w:cs="Times New Roman"/>
+                <w:color w:val="auto"/>
+                <w:sz w:val="22"/>
+                <w:lang w:eastAsia="en-US"/>
+              </w:rPr>
+            </w:pPr>
+          </w:p>
+        </w:tc>
+        <w:tc>
+          <w:tcPr>
+            <w:tcW w:w="1197" w:type="dxa"/>
+            <w:vAlign w:val="center"/>
+          </w:tcPr>
+          <w:p>
+            <w:pPr>
+              <w:numPr>
+                <w:ilvl w:val="0"/>
+                <w:numId w:val="46"/>
+              </w:numPr>
+              <w:spacing w:line="240" w:lineRule="auto"/>
+              <w:contextualSpacing/>
+              <w:mirrorIndents w:val="0"/>
+              <w:jc w:val="center"/>
+              <w:rPr>
+                <w:rFonts w:asciiTheme="minorHAnsi" w:eastAsia="Times New Roman" w:hAnsiTheme="minorHAnsi" w:cs="Times New Roman"/>
+                <w:color w:val="auto"/>
+                <w:sz w:val="22"/>
+                <w:lang w:eastAsia="en-US"/>
+              </w:rPr>
+            </w:pPr>
+          </w:p>
+        </w:tc>
+        <w:tc>
+          <w:tcPr>
+            <w:tcW w:w="1197" w:type="dxa"/>
+            <w:vAlign w:val="center"/>
+          </w:tcPr>
+          <w:p>
+            <w:pPr>
+              <w:numPr>
+                <w:ilvl w:val="0"/>
+                <w:numId w:val="46"/>
+              </w:numPr>
+              <w:spacing w:line="240" w:lineRule="auto"/>
+              <w:contextualSpacing/>
+              <w:mirrorIndents w:val="0"/>
+              <w:jc w:val="center"/>
+              <w:rPr>
+                <w:rFonts w:asciiTheme="minorHAnsi" w:eastAsia="Times New Roman" w:hAnsiTheme="minorHAnsi" w:cs="Times New Roman"/>
+                <w:color w:val="auto"/>
+                <w:sz w:val="22"/>
+                <w:lang w:eastAsia="en-US"/>
+              </w:rPr>
+            </w:pPr>
+          </w:p>
+        </w:tc>
+        <w:tc>
+          <w:tcPr>
+            <w:tcW w:w="1197" w:type="dxa"/>
+            <w:vAlign w:val="center"/>
+          </w:tcPr>
+          <w:p>
+            <w:pPr>
+              <w:spacing w:line="240" w:lineRule="auto"/>
+              <w:ind w:firstLine="0"/>
+              <w:mirrorIndents w:val="0"/>
+              <w:jc w:val="center"/>
+              <w:rPr>
+                <w:rFonts w:asciiTheme="minorHAnsi" w:eastAsia="Times New Roman" w:hAnsiTheme="minorHAnsi" w:cs="Times New Roman"/>
+                <w:color w:val="auto"/>
+                <w:sz w:val="22"/>
+                <w:lang w:eastAsia="en-US"/>
+              </w:rPr>
+            </w:pPr>
+          </w:p>
+        </w:tc>
+        <w:tc>
+          <w:tcPr>
+            <w:tcW w:w="1210" w:type="dxa"/>
+            <w:vAlign w:val="center"/>
+          </w:tcPr>
+          <w:p>
+            <w:pPr>
+              <w:spacing w:line="240" w:lineRule="auto"/>
+              <w:ind w:firstLine="0"/>
+              <w:mirrorIndents w:val="0"/>
+              <w:jc w:val="center"/>
+              <w:rPr>
+                <w:rFonts w:asciiTheme="minorHAnsi" w:eastAsia="Times New Roman" w:hAnsiTheme="minorHAnsi" w:cs="Times New Roman"/>
+                <w:color w:val="auto"/>
+                <w:sz w:val="22"/>
+                <w:lang w:eastAsia="en-US"/>
+              </w:rPr>
+            </w:pPr>
+          </w:p>
+        </w:tc>
+      </w:tr>
+      <w:tr>
+        <w:trPr>
+          <w:gridAfter w:val="1"/>
+          <w:wAfter w:w="6" w:type="dxa"/>
+          <w:trHeight w:val="265"/>
+        </w:trPr>
+        <w:tc>
+          <w:tcPr>
+            <w:tcW w:w="3425" w:type="dxa"/>
+          </w:tcPr>
+          <w:p>
+            <w:pPr>
+              <w:spacing w:line="240" w:lineRule="auto"/>
+              <w:ind w:firstLine="0"/>
+              <w:mirrorIndents w:val="0"/>
+              <w:jc w:val="left"/>
+              <w:rPr>
+                <w:rFonts w:asciiTheme="minorHAnsi" w:eastAsia="Times New Roman" w:hAnsiTheme="minorHAnsi" w:cs="Times New Roman"/>
+                <w:color w:val="auto"/>
+                <w:sz w:val="22"/>
+                <w:lang w:eastAsia="en-US"/>
+              </w:rPr>
+            </w:pPr>
+            <w:r>
+              <w:rPr>
+                <w:rFonts w:asciiTheme="minorHAnsi" w:eastAsia="Times New Roman" w:hAnsiTheme="minorHAnsi" w:cs="Times New Roman"/>
+                <w:color w:val="auto"/>
+                <w:sz w:val="22"/>
+                <w:lang w:eastAsia="en-US"/>
+              </w:rPr>
+              <w:t>Definição do Padrão</w:t>
+            </w:r>
+          </w:p>
+        </w:tc>
+        <w:tc>
+          <w:tcPr>
+            <w:tcW w:w="1197" w:type="dxa"/>
+            <w:vAlign w:val="center"/>
+          </w:tcPr>
+          <w:p>
+            <w:pPr>
+              <w:spacing w:line="240" w:lineRule="auto"/>
+              <w:ind w:firstLine="0"/>
+              <w:mirrorIndents w:val="0"/>
+              <w:jc w:val="center"/>
+              <w:rPr>
+                <w:rFonts w:asciiTheme="minorHAnsi" w:eastAsia="Times New Roman" w:hAnsiTheme="minorHAnsi" w:cs="Times New Roman"/>
+                <w:color w:val="auto"/>
+                <w:sz w:val="22"/>
+                <w:lang w:eastAsia="en-US"/>
+              </w:rPr>
+            </w:pPr>
+          </w:p>
+        </w:tc>
+        <w:tc>
+          <w:tcPr>
+            <w:tcW w:w="1197" w:type="dxa"/>
+            <w:vAlign w:val="center"/>
+          </w:tcPr>
+          <w:p>
+            <w:pPr>
+              <w:spacing w:line="240" w:lineRule="auto"/>
+              <w:ind w:firstLine="0"/>
+              <w:mirrorIndents w:val="0"/>
+              <w:jc w:val="center"/>
+              <w:rPr>
+                <w:rFonts w:asciiTheme="minorHAnsi" w:eastAsia="Times New Roman" w:hAnsiTheme="minorHAnsi" w:cs="Times New Roman"/>
+                <w:color w:val="auto"/>
+                <w:sz w:val="22"/>
+                <w:lang w:eastAsia="en-US"/>
+              </w:rPr>
+            </w:pPr>
+          </w:p>
+        </w:tc>
+        <w:tc>
+          <w:tcPr>
+            <w:tcW w:w="1197" w:type="dxa"/>
+            <w:vAlign w:val="center"/>
+          </w:tcPr>
+          <w:p>
+            <w:pPr>
+              <w:numPr>
+                <w:ilvl w:val="0"/>
+                <w:numId w:val="46"/>
+              </w:numPr>
+              <w:spacing w:line="240" w:lineRule="auto"/>
+              <w:contextualSpacing/>
+              <w:mirrorIndents w:val="0"/>
+              <w:jc w:val="center"/>
+              <w:rPr>
+                <w:rFonts w:asciiTheme="minorHAnsi" w:eastAsia="Times New Roman" w:hAnsiTheme="minorHAnsi" w:cs="Times New Roman"/>
+                <w:color w:val="auto"/>
+                <w:sz w:val="22"/>
+                <w:lang w:eastAsia="en-US"/>
+              </w:rPr>
+            </w:pPr>
+          </w:p>
+        </w:tc>
+        <w:tc>
+          <w:tcPr>
+            <w:tcW w:w="1197" w:type="dxa"/>
+            <w:vAlign w:val="center"/>
+          </w:tcPr>
+          <w:p>
+            <w:pPr>
+              <w:numPr>
+                <w:ilvl w:val="0"/>
+                <w:numId w:val="46"/>
+              </w:numPr>
+              <w:spacing w:line="240" w:lineRule="auto"/>
+              <w:contextualSpacing/>
+              <w:mirrorIndents w:val="0"/>
+              <w:jc w:val="center"/>
+              <w:rPr>
+                <w:rFonts w:asciiTheme="minorHAnsi" w:eastAsia="Times New Roman" w:hAnsiTheme="minorHAnsi" w:cs="Times New Roman"/>
+                <w:color w:val="auto"/>
+                <w:sz w:val="22"/>
+                <w:lang w:eastAsia="en-US"/>
+              </w:rPr>
+            </w:pPr>
+          </w:p>
+        </w:tc>
+        <w:tc>
+          <w:tcPr>
+            <w:tcW w:w="1197" w:type="dxa"/>
+            <w:vAlign w:val="center"/>
+          </w:tcPr>
+          <w:p>
+            <w:pPr>
+              <w:spacing w:line="240" w:lineRule="auto"/>
+              <w:ind w:firstLine="0"/>
+              <w:mirrorIndents w:val="0"/>
+              <w:jc w:val="center"/>
+              <w:rPr>
+                <w:rFonts w:asciiTheme="minorHAnsi" w:eastAsia="Times New Roman" w:hAnsiTheme="minorHAnsi" w:cs="Times New Roman"/>
+                <w:color w:val="auto"/>
+                <w:sz w:val="22"/>
+                <w:lang w:eastAsia="en-US"/>
+              </w:rPr>
+            </w:pPr>
+          </w:p>
+        </w:tc>
+        <w:tc>
+          <w:tcPr>
+            <w:tcW w:w="1210" w:type="dxa"/>
+            <w:vAlign w:val="center"/>
+          </w:tcPr>
+          <w:p>
+            <w:pPr>
+              <w:spacing w:line="240" w:lineRule="auto"/>
+              <w:ind w:firstLine="0"/>
+              <w:mirrorIndents w:val="0"/>
+              <w:jc w:val="center"/>
+              <w:rPr>
+                <w:rFonts w:asciiTheme="minorHAnsi" w:eastAsia="Times New Roman" w:hAnsiTheme="minorHAnsi" w:cs="Times New Roman"/>
+                <w:color w:val="auto"/>
+                <w:sz w:val="22"/>
+                <w:lang w:eastAsia="en-US"/>
+              </w:rPr>
+            </w:pPr>
+          </w:p>
+        </w:tc>
+      </w:tr>
+      <w:tr>
+        <w:trPr>
+          <w:gridAfter w:val="1"/>
+          <w:wAfter w:w="6" w:type="dxa"/>
+          <w:trHeight w:val="265"/>
+        </w:trPr>
+        <w:tc>
+          <w:tcPr>
+            <w:tcW w:w="3425" w:type="dxa"/>
+          </w:tcPr>
+          <w:p>
+            <w:pPr>
+              <w:spacing w:line="240" w:lineRule="auto"/>
+              <w:ind w:firstLine="0"/>
+              <w:mirrorIndents w:val="0"/>
+              <w:jc w:val="left"/>
+              <w:rPr>
+                <w:rFonts w:asciiTheme="minorHAnsi" w:eastAsia="Times New Roman" w:hAnsiTheme="minorHAnsi" w:cs="Times New Roman"/>
+                <w:color w:val="auto"/>
+                <w:sz w:val="22"/>
+                <w:lang w:eastAsia="en-US"/>
+              </w:rPr>
+            </w:pPr>
+            <w:r>
+              <w:rPr>
+                <w:rFonts w:asciiTheme="minorHAnsi" w:eastAsia="Times New Roman" w:hAnsiTheme="minorHAnsi" w:cs="Times New Roman"/>
+                <w:color w:val="auto"/>
+                <w:sz w:val="22"/>
+                <w:lang w:eastAsia="en-US"/>
+              </w:rPr>
+              <w:t>Gerir esta Documentação</w:t>
+            </w:r>
+          </w:p>
+        </w:tc>
+        <w:tc>
+          <w:tcPr>
+            <w:tcW w:w="1197" w:type="dxa"/>
+            <w:vAlign w:val="center"/>
+          </w:tcPr>
+          <w:p>
+            <w:pPr>
+              <w:spacing w:line="240" w:lineRule="auto"/>
+              <w:ind w:firstLine="0"/>
+              <w:mirrorIndents w:val="0"/>
+              <w:jc w:val="center"/>
+              <w:rPr>
+                <w:rFonts w:asciiTheme="minorHAnsi" w:eastAsia="Times New Roman" w:hAnsiTheme="minorHAnsi" w:cs="Times New Roman"/>
+                <w:color w:val="auto"/>
+                <w:sz w:val="22"/>
+                <w:lang w:eastAsia="en-US"/>
+              </w:rPr>
+            </w:pPr>
+          </w:p>
+        </w:tc>
+        <w:tc>
+          <w:tcPr>
+            <w:tcW w:w="1197" w:type="dxa"/>
+            <w:vAlign w:val="center"/>
+          </w:tcPr>
+          <w:p>
+            <w:pPr>
+              <w:spacing w:line="240" w:lineRule="auto"/>
+              <w:ind w:firstLine="0"/>
+              <w:mirrorIndents w:val="0"/>
+              <w:jc w:val="center"/>
+              <w:rPr>
+                <w:rFonts w:asciiTheme="minorHAnsi" w:eastAsia="Times New Roman" w:hAnsiTheme="minorHAnsi" w:cs="Times New Roman"/>
+                <w:color w:val="auto"/>
+                <w:sz w:val="22"/>
+                <w:lang w:eastAsia="en-US"/>
+              </w:rPr>
+            </w:pPr>
+          </w:p>
+        </w:tc>
+        <w:tc>
+          <w:tcPr>
+            <w:tcW w:w="1197" w:type="dxa"/>
+            <w:vAlign w:val="center"/>
+          </w:tcPr>
+          <w:p>
+            <w:pPr>
+              <w:numPr>
+                <w:ilvl w:val="0"/>
+                <w:numId w:val="46"/>
+              </w:numPr>
+              <w:spacing w:line="240" w:lineRule="auto"/>
+              <w:contextualSpacing/>
+              <w:mirrorIndents w:val="0"/>
+              <w:jc w:val="center"/>
+              <w:rPr>
+                <w:rFonts w:asciiTheme="minorHAnsi" w:eastAsia="Times New Roman" w:hAnsiTheme="minorHAnsi" w:cs="Times New Roman"/>
+                <w:color w:val="auto"/>
+                <w:sz w:val="22"/>
+                <w:lang w:eastAsia="en-US"/>
+              </w:rPr>
+            </w:pPr>
+          </w:p>
+        </w:tc>
+        <w:tc>
+          <w:tcPr>
+            <w:tcW w:w="1197" w:type="dxa"/>
+            <w:vAlign w:val="center"/>
+          </w:tcPr>
+          <w:p>
+            <w:pPr>
+              <w:numPr>
+                <w:ilvl w:val="0"/>
+                <w:numId w:val="46"/>
+              </w:numPr>
+              <w:spacing w:line="240" w:lineRule="auto"/>
+              <w:contextualSpacing/>
+              <w:mirrorIndents w:val="0"/>
+              <w:jc w:val="center"/>
+              <w:rPr>
+                <w:rFonts w:asciiTheme="minorHAnsi" w:eastAsia="Times New Roman" w:hAnsiTheme="minorHAnsi" w:cs="Times New Roman"/>
+                <w:color w:val="auto"/>
+                <w:sz w:val="22"/>
+                <w:lang w:eastAsia="en-US"/>
+              </w:rPr>
+            </w:pPr>
+          </w:p>
+        </w:tc>
+        <w:tc>
+          <w:tcPr>
+            <w:tcW w:w="1197" w:type="dxa"/>
+            <w:vAlign w:val="center"/>
+          </w:tcPr>
+          <w:p>
+            <w:pPr>
+              <w:spacing w:line="240" w:lineRule="auto"/>
+              <w:ind w:firstLine="0"/>
+              <w:mirrorIndents w:val="0"/>
+              <w:jc w:val="center"/>
+              <w:rPr>
+                <w:rFonts w:asciiTheme="minorHAnsi" w:eastAsia="Times New Roman" w:hAnsiTheme="minorHAnsi" w:cs="Times New Roman"/>
+                <w:color w:val="auto"/>
+                <w:sz w:val="22"/>
+                <w:lang w:eastAsia="en-US"/>
+              </w:rPr>
+            </w:pPr>
+          </w:p>
+        </w:tc>
+        <w:tc>
+          <w:tcPr>
+            <w:tcW w:w="1210" w:type="dxa"/>
+            <w:vAlign w:val="center"/>
+          </w:tcPr>
+          <w:p>
+            <w:pPr>
+              <w:spacing w:line="240" w:lineRule="auto"/>
+              <w:ind w:firstLine="0"/>
+              <w:mirrorIndents w:val="0"/>
+              <w:jc w:val="center"/>
+              <w:rPr>
+                <w:rFonts w:asciiTheme="minorHAnsi" w:eastAsia="Times New Roman" w:hAnsiTheme="minorHAnsi" w:cs="Times New Roman"/>
+                <w:color w:val="auto"/>
+                <w:sz w:val="22"/>
+                <w:lang w:eastAsia="en-US"/>
+              </w:rPr>
+            </w:pPr>
+          </w:p>
+        </w:tc>
+      </w:tr>
+      <w:tr>
+        <w:trPr>
+          <w:trHeight w:val="265"/>
+        </w:trPr>
+        <w:tc>
+          <w:tcPr>
+            <w:tcW w:w="10626" w:type="dxa"/>
+            <w:gridSpan w:val="8"/>
+            <w:shd w:val="clear" w:color="auto" w:fill="000000" w:themeFill="text1"/>
+            <w:vAlign w:val="center"/>
+          </w:tcPr>
+          <w:p>
+            <w:pPr>
+              <w:spacing w:line="240" w:lineRule="auto"/>
+              <w:ind w:firstLine="0"/>
+              <w:mirrorIndents w:val="0"/>
+              <w:jc w:val="center"/>
+              <w:rPr>
+                <w:rFonts w:asciiTheme="minorHAnsi" w:eastAsia="Times New Roman" w:hAnsiTheme="minorHAnsi" w:cs="Times New Roman"/>
+                <w:b/>
+                <w:color w:val="auto"/>
+                <w:sz w:val="22"/>
+                <w:lang w:eastAsia="en-US"/>
+              </w:rPr>
+            </w:pPr>
+            <w:r>
+              <w:rPr>
+                <w:rFonts w:asciiTheme="minorHAnsi" w:eastAsia="Times New Roman" w:hAnsiTheme="minorHAnsi" w:cs="Times New Roman"/>
+                <w:b/>
+                <w:color w:val="auto"/>
+                <w:sz w:val="22"/>
+                <w:lang w:eastAsia="en-US"/>
+              </w:rPr>
+              <w:t>REALIZAR OPERACIONAL</w:t>
+            </w:r>
+          </w:p>
+        </w:tc>
+      </w:tr>
+      <w:tr>
+        <w:trPr>
+          <w:gridAfter w:val="1"/>
+          <w:wAfter w:w="6" w:type="dxa"/>
+          <w:trHeight w:val="265"/>
+        </w:trPr>
+        <w:tc>
+          <w:tcPr>
+            <w:tcW w:w="3425" w:type="dxa"/>
+          </w:tcPr>
+          <w:p>
+            <w:pPr>
+              <w:spacing w:line="240" w:lineRule="auto"/>
+              <w:ind w:firstLine="0"/>
+              <w:mirrorIndents w:val="0"/>
+              <w:jc w:val="left"/>
+              <w:rPr>
+                <w:rFonts w:asciiTheme="minorHAnsi" w:eastAsia="Times New Roman" w:hAnsiTheme="minorHAnsi" w:cs="Times New Roman"/>
+                <w:color w:val="auto"/>
+                <w:sz w:val="22"/>
+                <w:lang w:eastAsia="en-US"/>
+              </w:rPr>
+            </w:pPr>
+          </w:p>
+        </w:tc>
+        <w:tc>
+          <w:tcPr>
+            <w:tcW w:w="1197" w:type="dxa"/>
+            <w:vAlign w:val="center"/>
+          </w:tcPr>
+          <w:p>
+            <w:pPr>
+              <w:spacing w:line="240" w:lineRule="auto"/>
+              <w:ind w:firstLine="0"/>
+              <w:mirrorIndents w:val="0"/>
+              <w:jc w:val="center"/>
+              <w:rPr>
+                <w:rFonts w:asciiTheme="minorHAnsi" w:eastAsia="Times New Roman" w:hAnsiTheme="minorHAnsi" w:cs="Times New Roman"/>
+                <w:color w:val="auto"/>
+                <w:sz w:val="22"/>
+                <w:lang w:eastAsia="en-US"/>
+              </w:rPr>
+            </w:pPr>
+          </w:p>
+        </w:tc>
+        <w:tc>
+          <w:tcPr>
+            <w:tcW w:w="1197" w:type="dxa"/>
+            <w:vAlign w:val="center"/>
+          </w:tcPr>
+          <w:p>
+            <w:pPr>
+              <w:spacing w:line="240" w:lineRule="auto"/>
+              <w:ind w:firstLine="0"/>
+              <w:mirrorIndents w:val="0"/>
+              <w:jc w:val="center"/>
+              <w:rPr>
+                <w:rFonts w:asciiTheme="minorHAnsi" w:eastAsia="Times New Roman" w:hAnsiTheme="minorHAnsi" w:cs="Times New Roman"/>
+                <w:color w:val="auto"/>
+                <w:sz w:val="22"/>
+                <w:lang w:eastAsia="en-US"/>
+              </w:rPr>
+            </w:pPr>
+          </w:p>
+        </w:tc>
+        <w:tc>
+          <w:tcPr>
+            <w:tcW w:w="1197" w:type="dxa"/>
+            <w:vAlign w:val="center"/>
+          </w:tcPr>
+          <w:p>
+            <w:pPr>
+              <w:spacing w:line="240" w:lineRule="auto"/>
+              <w:ind w:firstLine="0"/>
+              <w:mirrorIndents w:val="0"/>
+              <w:jc w:val="center"/>
+              <w:rPr>
+                <w:rFonts w:asciiTheme="minorHAnsi" w:eastAsia="Times New Roman" w:hAnsiTheme="minorHAnsi" w:cs="Times New Roman"/>
+                <w:color w:val="auto"/>
+                <w:sz w:val="22"/>
+                <w:lang w:eastAsia="en-US"/>
+              </w:rPr>
+            </w:pPr>
+          </w:p>
+        </w:tc>
+        <w:tc>
+          <w:tcPr>
+            <w:tcW w:w="1197" w:type="dxa"/>
+            <w:vAlign w:val="center"/>
+          </w:tcPr>
+          <w:p>
+            <w:pPr>
+              <w:spacing w:line="240" w:lineRule="auto"/>
+              <w:ind w:firstLine="0"/>
+              <w:mirrorIndents w:val="0"/>
+              <w:jc w:val="center"/>
+              <w:rPr>
+                <w:rFonts w:asciiTheme="minorHAnsi" w:eastAsia="Times New Roman" w:hAnsiTheme="minorHAnsi" w:cs="Times New Roman"/>
+                <w:color w:val="auto"/>
+                <w:sz w:val="22"/>
+                <w:lang w:eastAsia="en-US"/>
+              </w:rPr>
+            </w:pPr>
+          </w:p>
+        </w:tc>
+        <w:tc>
+          <w:tcPr>
+            <w:tcW w:w="1197" w:type="dxa"/>
+            <w:vAlign w:val="center"/>
+          </w:tcPr>
+          <w:p>
+            <w:pPr>
+              <w:numPr>
+                <w:ilvl w:val="0"/>
+                <w:numId w:val="46"/>
+              </w:numPr>
+              <w:spacing w:line="240" w:lineRule="auto"/>
+              <w:contextualSpacing/>
+              <w:mirrorIndents w:val="0"/>
+              <w:jc w:val="center"/>
+              <w:rPr>
+                <w:rFonts w:asciiTheme="minorHAnsi" w:eastAsia="Times New Roman" w:hAnsiTheme="minorHAnsi" w:cs="Times New Roman"/>
+                <w:color w:val="auto"/>
+                <w:sz w:val="22"/>
+                <w:lang w:eastAsia="en-US"/>
+              </w:rPr>
+            </w:pPr>
+          </w:p>
+        </w:tc>
+        <w:tc>
+          <w:tcPr>
+            <w:tcW w:w="1210" w:type="dxa"/>
+            <w:vAlign w:val="center"/>
+          </w:tcPr>
+          <w:p>
+            <w:pPr>
+              <w:numPr>
+                <w:ilvl w:val="0"/>
+                <w:numId w:val="46"/>
+              </w:numPr>
+              <w:spacing w:line="240" w:lineRule="auto"/>
+              <w:contextualSpacing/>
+              <w:mirrorIndents w:val="0"/>
+              <w:jc w:val="center"/>
+              <w:rPr>
+                <w:rFonts w:asciiTheme="minorHAnsi" w:eastAsia="Times New Roman" w:hAnsiTheme="minorHAnsi" w:cs="Times New Roman"/>
+                <w:color w:val="auto"/>
+                <w:sz w:val="22"/>
+                <w:lang w:eastAsia="en-US"/>
+              </w:rPr>
+            </w:pPr>
+          </w:p>
+        </w:tc>
+      </w:tr>
+      <w:tr>
+        <w:trPr>
+          <w:gridAfter w:val="1"/>
+          <w:wAfter w:w="6" w:type="dxa"/>
+          <w:trHeight w:val="265"/>
+        </w:trPr>
+        <w:tc>
+          <w:tcPr>
+            <w:tcW w:w="3425" w:type="dxa"/>
+          </w:tcPr>
+          <w:p>
+            <w:pPr>
+              <w:spacing w:line="240" w:lineRule="auto"/>
+              <w:ind w:firstLine="0"/>
+              <w:mirrorIndents w:val="0"/>
+              <w:jc w:val="left"/>
+              <w:rPr>
+                <w:rFonts w:asciiTheme="minorHAnsi" w:eastAsia="Times New Roman" w:hAnsiTheme="minorHAnsi" w:cs="Times New Roman"/>
+                <w:color w:val="auto"/>
+                <w:sz w:val="22"/>
+                <w:lang w:eastAsia="en-US"/>
+              </w:rPr>
+            </w:pPr>
+            <w:r>
+              <w:rPr>
+                <w:rFonts w:asciiTheme="minorHAnsi" w:eastAsia="Times New Roman" w:hAnsiTheme="minorHAnsi" w:cs="Times New Roman"/>
+                <w:color w:val="auto"/>
+                <w:sz w:val="22"/>
+                <w:lang w:eastAsia="en-US"/>
+              </w:rPr>
+              <w:t>Criação dos BD</w:t>
+            </w:r>
+          </w:p>
+        </w:tc>
+        <w:tc>
+          <w:tcPr>
+            <w:tcW w:w="1197" w:type="dxa"/>
+            <w:vAlign w:val="center"/>
+          </w:tcPr>
+          <w:p>
+            <w:pPr>
+              <w:spacing w:line="240" w:lineRule="auto"/>
+              <w:ind w:firstLine="0"/>
+              <w:mirrorIndents w:val="0"/>
+              <w:jc w:val="center"/>
+              <w:rPr>
+                <w:rFonts w:asciiTheme="minorHAnsi" w:eastAsia="Times New Roman" w:hAnsiTheme="minorHAnsi" w:cs="Times New Roman"/>
+                <w:color w:val="auto"/>
+                <w:sz w:val="22"/>
+                <w:lang w:eastAsia="en-US"/>
+              </w:rPr>
+            </w:pPr>
+          </w:p>
+        </w:tc>
+        <w:tc>
+          <w:tcPr>
+            <w:tcW w:w="1197" w:type="dxa"/>
+            <w:vAlign w:val="center"/>
+          </w:tcPr>
+          <w:p>
+            <w:pPr>
+              <w:spacing w:line="240" w:lineRule="auto"/>
+              <w:ind w:firstLine="0"/>
+              <w:mirrorIndents w:val="0"/>
+              <w:jc w:val="center"/>
+              <w:rPr>
+                <w:rFonts w:asciiTheme="minorHAnsi" w:eastAsia="Times New Roman" w:hAnsiTheme="minorHAnsi" w:cs="Times New Roman"/>
+                <w:color w:val="auto"/>
+                <w:sz w:val="22"/>
+                <w:lang w:eastAsia="en-US"/>
+              </w:rPr>
+            </w:pPr>
+          </w:p>
+        </w:tc>
+        <w:tc>
+          <w:tcPr>
+            <w:tcW w:w="1197" w:type="dxa"/>
+            <w:vAlign w:val="center"/>
+          </w:tcPr>
+          <w:p>
+            <w:pPr>
+              <w:spacing w:line="240" w:lineRule="auto"/>
+              <w:ind w:firstLine="0"/>
+              <w:mirrorIndents w:val="0"/>
+              <w:jc w:val="center"/>
+              <w:rPr>
+                <w:rFonts w:asciiTheme="minorHAnsi" w:eastAsia="Times New Roman" w:hAnsiTheme="minorHAnsi" w:cs="Times New Roman"/>
+                <w:color w:val="auto"/>
+                <w:sz w:val="22"/>
+                <w:lang w:eastAsia="en-US"/>
+              </w:rPr>
+            </w:pPr>
+          </w:p>
+        </w:tc>
+        <w:tc>
+          <w:tcPr>
+            <w:tcW w:w="1197" w:type="dxa"/>
+            <w:vAlign w:val="center"/>
+          </w:tcPr>
+          <w:p>
+            <w:pPr>
+              <w:spacing w:line="240" w:lineRule="auto"/>
+              <w:ind w:firstLine="0"/>
+              <w:mirrorIndents w:val="0"/>
+              <w:jc w:val="center"/>
+              <w:rPr>
+                <w:rFonts w:asciiTheme="minorHAnsi" w:eastAsia="Times New Roman" w:hAnsiTheme="minorHAnsi" w:cs="Times New Roman"/>
+                <w:color w:val="auto"/>
+                <w:sz w:val="22"/>
+                <w:lang w:eastAsia="en-US"/>
+              </w:rPr>
+            </w:pPr>
+          </w:p>
+        </w:tc>
+        <w:tc>
+          <w:tcPr>
+            <w:tcW w:w="1197" w:type="dxa"/>
+            <w:vAlign w:val="center"/>
+          </w:tcPr>
+          <w:p>
+            <w:pPr>
+              <w:numPr>
+                <w:ilvl w:val="0"/>
+                <w:numId w:val="46"/>
+              </w:numPr>
+              <w:spacing w:line="240" w:lineRule="auto"/>
+              <w:contextualSpacing/>
+              <w:mirrorIndents w:val="0"/>
+              <w:jc w:val="center"/>
+              <w:rPr>
+                <w:rFonts w:asciiTheme="minorHAnsi" w:eastAsia="Times New Roman" w:hAnsiTheme="minorHAnsi" w:cs="Times New Roman"/>
+                <w:color w:val="auto"/>
+                <w:sz w:val="22"/>
+                <w:lang w:eastAsia="en-US"/>
+              </w:rPr>
+            </w:pPr>
+          </w:p>
+        </w:tc>
+        <w:tc>
+          <w:tcPr>
+            <w:tcW w:w="1210" w:type="dxa"/>
+            <w:vAlign w:val="center"/>
+          </w:tcPr>
+          <w:p>
+            <w:pPr>
+              <w:numPr>
+                <w:ilvl w:val="0"/>
+                <w:numId w:val="46"/>
+              </w:numPr>
+              <w:spacing w:line="240" w:lineRule="auto"/>
+              <w:contextualSpacing/>
+              <w:mirrorIndents w:val="0"/>
+              <w:jc w:val="center"/>
+              <w:rPr>
+                <w:rFonts w:asciiTheme="minorHAnsi" w:eastAsia="Times New Roman" w:hAnsiTheme="minorHAnsi" w:cs="Times New Roman"/>
+                <w:color w:val="auto"/>
+                <w:sz w:val="22"/>
+                <w:lang w:eastAsia="en-US"/>
+              </w:rPr>
+            </w:pPr>
+          </w:p>
+        </w:tc>
+      </w:tr>
+      <w:tr>
+        <w:trPr>
+          <w:gridAfter w:val="1"/>
+          <w:wAfter w:w="6" w:type="dxa"/>
+          <w:trHeight w:val="265"/>
+        </w:trPr>
+        <w:tc>
+          <w:tcPr>
+            <w:tcW w:w="3425" w:type="dxa"/>
+          </w:tcPr>
+          <w:p>
+            <w:pPr>
+              <w:spacing w:line="240" w:lineRule="auto"/>
+              <w:ind w:firstLine="0"/>
+              <w:mirrorIndents w:val="0"/>
+              <w:jc w:val="left"/>
+              <w:rPr>
+                <w:rFonts w:asciiTheme="minorHAnsi" w:eastAsia="Times New Roman" w:hAnsiTheme="minorHAnsi" w:cs="Times New Roman"/>
+                <w:color w:val="auto"/>
+                <w:sz w:val="22"/>
+                <w:lang w:eastAsia="en-US"/>
+              </w:rPr>
+            </w:pPr>
+            <w:r>
+              <w:rPr>
+                <w:rFonts w:asciiTheme="minorHAnsi" w:eastAsia="Times New Roman" w:hAnsiTheme="minorHAnsi" w:cs="Times New Roman"/>
+                <w:color w:val="auto"/>
+                <w:sz w:val="22"/>
+                <w:lang w:eastAsia="en-US"/>
+              </w:rPr>
+              <w:t>Criação do BACKEND</w:t>
+            </w:r>
+          </w:p>
+        </w:tc>
+        <w:tc>
+          <w:tcPr>
+            <w:tcW w:w="1197" w:type="dxa"/>
+            <w:vAlign w:val="center"/>
+          </w:tcPr>
+          <w:p>
+            <w:pPr>
+              <w:spacing w:line="240" w:lineRule="auto"/>
+              <w:ind w:firstLine="0"/>
+              <w:mirrorIndents w:val="0"/>
+              <w:jc w:val="center"/>
+              <w:rPr>
+                <w:rFonts w:asciiTheme="minorHAnsi" w:eastAsia="Times New Roman" w:hAnsiTheme="minorHAnsi" w:cs="Times New Roman"/>
+                <w:color w:val="auto"/>
+                <w:sz w:val="22"/>
+                <w:lang w:eastAsia="en-US"/>
+              </w:rPr>
+            </w:pPr>
+          </w:p>
+        </w:tc>
+        <w:tc>
+          <w:tcPr>
+            <w:tcW w:w="1197" w:type="dxa"/>
+            <w:vAlign w:val="center"/>
+          </w:tcPr>
+          <w:p>
+            <w:pPr>
+              <w:spacing w:line="240" w:lineRule="auto"/>
+              <w:ind w:firstLine="0"/>
+              <w:mirrorIndents w:val="0"/>
+              <w:jc w:val="center"/>
+              <w:rPr>
+                <w:rFonts w:asciiTheme="minorHAnsi" w:eastAsia="Times New Roman" w:hAnsiTheme="minorHAnsi" w:cs="Times New Roman"/>
+                <w:color w:val="auto"/>
+                <w:sz w:val="22"/>
+                <w:lang w:eastAsia="en-US"/>
+              </w:rPr>
+            </w:pPr>
+          </w:p>
+        </w:tc>
+        <w:tc>
+          <w:tcPr>
+            <w:tcW w:w="1197" w:type="dxa"/>
+            <w:vAlign w:val="center"/>
+          </w:tcPr>
+          <w:p>
+            <w:pPr>
+              <w:spacing w:line="240" w:lineRule="auto"/>
+              <w:ind w:firstLine="0"/>
+              <w:mirrorIndents w:val="0"/>
+              <w:jc w:val="center"/>
+              <w:rPr>
+                <w:rFonts w:asciiTheme="minorHAnsi" w:eastAsia="Times New Roman" w:hAnsiTheme="minorHAnsi" w:cs="Times New Roman"/>
+                <w:color w:val="auto"/>
+                <w:sz w:val="22"/>
+                <w:lang w:eastAsia="en-US"/>
+              </w:rPr>
+            </w:pPr>
+          </w:p>
+        </w:tc>
+        <w:tc>
+          <w:tcPr>
+            <w:tcW w:w="1197" w:type="dxa"/>
+            <w:vAlign w:val="center"/>
+          </w:tcPr>
+          <w:p>
+            <w:pPr>
+              <w:spacing w:line="240" w:lineRule="auto"/>
+              <w:ind w:firstLine="0"/>
+              <w:mirrorIndents w:val="0"/>
+              <w:jc w:val="center"/>
+              <w:rPr>
+                <w:rFonts w:asciiTheme="minorHAnsi" w:eastAsia="Times New Roman" w:hAnsiTheme="minorHAnsi" w:cs="Times New Roman"/>
+                <w:color w:val="auto"/>
+                <w:sz w:val="22"/>
+                <w:lang w:eastAsia="en-US"/>
+              </w:rPr>
+            </w:pPr>
+          </w:p>
+        </w:tc>
+        <w:tc>
+          <w:tcPr>
+            <w:tcW w:w="1197" w:type="dxa"/>
+            <w:vAlign w:val="center"/>
+          </w:tcPr>
+          <w:p>
+            <w:pPr>
+              <w:numPr>
+                <w:ilvl w:val="0"/>
+                <w:numId w:val="46"/>
+              </w:numPr>
+              <w:spacing w:line="240" w:lineRule="auto"/>
+              <w:contextualSpacing/>
+              <w:mirrorIndents w:val="0"/>
+              <w:jc w:val="center"/>
+              <w:rPr>
+                <w:rFonts w:asciiTheme="minorHAnsi" w:eastAsia="Times New Roman" w:hAnsiTheme="minorHAnsi" w:cs="Times New Roman"/>
+                <w:color w:val="auto"/>
+                <w:sz w:val="22"/>
+                <w:lang w:eastAsia="en-US"/>
+              </w:rPr>
+            </w:pPr>
+          </w:p>
+        </w:tc>
+        <w:tc>
+          <w:tcPr>
+            <w:tcW w:w="1210" w:type="dxa"/>
+            <w:vAlign w:val="center"/>
+          </w:tcPr>
+          <w:p>
+            <w:pPr>
+              <w:numPr>
+                <w:ilvl w:val="0"/>
+                <w:numId w:val="46"/>
+              </w:numPr>
+              <w:spacing w:line="240" w:lineRule="auto"/>
+              <w:contextualSpacing/>
+              <w:mirrorIndents w:val="0"/>
+              <w:jc w:val="center"/>
+              <w:rPr>
+                <w:rFonts w:asciiTheme="minorHAnsi" w:eastAsia="Times New Roman" w:hAnsiTheme="minorHAnsi" w:cs="Times New Roman"/>
+                <w:color w:val="auto"/>
+                <w:sz w:val="22"/>
+                <w:lang w:eastAsia="en-US"/>
+              </w:rPr>
+            </w:pPr>
+          </w:p>
+        </w:tc>
+      </w:tr>
+      <w:tr>
+        <w:trPr>
+          <w:gridAfter w:val="1"/>
+          <w:wAfter w:w="6" w:type="dxa"/>
+          <w:trHeight w:val="265"/>
+        </w:trPr>
+        <w:tc>
+          <w:tcPr>
+            <w:tcW w:w="3425" w:type="dxa"/>
+          </w:tcPr>
+          <w:p>
+            <w:pPr>
+              <w:spacing w:line="240" w:lineRule="auto"/>
+              <w:ind w:firstLine="0"/>
+              <w:mirrorIndents w:val="0"/>
+              <w:jc w:val="left"/>
+              <w:rPr>
+                <w:rFonts w:asciiTheme="minorHAnsi" w:eastAsia="Times New Roman" w:hAnsiTheme="minorHAnsi" w:cs="Times New Roman"/>
+                <w:color w:val="auto"/>
+                <w:sz w:val="22"/>
+                <w:lang w:eastAsia="en-US"/>
+              </w:rPr>
+            </w:pPr>
+            <w:r>
+              <w:rPr>
+                <w:rFonts w:asciiTheme="minorHAnsi" w:eastAsia="Times New Roman" w:hAnsiTheme="minorHAnsi" w:cs="Times New Roman"/>
+                <w:color w:val="auto"/>
+                <w:sz w:val="22"/>
+                <w:lang w:eastAsia="en-US"/>
+              </w:rPr>
+              <w:t>Criação do FRONTEND</w:t>
+            </w:r>
+          </w:p>
+        </w:tc>
+        <w:tc>
+          <w:tcPr>
+            <w:tcW w:w="1197" w:type="dxa"/>
+            <w:vAlign w:val="center"/>
+          </w:tcPr>
+          <w:p>
+            <w:pPr>
+              <w:spacing w:line="240" w:lineRule="auto"/>
+              <w:ind w:firstLine="0"/>
+              <w:mirrorIndents w:val="0"/>
+              <w:jc w:val="center"/>
+              <w:rPr>
+                <w:rFonts w:asciiTheme="minorHAnsi" w:eastAsia="Times New Roman" w:hAnsiTheme="minorHAnsi" w:cs="Times New Roman"/>
+                <w:color w:val="auto"/>
+                <w:sz w:val="22"/>
+                <w:lang w:eastAsia="en-US"/>
+              </w:rPr>
+            </w:pPr>
+          </w:p>
+        </w:tc>
+        <w:tc>
+          <w:tcPr>
+            <w:tcW w:w="1197" w:type="dxa"/>
+            <w:vAlign w:val="center"/>
+          </w:tcPr>
+          <w:p>
+            <w:pPr>
+              <w:spacing w:line="240" w:lineRule="auto"/>
+              <w:ind w:firstLine="0"/>
+              <w:mirrorIndents w:val="0"/>
+              <w:jc w:val="center"/>
+              <w:rPr>
+                <w:rFonts w:asciiTheme="minorHAnsi" w:eastAsia="Times New Roman" w:hAnsiTheme="minorHAnsi" w:cs="Times New Roman"/>
+                <w:color w:val="auto"/>
+                <w:sz w:val="22"/>
+                <w:lang w:eastAsia="en-US"/>
+              </w:rPr>
+            </w:pPr>
+          </w:p>
+        </w:tc>
+        <w:tc>
+          <w:tcPr>
+            <w:tcW w:w="1197" w:type="dxa"/>
+            <w:vAlign w:val="center"/>
+          </w:tcPr>
+          <w:p>
+            <w:pPr>
+              <w:spacing w:line="240" w:lineRule="auto"/>
+              <w:ind w:firstLine="0"/>
+              <w:mirrorIndents w:val="0"/>
+              <w:jc w:val="center"/>
+              <w:rPr>
+                <w:rFonts w:asciiTheme="minorHAnsi" w:eastAsia="Times New Roman" w:hAnsiTheme="minorHAnsi" w:cs="Times New Roman"/>
+                <w:color w:val="auto"/>
+                <w:sz w:val="22"/>
+                <w:lang w:eastAsia="en-US"/>
+              </w:rPr>
+            </w:pPr>
+          </w:p>
+        </w:tc>
+        <w:tc>
+          <w:tcPr>
+            <w:tcW w:w="1197" w:type="dxa"/>
+            <w:vAlign w:val="center"/>
+          </w:tcPr>
+          <w:p>
+            <w:pPr>
+              <w:spacing w:line="240" w:lineRule="auto"/>
+              <w:ind w:firstLine="0"/>
+              <w:mirrorIndents w:val="0"/>
+              <w:jc w:val="center"/>
+              <w:rPr>
+                <w:rFonts w:asciiTheme="minorHAnsi" w:eastAsia="Times New Roman" w:hAnsiTheme="minorHAnsi" w:cs="Times New Roman"/>
+                <w:color w:val="auto"/>
+                <w:sz w:val="22"/>
+                <w:lang w:eastAsia="en-US"/>
+              </w:rPr>
+            </w:pPr>
+          </w:p>
+        </w:tc>
+        <w:tc>
+          <w:tcPr>
+            <w:tcW w:w="1197" w:type="dxa"/>
+            <w:vAlign w:val="center"/>
+          </w:tcPr>
+          <w:p>
+            <w:pPr>
+              <w:numPr>
+                <w:ilvl w:val="0"/>
+                <w:numId w:val="46"/>
+              </w:numPr>
+              <w:spacing w:line="240" w:lineRule="auto"/>
+              <w:contextualSpacing/>
+              <w:mirrorIndents w:val="0"/>
+              <w:jc w:val="center"/>
+              <w:rPr>
+                <w:rFonts w:asciiTheme="minorHAnsi" w:eastAsia="Times New Roman" w:hAnsiTheme="minorHAnsi" w:cs="Times New Roman"/>
+                <w:color w:val="auto"/>
+                <w:sz w:val="22"/>
+                <w:lang w:eastAsia="en-US"/>
+              </w:rPr>
+            </w:pPr>
+          </w:p>
+        </w:tc>
+        <w:tc>
+          <w:tcPr>
+            <w:tcW w:w="1210" w:type="dxa"/>
+            <w:vAlign w:val="center"/>
+          </w:tcPr>
+          <w:p>
+            <w:pPr>
+              <w:numPr>
+                <w:ilvl w:val="0"/>
+                <w:numId w:val="46"/>
+              </w:numPr>
+              <w:spacing w:line="240" w:lineRule="auto"/>
+              <w:contextualSpacing/>
+              <w:mirrorIndents w:val="0"/>
+              <w:jc w:val="center"/>
+              <w:rPr>
+                <w:rFonts w:asciiTheme="minorHAnsi" w:eastAsia="Times New Roman" w:hAnsiTheme="minorHAnsi" w:cs="Times New Roman"/>
+                <w:color w:val="auto"/>
+                <w:sz w:val="22"/>
+                <w:lang w:eastAsia="en-US"/>
+              </w:rPr>
+            </w:pPr>
+          </w:p>
+        </w:tc>
+      </w:tr>
+      <w:tr>
+        <w:trPr>
+          <w:gridAfter w:val="1"/>
+          <w:wAfter w:w="6" w:type="dxa"/>
+          <w:trHeight w:val="265"/>
+        </w:trPr>
+        <w:tc>
+          <w:tcPr>
+            <w:tcW w:w="3425" w:type="dxa"/>
+          </w:tcPr>
+          <w:p>
+            <w:pPr>
+              <w:spacing w:line="240" w:lineRule="auto"/>
+              <w:ind w:firstLine="0"/>
+              <w:mirrorIndents w:val="0"/>
+              <w:jc w:val="left"/>
+              <w:rPr>
+                <w:rFonts w:asciiTheme="minorHAnsi" w:eastAsia="Times New Roman" w:hAnsiTheme="minorHAnsi" w:cs="Times New Roman"/>
+                <w:color w:val="auto"/>
+                <w:sz w:val="22"/>
+                <w:lang w:eastAsia="en-US"/>
+              </w:rPr>
+            </w:pPr>
+            <w:r>
+              <w:rPr>
+                <w:rFonts w:asciiTheme="minorHAnsi" w:eastAsia="Times New Roman" w:hAnsiTheme="minorHAnsi" w:cs="Times New Roman"/>
+                <w:color w:val="auto"/>
+                <w:sz w:val="22"/>
+                <w:lang w:eastAsia="en-US"/>
+              </w:rPr>
+              <w:t>Realizar TESTES</w:t>
+            </w:r>
+          </w:p>
+        </w:tc>
+        <w:tc>
+          <w:tcPr>
+            <w:tcW w:w="1197" w:type="dxa"/>
+            <w:vAlign w:val="center"/>
+          </w:tcPr>
+          <w:p>
+            <w:pPr>
+              <w:spacing w:line="240" w:lineRule="auto"/>
+              <w:ind w:firstLine="0"/>
+              <w:mirrorIndents w:val="0"/>
+              <w:jc w:val="center"/>
+              <w:rPr>
+                <w:rFonts w:asciiTheme="minorHAnsi" w:eastAsia="Times New Roman" w:hAnsiTheme="minorHAnsi" w:cs="Times New Roman"/>
+                <w:color w:val="auto"/>
+                <w:sz w:val="22"/>
+                <w:lang w:eastAsia="en-US"/>
+              </w:rPr>
+            </w:pPr>
+          </w:p>
+        </w:tc>
+        <w:tc>
+          <w:tcPr>
+            <w:tcW w:w="1197" w:type="dxa"/>
+            <w:vAlign w:val="center"/>
+          </w:tcPr>
+          <w:p>
+            <w:pPr>
+              <w:spacing w:line="240" w:lineRule="auto"/>
+              <w:ind w:firstLine="0"/>
+              <w:mirrorIndents w:val="0"/>
+              <w:jc w:val="center"/>
+              <w:rPr>
+                <w:rFonts w:asciiTheme="minorHAnsi" w:eastAsia="Times New Roman" w:hAnsiTheme="minorHAnsi" w:cs="Times New Roman"/>
+                <w:color w:val="auto"/>
+                <w:sz w:val="22"/>
+                <w:lang w:eastAsia="en-US"/>
+              </w:rPr>
+            </w:pPr>
+          </w:p>
+        </w:tc>
+        <w:tc>
+          <w:tcPr>
+            <w:tcW w:w="1197" w:type="dxa"/>
+            <w:vAlign w:val="center"/>
+          </w:tcPr>
+          <w:p>
+            <w:pPr>
+              <w:spacing w:line="240" w:lineRule="auto"/>
+              <w:ind w:firstLine="0"/>
+              <w:mirrorIndents w:val="0"/>
+              <w:jc w:val="center"/>
+              <w:rPr>
+                <w:rFonts w:asciiTheme="minorHAnsi" w:eastAsia="Times New Roman" w:hAnsiTheme="minorHAnsi" w:cs="Times New Roman"/>
+                <w:color w:val="auto"/>
+                <w:sz w:val="22"/>
+                <w:lang w:eastAsia="en-US"/>
+              </w:rPr>
+            </w:pPr>
+          </w:p>
+        </w:tc>
+        <w:tc>
+          <w:tcPr>
+            <w:tcW w:w="1197" w:type="dxa"/>
+            <w:vAlign w:val="center"/>
+          </w:tcPr>
+          <w:p>
+            <w:pPr>
+              <w:spacing w:line="240" w:lineRule="auto"/>
+              <w:ind w:firstLine="0"/>
+              <w:mirrorIndents w:val="0"/>
+              <w:jc w:val="center"/>
+              <w:rPr>
+                <w:rFonts w:asciiTheme="minorHAnsi" w:eastAsia="Times New Roman" w:hAnsiTheme="minorHAnsi" w:cs="Times New Roman"/>
+                <w:color w:val="auto"/>
+                <w:sz w:val="22"/>
+                <w:lang w:eastAsia="en-US"/>
+              </w:rPr>
+            </w:pPr>
+          </w:p>
+        </w:tc>
+        <w:tc>
+          <w:tcPr>
+            <w:tcW w:w="1197" w:type="dxa"/>
+            <w:vAlign w:val="center"/>
+          </w:tcPr>
+          <w:p>
+            <w:pPr>
+              <w:numPr>
+                <w:ilvl w:val="0"/>
+                <w:numId w:val="46"/>
+              </w:numPr>
+              <w:spacing w:line="240" w:lineRule="auto"/>
+              <w:contextualSpacing/>
+              <w:mirrorIndents w:val="0"/>
+              <w:jc w:val="center"/>
+              <w:rPr>
+                <w:rFonts w:asciiTheme="minorHAnsi" w:eastAsia="Times New Roman" w:hAnsiTheme="minorHAnsi" w:cs="Times New Roman"/>
+                <w:color w:val="auto"/>
+                <w:sz w:val="22"/>
+                <w:lang w:eastAsia="en-US"/>
+              </w:rPr>
+            </w:pPr>
+          </w:p>
+        </w:tc>
+        <w:tc>
+          <w:tcPr>
+            <w:tcW w:w="1210" w:type="dxa"/>
+            <w:vAlign w:val="center"/>
+          </w:tcPr>
+          <w:p>
+            <w:pPr>
+              <w:numPr>
+                <w:ilvl w:val="0"/>
+                <w:numId w:val="46"/>
+              </w:numPr>
+              <w:spacing w:line="240" w:lineRule="auto"/>
+              <w:contextualSpacing/>
+              <w:mirrorIndents w:val="0"/>
+              <w:jc w:val="center"/>
+              <w:rPr>
+                <w:rFonts w:asciiTheme="minorHAnsi" w:eastAsia="Times New Roman" w:hAnsiTheme="minorHAnsi" w:cs="Times New Roman"/>
+                <w:color w:val="auto"/>
+                <w:sz w:val="22"/>
+                <w:lang w:eastAsia="en-US"/>
+              </w:rPr>
+            </w:pPr>
+          </w:p>
+        </w:tc>
+      </w:tr>
+      <w:tr>
+        <w:trPr>
+          <w:gridAfter w:val="1"/>
+          <w:wAfter w:w="6" w:type="dxa"/>
+          <w:trHeight w:val="265"/>
+        </w:trPr>
+        <w:tc>
+          <w:tcPr>
+            <w:tcW w:w="3425" w:type="dxa"/>
+          </w:tcPr>
+          <w:p>
+            <w:pPr>
+              <w:spacing w:line="240" w:lineRule="auto"/>
+              <w:ind w:firstLine="0"/>
+              <w:mirrorIndents w:val="0"/>
+              <w:jc w:val="left"/>
+              <w:rPr>
+                <w:rFonts w:asciiTheme="minorHAnsi" w:eastAsia="Times New Roman" w:hAnsiTheme="minorHAnsi" w:cs="Times New Roman"/>
+                <w:color w:val="auto"/>
+                <w:sz w:val="22"/>
+                <w:lang w:eastAsia="en-US"/>
+              </w:rPr>
+            </w:pPr>
+            <w:r>
+              <w:rPr>
+                <w:rFonts w:asciiTheme="minorHAnsi" w:eastAsia="Times New Roman" w:hAnsiTheme="minorHAnsi" w:cs="Times New Roman"/>
+                <w:color w:val="auto"/>
+                <w:sz w:val="22"/>
+                <w:lang w:eastAsia="en-US"/>
+              </w:rPr>
+              <w:t>Gerir Documentação OPERACIONAL</w:t>
+            </w:r>
+          </w:p>
+        </w:tc>
+        <w:tc>
+          <w:tcPr>
+            <w:tcW w:w="1197" w:type="dxa"/>
+            <w:vAlign w:val="center"/>
+          </w:tcPr>
+          <w:p>
+            <w:pPr>
+              <w:spacing w:line="240" w:lineRule="auto"/>
+              <w:ind w:firstLine="0"/>
+              <w:mirrorIndents w:val="0"/>
+              <w:jc w:val="center"/>
+              <w:rPr>
+                <w:rFonts w:asciiTheme="minorHAnsi" w:eastAsia="Times New Roman" w:hAnsiTheme="minorHAnsi" w:cs="Times New Roman"/>
+                <w:color w:val="auto"/>
+                <w:sz w:val="22"/>
+                <w:lang w:eastAsia="en-US"/>
+              </w:rPr>
+            </w:pPr>
+          </w:p>
+        </w:tc>
+        <w:tc>
+          <w:tcPr>
+            <w:tcW w:w="1197" w:type="dxa"/>
+            <w:vAlign w:val="center"/>
+          </w:tcPr>
+          <w:p>
+            <w:pPr>
+              <w:spacing w:line="240" w:lineRule="auto"/>
+              <w:ind w:firstLine="0"/>
+              <w:mirrorIndents w:val="0"/>
+              <w:jc w:val="center"/>
+              <w:rPr>
+                <w:rFonts w:asciiTheme="minorHAnsi" w:eastAsia="Times New Roman" w:hAnsiTheme="minorHAnsi" w:cs="Times New Roman"/>
+                <w:color w:val="auto"/>
+                <w:sz w:val="22"/>
+                <w:lang w:eastAsia="en-US"/>
+              </w:rPr>
+            </w:pPr>
+          </w:p>
+        </w:tc>
+        <w:tc>
+          <w:tcPr>
+            <w:tcW w:w="1197" w:type="dxa"/>
+            <w:vAlign w:val="center"/>
+          </w:tcPr>
+          <w:p>
+            <w:pPr>
+              <w:spacing w:line="240" w:lineRule="auto"/>
+              <w:ind w:firstLine="0"/>
+              <w:mirrorIndents w:val="0"/>
+              <w:jc w:val="center"/>
+              <w:rPr>
+                <w:rFonts w:asciiTheme="minorHAnsi" w:eastAsia="Times New Roman" w:hAnsiTheme="minorHAnsi" w:cs="Times New Roman"/>
+                <w:color w:val="auto"/>
+                <w:sz w:val="22"/>
+                <w:lang w:eastAsia="en-US"/>
+              </w:rPr>
+            </w:pPr>
+          </w:p>
+        </w:tc>
+        <w:tc>
+          <w:tcPr>
+            <w:tcW w:w="1197" w:type="dxa"/>
+            <w:vAlign w:val="center"/>
+          </w:tcPr>
+          <w:p>
+            <w:pPr>
+              <w:spacing w:line="240" w:lineRule="auto"/>
+              <w:ind w:firstLine="0"/>
+              <w:mirrorIndents w:val="0"/>
+              <w:jc w:val="center"/>
+              <w:rPr>
+                <w:rFonts w:asciiTheme="minorHAnsi" w:eastAsia="Times New Roman" w:hAnsiTheme="minorHAnsi" w:cs="Times New Roman"/>
+                <w:color w:val="auto"/>
+                <w:sz w:val="22"/>
+                <w:lang w:eastAsia="en-US"/>
+              </w:rPr>
+            </w:pPr>
+          </w:p>
+        </w:tc>
+        <w:tc>
+          <w:tcPr>
+            <w:tcW w:w="1197" w:type="dxa"/>
+            <w:vAlign w:val="center"/>
+          </w:tcPr>
+          <w:p>
+            <w:pPr>
+              <w:numPr>
+                <w:ilvl w:val="0"/>
+                <w:numId w:val="46"/>
+              </w:numPr>
+              <w:spacing w:line="240" w:lineRule="auto"/>
+              <w:contextualSpacing/>
+              <w:mirrorIndents w:val="0"/>
+              <w:jc w:val="center"/>
+              <w:rPr>
+                <w:rFonts w:asciiTheme="minorHAnsi" w:eastAsia="Times New Roman" w:hAnsiTheme="minorHAnsi" w:cs="Times New Roman"/>
+                <w:color w:val="auto"/>
+                <w:sz w:val="22"/>
+                <w:lang w:eastAsia="en-US"/>
+              </w:rPr>
+            </w:pPr>
+          </w:p>
+        </w:tc>
+        <w:tc>
+          <w:tcPr>
+            <w:tcW w:w="1210" w:type="dxa"/>
+            <w:vAlign w:val="center"/>
+          </w:tcPr>
+          <w:p>
+            <w:pPr>
+              <w:numPr>
+                <w:ilvl w:val="0"/>
+                <w:numId w:val="46"/>
+              </w:numPr>
+              <w:spacing w:line="240" w:lineRule="auto"/>
+              <w:contextualSpacing/>
+              <w:mirrorIndents w:val="0"/>
+              <w:jc w:val="center"/>
+              <w:rPr>
+                <w:rFonts w:asciiTheme="minorHAnsi" w:eastAsia="Times New Roman" w:hAnsiTheme="minorHAnsi" w:cs="Times New Roman"/>
+                <w:color w:val="auto"/>
+                <w:sz w:val="22"/>
+                <w:lang w:eastAsia="en-US"/>
+              </w:rPr>
+            </w:pPr>
+          </w:p>
+        </w:tc>
+      </w:tr>
+    </w:tbl>
     <w:p>
       <w:pPr>
         <w:ind w:firstLine="0"/>
@@ -5861,63 +9402,6 @@
           <w:szCs w:val="24"/>
         </w:rPr>
       </w:pPr>
-      <w:r>
-        <w:rPr>
-          <w:noProof/>
-          <w:szCs w:val="24"/>
-        </w:rPr>
-        <w:drawing>
-          <wp:inline distT="0" distB="0" distL="0" distR="0" wp14:anchorId="6EC715EC" wp14:editId="7CD89039">
-            <wp:extent cx="4210050" cy="2216150"/>
-            <wp:effectExtent l="0" t="0" r="0" b="0"/>
-            <wp:docPr id="1" name="Imagem 1"/>
-            <wp:cNvGraphicFramePr>
-              <a:graphicFrameLocks xmlns:a="http://schemas.openxmlformats.org/drawingml/2006/main" noChangeAspect="1"/>
-            </wp:cNvGraphicFramePr>
-            <a:graphic xmlns:a="http://schemas.openxmlformats.org/drawingml/2006/main">
-              <a:graphicData uri="http://schemas.openxmlformats.org/drawingml/2006/picture">
-                <pic:pic xmlns:pic="http://schemas.openxmlformats.org/drawingml/2006/picture">
-                  <pic:nvPicPr>
-                    <pic:cNvPr id="0" name="Picture 1"/>
-                    <pic:cNvPicPr>
-                      <a:picLocks noChangeAspect="1" noChangeArrowheads="1"/>
-                    </pic:cNvPicPr>
-                  </pic:nvPicPr>
-                  <pic:blipFill rotWithShape="1">
-                    <a:blip r:embed="rId12">
-                      <a:extLst>
-                        <a:ext uri="{28A0092B-C50C-407E-A947-70E740481C1C}">
-                          <a14:useLocalDpi xmlns:a14="http://schemas.microsoft.com/office/drawing/2010/main" val="0"/>
-                        </a:ext>
-                      </a:extLst>
-                    </a:blip>
-                    <a:srcRect l="10934" t="6702" r="11112" b="6676"/>
-                    <a:stretch/>
-                  </pic:blipFill>
-                  <pic:spPr bwMode="auto">
-                    <a:xfrm>
-                      <a:off x="0" y="0"/>
-                      <a:ext cx="4210050" cy="2216150"/>
-                    </a:xfrm>
-                    <a:prstGeom prst="rect">
-                      <a:avLst/>
-                    </a:prstGeom>
-                    <a:noFill/>
-                    <a:ln>
-                      <a:noFill/>
-                    </a:ln>
-                    <a:extLst>
-                      <a:ext uri="{53640926-AAD7-44D8-BBD7-CCE9431645EC}">
-                        <a14:shadowObscured xmlns:a14="http://schemas.microsoft.com/office/drawing/2010/main"/>
-                      </a:ext>
-                    </a:extLst>
-                  </pic:spPr>
-                </pic:pic>
-              </a:graphicData>
-            </a:graphic>
-          </wp:inline>
-        </w:drawing>
-      </w:r>
     </w:p>
     <w:p>
       <w:pPr>
@@ -6065,322 +9549,280 @@
     </w:p>
     <w:p>
       <w:pPr>
+        <w:pStyle w:val="Ttulo1"/>
+        <w:rPr>
+          <w:u w:val="single"/>
+        </w:rPr>
+      </w:pPr>
+      <w:r>
+        <w:br w:type="page"/>
+      </w:r>
+      <w:bookmarkStart w:id="13" w:name="_Toc230704263"/>
+      <w:r>
+        <w:lastRenderedPageBreak/>
+        <w:t>ORÇAMENTO</w:t>
+      </w:r>
+      <w:bookmarkEnd w:id="13"/>
+    </w:p>
+    <w:p>
+      <w:pPr>
+        <w:rPr>
+          <w:color w:val="FF0000"/>
+        </w:rPr>
+      </w:pPr>
+      <w:r>
+        <w:rPr>
+          <w:color w:val="FF0000"/>
+        </w:rPr>
+        <w:t>Com base nos nossos objetivos que vamos incrementar na empresa Poliedro, fizemos uma estimativa de preço da nossa consultoria considerando os custos operacionais e Salários dos nossos consultores:</w:t>
+      </w:r>
+    </w:p>
+    <w:p/>
+    <w:p>
+      <w:pPr>
+        <w:jc w:val="left"/>
+        <w:rPr>
+          <w:color w:val="FF0000"/>
+          <w:szCs w:val="24"/>
+        </w:rPr>
+      </w:pPr>
+      <w:r>
+        <w:rPr>
+          <w:color w:val="FF0000"/>
+          <w:szCs w:val="24"/>
+        </w:rPr>
+        <w:t xml:space="preserve">Valor por hora: </w:t>
+      </w:r>
+      <w:r>
+        <w:rPr>
+          <w:color w:val="FF0000"/>
+          <w:szCs w:val="24"/>
+        </w:rPr>
+        <w:t xml:space="preserve">R$ </w:t>
+      </w:r>
+      <w:r>
+        <w:rPr>
+          <w:color w:val="FF0000"/>
+          <w:szCs w:val="24"/>
+        </w:rPr>
+        <w:t>325</w:t>
+      </w:r>
+      <w:r>
+        <w:rPr>
+          <w:color w:val="FF0000"/>
+          <w:szCs w:val="24"/>
+        </w:rPr>
+        <w:t>,00</w:t>
+      </w:r>
+    </w:p>
+    <w:p>
+      <w:pPr>
+        <w:rPr>
+          <w:color w:val="FF0000"/>
+          <w:szCs w:val="24"/>
+        </w:rPr>
+      </w:pPr>
+      <w:r>
+        <w:rPr>
+          <w:color w:val="FF0000"/>
+          <w:szCs w:val="24"/>
+        </w:rPr>
+        <w:t>Tempo de Consultoria: 308 Horas</w:t>
+      </w:r>
+    </w:p>
+    <w:p>
+      <w:pPr>
+        <w:rPr>
+          <w:color w:val="FF0000"/>
+          <w:szCs w:val="24"/>
+        </w:rPr>
+      </w:pPr>
+      <w:r>
+        <w:rPr>
+          <w:color w:val="FF0000"/>
+          <w:szCs w:val="24"/>
+        </w:rPr>
+        <w:t>Valor Total: R$ 100.100,00</w:t>
+      </w:r>
+    </w:p>
+    <w:p>
+      <w:pPr>
+        <w:rPr>
+          <w:color w:val="FF0000"/>
+          <w:szCs w:val="24"/>
+        </w:rPr>
+      </w:pPr>
+      <w:r>
+        <w:rPr>
+          <w:color w:val="FF0000"/>
+          <w:szCs w:val="24"/>
+        </w:rPr>
+        <w:t>Custo operacional: R$5.000,00</w:t>
+      </w:r>
+    </w:p>
+    <w:p>
+      <w:pPr>
+        <w:rPr>
+          <w:color w:val="FF0000"/>
+          <w:szCs w:val="24"/>
+        </w:rPr>
+      </w:pPr>
+      <w:r>
+        <w:rPr>
+          <w:color w:val="FF0000"/>
+          <w:szCs w:val="24"/>
+        </w:rPr>
+        <w:t>Custos de Consultoria: R$ 95.100,00</w:t>
+      </w:r>
+    </w:p>
+    <w:p>
+      <w:pPr>
+        <w:rPr>
+          <w:color w:val="FF0000"/>
+          <w:szCs w:val="24"/>
+        </w:rPr>
+      </w:pPr>
+      <w:r>
+        <w:rPr>
+          <w:color w:val="FF0000"/>
+          <w:szCs w:val="24"/>
+        </w:rPr>
+        <w:t>6 Parcelas de R$ 16.683,00</w:t>
+      </w:r>
+    </w:p>
+    <w:p>
+      <w:pPr>
+        <w:jc w:val="left"/>
+        <w:rPr>
+          <w:color w:val="FF0000"/>
+          <w:szCs w:val="24"/>
+        </w:rPr>
+      </w:pPr>
+      <w:r>
+        <w:rPr>
+          <w:color w:val="FF0000"/>
+          <w:szCs w:val="24"/>
+        </w:rPr>
+        <w:t>R$ 95.100,00 dividido por 6 consultores</w:t>
+      </w:r>
+    </w:p>
+    <w:p>
+      <w:pPr>
+        <w:rPr>
+          <w:color w:val="FF0000"/>
+          <w:szCs w:val="24"/>
+        </w:rPr>
+      </w:pPr>
+      <w:r>
+        <w:rPr>
+          <w:color w:val="FF0000"/>
+          <w:szCs w:val="24"/>
+        </w:rPr>
+        <w:t>Salário mensal por consultor: R$ 2.641,00</w:t>
+      </w:r>
+    </w:p>
+    <w:p>
+      <w:pPr>
+        <w:rPr>
+          <w:b/>
+          <w:szCs w:val="24"/>
+        </w:rPr>
+      </w:pPr>
+    </w:p>
+    <w:p>
+      <w:pPr>
+        <w:pStyle w:val="Ttulo1"/>
+      </w:pPr>
+      <w:r>
+        <w:rPr>
+          <w:szCs w:val="24"/>
+        </w:rPr>
+        <w:br w:type="page"/>
+      </w:r>
+      <w:bookmarkStart w:id="14" w:name="_Toc230704264"/>
+      <w:r>
+        <w:lastRenderedPageBreak/>
+        <w:t>CONCLUSÃO</w:t>
+      </w:r>
+      <w:bookmarkEnd w:id="14"/>
+    </w:p>
+    <w:p>
+      <w:pPr>
         <w:ind w:firstLine="0"/>
-        <w:jc w:val="left"/>
-        <w:rPr>
-          <w:szCs w:val="24"/>
-        </w:rPr>
-      </w:pPr>
+        <w:rPr>
+          <w:color w:val="FF0000"/>
+          <w:szCs w:val="24"/>
+        </w:rPr>
+      </w:pPr>
+      <w:r>
+        <w:rPr>
+          <w:color w:val="FF0000"/>
+          <w:szCs w:val="24"/>
+        </w:rPr>
+        <w:t>Após uma análise aprofundada dos desafios enfrentados pelas empresas na retenção e engajamento de colaboradores da Geração Z, podemos concluir que a adoção de estratégias específicas para essa geração é essencial para o sucesso organizacional. A Geração Z possui características e expectativas únicas em relação ao trabalho, e as empresas precisam estar preparadas para atender a essas demandas.</w:t>
+      </w:r>
     </w:p>
     <w:p>
       <w:pPr>
         <w:ind w:firstLine="0"/>
-        <w:jc w:val="left"/>
-        <w:rPr>
-          <w:szCs w:val="24"/>
-        </w:rPr>
-      </w:pPr>
+        <w:rPr>
+          <w:color w:val="FF0000"/>
+          <w:szCs w:val="24"/>
+        </w:rPr>
+      </w:pPr>
+      <w:r>
+        <w:rPr>
+          <w:color w:val="FF0000"/>
+          <w:szCs w:val="24"/>
+        </w:rPr>
+        <w:t>Identificamos que a falta de programas específicos para a Geração Z, aliada a uma cultura organizacional pouco adaptada às suas expectativas, são alguns dos principais fatores que contribuem para a alta rotatividade desses profissionais. Além disso, a baixa remuneração e o acúmulo de responsabilidades também são questões que precisam ser abordadas pelas empresas.</w:t>
+      </w:r>
     </w:p>
     <w:p>
       <w:pPr>
         <w:ind w:firstLine="0"/>
-        <w:jc w:val="left"/>
-        <w:rPr>
-          <w:szCs w:val="24"/>
-        </w:rPr>
-      </w:pPr>
+        <w:rPr>
+          <w:color w:val="FF0000"/>
+          <w:szCs w:val="24"/>
+        </w:rPr>
+      </w:pPr>
+      <w:r>
+        <w:rPr>
+          <w:color w:val="FF0000"/>
+          <w:szCs w:val="24"/>
+        </w:rPr>
+        <w:t>Diante desses desafios, recomendamos que as empresas invistam em programas de desenvolvimento e capacitação voltados para a Geração Z, que ofereçam oportunidades de crescimento e reconhecimento, além de uma cultura organizacional inclusiva e flexível. A adoção de tecnologias e práticas de trabalho inovadoras também pode contribuir para o engajamento e retenção desses profissionais.</w:t>
+      </w:r>
     </w:p>
     <w:p>
       <w:pPr>
         <w:ind w:firstLine="0"/>
-        <w:jc w:val="left"/>
-        <w:rPr>
-          <w:szCs w:val="24"/>
-        </w:rPr>
-      </w:pPr>
-    </w:p>
-    <w:p>
-      <w:pPr>
-        <w:ind w:firstLine="0"/>
-        <w:jc w:val="left"/>
-        <w:rPr>
-          <w:szCs w:val="24"/>
-        </w:rPr>
-      </w:pPr>
+        <w:rPr>
+          <w:color w:val="FF0000"/>
+          <w:szCs w:val="24"/>
+        </w:rPr>
+      </w:pPr>
+      <w:r>
+        <w:rPr>
+          <w:color w:val="FF0000"/>
+          <w:szCs w:val="24"/>
+        </w:rPr>
+        <w:t>Em suma, a retenção e engajamento da Geração Z requerem uma abordagem diferenciada por parte das empresas, que estejam dispostas a se adaptarem às mudanças e às expectativas dessa geração. Aqueles que conseguirem atrair e reter os talentos da Geração Z terão uma vantagem competitiva significativa no mercado de trabalho atual.</w:t>
+      </w:r>
     </w:p>
     <w:p>
       <w:pPr>
         <w:pStyle w:val="Ttulo1"/>
-        <w:rPr>
-          <w:u w:val="single"/>
-        </w:rPr>
-      </w:pPr>
-      <w:r>
+      </w:pPr>
+      <w:r>
+        <w:rPr>
+          <w:szCs w:val="24"/>
+        </w:rPr>
         <w:br w:type="page"/>
       </w:r>
-      <w:bookmarkStart w:id="13" w:name="_Toc230703141"/>
-      <w:r>
-        <w:t>ORÇAMENTO</w:t>
-      </w:r>
-    </w:p>
-    <w:p>
-      <w:pPr>
-        <w:rPr>
-          <w:color w:val="FF0000"/>
-        </w:rPr>
-      </w:pPr>
-      <w:r>
-        <w:rPr>
-          <w:color w:val="FF0000"/>
-        </w:rPr>
-        <w:t>Com base nos nossos objetivos que vamos incrementar na empresa Poliedro, fizemos uma estimativa de preço da nossa consultoria considerando os custos operacionais e Salários dos nossos consultores:</w:t>
-      </w:r>
-      <w:bookmarkEnd w:id="13"/>
-    </w:p>
-    <w:p/>
-    <w:p>
-      <w:pPr>
-        <w:jc w:val="left"/>
-        <w:rPr>
-          <w:color w:val="FF0000"/>
-          <w:szCs w:val="24"/>
-        </w:rPr>
-      </w:pPr>
-      <w:r>
-        <w:rPr>
-          <w:color w:val="FF0000"/>
-          <w:szCs w:val="24"/>
-        </w:rPr>
-        <w:t xml:space="preserve">Valor por hora: </w:t>
-      </w:r>
-      <w:r>
-        <w:rPr>
-          <w:color w:val="FF0000"/>
-          <w:szCs w:val="24"/>
-        </w:rPr>
-        <w:t xml:space="preserve">R$ </w:t>
-      </w:r>
-      <w:r>
-        <w:rPr>
-          <w:color w:val="FF0000"/>
-          <w:szCs w:val="24"/>
-        </w:rPr>
-        <w:t>325</w:t>
-      </w:r>
-      <w:r>
-        <w:rPr>
-          <w:color w:val="FF0000"/>
-          <w:szCs w:val="24"/>
-        </w:rPr>
-        <w:t>,00</w:t>
-      </w:r>
-    </w:p>
-    <w:p>
-      <w:pPr>
-        <w:rPr>
-          <w:color w:val="FF0000"/>
-          <w:szCs w:val="24"/>
-        </w:rPr>
-      </w:pPr>
-      <w:r>
-        <w:rPr>
-          <w:color w:val="FF0000"/>
-          <w:szCs w:val="24"/>
-        </w:rPr>
-        <w:t>Tempo de Consultoria: 308 Horas</w:t>
-      </w:r>
-    </w:p>
-    <w:p>
-      <w:pPr>
-        <w:rPr>
-          <w:color w:val="FF0000"/>
-          <w:szCs w:val="24"/>
-        </w:rPr>
-      </w:pPr>
-      <w:r>
-        <w:rPr>
-          <w:color w:val="FF0000"/>
-          <w:szCs w:val="24"/>
-        </w:rPr>
-        <w:t>Valor Total: R$ 100.100,00</w:t>
-      </w:r>
-    </w:p>
-    <w:p>
-      <w:pPr>
-        <w:rPr>
-          <w:color w:val="FF0000"/>
-          <w:szCs w:val="24"/>
-        </w:rPr>
-      </w:pPr>
-      <w:r>
-        <w:rPr>
-          <w:color w:val="FF0000"/>
-          <w:szCs w:val="24"/>
-        </w:rPr>
-        <w:t>Custo operacional: R$5.000,00</w:t>
-      </w:r>
-    </w:p>
-    <w:p>
-      <w:pPr>
-        <w:rPr>
-          <w:color w:val="FF0000"/>
-          <w:szCs w:val="24"/>
-        </w:rPr>
-      </w:pPr>
-      <w:r>
-        <w:rPr>
-          <w:color w:val="FF0000"/>
-          <w:szCs w:val="24"/>
-        </w:rPr>
-        <w:t>Custos de Consultoria: R$ 95.100,00</w:t>
-      </w:r>
-    </w:p>
-    <w:p>
-      <w:pPr>
-        <w:rPr>
-          <w:color w:val="FF0000"/>
-          <w:szCs w:val="24"/>
-        </w:rPr>
-      </w:pPr>
-      <w:r>
-        <w:rPr>
-          <w:color w:val="FF0000"/>
-          <w:szCs w:val="24"/>
-        </w:rPr>
-        <w:t>6 Parcelas de R$ 16.683,00</w:t>
-      </w:r>
-    </w:p>
-    <w:p>
-      <w:pPr>
-        <w:jc w:val="left"/>
-        <w:rPr>
-          <w:color w:val="FF0000"/>
-          <w:szCs w:val="24"/>
-        </w:rPr>
-      </w:pPr>
-      <w:r>
-        <w:rPr>
-          <w:color w:val="FF0000"/>
-          <w:szCs w:val="24"/>
-        </w:rPr>
-        <w:t>R$ 95.100,00 dividido por 6 consultores</w:t>
-      </w:r>
-    </w:p>
-    <w:p>
-      <w:pPr>
-        <w:rPr>
-          <w:color w:val="FF0000"/>
-          <w:szCs w:val="24"/>
-        </w:rPr>
-      </w:pPr>
-      <w:r>
-        <w:rPr>
-          <w:color w:val="FF0000"/>
-          <w:szCs w:val="24"/>
-        </w:rPr>
-        <w:t>Salário mensal por consultor: R$ 2.641,00</w:t>
-      </w:r>
-    </w:p>
-    <w:p>
-      <w:pPr>
-        <w:rPr>
-          <w:b/>
-          <w:szCs w:val="24"/>
-        </w:rPr>
-      </w:pPr>
-    </w:p>
-    <w:p>
-      <w:pPr>
-        <w:pStyle w:val="Ttulo1"/>
-      </w:pPr>
-      <w:r>
-        <w:rPr>
-          <w:szCs w:val="24"/>
-        </w:rPr>
-        <w:br w:type="page"/>
-      </w:r>
-      <w:bookmarkStart w:id="14" w:name="_Toc230703142"/>
-      <w:r>
-        <w:t>CONCLUSÃO</w:t>
-      </w:r>
-      <w:bookmarkEnd w:id="14"/>
-    </w:p>
-    <w:p>
-      <w:pPr>
-        <w:ind w:firstLine="0"/>
-        <w:rPr>
-          <w:color w:val="FF0000"/>
-          <w:szCs w:val="24"/>
-        </w:rPr>
-      </w:pPr>
-      <w:r>
-        <w:rPr>
-          <w:color w:val="FF0000"/>
-          <w:szCs w:val="24"/>
-        </w:rPr>
-        <w:t>Após uma análise aprofundada dos desafios enfrentados pelas empresas na retenção e engajamento de colaboradores da Geração Z, podemos concluir que a adoção de estratégias específicas para essa geração é essencial para o sucesso organizacional. A Geração Z possui características e expectativas únicas em relação ao trabalho, e as empresas precisam estar preparadas para atender a essas demandas.</w:t>
-      </w:r>
-    </w:p>
-    <w:p>
-      <w:pPr>
-        <w:ind w:firstLine="0"/>
-        <w:rPr>
-          <w:color w:val="FF0000"/>
-          <w:szCs w:val="24"/>
-        </w:rPr>
-      </w:pPr>
-      <w:r>
-        <w:rPr>
-          <w:color w:val="FF0000"/>
-          <w:szCs w:val="24"/>
-        </w:rPr>
-        <w:t>Identificamos que a falta de programas específicos para a Geração Z, aliada a uma cultura organizacional pouco adaptada às suas expectativas, são alguns dos principais fatores que contribuem para a alta rotatividade desses profissionais. Além disso, a baixa remuneração e o acúmulo de responsabilidades também são questões que precisam ser abordadas pelas empresas.</w:t>
-      </w:r>
-    </w:p>
-    <w:p>
-      <w:pPr>
-        <w:ind w:firstLine="0"/>
-        <w:rPr>
-          <w:color w:val="FF0000"/>
-          <w:szCs w:val="24"/>
-        </w:rPr>
-      </w:pPr>
-      <w:r>
-        <w:rPr>
-          <w:color w:val="FF0000"/>
-          <w:szCs w:val="24"/>
-        </w:rPr>
-        <w:t>Diante desses desafios, recomendamos que as empresas invistam em programas de desenvolvimento e capacitação voltados para a Geração Z, que ofereçam oportunidades de crescimento e reconhecimento, além de uma cultura organizacional inclusiva e flexível. A adoção de tecnologias e práticas de trabalho inovadoras também pode contribuir para o engajamento e retenção desses profissionais.</w:t>
-      </w:r>
-    </w:p>
-    <w:p>
-      <w:pPr>
-        <w:ind w:firstLine="0"/>
-        <w:rPr>
-          <w:color w:val="FF0000"/>
-          <w:szCs w:val="24"/>
-        </w:rPr>
-      </w:pPr>
-      <w:r>
-        <w:rPr>
-          <w:color w:val="FF0000"/>
-          <w:szCs w:val="24"/>
-        </w:rPr>
-        <w:t>Em suma, a retenção e engajamento da Geração Z requerem uma abordagem diferenciada por parte das empresas, que estejam dispostas a se adaptarem às mudanças e às expectativas dessa geração. Aqueles que conseguirem atrair e reter os talentos da Geração Z terão uma vantagem competitiva significativa no mercado de trabalho atual.</w:t>
-      </w:r>
-    </w:p>
-    <w:p>
-      <w:pPr>
-        <w:pStyle w:val="Ttulo1"/>
-      </w:pPr>
-      <w:r>
-        <w:rPr>
-          <w:szCs w:val="24"/>
-        </w:rPr>
-        <w:br w:type="page"/>
-      </w:r>
-      <w:bookmarkStart w:id="15" w:name="_Toc230703143"/>
-      <w:r>
+      <w:bookmarkStart w:id="15" w:name="_Toc230704265"/>
+      <w:r>
+        <w:lastRenderedPageBreak/>
         <w:t>REFERÊNCIAS</w:t>
       </w:r>
       <w:bookmarkEnd w:id="15"/>
@@ -7258,6 +10700,7 @@
           <w:szCs w:val="24"/>
           <w:lang w:val="pt-BR"/>
         </w:rPr>
+        <w:lastRenderedPageBreak/>
         <w:t>PONTALTECH.</w:t>
       </w:r>
       <w:r>
@@ -7406,8 +10849,9 @@
         </w:rPr>
         <w:br w:type="page"/>
       </w:r>
-      <w:bookmarkStart w:id="16" w:name="_Toc230703144"/>
-      <w:r>
+      <w:bookmarkStart w:id="16" w:name="_Toc230704266"/>
+      <w:r>
+        <w:lastRenderedPageBreak/>
         <w:t>ANEXOS</w:t>
       </w:r>
       <w:bookmarkEnd w:id="16"/>
@@ -7420,7 +10864,7 @@
         </w:rPr>
       </w:pPr>
       <w:bookmarkStart w:id="17" w:name="_Toc81339708"/>
-      <w:bookmarkStart w:id="18" w:name="_Toc230703145"/>
+      <w:bookmarkStart w:id="18" w:name="_Toc230704267"/>
       <w:r>
         <w:rPr>
           <w:color w:val="FF0000"/>
@@ -8000,6 +11444,7 @@
           <w:color w:val="FF0000"/>
           <w:szCs w:val="24"/>
         </w:rPr>
+        <w:lastRenderedPageBreak/>
         <w:t>8. Quais são os pontos fortes da empresa que podem ser alavancados para melhorar o engajamento e a retenção de talentos da geração Z?</w:t>
       </w:r>
     </w:p>
@@ -8392,8 +11837,9 @@
       <w:r>
         <w:br w:type="page"/>
       </w:r>
-      <w:bookmarkStart w:id="19" w:name="_Toc230703146"/>
-      <w:r>
+      <w:bookmarkStart w:id="19" w:name="_Toc230704268"/>
+      <w:r>
+        <w:lastRenderedPageBreak/>
         <w:t>ANEXO 2: AUTORIZAÇÃO DE IMAGEM</w:t>
       </w:r>
       <w:bookmarkEnd w:id="19"/>
@@ -8424,7 +11870,7 @@
                     </pic:cNvPicPr>
                   </pic:nvPicPr>
                   <pic:blipFill>
-                    <a:blip r:embed="rId13">
+                    <a:blip r:embed="rId12">
                       <a:duotone>
                         <a:prstClr val="black"/>
                         <a:srgbClr val="FF0000">
@@ -8464,7 +11910,7 @@
       </w:r>
     </w:p>
     <w:sectPr>
-      <w:headerReference w:type="default" r:id="rId14"/>
+      <w:headerReference w:type="default" r:id="rId13"/>
       <w:pgSz w:w="11906" w:h="16838"/>
       <w:pgMar w:top="1701" w:right="1700" w:bottom="1134" w:left="1701" w:header="720" w:footer="709" w:gutter="0"/>
       <w:pgNumType w:start="8"/>
@@ -10866,6 +14312,119 @@
     </w:lvl>
   </w:abstractNum>
   <w:abstractNum w:abstractNumId="21" w15:restartNumberingAfterBreak="0">
+    <w:nsid w:val="4A9041EF"/>
+    <w:multiLevelType w:val="hybridMultilevel"/>
+    <w:tmpl w:val="FFFFFFFF"/>
+    <w:lvl w:ilvl="0" w:tplc="0416000D">
+      <w:start w:val="1"/>
+      <w:numFmt w:val="bullet"/>
+      <w:lvlText w:val=""/>
+      <w:lvlJc w:val="left"/>
+      <w:pPr>
+        <w:ind w:left="720" w:hanging="360"/>
+      </w:pPr>
+      <w:rPr>
+        <w:rFonts w:ascii="Wingdings" w:hAnsi="Wingdings" w:hint="default"/>
+      </w:rPr>
+    </w:lvl>
+    <w:lvl w:ilvl="1" w:tplc="04160003" w:tentative="1">
+      <w:start w:val="1"/>
+      <w:numFmt w:val="bullet"/>
+      <w:lvlText w:val="o"/>
+      <w:lvlJc w:val="left"/>
+      <w:pPr>
+        <w:ind w:left="1440" w:hanging="360"/>
+      </w:pPr>
+      <w:rPr>
+        <w:rFonts w:ascii="Courier New" w:hAnsi="Courier New" w:hint="default"/>
+      </w:rPr>
+    </w:lvl>
+    <w:lvl w:ilvl="2" w:tplc="04160005" w:tentative="1">
+      <w:start w:val="1"/>
+      <w:numFmt w:val="bullet"/>
+      <w:lvlText w:val=""/>
+      <w:lvlJc w:val="left"/>
+      <w:pPr>
+        <w:ind w:left="2160" w:hanging="360"/>
+      </w:pPr>
+      <w:rPr>
+        <w:rFonts w:ascii="Wingdings" w:hAnsi="Wingdings" w:hint="default"/>
+      </w:rPr>
+    </w:lvl>
+    <w:lvl w:ilvl="3" w:tplc="04160001" w:tentative="1">
+      <w:start w:val="1"/>
+      <w:numFmt w:val="bullet"/>
+      <w:lvlText w:val=""/>
+      <w:lvlJc w:val="left"/>
+      <w:pPr>
+        <w:ind w:left="2880" w:hanging="360"/>
+      </w:pPr>
+      <w:rPr>
+        <w:rFonts w:ascii="Symbol" w:hAnsi="Symbol" w:hint="default"/>
+      </w:rPr>
+    </w:lvl>
+    <w:lvl w:ilvl="4" w:tplc="04160003" w:tentative="1">
+      <w:start w:val="1"/>
+      <w:numFmt w:val="bullet"/>
+      <w:lvlText w:val="o"/>
+      <w:lvlJc w:val="left"/>
+      <w:pPr>
+        <w:ind w:left="3600" w:hanging="360"/>
+      </w:pPr>
+      <w:rPr>
+        <w:rFonts w:ascii="Courier New" w:hAnsi="Courier New" w:hint="default"/>
+      </w:rPr>
+    </w:lvl>
+    <w:lvl w:ilvl="5" w:tplc="04160005" w:tentative="1">
+      <w:start w:val="1"/>
+      <w:numFmt w:val="bullet"/>
+      <w:lvlText w:val=""/>
+      <w:lvlJc w:val="left"/>
+      <w:pPr>
+        <w:ind w:left="4320" w:hanging="360"/>
+      </w:pPr>
+      <w:rPr>
+        <w:rFonts w:ascii="Wingdings" w:hAnsi="Wingdings" w:hint="default"/>
+      </w:rPr>
+    </w:lvl>
+    <w:lvl w:ilvl="6" w:tplc="04160001" w:tentative="1">
+      <w:start w:val="1"/>
+      <w:numFmt w:val="bullet"/>
+      <w:lvlText w:val=""/>
+      <w:lvlJc w:val="left"/>
+      <w:pPr>
+        <w:ind w:left="5040" w:hanging="360"/>
+      </w:pPr>
+      <w:rPr>
+        <w:rFonts w:ascii="Symbol" w:hAnsi="Symbol" w:hint="default"/>
+      </w:rPr>
+    </w:lvl>
+    <w:lvl w:ilvl="7" w:tplc="04160003" w:tentative="1">
+      <w:start w:val="1"/>
+      <w:numFmt w:val="bullet"/>
+      <w:lvlText w:val="o"/>
+      <w:lvlJc w:val="left"/>
+      <w:pPr>
+        <w:ind w:left="5760" w:hanging="360"/>
+      </w:pPr>
+      <w:rPr>
+        <w:rFonts w:ascii="Courier New" w:hAnsi="Courier New" w:hint="default"/>
+      </w:rPr>
+    </w:lvl>
+    <w:lvl w:ilvl="8" w:tplc="04160005" w:tentative="1">
+      <w:start w:val="1"/>
+      <w:numFmt w:val="bullet"/>
+      <w:lvlText w:val=""/>
+      <w:lvlJc w:val="left"/>
+      <w:pPr>
+        <w:ind w:left="6480" w:hanging="360"/>
+      </w:pPr>
+      <w:rPr>
+        <w:rFonts w:ascii="Wingdings" w:hAnsi="Wingdings" w:hint="default"/>
+      </w:rPr>
+    </w:lvl>
+  </w:abstractNum>
+  <w:abstractNum w:abstractNumId="22" w15:restartNumberingAfterBreak="0">
     <w:nsid w:val="52030315"/>
     <w:multiLevelType w:val="hybridMultilevel"/>
     <w:tmpl w:val="71F890C8"/>
@@ -10978,7 +14537,7 @@
       </w:rPr>
     </w:lvl>
   </w:abstractNum>
-  <w:abstractNum w:abstractNumId="22" w15:restartNumberingAfterBreak="0">
+  <w:abstractNum w:abstractNumId="23" w15:restartNumberingAfterBreak="0">
     <w:nsid w:val="524557EF"/>
     <w:multiLevelType w:val="hybridMultilevel"/>
     <w:tmpl w:val="8B4443E8"/>
@@ -11102,7 +14661,7 @@
       </w:rPr>
     </w:lvl>
   </w:abstractNum>
-  <w:abstractNum w:abstractNumId="23" w15:restartNumberingAfterBreak="0">
+  <w:abstractNum w:abstractNumId="24" w15:restartNumberingAfterBreak="0">
     <w:nsid w:val="57C449F4"/>
     <w:multiLevelType w:val="multilevel"/>
     <w:tmpl w:val="BECE6662"/>
@@ -11153,7 +14712,7 @@
       <w:lvlJc w:val="left"/>
     </w:lvl>
   </w:abstractNum>
-  <w:abstractNum w:abstractNumId="24" w15:restartNumberingAfterBreak="0">
+  <w:abstractNum w:abstractNumId="25" w15:restartNumberingAfterBreak="0">
     <w:nsid w:val="5A0F3CEC"/>
     <w:multiLevelType w:val="hybridMultilevel"/>
     <w:tmpl w:val="A6628BCE"/>
@@ -11266,7 +14825,7 @@
       </w:rPr>
     </w:lvl>
   </w:abstractNum>
-  <w:abstractNum w:abstractNumId="25" w15:restartNumberingAfterBreak="0">
+  <w:abstractNum w:abstractNumId="26" w15:restartNumberingAfterBreak="0">
     <w:nsid w:val="5ABE0167"/>
     <w:multiLevelType w:val="hybridMultilevel"/>
     <w:tmpl w:val="BC1E5FDA"/>
@@ -11355,7 +14914,7 @@
       </w:pPr>
     </w:lvl>
   </w:abstractNum>
-  <w:abstractNum w:abstractNumId="26" w15:restartNumberingAfterBreak="0">
+  <w:abstractNum w:abstractNumId="27" w15:restartNumberingAfterBreak="0">
     <w:nsid w:val="5B3F55EE"/>
     <w:multiLevelType w:val="multilevel"/>
     <w:tmpl w:val="A7FE4E36"/>
@@ -11406,7 +14965,7 @@
       <w:lvlJc w:val="left"/>
     </w:lvl>
   </w:abstractNum>
-  <w:abstractNum w:abstractNumId="27" w15:restartNumberingAfterBreak="0">
+  <w:abstractNum w:abstractNumId="28" w15:restartNumberingAfterBreak="0">
     <w:nsid w:val="5DE85B3F"/>
     <w:multiLevelType w:val="multilevel"/>
     <w:tmpl w:val="A9721190"/>
@@ -11519,7 +15078,7 @@
       </w:rPr>
     </w:lvl>
   </w:abstractNum>
-  <w:abstractNum w:abstractNumId="28" w15:restartNumberingAfterBreak="0">
+  <w:abstractNum w:abstractNumId="29" w15:restartNumberingAfterBreak="0">
     <w:nsid w:val="64DC0577"/>
     <w:multiLevelType w:val="hybridMultilevel"/>
     <w:tmpl w:val="0D1425B2"/>
@@ -11632,7 +15191,7 @@
       </w:rPr>
     </w:lvl>
   </w:abstractNum>
-  <w:abstractNum w:abstractNumId="29" w15:restartNumberingAfterBreak="0">
+  <w:abstractNum w:abstractNumId="30" w15:restartNumberingAfterBreak="0">
     <w:nsid w:val="666334B7"/>
     <w:multiLevelType w:val="multilevel"/>
     <w:tmpl w:val="2A9C2D38"/>
@@ -11745,7 +15304,7 @@
       </w:rPr>
     </w:lvl>
   </w:abstractNum>
-  <w:abstractNum w:abstractNumId="30" w15:restartNumberingAfterBreak="0">
+  <w:abstractNum w:abstractNumId="31" w15:restartNumberingAfterBreak="0">
     <w:nsid w:val="6666216C"/>
     <w:multiLevelType w:val="multilevel"/>
     <w:tmpl w:val="E9E23236"/>
@@ -11858,7 +15417,7 @@
       </w:rPr>
     </w:lvl>
   </w:abstractNum>
-  <w:abstractNum w:abstractNumId="31" w15:restartNumberingAfterBreak="0">
+  <w:abstractNum w:abstractNumId="32" w15:restartNumberingAfterBreak="0">
     <w:nsid w:val="69634A1B"/>
     <w:multiLevelType w:val="multilevel"/>
     <w:tmpl w:val="68760DF0"/>
@@ -11909,7 +15468,7 @@
       <w:lvlJc w:val="left"/>
     </w:lvl>
   </w:abstractNum>
-  <w:abstractNum w:abstractNumId="32" w15:restartNumberingAfterBreak="0">
+  <w:abstractNum w:abstractNumId="33" w15:restartNumberingAfterBreak="0">
     <w:nsid w:val="6A0B6684"/>
     <w:multiLevelType w:val="hybridMultilevel"/>
     <w:tmpl w:val="2E9EB480"/>
@@ -12033,7 +15592,7 @@
       </w:rPr>
     </w:lvl>
   </w:abstractNum>
-  <w:abstractNum w:abstractNumId="33" w15:restartNumberingAfterBreak="0">
+  <w:abstractNum w:abstractNumId="34" w15:restartNumberingAfterBreak="0">
     <w:nsid w:val="6ED40BA6"/>
     <w:multiLevelType w:val="hybridMultilevel"/>
     <w:tmpl w:val="3A8A34B8"/>
@@ -12146,7 +15705,7 @@
       </w:rPr>
     </w:lvl>
   </w:abstractNum>
-  <w:abstractNum w:abstractNumId="34" w15:restartNumberingAfterBreak="0">
+  <w:abstractNum w:abstractNumId="35" w15:restartNumberingAfterBreak="0">
     <w:nsid w:val="6F107AAB"/>
     <w:multiLevelType w:val="multilevel"/>
     <w:tmpl w:val="935491E0"/>
@@ -12197,7 +15756,7 @@
       <w:lvlJc w:val="left"/>
     </w:lvl>
   </w:abstractNum>
-  <w:abstractNum w:abstractNumId="35" w15:restartNumberingAfterBreak="0">
+  <w:abstractNum w:abstractNumId="36" w15:restartNumberingAfterBreak="0">
     <w:nsid w:val="6F3F13EA"/>
     <w:multiLevelType w:val="hybridMultilevel"/>
     <w:tmpl w:val="3C0048DC"/>
@@ -12310,7 +15869,7 @@
       </w:rPr>
     </w:lvl>
   </w:abstractNum>
-  <w:abstractNum w:abstractNumId="36" w15:restartNumberingAfterBreak="0">
+  <w:abstractNum w:abstractNumId="37" w15:restartNumberingAfterBreak="0">
     <w:nsid w:val="6FF73057"/>
     <w:multiLevelType w:val="multilevel"/>
     <w:tmpl w:val="7A0A5CB0"/>
@@ -12361,7 +15920,7 @@
       <w:lvlJc w:val="left"/>
     </w:lvl>
   </w:abstractNum>
-  <w:abstractNum w:abstractNumId="37" w15:restartNumberingAfterBreak="0">
+  <w:abstractNum w:abstractNumId="38" w15:restartNumberingAfterBreak="0">
     <w:nsid w:val="70A11F12"/>
     <w:multiLevelType w:val="hybridMultilevel"/>
     <w:tmpl w:val="46964A12"/>
@@ -12485,7 +16044,7 @@
       </w:rPr>
     </w:lvl>
   </w:abstractNum>
-  <w:abstractNum w:abstractNumId="38" w15:restartNumberingAfterBreak="0">
+  <w:abstractNum w:abstractNumId="39" w15:restartNumberingAfterBreak="0">
     <w:nsid w:val="76A971BC"/>
     <w:multiLevelType w:val="hybridMultilevel"/>
     <w:tmpl w:val="2308471E"/>
@@ -12598,7 +16157,7 @@
       </w:rPr>
     </w:lvl>
   </w:abstractNum>
-  <w:abstractNum w:abstractNumId="39" w15:restartNumberingAfterBreak="0">
+  <w:abstractNum w:abstractNumId="40" w15:restartNumberingAfterBreak="0">
     <w:nsid w:val="7734636C"/>
     <w:multiLevelType w:val="hybridMultilevel"/>
     <w:tmpl w:val="D616A186"/>
@@ -12711,7 +16270,7 @@
       </w:rPr>
     </w:lvl>
   </w:abstractNum>
-  <w:abstractNum w:abstractNumId="40" w15:restartNumberingAfterBreak="0">
+  <w:abstractNum w:abstractNumId="41" w15:restartNumberingAfterBreak="0">
     <w:nsid w:val="774868B2"/>
     <w:multiLevelType w:val="hybridMultilevel"/>
     <w:tmpl w:val="9F96B1B6"/>
@@ -12824,7 +16383,7 @@
       </w:rPr>
     </w:lvl>
   </w:abstractNum>
-  <w:abstractNum w:abstractNumId="41" w15:restartNumberingAfterBreak="0">
+  <w:abstractNum w:abstractNumId="42" w15:restartNumberingAfterBreak="0">
     <w:nsid w:val="780A7A37"/>
     <w:multiLevelType w:val="hybridMultilevel"/>
     <w:tmpl w:val="B0A0786A"/>
@@ -13036,7 +16595,7 @@
       </w:rPr>
     </w:lvl>
   </w:abstractNum>
-  <w:abstractNum w:abstractNumId="42" w15:restartNumberingAfterBreak="0">
+  <w:abstractNum w:abstractNumId="43" w15:restartNumberingAfterBreak="0">
     <w:nsid w:val="7C2E426F"/>
     <w:multiLevelType w:val="hybridMultilevel"/>
     <w:tmpl w:val="FC6C44AA"/>
@@ -13125,7 +16684,7 @@
       </w:pPr>
     </w:lvl>
   </w:abstractNum>
-  <w:abstractNum w:abstractNumId="43" w15:restartNumberingAfterBreak="0">
+  <w:abstractNum w:abstractNumId="44" w15:restartNumberingAfterBreak="0">
     <w:nsid w:val="7CF80A5C"/>
     <w:multiLevelType w:val="multilevel"/>
     <w:tmpl w:val="416E8F22"/>
@@ -13180,10 +16739,10 @@
     <w:abstractNumId w:val="15"/>
   </w:num>
   <w:num w:numId="2" w16cid:durableId="925261621">
-    <w:abstractNumId w:val="38"/>
+    <w:abstractNumId w:val="39"/>
   </w:num>
   <w:num w:numId="3" w16cid:durableId="678583496">
-    <w:abstractNumId w:val="40"/>
+    <w:abstractNumId w:val="41"/>
   </w:num>
   <w:num w:numId="4" w16cid:durableId="2012874957">
     <w:abstractNumId w:val="8"/>
@@ -13192,10 +16751,10 @@
     <w:abstractNumId w:val="6"/>
   </w:num>
   <w:num w:numId="6" w16cid:durableId="423771478">
-    <w:abstractNumId w:val="33"/>
+    <w:abstractNumId w:val="34"/>
   </w:num>
   <w:num w:numId="7" w16cid:durableId="837385120">
-    <w:abstractNumId w:val="35"/>
+    <w:abstractNumId w:val="36"/>
   </w:num>
   <w:num w:numId="8" w16cid:durableId="508104795">
     <w:abstractNumId w:val="20"/>
@@ -13204,10 +16763,10 @@
     <w:abstractNumId w:val="17"/>
   </w:num>
   <w:num w:numId="10" w16cid:durableId="1187984336">
-    <w:abstractNumId w:val="31"/>
+    <w:abstractNumId w:val="32"/>
   </w:num>
   <w:num w:numId="11" w16cid:durableId="1885411507">
-    <w:abstractNumId w:val="34"/>
+    <w:abstractNumId w:val="35"/>
   </w:num>
   <w:num w:numId="12" w16cid:durableId="943611242">
     <w:abstractNumId w:val="19"/>
@@ -13216,34 +16775,34 @@
     <w:abstractNumId w:val="10"/>
   </w:num>
   <w:num w:numId="14" w16cid:durableId="1972206913">
-    <w:abstractNumId w:val="36"/>
+    <w:abstractNumId w:val="37"/>
   </w:num>
   <w:num w:numId="15" w16cid:durableId="710543593">
-    <w:abstractNumId w:val="26"/>
+    <w:abstractNumId w:val="27"/>
   </w:num>
   <w:num w:numId="16" w16cid:durableId="1162084859">
     <w:abstractNumId w:val="2"/>
   </w:num>
   <w:num w:numId="17" w16cid:durableId="539246766">
-    <w:abstractNumId w:val="23"/>
+    <w:abstractNumId w:val="24"/>
   </w:num>
   <w:num w:numId="18" w16cid:durableId="196819142">
-    <w:abstractNumId w:val="43"/>
+    <w:abstractNumId w:val="44"/>
   </w:num>
   <w:num w:numId="19" w16cid:durableId="2012755602">
     <w:abstractNumId w:val="3"/>
   </w:num>
   <w:num w:numId="20" w16cid:durableId="1820077950">
-    <w:abstractNumId w:val="24"/>
+    <w:abstractNumId w:val="25"/>
   </w:num>
   <w:num w:numId="21" w16cid:durableId="802388297">
-    <w:abstractNumId w:val="21"/>
+    <w:abstractNumId w:val="22"/>
   </w:num>
   <w:num w:numId="22" w16cid:durableId="618997153">
     <w:abstractNumId w:val="12"/>
   </w:num>
   <w:num w:numId="23" w16cid:durableId="1289512899">
-    <w:abstractNumId w:val="41"/>
+    <w:abstractNumId w:val="42"/>
   </w:num>
   <w:num w:numId="24" w16cid:durableId="1256743316">
     <w:abstractNumId w:val="9"/>
@@ -13288,13 +16847,13 @@
     <w:abstractNumId w:val="14"/>
   </w:num>
   <w:num w:numId="29" w16cid:durableId="1499464431">
-    <w:abstractNumId w:val="25"/>
+    <w:abstractNumId w:val="26"/>
   </w:num>
   <w:num w:numId="30" w16cid:durableId="203949690">
     <w:abstractNumId w:val="7"/>
   </w:num>
   <w:num w:numId="31" w16cid:durableId="1354722577">
-    <w:abstractNumId w:val="28"/>
+    <w:abstractNumId w:val="29"/>
   </w:num>
   <w:num w:numId="32" w16cid:durableId="1476684989">
     <w:abstractNumId w:val="4"/>
@@ -13303,40 +16862,43 @@
     <w:abstractNumId w:val="0"/>
   </w:num>
   <w:num w:numId="34" w16cid:durableId="692800980">
-    <w:abstractNumId w:val="39"/>
+    <w:abstractNumId w:val="40"/>
   </w:num>
   <w:num w:numId="35" w16cid:durableId="1229464872">
-    <w:abstractNumId w:val="42"/>
+    <w:abstractNumId w:val="43"/>
   </w:num>
   <w:num w:numId="36" w16cid:durableId="619068841">
     <w:abstractNumId w:val="1"/>
   </w:num>
   <w:num w:numId="37" w16cid:durableId="195821965">
-    <w:abstractNumId w:val="22"/>
+    <w:abstractNumId w:val="23"/>
   </w:num>
   <w:num w:numId="38" w16cid:durableId="1883403204">
-    <w:abstractNumId w:val="37"/>
+    <w:abstractNumId w:val="38"/>
   </w:num>
   <w:num w:numId="39" w16cid:durableId="2007323505">
-    <w:abstractNumId w:val="32"/>
+    <w:abstractNumId w:val="33"/>
   </w:num>
   <w:num w:numId="40" w16cid:durableId="786966610">
     <w:abstractNumId w:val="11"/>
   </w:num>
   <w:num w:numId="41" w16cid:durableId="1042094518">
-    <w:abstractNumId w:val="29"/>
+    <w:abstractNumId w:val="30"/>
   </w:num>
   <w:num w:numId="42" w16cid:durableId="1436091677">
-    <w:abstractNumId w:val="30"/>
+    <w:abstractNumId w:val="31"/>
   </w:num>
   <w:num w:numId="43" w16cid:durableId="1801878474">
     <w:abstractNumId w:val="5"/>
   </w:num>
   <w:num w:numId="44" w16cid:durableId="27226058">
-    <w:abstractNumId w:val="27"/>
+    <w:abstractNumId w:val="28"/>
   </w:num>
   <w:num w:numId="45" w16cid:durableId="1577789559">
     <w:abstractNumId w:val="18"/>
+  </w:num>
+  <w:num w:numId="46" w16cid:durableId="2096784158">
+    <w:abstractNumId w:val="21"/>
   </w:num>
   <w:numIdMacAtCleanup w:val="26"/>
 </w:numbering>
@@ -16066,10 +19628,21 @@
 </file>
 
 <file path=customXml/item1.xml><?xml version="1.0" encoding="utf-8"?>
-<b:Sources xmlns:b="http://schemas.openxmlformats.org/officeDocument/2006/bibliography" xmlns="http://schemas.openxmlformats.org/officeDocument/2006/bibliography" SelectedStyle="\APASixthEditionOfficeOnline.xsl" StyleName="APA" Version="6"/>
+<?mso-contentType ?>
+<FormTemplates xmlns="http://schemas.microsoft.com/sharepoint/v3/contenttype/forms">
+  <Display>DocumentLibraryForm</Display>
+  <Edit>DocumentLibraryForm</Edit>
+  <New>DocumentLibraryForm</New>
+</FormTemplates>
 </file>
 
 <file path=customXml/item2.xml><?xml version="1.0" encoding="utf-8"?>
+<p:properties xmlns:p="http://schemas.microsoft.com/office/2006/metadata/properties" xmlns:xsi="http://www.w3.org/2001/XMLSchema-instance" xmlns:pc="http://schemas.microsoft.com/office/infopath/2007/PartnerControls">
+  <documentManagement/>
+</p:properties>
+</file>
+
+<file path=customXml/item3.xml><?xml version="1.0" encoding="utf-8"?>
 <ct:contentTypeSchema xmlns:ct="http://schemas.microsoft.com/office/2006/metadata/contentType" xmlns:ma="http://schemas.microsoft.com/office/2006/metadata/properties/metaAttributes" ct:_="" ma:_="" ma:contentTypeName="Document" ma:contentTypeID="0x0101004FDB00648CC3F54A8B253B9AD0C466B4" ma:contentTypeVersion="9" ma:contentTypeDescription="Create a new document." ma:contentTypeScope="" ma:versionID="897024dfac3ca77b2f2e2268c56236a8">
   <xsd:schema xmlns:xsd="http://www.w3.org/2001/XMLSchema" xmlns:xs="http://www.w3.org/2001/XMLSchema" xmlns:p="http://schemas.microsoft.com/office/2006/metadata/properties" xmlns:ns3="e987054e-237d-4b5c-8239-24d794198fc0" targetNamespace="http://schemas.microsoft.com/office/2006/metadata/properties" ma:root="true" ma:fieldsID="9642593245f9c98d1560852f891f6c1d" ns3:_="">
     <xsd:import namespace="e987054e-237d-4b5c-8239-24d794198fc0"/>
@@ -16245,31 +19818,29 @@
 </ct:contentTypeSchema>
 </file>
 
-<file path=customXml/item3.xml><?xml version="1.0" encoding="utf-8"?>
-<p:properties xmlns:p="http://schemas.microsoft.com/office/2006/metadata/properties" xmlns:xsi="http://www.w3.org/2001/XMLSchema-instance" xmlns:pc="http://schemas.microsoft.com/office/infopath/2007/PartnerControls">
-  <documentManagement/>
-</p:properties>
-</file>
-
 <file path=customXml/item4.xml><?xml version="1.0" encoding="utf-8"?>
-<?mso-contentType ?>
-<FormTemplates xmlns="http://schemas.microsoft.com/sharepoint/v3/contenttype/forms">
-  <Display>DocumentLibraryForm</Display>
-  <Edit>DocumentLibraryForm</Edit>
-  <New>DocumentLibraryForm</New>
-</FormTemplates>
+<b:Sources xmlns:b="http://schemas.openxmlformats.org/officeDocument/2006/bibliography" xmlns="http://schemas.openxmlformats.org/officeDocument/2006/bibliography" SelectedStyle="\APASixthEditionOfficeOnline.xsl" StyleName="APA" Version="6"/>
 </file>
 
 <file path=customXml/itemProps1.xml><?xml version="1.0" encoding="utf-8"?>
-<ds:datastoreItem xmlns:ds="http://schemas.openxmlformats.org/officeDocument/2006/customXml" ds:itemID="{B8AE196E-B660-4265-830C-BA2C8284876E}">
+<ds:datastoreItem xmlns:ds="http://schemas.openxmlformats.org/officeDocument/2006/customXml" ds:itemID="{5AE87295-E2FD-4779-9892-37F27841B26F}">
   <ds:schemaRefs>
-    <ds:schemaRef ds:uri="http://schemas.openxmlformats.org/officeDocument/2006/bibliography"/>
-    <ds:schemaRef ds:uri="http://www.w3.org/2000/xmlns/"/>
+    <ds:schemaRef ds:uri="http://schemas.microsoft.com/sharepoint/v3/contenttype/forms"/>
   </ds:schemaRefs>
 </ds:datastoreItem>
 </file>
 
 <file path=customXml/itemProps2.xml><?xml version="1.0" encoding="utf-8"?>
+<ds:datastoreItem xmlns:ds="http://schemas.openxmlformats.org/officeDocument/2006/customXml" ds:itemID="{404CE7ED-14E7-469D-800C-EF42ADC3302F}">
+  <ds:schemaRefs>
+    <ds:schemaRef ds:uri="http://schemas.microsoft.com/office/2006/metadata/properties"/>
+    <ds:schemaRef ds:uri="http://www.w3.org/2000/xmlns/"/>
+    <ds:schemaRef ds:uri="http://schemas.microsoft.com/office/infopath/2007/PartnerControls"/>
+  </ds:schemaRefs>
+</ds:datastoreItem>
+</file>
+
+<file path=customXml/itemProps3.xml><?xml version="1.0" encoding="utf-8"?>
 <ds:datastoreItem xmlns:ds="http://schemas.openxmlformats.org/officeDocument/2006/customXml" ds:itemID="{E4D12CC6-A62F-4A1C-83E9-215F4BF261DC}">
   <ds:schemaRefs>
     <ds:schemaRef ds:uri="http://schemas.microsoft.com/office/2006/metadata/contentType"/>
@@ -16288,20 +19859,11 @@
 </ds:datastoreItem>
 </file>
 
-<file path=customXml/itemProps3.xml><?xml version="1.0" encoding="utf-8"?>
-<ds:datastoreItem xmlns:ds="http://schemas.openxmlformats.org/officeDocument/2006/customXml" ds:itemID="{404CE7ED-14E7-469D-800C-EF42ADC3302F}">
+<file path=customXml/itemProps4.xml><?xml version="1.0" encoding="utf-8"?>
+<ds:datastoreItem xmlns:ds="http://schemas.openxmlformats.org/officeDocument/2006/customXml" ds:itemID="{B8AE196E-B660-4265-830C-BA2C8284876E}">
   <ds:schemaRefs>
-    <ds:schemaRef ds:uri="http://schemas.microsoft.com/office/2006/metadata/properties"/>
+    <ds:schemaRef ds:uri="http://schemas.openxmlformats.org/officeDocument/2006/bibliography"/>
     <ds:schemaRef ds:uri="http://www.w3.org/2000/xmlns/"/>
-    <ds:schemaRef ds:uri="http://schemas.microsoft.com/office/infopath/2007/PartnerControls"/>
-  </ds:schemaRefs>
-</ds:datastoreItem>
-</file>
-
-<file path=customXml/itemProps4.xml><?xml version="1.0" encoding="utf-8"?>
-<ds:datastoreItem xmlns:ds="http://schemas.openxmlformats.org/officeDocument/2006/customXml" ds:itemID="{5AE87295-E2FD-4779-9892-37F27841B26F}">
-  <ds:schemaRefs>
-    <ds:schemaRef ds:uri="http://schemas.microsoft.com/sharepoint/v3/contenttype/forms"/>
   </ds:schemaRefs>
 </ds:datastoreItem>
 </file>
--- a/PJ/SendlyTCC.docx
+++ b/PJ/SendlyTCC.docx
@@ -7370,7 +7370,6 @@
         <w:tc>
           <w:tcPr>
             <w:tcW w:w="3425" w:type="dxa"/>
-            <w:vAlign w:val="center"/>
           </w:tcPr>
           <w:p>
             <w:pPr>
@@ -7392,7 +7391,7 @@
                 <w:sz w:val="22"/>
                 <w:lang w:eastAsia="en-US"/>
               </w:rPr>
-              <w:t>JUN</w:t>
+              <w:t>AÇÃO</w:t>
             </w:r>
           </w:p>
         </w:tc>
@@ -7421,7 +7420,7 @@
                 <w:sz w:val="22"/>
                 <w:lang w:eastAsia="en-US"/>
               </w:rPr>
-              <w:t>JUL</w:t>
+              <w:t>JUN</w:t>
             </w:r>
           </w:p>
         </w:tc>
@@ -7450,7 +7449,7 @@
                 <w:sz w:val="22"/>
                 <w:lang w:eastAsia="en-US"/>
               </w:rPr>
-              <w:t>AGO</w:t>
+              <w:t>JUL</w:t>
             </w:r>
           </w:p>
         </w:tc>
@@ -7479,7 +7478,7 @@
                 <w:sz w:val="22"/>
                 <w:lang w:eastAsia="en-US"/>
               </w:rPr>
-              <w:t>OUT</w:t>
+              <w:t>AGO</w:t>
             </w:r>
           </w:p>
         </w:tc>
@@ -7508,7 +7507,7 @@
                 <w:sz w:val="22"/>
                 <w:lang w:eastAsia="en-US"/>
               </w:rPr>
-              <w:t>NOV</w:t>
+              <w:t>OUT</w:t>
             </w:r>
           </w:p>
         </w:tc>
@@ -7537,7 +7536,7 @@
                 <w:sz w:val="22"/>
                 <w:lang w:eastAsia="en-US"/>
               </w:rPr>
-              <w:t>DEZ</w:t>
+              <w:t>NOV</w:t>
             </w:r>
           </w:p>
         </w:tc>
@@ -7566,7 +7565,7 @@
                 <w:sz w:val="22"/>
                 <w:lang w:eastAsia="en-US"/>
               </w:rPr>
-              <w:t>JUN</w:t>
+              <w:t>DEZ</w:t>
             </w:r>
           </w:p>
         </w:tc>
@@ -8447,6 +8446,15 @@
                 <w:lang w:eastAsia="en-US"/>
               </w:rPr>
             </w:pPr>
+            <w:r>
+              <w:rPr>
+                <w:rFonts w:asciiTheme="minorHAnsi" w:eastAsia="Times New Roman" w:hAnsiTheme="minorHAnsi" w:cs="Times New Roman"/>
+                <w:color w:val="auto"/>
+                <w:sz w:val="22"/>
+                <w:lang w:eastAsia="en-US"/>
+              </w:rPr>
+              <w:t>AÇÃO</w:t>
+            </w:r>
           </w:p>
         </w:tc>
         <w:tc>
@@ -8467,6 +8475,15 @@
                 <w:lang w:eastAsia="en-US"/>
               </w:rPr>
             </w:pPr>
+            <w:r>
+              <w:rPr>
+                <w:rFonts w:asciiTheme="minorHAnsi" w:eastAsia="Times New Roman" w:hAnsiTheme="minorHAnsi" w:cs="Times New Roman"/>
+                <w:color w:val="auto"/>
+                <w:sz w:val="22"/>
+                <w:lang w:eastAsia="en-US"/>
+              </w:rPr>
+              <w:t>JUN</w:t>
+            </w:r>
           </w:p>
         </w:tc>
         <w:tc>
@@ -8487,6 +8504,15 @@
                 <w:lang w:eastAsia="en-US"/>
               </w:rPr>
             </w:pPr>
+            <w:r>
+              <w:rPr>
+                <w:rFonts w:asciiTheme="minorHAnsi" w:eastAsia="Times New Roman" w:hAnsiTheme="minorHAnsi" w:cs="Times New Roman"/>
+                <w:color w:val="auto"/>
+                <w:sz w:val="22"/>
+                <w:lang w:eastAsia="en-US"/>
+              </w:rPr>
+              <w:t>JUL</w:t>
+            </w:r>
           </w:p>
         </w:tc>
         <w:tc>
@@ -8507,6 +8533,15 @@
                 <w:lang w:eastAsia="en-US"/>
               </w:rPr>
             </w:pPr>
+            <w:r>
+              <w:rPr>
+                <w:rFonts w:asciiTheme="minorHAnsi" w:eastAsia="Times New Roman" w:hAnsiTheme="minorHAnsi" w:cs="Times New Roman"/>
+                <w:color w:val="auto"/>
+                <w:sz w:val="22"/>
+                <w:lang w:eastAsia="en-US"/>
+              </w:rPr>
+              <w:t>AGO</w:t>
+            </w:r>
           </w:p>
         </w:tc>
         <w:tc>
@@ -8527,6 +8562,15 @@
                 <w:lang w:eastAsia="en-US"/>
               </w:rPr>
             </w:pPr>
+            <w:r>
+              <w:rPr>
+                <w:rFonts w:asciiTheme="minorHAnsi" w:eastAsia="Times New Roman" w:hAnsiTheme="minorHAnsi" w:cs="Times New Roman"/>
+                <w:color w:val="auto"/>
+                <w:sz w:val="22"/>
+                <w:lang w:eastAsia="en-US"/>
+              </w:rPr>
+              <w:t>OUT</w:t>
+            </w:r>
           </w:p>
         </w:tc>
         <w:tc>
@@ -8536,10 +8580,6 @@
           </w:tcPr>
           <w:p>
             <w:pPr>
-              <w:numPr>
-                <w:ilvl w:val="0"/>
-                <w:numId w:val="46"/>
-              </w:numPr>
               <w:spacing w:line="240" w:lineRule="auto"/>
               <w:contextualSpacing/>
               <w:mirrorIndents w:val="0"/>
@@ -8551,6 +8591,15 @@
                 <w:lang w:eastAsia="en-US"/>
               </w:rPr>
             </w:pPr>
+            <w:r>
+              <w:rPr>
+                <w:rFonts w:asciiTheme="minorHAnsi" w:eastAsia="Times New Roman" w:hAnsiTheme="minorHAnsi" w:cs="Times New Roman"/>
+                <w:color w:val="auto"/>
+                <w:sz w:val="22"/>
+                <w:lang w:eastAsia="en-US"/>
+              </w:rPr>
+              <w:t>NOV</w:t>
+            </w:r>
           </w:p>
         </w:tc>
         <w:tc>
@@ -8560,10 +8609,6 @@
           </w:tcPr>
           <w:p>
             <w:pPr>
-              <w:numPr>
-                <w:ilvl w:val="0"/>
-                <w:numId w:val="46"/>
-              </w:numPr>
               <w:spacing w:line="240" w:lineRule="auto"/>
               <w:contextualSpacing/>
               <w:mirrorIndents w:val="0"/>
@@ -8575,6 +8620,15 @@
                 <w:lang w:eastAsia="en-US"/>
               </w:rPr>
             </w:pPr>
+            <w:r>
+              <w:rPr>
+                <w:rFonts w:asciiTheme="minorHAnsi" w:eastAsia="Times New Roman" w:hAnsiTheme="minorHAnsi" w:cs="Times New Roman"/>
+                <w:color w:val="auto"/>
+                <w:sz w:val="22"/>
+                <w:lang w:eastAsia="en-US"/>
+              </w:rPr>
+              <w:t>DEZ</w:t>
+            </w:r>
           </w:p>
         </w:tc>
       </w:tr>

--- a/PJ/SendlyTCC.docx
+++ b/PJ/SendlyTCC.docx
@@ -130,44 +130,62 @@
     <w:p>
       <w:pPr>
         <w:spacing w:line="259" w:lineRule="auto"/>
-        <w:ind w:left="266" w:firstLine="0"/>
+        <w:ind w:firstLine="0"/>
+      </w:pPr>
+    </w:p>
+    <w:p>
+      <w:pPr>
+        <w:spacing w:after="5" w:line="258" w:lineRule="auto"/>
+        <w:ind w:left="284" w:firstLine="0"/>
         <w:jc w:val="center"/>
-        <w:rPr>
-          <w:u w:val="single"/>
-        </w:rPr>
-      </w:pPr>
-    </w:p>
-    <w:p>
-      <w:pPr>
-        <w:spacing w:line="259" w:lineRule="auto"/>
-        <w:ind w:left="266" w:firstLine="0"/>
-        <w:jc w:val="center"/>
-      </w:pPr>
-    </w:p>
-    <w:p>
-      <w:pPr>
-        <w:spacing w:line="259" w:lineRule="auto"/>
-        <w:ind w:left="266" w:firstLine="0"/>
-        <w:jc w:val="center"/>
-      </w:pPr>
-      <w:r>
         <w:rPr>
           <w:b/>
           <w:sz w:val="28"/>
         </w:rPr>
-        <w:t>Matheus Batista De Oliveira</w:t>
-      </w:r>
-    </w:p>
-    <w:p>
-      <w:pPr>
-        <w:ind w:left="284"/>
-        <w:jc w:val="center"/>
+      </w:pPr>
+      <w:r>
         <w:rPr>
           <w:b/>
           <w:sz w:val="28"/>
-          <w:szCs w:val="28"/>
-        </w:rPr>
-      </w:pPr>
+        </w:rPr>
+        <w:t>Paulo Sergio De Souza Santos</w:t>
+      </w:r>
+    </w:p>
+    <w:p>
+      <w:pPr>
+        <w:spacing w:after="5" w:line="258" w:lineRule="auto"/>
+        <w:ind w:left="284" w:firstLine="0"/>
+        <w:jc w:val="center"/>
+        <w:rPr>
+          <w:b/>
+          <w:sz w:val="28"/>
+        </w:rPr>
+      </w:pPr>
+      <w:r>
+        <w:rPr>
+          <w:b/>
+          <w:sz w:val="28"/>
+        </w:rPr>
+        <w:t>Matheus Batista De Oliveira</w:t>
+      </w:r>
+    </w:p>
+    <w:p>
+      <w:pPr>
+        <w:spacing w:after="5" w:line="258" w:lineRule="auto"/>
+        <w:ind w:left="284" w:firstLine="0"/>
+        <w:jc w:val="center"/>
+        <w:rPr>
+          <w:b/>
+          <w:sz w:val="28"/>
+        </w:rPr>
+      </w:pPr>
+      <w:r>
+        <w:rPr>
+          <w:b/>
+          <w:sz w:val="28"/>
+        </w:rPr>
+        <w:t>Charles Veloso Dos Santos</w:t>
+      </w:r>
     </w:p>
     <w:p>
       <w:pPr>
@@ -498,7 +516,7 @@
     <w:p>
       <w:pPr>
         <w:spacing w:after="1" w:line="259" w:lineRule="auto"/>
-        <w:ind w:left="284" w:right="8" w:firstLine="76"/>
+        <w:ind w:left="284" w:right="8" w:firstLine="0"/>
         <w:jc w:val="center"/>
         <w:rPr>
           <w:b/>
@@ -520,7 +538,7 @@
         <w:tabs>
           <w:tab w:val="left" w:pos="851"/>
         </w:tabs>
-        <w:ind w:left="284"/>
+        <w:ind w:left="284" w:firstLine="0"/>
         <w:jc w:val="center"/>
         <w:rPr>
           <w:b/>
@@ -548,7 +566,7 @@
     <w:p>
       <w:pPr>
         <w:spacing w:after="5" w:line="258" w:lineRule="auto"/>
-        <w:ind w:left="200" w:hanging="10"/>
+        <w:ind w:left="284" w:firstLine="0"/>
         <w:jc w:val="center"/>
         <w:rPr>
           <w:b/>
@@ -569,27 +587,58 @@
           <w:sz w:val="28"/>
         </w:rPr>
         <w:lastRenderedPageBreak/>
-        <w:t>Matheus Batista</w:t>
-      </w:r>
-      <w:r>
+        <w:t>Paulo Sergio De Souza Santos</w:t>
+      </w:r>
+    </w:p>
+    <w:p>
+      <w:pPr>
+        <w:spacing w:after="5" w:line="258" w:lineRule="auto"/>
+        <w:ind w:left="284" w:firstLine="0"/>
+        <w:jc w:val="center"/>
         <w:rPr>
           <w:b/>
           <w:sz w:val="28"/>
         </w:rPr>
+      </w:pPr>
+      <w:r>
+        <w:rPr>
+          <w:b/>
+          <w:sz w:val="28"/>
+        </w:rPr>
+        <w:t>M</w:t>
+      </w:r>
+      <w:r>
+        <w:rPr>
+          <w:b/>
+          <w:sz w:val="28"/>
+        </w:rPr>
+        <w:t>atheus Batista</w:t>
+      </w:r>
+      <w:r>
+        <w:rPr>
+          <w:b/>
+          <w:sz w:val="28"/>
+        </w:rPr>
         <w:t xml:space="preserve"> De Oliveira</w:t>
       </w:r>
     </w:p>
     <w:p>
       <w:pPr>
-        <w:spacing w:line="259" w:lineRule="auto"/>
-        <w:ind w:left="211" w:right="8"/>
+        <w:spacing w:after="5" w:line="258" w:lineRule="auto"/>
+        <w:ind w:left="284" w:firstLine="0"/>
         <w:jc w:val="center"/>
         <w:rPr>
           <w:b/>
-          <w:iCs/>
           <w:sz w:val="28"/>
         </w:rPr>
       </w:pPr>
+      <w:r>
+        <w:rPr>
+          <w:b/>
+          <w:sz w:val="28"/>
+        </w:rPr>
+        <w:t>Charles Veloso Dos Santos</w:t>
+      </w:r>
     </w:p>
     <w:p>
       <w:pPr>
@@ -830,7 +879,7 @@
     <w:p>
       <w:pPr>
         <w:spacing w:line="240" w:lineRule="auto"/>
-        <w:ind w:left="4111" w:firstLine="0"/>
+        <w:ind w:left="4820" w:firstLine="0"/>
         <w:rPr>
           <w:szCs w:val="24"/>
         </w:rPr>
@@ -951,8 +1000,7 @@
     <w:p>
       <w:pPr>
         <w:spacing w:line="259" w:lineRule="auto"/>
-        <w:ind w:left="331" w:firstLine="0"/>
-        <w:jc w:val="center"/>
+        <w:ind w:firstLine="0"/>
       </w:pPr>
     </w:p>
     <w:p>
@@ -986,7 +1034,7 @@
     <w:p>
       <w:pPr>
         <w:spacing w:line="259" w:lineRule="auto"/>
-        <w:ind w:left="331" w:firstLine="0"/>
+        <w:ind w:left="426" w:firstLine="0"/>
         <w:jc w:val="center"/>
       </w:pPr>
     </w:p>
@@ -999,15 +1047,8 @@
     </w:p>
     <w:p>
       <w:pPr>
-        <w:spacing w:line="259" w:lineRule="auto"/>
-        <w:ind w:left="426" w:firstLine="0"/>
-        <w:jc w:val="center"/>
-      </w:pPr>
-    </w:p>
-    <w:p>
-      <w:pPr>
         <w:spacing w:after="1" w:line="259" w:lineRule="auto"/>
-        <w:ind w:left="426" w:right="8" w:firstLine="0"/>
+        <w:ind w:right="8" w:firstLine="0"/>
         <w:jc w:val="center"/>
         <w:rPr>
           <w:b/>
@@ -1026,7 +1067,6 @@
     </w:p>
     <w:p>
       <w:pPr>
-        <w:ind w:left="426"/>
         <w:jc w:val="center"/>
         <w:rPr>
           <w:b/>
@@ -1310,37 +1350,31 @@
     <w:p>
       <w:pPr>
         <w:pStyle w:val="Estilo1"/>
-        <w:jc w:val="center"/>
       </w:pPr>
     </w:p>
     <w:p>
       <w:pPr>
         <w:pStyle w:val="Estilo1"/>
-        <w:jc w:val="center"/>
       </w:pPr>
     </w:p>
     <w:p>
       <w:pPr>
         <w:pStyle w:val="Estilo1"/>
-        <w:jc w:val="center"/>
       </w:pPr>
     </w:p>
     <w:p>
       <w:pPr>
         <w:pStyle w:val="Estilo1"/>
-        <w:jc w:val="center"/>
       </w:pPr>
     </w:p>
     <w:p>
       <w:pPr>
         <w:pStyle w:val="Estilo1"/>
-        <w:jc w:val="center"/>
       </w:pPr>
     </w:p>
     <w:p>
       <w:pPr>
         <w:pStyle w:val="Estilo1"/>
-        <w:jc w:val="center"/>
       </w:pPr>
     </w:p>
     <w:p>
@@ -1591,19 +1625,16 @@
     <w:p>
       <w:pPr>
         <w:pStyle w:val="Estilo1"/>
-        <w:jc w:val="center"/>
       </w:pPr>
     </w:p>
     <w:p>
       <w:pPr>
         <w:pStyle w:val="Estilo1"/>
-        <w:jc w:val="center"/>
       </w:pPr>
     </w:p>
     <w:p>
       <w:pPr>
         <w:pStyle w:val="Estilo1"/>
-        <w:jc w:val="center"/>
       </w:pPr>
     </w:p>
     <w:p>
@@ -2104,20 +2135,11 @@
     <w:p>
       <w:pPr>
         <w:pStyle w:val="Estilo1"/>
-        <w:rPr>
-          <w:lang w:val="en-US"/>
-        </w:rPr>
-      </w:pPr>
-      <w:r>
-        <w:rPr>
-          <w:lang w:val="en-US"/>
-        </w:rPr>
+      </w:pPr>
+      <w:r>
         <w:br w:type="page"/>
       </w:r>
       <w:r>
-        <w:rPr>
-          <w:lang w:val="en-US"/>
-        </w:rPr>
         <w:lastRenderedPageBreak/>
         <w:t>ABSTRACT</w:t>
       </w:r>
@@ -2412,21 +2434,14 @@
     <w:p>
       <w:pPr>
         <w:pStyle w:val="Estilo1"/>
-        <w:rPr>
-          <w:lang w:val="en-US"/>
-        </w:rPr>
       </w:pPr>
       <w:r>
         <w:rPr>
           <w:color w:val="000000" w:themeColor="text1"/>
-          <w:lang w:val="en-US"/>
         </w:rPr>
         <w:br w:type="page"/>
       </w:r>
       <w:r>
-        <w:rPr>
-          <w:lang w:val="en-US"/>
-        </w:rPr>
         <w:lastRenderedPageBreak/>
         <w:t>SUMÁRIO</w:t>
       </w:r>
@@ -3839,7 +3854,23 @@
           <w:color w:val="000000" w:themeColor="text1"/>
           <w:szCs w:val="24"/>
         </w:rPr>
-        <w:t>A educação é mais do que apenas transmitir conhecimento; é um convite para explorar infinitas possibilidades e moldar novas realidades. No coração dessa visão está o Poliedro Sistema de Ensino, uma instituição que desde sua criação em 2001, na virada do milênio, tem se dedicado a oferecer soluções educacionais modernas e de excelência para escolas em todo o Brasil. Com mais de 580 instituições parceiras e presença em todos os estados brasileiros e no Distrito Federal, o Poliedro tem sido um líder no cenário educacional brasileiro.</w:t>
+        <w:t xml:space="preserve">As entregas são um serviço onde já se espera alguma avaria ou preocupação com pacotes de pouca importância, e já por isso nunca vimos de lugar algum transporte de celulares, monitores, dinheiro, documentos ou quaisquer objetos de valor por intermeio de um aplicativo, a </w:t>
+      </w:r>
+      <w:proofErr w:type="spellStart"/>
+      <w:r>
+        <w:rPr>
+          <w:color w:val="000000" w:themeColor="text1"/>
+          <w:szCs w:val="24"/>
+        </w:rPr>
+        <w:t>Sendly</w:t>
+      </w:r>
+      <w:proofErr w:type="spellEnd"/>
+      <w:r>
+        <w:rPr>
+          <w:color w:val="000000" w:themeColor="text1"/>
+          <w:szCs w:val="24"/>
+        </w:rPr>
+        <w:t xml:space="preserve"> esta aqui para dar forma a isto e ser o primeiro aplicativo a se pensar quando deseja entregar, retirar ou receber qualquer pacote, um serviço confiável onde você não precisa se preocupar com nada e manter seu nível de cortisol baixo durante qualquer transporte digital.</w:t>
       </w:r>
     </w:p>
     <w:p>
@@ -3850,12 +3881,21 @@
           <w:szCs w:val="24"/>
         </w:rPr>
       </w:pPr>
-      <w:r>
+    </w:p>
+    <w:p>
+      <w:pPr>
+        <w:ind w:firstLine="0"/>
         <w:rPr>
           <w:color w:val="000000" w:themeColor="text1"/>
           <w:szCs w:val="24"/>
         </w:rPr>
-        <w:t>No entanto, mesmo diante de tantas conquistas, o Poliedro enfrenta desafios no que diz respeito à retenção e ao engajamento de uma parte crucial de sua força de trabalho: os colaboradores da Geração Z. Nesse contexto, este trabalho se propõe a analisar as dificuldades específicas enfrentadas pelo Poliedro em reter e engajar pessoas dessa geração.</w:t>
+      </w:pPr>
+      <w:r>
+        <w:rPr>
+          <w:color w:val="000000" w:themeColor="text1"/>
+          <w:szCs w:val="24"/>
+        </w:rPr>
+        <w:t>Para alcançar isto nossa equipe pensou em termos de responsabilidade por danos e perdas onde o valor restituído será garantido para a entrega com avaria, em compensação para o lado dos entregadores, este serviço será de alto valor compensando o cuidado e democracia a ser dirigida por cada entrega.</w:t>
       </w:r>
     </w:p>
     <w:p>
@@ -3866,12 +3906,22 @@
           <w:szCs w:val="24"/>
         </w:rPr>
       </w:pPr>
-      <w:r>
+    </w:p>
+    <w:p>
+      <w:pPr>
+        <w:ind w:firstLine="0"/>
         <w:rPr>
           <w:color w:val="000000" w:themeColor="text1"/>
           <w:szCs w:val="24"/>
-        </w:rPr>
-        <w:t>Analisar as dificuldades de reter e engajar pessoas da Geração Z no Poliedro, considerando os desafios contemporâneos enfrentados pelas organizações na gestão de talentos e as particularidades da Geração Z no mercado de trabalho.</w:t>
+          <w:u w:val="single"/>
+        </w:rPr>
+      </w:pPr>
+      <w:r>
+        <w:rPr>
+          <w:color w:val="000000" w:themeColor="text1"/>
+          <w:szCs w:val="24"/>
+        </w:rPr>
+        <w:t xml:space="preserve">Funcionará como um processo simples, onde o </w:t>
       </w:r>
     </w:p>
     <w:p>
@@ -3882,13 +3932,6 @@
           <w:szCs w:val="24"/>
         </w:rPr>
       </w:pPr>
-      <w:r>
-        <w:rPr>
-          <w:color w:val="000000" w:themeColor="text1"/>
-          <w:szCs w:val="24"/>
-        </w:rPr>
-        <w:t>Portanto, este estudo busca contribuir para a compreensão das particularidades da Geração Z no ambiente de trabalho, fornecendo insights valiosos para o Poliedro e outras organizações educacionais enfrentarem os desafios de retenção e engajamento dessa geração de forma mais eficaz.</w:t>
-      </w:r>
     </w:p>
     <w:p>
       <w:pPr>
@@ -17767,26 +17810,27 @@
     <w:link w:val="Estilo1Char"/>
     <w:autoRedefine/>
     <w:qFormat/>
-    <w:rsid w:val="00F14613"/>
+    <w:rsid w:val="00750465"/>
     <w:pPr>
-      <w:ind w:left="227" w:firstLine="0"/>
+      <w:ind w:left="57" w:firstLine="0"/>
     </w:pPr>
     <w:rPr>
       <w:b/>
       <w:color w:val="auto"/>
       <w:sz w:val="32"/>
+      <w:lang w:val="en-US"/>
     </w:rPr>
   </w:style>
   <w:style w:type="character" w:customStyle="1" w:styleId="Estilo1Char">
     <w:name w:val="Estilo1 Char"/>
     <w:basedOn w:val="Fontepargpadro"/>
     <w:link w:val="Estilo1"/>
-    <w:rsid w:val="00F14613"/>
+    <w:rsid w:val="00750465"/>
     <w:rPr>
       <w:rFonts w:ascii="Arial" w:eastAsia="Arial" w:hAnsi="Arial" w:cs="Arial"/>
       <w:b/>
       <w:sz w:val="32"/>
-      <w:lang w:eastAsia="pt-BR"/>
+      <w:lang w:val="en-US" w:eastAsia="pt-BR"/>
     </w:rPr>
   </w:style>
   <w:style w:type="paragraph" w:styleId="SemEspaamento">
@@ -17943,7 +17987,7 @@
       <w:b/>
       <w:color w:val="000000"/>
       <w:sz w:val="16"/>
-      <w:lang w:eastAsia="pt-BR"/>
+      <w:lang w:val="en-US" w:eastAsia="pt-BR"/>
     </w:rPr>
   </w:style>
   <w:style w:type="paragraph" w:styleId="Cabealho">
@@ -19682,21 +19726,6 @@
 </file>
 
 <file path=customXml/item1.xml><?xml version="1.0" encoding="utf-8"?>
-<?mso-contentType ?>
-<FormTemplates xmlns="http://schemas.microsoft.com/sharepoint/v3/contenttype/forms">
-  <Display>DocumentLibraryForm</Display>
-  <Edit>DocumentLibraryForm</Edit>
-  <New>DocumentLibraryForm</New>
-</FormTemplates>
-</file>
-
-<file path=customXml/item2.xml><?xml version="1.0" encoding="utf-8"?>
-<p:properties xmlns:p="http://schemas.microsoft.com/office/2006/metadata/properties" xmlns:xsi="http://www.w3.org/2001/XMLSchema-instance" xmlns:pc="http://schemas.microsoft.com/office/infopath/2007/PartnerControls">
-  <documentManagement/>
-</p:properties>
-</file>
-
-<file path=customXml/item3.xml><?xml version="1.0" encoding="utf-8"?>
 <ct:contentTypeSchema xmlns:ct="http://schemas.microsoft.com/office/2006/metadata/contentType" xmlns:ma="http://schemas.microsoft.com/office/2006/metadata/properties/metaAttributes" ct:_="" ma:_="" ma:contentTypeName="Document" ma:contentTypeID="0x0101004FDB00648CC3F54A8B253B9AD0C466B4" ma:contentTypeVersion="9" ma:contentTypeDescription="Create a new document." ma:contentTypeScope="" ma:versionID="897024dfac3ca77b2f2e2268c56236a8">
   <xsd:schema xmlns:xsd="http://www.w3.org/2001/XMLSchema" xmlns:xs="http://www.w3.org/2001/XMLSchema" xmlns:p="http://schemas.microsoft.com/office/2006/metadata/properties" xmlns:ns3="e987054e-237d-4b5c-8239-24d794198fc0" targetNamespace="http://schemas.microsoft.com/office/2006/metadata/properties" ma:root="true" ma:fieldsID="9642593245f9c98d1560852f891f6c1d" ns3:_="">
     <xsd:import namespace="e987054e-237d-4b5c-8239-24d794198fc0"/>
@@ -19872,29 +19901,26 @@
 </ct:contentTypeSchema>
 </file>
 
+<file path=customXml/item2.xml><?xml version="1.0" encoding="utf-8"?>
+<p:properties xmlns:p="http://schemas.microsoft.com/office/2006/metadata/properties" xmlns:xsi="http://www.w3.org/2001/XMLSchema-instance" xmlns:pc="http://schemas.microsoft.com/office/infopath/2007/PartnerControls">
+  <documentManagement/>
+</p:properties>
+</file>
+
+<file path=customXml/item3.xml><?xml version="1.0" encoding="utf-8"?>
+<?mso-contentType ?>
+<FormTemplates xmlns="http://schemas.microsoft.com/sharepoint/v3/contenttype/forms">
+  <Display>DocumentLibraryForm</Display>
+  <Edit>DocumentLibraryForm</Edit>
+  <New>DocumentLibraryForm</New>
+</FormTemplates>
+</file>
+
 <file path=customXml/item4.xml><?xml version="1.0" encoding="utf-8"?>
 <b:Sources xmlns:b="http://schemas.openxmlformats.org/officeDocument/2006/bibliography" xmlns="http://schemas.openxmlformats.org/officeDocument/2006/bibliography" SelectedStyle="\APASixthEditionOfficeOnline.xsl" StyleName="APA" Version="6"/>
 </file>
 
 <file path=customXml/itemProps1.xml><?xml version="1.0" encoding="utf-8"?>
-<ds:datastoreItem xmlns:ds="http://schemas.openxmlformats.org/officeDocument/2006/customXml" ds:itemID="{5AE87295-E2FD-4779-9892-37F27841B26F}">
-  <ds:schemaRefs>
-    <ds:schemaRef ds:uri="http://schemas.microsoft.com/sharepoint/v3/contenttype/forms"/>
-  </ds:schemaRefs>
-</ds:datastoreItem>
-</file>
-
-<file path=customXml/itemProps2.xml><?xml version="1.0" encoding="utf-8"?>
-<ds:datastoreItem xmlns:ds="http://schemas.openxmlformats.org/officeDocument/2006/customXml" ds:itemID="{404CE7ED-14E7-469D-800C-EF42ADC3302F}">
-  <ds:schemaRefs>
-    <ds:schemaRef ds:uri="http://schemas.microsoft.com/office/2006/metadata/properties"/>
-    <ds:schemaRef ds:uri="http://www.w3.org/2000/xmlns/"/>
-    <ds:schemaRef ds:uri="http://schemas.microsoft.com/office/infopath/2007/PartnerControls"/>
-  </ds:schemaRefs>
-</ds:datastoreItem>
-</file>
-
-<file path=customXml/itemProps3.xml><?xml version="1.0" encoding="utf-8"?>
 <ds:datastoreItem xmlns:ds="http://schemas.openxmlformats.org/officeDocument/2006/customXml" ds:itemID="{E4D12CC6-A62F-4A1C-83E9-215F4BF261DC}">
   <ds:schemaRefs>
     <ds:schemaRef ds:uri="http://schemas.microsoft.com/office/2006/metadata/contentType"/>
@@ -19913,6 +19939,24 @@
 </ds:datastoreItem>
 </file>
 
+<file path=customXml/itemProps2.xml><?xml version="1.0" encoding="utf-8"?>
+<ds:datastoreItem xmlns:ds="http://schemas.openxmlformats.org/officeDocument/2006/customXml" ds:itemID="{404CE7ED-14E7-469D-800C-EF42ADC3302F}">
+  <ds:schemaRefs>
+    <ds:schemaRef ds:uri="http://schemas.microsoft.com/office/2006/metadata/properties"/>
+    <ds:schemaRef ds:uri="http://www.w3.org/2000/xmlns/"/>
+    <ds:schemaRef ds:uri="http://schemas.microsoft.com/office/infopath/2007/PartnerControls"/>
+  </ds:schemaRefs>
+</ds:datastoreItem>
+</file>
+
+<file path=customXml/itemProps3.xml><?xml version="1.0" encoding="utf-8"?>
+<ds:datastoreItem xmlns:ds="http://schemas.openxmlformats.org/officeDocument/2006/customXml" ds:itemID="{5AE87295-E2FD-4779-9892-37F27841B26F}">
+  <ds:schemaRefs>
+    <ds:schemaRef ds:uri="http://schemas.microsoft.com/sharepoint/v3/contenttype/forms"/>
+  </ds:schemaRefs>
+</ds:datastoreItem>
+</file>
+
 <file path=customXml/itemProps4.xml><?xml version="1.0" encoding="utf-8"?>
 <ds:datastoreItem xmlns:ds="http://schemas.openxmlformats.org/officeDocument/2006/customXml" ds:itemID="{B8AE196E-B660-4265-830C-BA2C8284876E}">
   <ds:schemaRefs>

--- a/PJ/SendlyTCC.docx
+++ b/PJ/SendlyTCC.docx
@@ -5,7 +5,6 @@
     <w:p>
       <w:pPr>
         <w:spacing w:after="143" w:line="259" w:lineRule="auto"/>
-        <w:ind w:firstLine="0"/>
         <w:jc w:val="center"/>
         <w:rPr>
           <w:szCs w:val="24"/>
@@ -50,7 +49,7 @@
     <w:p>
       <w:pPr>
         <w:spacing w:after="163" w:line="259" w:lineRule="auto"/>
-        <w:ind w:left="255" w:firstLine="0"/>
+        <w:ind w:left="255"/>
         <w:jc w:val="center"/>
         <w:rPr>
           <w:b/>
@@ -102,41 +101,40 @@
     <w:p>
       <w:pPr>
         <w:spacing w:line="259" w:lineRule="auto"/>
-        <w:ind w:left="284" w:firstLine="0"/>
+        <w:ind w:left="284"/>
         <w:jc w:val="center"/>
       </w:pPr>
     </w:p>
     <w:p>
       <w:pPr>
         <w:spacing w:line="259" w:lineRule="auto"/>
-        <w:ind w:left="266" w:firstLine="0"/>
+        <w:ind w:left="266"/>
         <w:jc w:val="center"/>
       </w:pPr>
     </w:p>
     <w:p>
       <w:pPr>
         <w:spacing w:line="259" w:lineRule="auto"/>
-        <w:ind w:left="266" w:firstLine="0"/>
+        <w:ind w:left="266"/>
         <w:jc w:val="center"/>
       </w:pPr>
     </w:p>
     <w:p>
       <w:pPr>
         <w:spacing w:line="259" w:lineRule="auto"/>
-        <w:ind w:left="266" w:firstLine="0"/>
+        <w:ind w:left="266"/>
         <w:jc w:val="center"/>
       </w:pPr>
     </w:p>
     <w:p>
       <w:pPr>
         <w:spacing w:line="259" w:lineRule="auto"/>
-        <w:ind w:firstLine="0"/>
       </w:pPr>
     </w:p>
     <w:p>
       <w:pPr>
         <w:spacing w:after="5" w:line="258" w:lineRule="auto"/>
-        <w:ind w:left="284" w:firstLine="0"/>
+        <w:ind w:left="284"/>
         <w:jc w:val="center"/>
         <w:rPr>
           <w:b/>
@@ -154,7 +152,7 @@
     <w:p>
       <w:pPr>
         <w:spacing w:after="5" w:line="258" w:lineRule="auto"/>
-        <w:ind w:left="284" w:firstLine="0"/>
+        <w:ind w:left="284"/>
         <w:jc w:val="center"/>
         <w:rPr>
           <w:b/>
@@ -172,7 +170,7 @@
     <w:p>
       <w:pPr>
         <w:spacing w:after="5" w:line="258" w:lineRule="auto"/>
-        <w:ind w:left="284" w:firstLine="0"/>
+        <w:ind w:left="284"/>
         <w:jc w:val="center"/>
         <w:rPr>
           <w:b/>
@@ -201,7 +199,7 @@
     <w:p>
       <w:pPr>
         <w:spacing w:line="259" w:lineRule="auto"/>
-        <w:ind w:left="284" w:firstLine="0"/>
+        <w:ind w:left="284"/>
         <w:jc w:val="center"/>
         <w:rPr>
           <w:b/>
@@ -213,7 +211,7 @@
     <w:p>
       <w:pPr>
         <w:spacing w:line="259" w:lineRule="auto"/>
-        <w:ind w:left="266" w:firstLine="0"/>
+        <w:ind w:left="266"/>
         <w:jc w:val="center"/>
         <w:rPr>
           <w:b/>
@@ -225,7 +223,7 @@
     <w:p>
       <w:pPr>
         <w:spacing w:line="259" w:lineRule="auto"/>
-        <w:ind w:left="266" w:firstLine="0"/>
+        <w:ind w:left="266"/>
         <w:jc w:val="center"/>
         <w:rPr>
           <w:b/>
@@ -237,7 +235,7 @@
     <w:p>
       <w:pPr>
         <w:spacing w:line="259" w:lineRule="auto"/>
-        <w:ind w:left="266" w:firstLine="0"/>
+        <w:ind w:left="266"/>
         <w:jc w:val="center"/>
         <w:rPr>
           <w:b/>
@@ -249,7 +247,7 @@
     <w:p>
       <w:pPr>
         <w:spacing w:line="259" w:lineRule="auto"/>
-        <w:ind w:left="266" w:firstLine="0"/>
+        <w:ind w:left="266"/>
         <w:jc w:val="center"/>
         <w:rPr>
           <w:b/>
@@ -314,7 +312,7 @@
     <w:p>
       <w:pPr>
         <w:spacing w:after="124" w:line="259" w:lineRule="auto"/>
-        <w:ind w:left="255" w:firstLine="0"/>
+        <w:ind w:left="255"/>
         <w:jc w:val="center"/>
         <w:rPr>
           <w:b/>
@@ -336,7 +334,7 @@
     <w:p>
       <w:pPr>
         <w:spacing w:after="124" w:line="259" w:lineRule="auto"/>
-        <w:ind w:left="255" w:firstLine="0"/>
+        <w:ind w:left="255"/>
         <w:jc w:val="center"/>
         <w:rPr>
           <w:b/>
@@ -348,7 +346,7 @@
     <w:p>
       <w:pPr>
         <w:spacing w:after="124" w:line="259" w:lineRule="auto"/>
-        <w:ind w:left="255" w:firstLine="0"/>
+        <w:ind w:left="255"/>
         <w:jc w:val="center"/>
         <w:rPr>
           <w:b/>
@@ -360,7 +358,7 @@
     <w:p>
       <w:pPr>
         <w:spacing w:after="124" w:line="259" w:lineRule="auto"/>
-        <w:ind w:left="255" w:firstLine="0"/>
+        <w:ind w:left="255"/>
         <w:jc w:val="center"/>
         <w:rPr>
           <w:b/>
@@ -372,7 +370,7 @@
     <w:p>
       <w:pPr>
         <w:spacing w:line="259" w:lineRule="auto"/>
-        <w:ind w:left="255" w:firstLine="0"/>
+        <w:ind w:left="255"/>
         <w:jc w:val="center"/>
         <w:rPr>
           <w:b/>
@@ -384,7 +382,7 @@
     <w:p>
       <w:pPr>
         <w:spacing w:line="259" w:lineRule="auto"/>
-        <w:ind w:left="255" w:firstLine="0"/>
+        <w:ind w:left="255"/>
         <w:jc w:val="center"/>
         <w:rPr>
           <w:b/>
@@ -396,7 +394,7 @@
     <w:p>
       <w:pPr>
         <w:spacing w:line="259" w:lineRule="auto"/>
-        <w:ind w:left="255" w:firstLine="0"/>
+        <w:ind w:left="255"/>
         <w:jc w:val="center"/>
         <w:rPr>
           <w:b/>
@@ -408,7 +406,7 @@
     <w:p>
       <w:pPr>
         <w:spacing w:line="259" w:lineRule="auto"/>
-        <w:ind w:left="255" w:firstLine="0"/>
+        <w:ind w:left="255"/>
         <w:jc w:val="center"/>
         <w:rPr>
           <w:b/>
@@ -420,7 +418,7 @@
     <w:p>
       <w:pPr>
         <w:spacing w:line="259" w:lineRule="auto"/>
-        <w:ind w:left="255" w:firstLine="0"/>
+        <w:ind w:left="255"/>
         <w:jc w:val="center"/>
         <w:rPr>
           <w:b/>
@@ -432,7 +430,7 @@
     <w:p>
       <w:pPr>
         <w:spacing w:line="259" w:lineRule="auto"/>
-        <w:ind w:left="255" w:firstLine="0"/>
+        <w:ind w:left="255"/>
         <w:jc w:val="center"/>
         <w:rPr>
           <w:b/>
@@ -444,7 +442,7 @@
     <w:p>
       <w:pPr>
         <w:spacing w:line="259" w:lineRule="auto"/>
-        <w:ind w:left="255" w:firstLine="0"/>
+        <w:ind w:left="255"/>
         <w:jc w:val="center"/>
         <w:rPr>
           <w:b/>
@@ -456,7 +454,7 @@
     <w:p>
       <w:pPr>
         <w:spacing w:after="1" w:line="259" w:lineRule="auto"/>
-        <w:ind w:left="284" w:right="8" w:firstLine="0"/>
+        <w:ind w:left="284" w:right="8"/>
         <w:jc w:val="center"/>
         <w:rPr>
           <w:b/>
@@ -516,7 +514,7 @@
     <w:p>
       <w:pPr>
         <w:spacing w:after="1" w:line="259" w:lineRule="auto"/>
-        <w:ind w:left="284" w:right="8" w:firstLine="0"/>
+        <w:ind w:left="284" w:right="8"/>
         <w:jc w:val="center"/>
         <w:rPr>
           <w:b/>
@@ -538,7 +536,7 @@
         <w:tabs>
           <w:tab w:val="left" w:pos="851"/>
         </w:tabs>
-        <w:ind w:left="284" w:firstLine="0"/>
+        <w:ind w:left="284"/>
         <w:jc w:val="center"/>
         <w:rPr>
           <w:b/>
@@ -566,7 +564,7 @@
     <w:p>
       <w:pPr>
         <w:spacing w:after="5" w:line="258" w:lineRule="auto"/>
-        <w:ind w:left="284" w:firstLine="0"/>
+        <w:ind w:left="284"/>
         <w:jc w:val="center"/>
         <w:rPr>
           <w:b/>
@@ -593,7 +591,7 @@
     <w:p>
       <w:pPr>
         <w:spacing w:after="5" w:line="258" w:lineRule="auto"/>
-        <w:ind w:left="284" w:firstLine="0"/>
+        <w:ind w:left="284"/>
         <w:jc w:val="center"/>
         <w:rPr>
           <w:b/>
@@ -625,7 +623,7 @@
     <w:p>
       <w:pPr>
         <w:spacing w:after="5" w:line="258" w:lineRule="auto"/>
-        <w:ind w:left="284" w:firstLine="0"/>
+        <w:ind w:left="284"/>
         <w:jc w:val="center"/>
         <w:rPr>
           <w:b/>
@@ -804,7 +802,7 @@
     <w:p>
       <w:pPr>
         <w:spacing w:after="124" w:line="259" w:lineRule="auto"/>
-        <w:ind w:left="255" w:firstLine="0"/>
+        <w:ind w:left="255"/>
         <w:jc w:val="center"/>
         <w:rPr>
           <w:b/>
@@ -851,35 +849,35 @@
     <w:p>
       <w:pPr>
         <w:spacing w:line="259" w:lineRule="auto"/>
-        <w:ind w:left="142" w:firstLine="0"/>
+        <w:ind w:left="142"/>
         <w:jc w:val="center"/>
       </w:pPr>
     </w:p>
     <w:p>
       <w:pPr>
         <w:spacing w:line="259" w:lineRule="auto"/>
-        <w:ind w:left="142" w:firstLine="0"/>
+        <w:ind w:left="142"/>
         <w:jc w:val="center"/>
       </w:pPr>
     </w:p>
     <w:p>
       <w:pPr>
         <w:spacing w:line="259" w:lineRule="auto"/>
-        <w:ind w:left="142" w:firstLine="0"/>
+        <w:ind w:left="142"/>
         <w:jc w:val="center"/>
       </w:pPr>
     </w:p>
     <w:p>
       <w:pPr>
         <w:spacing w:after="2" w:line="259" w:lineRule="auto"/>
-        <w:ind w:left="142" w:firstLine="0"/>
+        <w:ind w:left="142"/>
         <w:jc w:val="center"/>
       </w:pPr>
     </w:p>
     <w:p>
       <w:pPr>
         <w:spacing w:line="240" w:lineRule="auto"/>
-        <w:ind w:left="4820" w:firstLine="0"/>
+        <w:ind w:left="4820"/>
         <w:rPr>
           <w:szCs w:val="24"/>
         </w:rPr>
@@ -972,83 +970,82 @@
     <w:p>
       <w:pPr>
         <w:spacing w:line="259" w:lineRule="auto"/>
-        <w:ind w:left="331" w:firstLine="0"/>
+        <w:ind w:left="331"/>
         <w:jc w:val="center"/>
       </w:pPr>
     </w:p>
     <w:p>
       <w:pPr>
         <w:spacing w:line="259" w:lineRule="auto"/>
-        <w:ind w:left="331" w:firstLine="0"/>
+        <w:ind w:left="331"/>
         <w:jc w:val="center"/>
       </w:pPr>
     </w:p>
     <w:p>
       <w:pPr>
         <w:spacing w:line="259" w:lineRule="auto"/>
-        <w:ind w:left="331" w:firstLine="0"/>
+        <w:ind w:left="331"/>
         <w:jc w:val="center"/>
       </w:pPr>
     </w:p>
     <w:p>
       <w:pPr>
         <w:spacing w:line="259" w:lineRule="auto"/>
-        <w:ind w:left="331" w:firstLine="0"/>
+        <w:ind w:left="331"/>
         <w:jc w:val="center"/>
       </w:pPr>
     </w:p>
     <w:p>
       <w:pPr>
         <w:spacing w:line="259" w:lineRule="auto"/>
-        <w:ind w:firstLine="0"/>
       </w:pPr>
     </w:p>
     <w:p>
       <w:pPr>
         <w:spacing w:line="259" w:lineRule="auto"/>
-        <w:ind w:left="331" w:firstLine="0"/>
+        <w:ind w:left="331"/>
         <w:jc w:val="center"/>
       </w:pPr>
     </w:p>
     <w:p>
       <w:pPr>
         <w:spacing w:line="259" w:lineRule="auto"/>
-        <w:ind w:left="331" w:firstLine="0"/>
+        <w:ind w:left="331"/>
         <w:jc w:val="center"/>
       </w:pPr>
     </w:p>
     <w:p>
       <w:pPr>
         <w:spacing w:line="259" w:lineRule="auto"/>
-        <w:ind w:left="331" w:firstLine="0"/>
+        <w:ind w:left="331"/>
         <w:jc w:val="center"/>
       </w:pPr>
     </w:p>
     <w:p>
       <w:pPr>
         <w:spacing w:line="259" w:lineRule="auto"/>
-        <w:ind w:left="331" w:firstLine="0"/>
+        <w:ind w:left="331"/>
         <w:jc w:val="center"/>
       </w:pPr>
     </w:p>
     <w:p>
       <w:pPr>
         <w:spacing w:line="259" w:lineRule="auto"/>
-        <w:ind w:left="426" w:firstLine="0"/>
+        <w:ind w:left="426"/>
         <w:jc w:val="center"/>
       </w:pPr>
     </w:p>
     <w:p>
       <w:pPr>
         <w:spacing w:line="259" w:lineRule="auto"/>
-        <w:ind w:left="426" w:firstLine="0"/>
+        <w:ind w:left="426"/>
         <w:jc w:val="center"/>
       </w:pPr>
     </w:p>
     <w:p>
       <w:pPr>
         <w:spacing w:after="1" w:line="259" w:lineRule="auto"/>
-        <w:ind w:right="8" w:firstLine="0"/>
+        <w:ind w:right="8"/>
         <w:jc w:val="center"/>
         <w:rPr>
           <w:b/>
@@ -1097,7 +1094,6 @@
       </w:pPr>
       <w:r>
         <w:rPr>
-          <w:sz w:val="28"/>
           <w:szCs w:val="28"/>
         </w:rPr>
         <w:br w:type="page"/>
@@ -1111,49 +1107,27 @@
       <w:pPr>
         <w:rPr>
           <w:b/>
-          <w:szCs w:val="24"/>
-        </w:rPr>
-      </w:pPr>
-      <w:r>
-        <w:rPr>
-          <w:szCs w:val="24"/>
-        </w:rPr>
+        </w:rPr>
+      </w:pPr>
+      <w:r>
         <w:t>Dedic</w:t>
       </w:r>
       <w:r>
-        <w:rPr>
-          <w:szCs w:val="24"/>
-        </w:rPr>
         <w:t>o</w:t>
       </w:r>
       <w:r>
-        <w:rPr>
-          <w:szCs w:val="24"/>
-        </w:rPr>
         <w:t xml:space="preserve"> este trabalho </w:t>
       </w:r>
       <w:r>
-        <w:rPr>
-          <w:szCs w:val="24"/>
-        </w:rPr>
         <w:t xml:space="preserve">a meu professor Aurivan que permitiu o mantimento do grupo e nos ensinou a desenvolver este projeto profissionalmente. </w:t>
       </w:r>
       <w:r>
-        <w:rPr>
-          <w:szCs w:val="24"/>
-        </w:rPr>
         <w:t>Que este trabalho inspire a todos a perseguirem seus sonhos e acreditarem em seu potencial</w:t>
       </w:r>
       <w:r>
-        <w:rPr>
-          <w:szCs w:val="24"/>
-        </w:rPr>
         <w:t>. Que o projeto cresça o nome da Etec para além de onde possamos imaginar</w:t>
       </w:r>
       <w:r>
-        <w:rPr>
-          <w:szCs w:val="24"/>
-        </w:rPr>
         <w:t>.</w:t>
       </w:r>
     </w:p>
@@ -1394,24 +1368,15 @@
     </w:p>
     <w:p>
       <w:pPr>
-        <w:ind w:left="204"/>
         <w:rPr>
           <w:b/>
           <w:szCs w:val="24"/>
         </w:rPr>
       </w:pPr>
       <w:r>
-        <w:rPr>
-          <w:color w:val="000000" w:themeColor="text1"/>
-          <w:szCs w:val="24"/>
-        </w:rPr>
         <w:t>Agradecemos a todos que contribuíram de alguma forma para a realização deste trabalho, especialmente aos nossos orientadores e professores, pela orientação e apoio constante. Agradecemos também às nossas famílias e amigos, pelo incentivo e compreensão durante</w:t>
       </w:r>
       <w:r>
-        <w:rPr>
-          <w:color w:val="000000" w:themeColor="text1"/>
-          <w:szCs w:val="24"/>
-        </w:rPr>
         <w:t xml:space="preserve"> a criação e desenvolvimento</w:t>
       </w:r>
       <w:r>
@@ -1639,7 +1604,6 @@
     </w:p>
     <w:p>
       <w:pPr>
-        <w:ind w:firstLine="0"/>
         <w:jc w:val="center"/>
         <w:rPr>
           <w:szCs w:val="24"/>
@@ -1687,7 +1651,6 @@
                         <w:txbxContent>
                           <w:p>
                             <w:pPr>
-                              <w:ind w:firstLine="0"/>
                               <w:rPr>
                                 <w:szCs w:val="24"/>
                               </w:rPr>
@@ -1713,7 +1676,6 @@
                           </w:p>
                           <w:p>
                             <w:pPr>
-                              <w:ind w:firstLine="0"/>
                               <w:jc w:val="right"/>
                               <w:rPr>
                                 <w:szCs w:val="24"/>
@@ -1763,7 +1725,6 @@
                   <w:txbxContent>
                     <w:p>
                       <w:pPr>
-                        <w:ind w:firstLine="0"/>
                         <w:rPr>
                           <w:szCs w:val="24"/>
                         </w:rPr>
@@ -1789,7 +1750,6 @@
                     </w:p>
                     <w:p>
                       <w:pPr>
-                        <w:ind w:firstLine="0"/>
                         <w:jc w:val="right"/>
                         <w:rPr>
                           <w:szCs w:val="24"/>
@@ -1819,7 +1779,7 @@
     </w:p>
     <w:p>
       <w:pPr>
-        <w:ind w:left="190" w:firstLine="0"/>
+        <w:ind w:left="190"/>
         <w:jc w:val="right"/>
         <w:rPr>
           <w:szCs w:val="24"/>
@@ -1828,7 +1788,7 @@
     </w:p>
     <w:p>
       <w:pPr>
-        <w:ind w:left="190" w:firstLine="0"/>
+        <w:ind w:left="190"/>
         <w:jc w:val="right"/>
         <w:rPr>
           <w:szCs w:val="24"/>
@@ -1837,7 +1797,7 @@
     </w:p>
     <w:p>
       <w:pPr>
-        <w:ind w:left="190" w:firstLine="0"/>
+        <w:ind w:left="190"/>
         <w:jc w:val="right"/>
         <w:rPr>
           <w:szCs w:val="24"/>
@@ -1860,224 +1820,187 @@
       </w:r>
     </w:p>
     <w:p>
-      <w:pPr>
-        <w:ind w:firstLine="0"/>
-        <w:rPr>
-          <w:color w:val="000000" w:themeColor="text1"/>
-          <w:szCs w:val="24"/>
-        </w:rPr>
-      </w:pPr>
-      <w:r>
-        <w:rPr>
-          <w:color w:val="000000" w:themeColor="text1"/>
-          <w:szCs w:val="24"/>
-        </w:rPr>
+      <w:r>
         <w:t>Este projeto tem como intuito a criação de uma empresa de pequeno porte com a qual trabalhará em cima de um aplicativo de entrega novo e único que une o conceito de entregas com segurança, empatia e cuidado para com o remetente e receptor. Garantindo um trabalho profissional com agendamento, entregadores de confiança que concordarão com um termo de restituição de bens para com avarias, serviço de alto valor e organizado, onde o cliente e seu pacote importam.</w:t>
       </w:r>
     </w:p>
     <w:p>
       <w:pPr>
-        <w:ind w:firstLine="0"/>
-        <w:rPr>
-          <w:szCs w:val="24"/>
-        </w:rPr>
-      </w:pPr>
-    </w:p>
-    <w:p>
-      <w:pPr>
-        <w:ind w:firstLine="0"/>
-        <w:rPr>
-          <w:szCs w:val="24"/>
-        </w:rPr>
-      </w:pPr>
-    </w:p>
-    <w:p>
-      <w:pPr>
-        <w:ind w:firstLine="0"/>
-        <w:rPr>
-          <w:szCs w:val="24"/>
-        </w:rPr>
-      </w:pPr>
-    </w:p>
-    <w:p>
-      <w:pPr>
-        <w:ind w:firstLine="0"/>
-        <w:rPr>
-          <w:szCs w:val="24"/>
-        </w:rPr>
-      </w:pPr>
-    </w:p>
-    <w:p>
-      <w:pPr>
-        <w:ind w:firstLine="0"/>
-        <w:rPr>
-          <w:szCs w:val="24"/>
-        </w:rPr>
-      </w:pPr>
-    </w:p>
-    <w:p>
-      <w:pPr>
-        <w:ind w:firstLine="0"/>
-        <w:rPr>
-          <w:szCs w:val="24"/>
-        </w:rPr>
-      </w:pPr>
-    </w:p>
-    <w:p>
-      <w:pPr>
-        <w:ind w:firstLine="0"/>
-        <w:rPr>
-          <w:szCs w:val="24"/>
-        </w:rPr>
-      </w:pPr>
-    </w:p>
-    <w:p>
-      <w:pPr>
-        <w:ind w:firstLine="0"/>
-        <w:rPr>
-          <w:szCs w:val="24"/>
-        </w:rPr>
-      </w:pPr>
-    </w:p>
-    <w:p>
-      <w:pPr>
-        <w:ind w:firstLine="0"/>
-        <w:rPr>
-          <w:szCs w:val="24"/>
-        </w:rPr>
-      </w:pPr>
-    </w:p>
-    <w:p>
-      <w:pPr>
-        <w:ind w:firstLine="0"/>
-        <w:rPr>
-          <w:szCs w:val="24"/>
-        </w:rPr>
-      </w:pPr>
-    </w:p>
-    <w:p>
-      <w:pPr>
-        <w:ind w:firstLine="0"/>
-        <w:rPr>
-          <w:szCs w:val="24"/>
-        </w:rPr>
-      </w:pPr>
-    </w:p>
-    <w:p>
-      <w:pPr>
-        <w:ind w:firstLine="0"/>
-        <w:rPr>
-          <w:szCs w:val="24"/>
-        </w:rPr>
-      </w:pPr>
-    </w:p>
-    <w:p>
-      <w:pPr>
-        <w:ind w:firstLine="0"/>
-        <w:rPr>
-          <w:szCs w:val="24"/>
-        </w:rPr>
-      </w:pPr>
-    </w:p>
-    <w:p>
-      <w:pPr>
-        <w:ind w:firstLine="0"/>
-        <w:rPr>
-          <w:szCs w:val="24"/>
-        </w:rPr>
-      </w:pPr>
-    </w:p>
-    <w:p>
-      <w:pPr>
-        <w:ind w:firstLine="0"/>
-        <w:rPr>
-          <w:szCs w:val="24"/>
-        </w:rPr>
-      </w:pPr>
-    </w:p>
-    <w:p>
-      <w:pPr>
-        <w:ind w:firstLine="0"/>
-        <w:rPr>
-          <w:szCs w:val="24"/>
-        </w:rPr>
-      </w:pPr>
-    </w:p>
-    <w:p>
-      <w:pPr>
-        <w:ind w:firstLine="0"/>
-        <w:rPr>
-          <w:szCs w:val="24"/>
-        </w:rPr>
-      </w:pPr>
-    </w:p>
-    <w:p>
-      <w:pPr>
-        <w:ind w:firstLine="0"/>
-        <w:rPr>
-          <w:szCs w:val="24"/>
-        </w:rPr>
-      </w:pPr>
-    </w:p>
-    <w:p>
-      <w:pPr>
-        <w:ind w:firstLine="0"/>
-        <w:rPr>
-          <w:szCs w:val="24"/>
-        </w:rPr>
-      </w:pPr>
-    </w:p>
-    <w:p>
-      <w:pPr>
-        <w:ind w:firstLine="0"/>
-        <w:rPr>
-          <w:szCs w:val="24"/>
-        </w:rPr>
-      </w:pPr>
-    </w:p>
-    <w:p>
-      <w:pPr>
-        <w:ind w:firstLine="0"/>
-        <w:rPr>
-          <w:szCs w:val="24"/>
-        </w:rPr>
-      </w:pPr>
-    </w:p>
-    <w:p>
-      <w:pPr>
-        <w:ind w:firstLine="0"/>
-        <w:rPr>
-          <w:szCs w:val="24"/>
-        </w:rPr>
-      </w:pPr>
-    </w:p>
-    <w:p>
-      <w:pPr>
-        <w:ind w:firstLine="0"/>
-        <w:rPr>
-          <w:szCs w:val="24"/>
-        </w:rPr>
-      </w:pPr>
-    </w:p>
-    <w:p>
-      <w:pPr>
-        <w:ind w:firstLine="0"/>
-        <w:rPr>
-          <w:szCs w:val="24"/>
-        </w:rPr>
-      </w:pPr>
-    </w:p>
-    <w:p>
-      <w:pPr>
-        <w:ind w:firstLine="0"/>
-        <w:rPr>
-          <w:szCs w:val="24"/>
-        </w:rPr>
-      </w:pPr>
-    </w:p>
-    <w:p>
-      <w:pPr>
-        <w:ind w:firstLine="0"/>
+        <w:rPr>
+          <w:szCs w:val="24"/>
+        </w:rPr>
+      </w:pPr>
+    </w:p>
+    <w:p>
+      <w:pPr>
+        <w:rPr>
+          <w:szCs w:val="24"/>
+        </w:rPr>
+      </w:pPr>
+    </w:p>
+    <w:p>
+      <w:pPr>
+        <w:rPr>
+          <w:szCs w:val="24"/>
+        </w:rPr>
+      </w:pPr>
+    </w:p>
+    <w:p>
+      <w:pPr>
+        <w:rPr>
+          <w:szCs w:val="24"/>
+        </w:rPr>
+      </w:pPr>
+    </w:p>
+    <w:p>
+      <w:pPr>
+        <w:rPr>
+          <w:szCs w:val="24"/>
+        </w:rPr>
+      </w:pPr>
+    </w:p>
+    <w:p>
+      <w:pPr>
+        <w:rPr>
+          <w:szCs w:val="24"/>
+        </w:rPr>
+      </w:pPr>
+    </w:p>
+    <w:p>
+      <w:pPr>
+        <w:rPr>
+          <w:szCs w:val="24"/>
+        </w:rPr>
+      </w:pPr>
+    </w:p>
+    <w:p>
+      <w:pPr>
+        <w:rPr>
+          <w:szCs w:val="24"/>
+        </w:rPr>
+      </w:pPr>
+    </w:p>
+    <w:p>
+      <w:pPr>
+        <w:rPr>
+          <w:szCs w:val="24"/>
+        </w:rPr>
+      </w:pPr>
+    </w:p>
+    <w:p>
+      <w:pPr>
+        <w:rPr>
+          <w:szCs w:val="24"/>
+        </w:rPr>
+      </w:pPr>
+    </w:p>
+    <w:p>
+      <w:pPr>
+        <w:rPr>
+          <w:szCs w:val="24"/>
+        </w:rPr>
+      </w:pPr>
+    </w:p>
+    <w:p>
+      <w:pPr>
+        <w:rPr>
+          <w:szCs w:val="24"/>
+        </w:rPr>
+      </w:pPr>
+    </w:p>
+    <w:p>
+      <w:pPr>
+        <w:rPr>
+          <w:szCs w:val="24"/>
+        </w:rPr>
+      </w:pPr>
+    </w:p>
+    <w:p>
+      <w:pPr>
+        <w:rPr>
+          <w:szCs w:val="24"/>
+        </w:rPr>
+      </w:pPr>
+    </w:p>
+    <w:p>
+      <w:pPr>
+        <w:rPr>
+          <w:szCs w:val="24"/>
+        </w:rPr>
+      </w:pPr>
+    </w:p>
+    <w:p>
+      <w:pPr>
+        <w:rPr>
+          <w:szCs w:val="24"/>
+        </w:rPr>
+      </w:pPr>
+    </w:p>
+    <w:p>
+      <w:pPr>
+        <w:rPr>
+          <w:szCs w:val="24"/>
+        </w:rPr>
+      </w:pPr>
+    </w:p>
+    <w:p>
+      <w:pPr>
+        <w:rPr>
+          <w:szCs w:val="24"/>
+        </w:rPr>
+      </w:pPr>
+    </w:p>
+    <w:p>
+      <w:pPr>
+        <w:rPr>
+          <w:szCs w:val="24"/>
+        </w:rPr>
+      </w:pPr>
+    </w:p>
+    <w:p>
+      <w:pPr>
+        <w:rPr>
+          <w:szCs w:val="24"/>
+        </w:rPr>
+      </w:pPr>
+    </w:p>
+    <w:p>
+      <w:pPr>
+        <w:rPr>
+          <w:szCs w:val="24"/>
+        </w:rPr>
+      </w:pPr>
+    </w:p>
+    <w:p>
+      <w:pPr>
+        <w:rPr>
+          <w:szCs w:val="24"/>
+        </w:rPr>
+      </w:pPr>
+    </w:p>
+    <w:p>
+      <w:pPr>
+        <w:rPr>
+          <w:szCs w:val="24"/>
+        </w:rPr>
+      </w:pPr>
+    </w:p>
+    <w:p>
+      <w:pPr>
+        <w:rPr>
+          <w:szCs w:val="24"/>
+        </w:rPr>
+      </w:pPr>
+    </w:p>
+    <w:p>
+      <w:pPr>
+        <w:rPr>
+          <w:szCs w:val="24"/>
+        </w:rPr>
+      </w:pPr>
+    </w:p>
+    <w:p>
+      <w:pPr>
         <w:rPr>
           <w:szCs w:val="24"/>
         </w:rPr>
@@ -2087,6 +2010,7 @@
           <w:b/>
           <w:szCs w:val="24"/>
         </w:rPr>
+        <w:lastRenderedPageBreak/>
         <w:t>Palavras-Chave:</w:t>
       </w:r>
       <w:r>
@@ -2146,7 +2070,6 @@
     </w:p>
     <w:p>
       <w:pPr>
-        <w:ind w:right="6"/>
         <w:rPr>
           <w:color w:val="000000" w:themeColor="text1"/>
           <w:szCs w:val="24"/>
@@ -2504,7 +2427,7 @@
             </w:rPr>
             <w:fldChar w:fldCharType="separate"/>
           </w:r>
-          <w:hyperlink w:anchor="_Toc230704251" w:history="1">
+          <w:hyperlink w:anchor="_Toc232002163" w:history="1">
             <w:r>
               <w:rPr>
                 <w:rStyle w:val="Hyperlink"/>
@@ -2531,7 +2454,7 @@
                 <w:noProof/>
                 <w:webHidden/>
               </w:rPr>
-              <w:instrText xml:space="preserve"> PAGEREF _Toc230704251 \h </w:instrText>
+              <w:instrText xml:space="preserve"> PAGEREF _Toc232002163 \h </w:instrText>
             </w:r>
             <w:r>
               <w:rPr>
@@ -2577,13 +2500,13 @@
               <w14:ligatures w14:val="standardContextual"/>
             </w:rPr>
           </w:pPr>
-          <w:hyperlink w:anchor="_Toc230704252" w:history="1">
+          <w:hyperlink w:anchor="_Toc232002164" w:history="1">
             <w:r>
               <w:rPr>
                 <w:rStyle w:val="Hyperlink"/>
                 <w:noProof/>
               </w:rPr>
-              <w:t>CONSULTORIA HUMANIZE</w:t>
+              <w:t>Sendly</w:t>
             </w:r>
             <w:r>
               <w:rPr>
@@ -2604,7 +2527,7 @@
                 <w:noProof/>
                 <w:webHidden/>
               </w:rPr>
-              <w:instrText xml:space="preserve"> PAGEREF _Toc230704252 \h </w:instrText>
+              <w:instrText xml:space="preserve"> PAGEREF _Toc232002164 \h </w:instrText>
             </w:r>
             <w:r>
               <w:rPr>
@@ -2624,7 +2547,7 @@
                 <w:noProof/>
                 <w:webHidden/>
               </w:rPr>
-              <w:t>9</w:t>
+              <w:t>10</w:t>
             </w:r>
             <w:r>
               <w:rPr>
@@ -2650,13 +2573,13 @@
               <w14:ligatures w14:val="standardContextual"/>
             </w:rPr>
           </w:pPr>
-          <w:hyperlink w:anchor="_Toc230704253" w:history="1">
+          <w:hyperlink w:anchor="_Toc232002165" w:history="1">
             <w:r>
               <w:rPr>
                 <w:rStyle w:val="Hyperlink"/>
                 <w:noProof/>
               </w:rPr>
-              <w:t>HISTÓRIA DO POLIEDRO</w:t>
+              <w:t>HISTÓRIA Sendly</w:t>
             </w:r>
             <w:r>
               <w:rPr>
@@ -2677,7 +2600,7 @@
                 <w:noProof/>
                 <w:webHidden/>
               </w:rPr>
-              <w:instrText xml:space="preserve"> PAGEREF _Toc230704253 \h </w:instrText>
+              <w:instrText xml:space="preserve"> PAGEREF _Toc232002165 \h </w:instrText>
             </w:r>
             <w:r>
               <w:rPr>
@@ -2697,7 +2620,7 @@
                 <w:noProof/>
                 <w:webHidden/>
               </w:rPr>
-              <w:t>10</w:t>
+              <w:t>11</w:t>
             </w:r>
             <w:r>
               <w:rPr>
@@ -2723,7 +2646,7 @@
               <w14:ligatures w14:val="standardContextual"/>
             </w:rPr>
           </w:pPr>
-          <w:hyperlink w:anchor="_Toc230704254" w:history="1">
+          <w:hyperlink w:anchor="_Toc232002166" w:history="1">
             <w:r>
               <w:rPr>
                 <w:rStyle w:val="Hyperlink"/>
@@ -2750,7 +2673,7 @@
                 <w:noProof/>
                 <w:webHidden/>
               </w:rPr>
-              <w:instrText xml:space="preserve"> PAGEREF _Toc230704254 \h </w:instrText>
+              <w:instrText xml:space="preserve"> PAGEREF _Toc232002166 \h </w:instrText>
             </w:r>
             <w:r>
               <w:rPr>
@@ -2770,7 +2693,7 @@
                 <w:noProof/>
                 <w:webHidden/>
               </w:rPr>
-              <w:t>11</w:t>
+              <w:t>12</w:t>
             </w:r>
             <w:r>
               <w:rPr>
@@ -2796,7 +2719,7 @@
               <w14:ligatures w14:val="standardContextual"/>
             </w:rPr>
           </w:pPr>
-          <w:hyperlink w:anchor="_Toc230704255" w:history="1">
+          <w:hyperlink w:anchor="_Toc232002167" w:history="1">
             <w:r>
               <w:rPr>
                 <w:rStyle w:val="Hyperlink"/>
@@ -2823,7 +2746,7 @@
                 <w:noProof/>
                 <w:webHidden/>
               </w:rPr>
-              <w:instrText xml:space="preserve"> PAGEREF _Toc230704255 \h </w:instrText>
+              <w:instrText xml:space="preserve"> PAGEREF _Toc232002167 \h </w:instrText>
             </w:r>
             <w:r>
               <w:rPr>
@@ -2843,7 +2766,7 @@
                 <w:noProof/>
                 <w:webHidden/>
               </w:rPr>
-              <w:t>12</w:t>
+              <w:t>13</w:t>
             </w:r>
             <w:r>
               <w:rPr>
@@ -2869,7 +2792,7 @@
               <w14:ligatures w14:val="standardContextual"/>
             </w:rPr>
           </w:pPr>
-          <w:hyperlink w:anchor="_Toc230704256" w:history="1">
+          <w:hyperlink w:anchor="_Toc232002168" w:history="1">
             <w:r>
               <w:rPr>
                 <w:rStyle w:val="Hyperlink"/>
@@ -2896,7 +2819,7 @@
                 <w:noProof/>
                 <w:webHidden/>
               </w:rPr>
-              <w:instrText xml:space="preserve"> PAGEREF _Toc230704256 \h </w:instrText>
+              <w:instrText xml:space="preserve"> PAGEREF _Toc232002168 \h </w:instrText>
             </w:r>
             <w:r>
               <w:rPr>
@@ -2916,7 +2839,7 @@
                 <w:noProof/>
                 <w:webHidden/>
               </w:rPr>
-              <w:t>13</w:t>
+              <w:t>14</w:t>
             </w:r>
             <w:r>
               <w:rPr>
@@ -2942,7 +2865,7 @@
               <w14:ligatures w14:val="standardContextual"/>
             </w:rPr>
           </w:pPr>
-          <w:hyperlink w:anchor="_Toc230704257" w:history="1">
+          <w:hyperlink w:anchor="_Toc232002169" w:history="1">
             <w:r>
               <w:rPr>
                 <w:rStyle w:val="Hyperlink"/>
@@ -2969,7 +2892,7 @@
                 <w:noProof/>
                 <w:webHidden/>
               </w:rPr>
-              <w:instrText xml:space="preserve"> PAGEREF _Toc230704257 \h </w:instrText>
+              <w:instrText xml:space="preserve"> PAGEREF _Toc232002169 \h </w:instrText>
             </w:r>
             <w:r>
               <w:rPr>
@@ -2989,7 +2912,7 @@
                 <w:noProof/>
                 <w:webHidden/>
               </w:rPr>
-              <w:t>13</w:t>
+              <w:t>14</w:t>
             </w:r>
             <w:r>
               <w:rPr>
@@ -3015,13 +2938,27 @@
               <w14:ligatures w14:val="standardContextual"/>
             </w:rPr>
           </w:pPr>
-          <w:hyperlink w:anchor="_Toc230704258" w:history="1">
+          <w:hyperlink w:anchor="_Toc232002170" w:history="1">
             <w:r>
               <w:rPr>
                 <w:rStyle w:val="Hyperlink"/>
                 <w:noProof/>
               </w:rPr>
-              <w:t>OBJETIVO ESPECÍFICO</w:t>
+              <w:t>OBJETIVO ES</w:t>
+            </w:r>
+            <w:r>
+              <w:rPr>
+                <w:rStyle w:val="Hyperlink"/>
+                <w:noProof/>
+              </w:rPr>
+              <w:t>P</w:t>
+            </w:r>
+            <w:r>
+              <w:rPr>
+                <w:rStyle w:val="Hyperlink"/>
+                <w:noProof/>
+              </w:rPr>
+              <w:t>ECÍFICO</w:t>
             </w:r>
             <w:r>
               <w:rPr>
@@ -3042,7 +2979,7 @@
                 <w:noProof/>
                 <w:webHidden/>
               </w:rPr>
-              <w:instrText xml:space="preserve"> PAGEREF _Toc230704258 \h </w:instrText>
+              <w:instrText xml:space="preserve"> PAGEREF _Toc232002170 \h </w:instrText>
             </w:r>
             <w:r>
               <w:rPr>
@@ -3062,7 +2999,7 @@
                 <w:noProof/>
                 <w:webHidden/>
               </w:rPr>
-              <w:t>13</w:t>
+              <w:t>14</w:t>
             </w:r>
             <w:r>
               <w:rPr>
@@ -3088,7 +3025,7 @@
               <w14:ligatures w14:val="standardContextual"/>
             </w:rPr>
           </w:pPr>
-          <w:hyperlink w:anchor="_Toc230704259" w:history="1">
+          <w:hyperlink w:anchor="_Toc232002171" w:history="1">
             <w:r>
               <w:rPr>
                 <w:rStyle w:val="Hyperlink"/>
@@ -3115,7 +3052,7 @@
                 <w:noProof/>
                 <w:webHidden/>
               </w:rPr>
-              <w:instrText xml:space="preserve"> PAGEREF _Toc230704259 \h </w:instrText>
+              <w:instrText xml:space="preserve"> PAGEREF _Toc232002171 \h </w:instrText>
             </w:r>
             <w:r>
               <w:rPr>
@@ -3135,7 +3072,7 @@
                 <w:noProof/>
                 <w:webHidden/>
               </w:rPr>
-              <w:t>14</w:t>
+              <w:t>15</w:t>
             </w:r>
             <w:r>
               <w:rPr>
@@ -3161,7 +3098,7 @@
               <w14:ligatures w14:val="standardContextual"/>
             </w:rPr>
           </w:pPr>
-          <w:hyperlink w:anchor="_Toc230704260" w:history="1">
+          <w:hyperlink w:anchor="_Toc232002172" w:history="1">
             <w:r>
               <w:rPr>
                 <w:rStyle w:val="Hyperlink"/>
@@ -3188,7 +3125,7 @@
                 <w:noProof/>
                 <w:webHidden/>
               </w:rPr>
-              <w:instrText xml:space="preserve"> PAGEREF _Toc230704260 \h </w:instrText>
+              <w:instrText xml:space="preserve"> PAGEREF _Toc232002172 \h </w:instrText>
             </w:r>
             <w:r>
               <w:rPr>
@@ -3208,7 +3145,7 @@
                 <w:noProof/>
                 <w:webHidden/>
               </w:rPr>
-              <w:t>15</w:t>
+              <w:t>16</w:t>
             </w:r>
             <w:r>
               <w:rPr>
@@ -3234,7 +3171,7 @@
               <w14:ligatures w14:val="standardContextual"/>
             </w:rPr>
           </w:pPr>
-          <w:hyperlink w:anchor="_Toc230704261" w:history="1">
+          <w:hyperlink w:anchor="_Toc232002173" w:history="1">
             <w:r>
               <w:rPr>
                 <w:rStyle w:val="Hyperlink"/>
@@ -3261,7 +3198,7 @@
                 <w:noProof/>
                 <w:webHidden/>
               </w:rPr>
-              <w:instrText xml:space="preserve"> PAGEREF _Toc230704261 \h </w:instrText>
+              <w:instrText xml:space="preserve"> PAGEREF _Toc232002173 \h </w:instrText>
             </w:r>
             <w:r>
               <w:rPr>
@@ -3281,7 +3218,7 @@
                 <w:noProof/>
                 <w:webHidden/>
               </w:rPr>
-              <w:t>16</w:t>
+              <w:t>17</w:t>
             </w:r>
             <w:r>
               <w:rPr>
@@ -3307,7 +3244,7 @@
               <w14:ligatures w14:val="standardContextual"/>
             </w:rPr>
           </w:pPr>
-          <w:hyperlink w:anchor="_Toc230704262" w:history="1">
+          <w:hyperlink w:anchor="_Toc232002174" w:history="1">
             <w:r>
               <w:rPr>
                 <w:rStyle w:val="Hyperlink"/>
@@ -3334,7 +3271,7 @@
                 <w:noProof/>
                 <w:webHidden/>
               </w:rPr>
-              <w:instrText xml:space="preserve"> PAGEREF _Toc230704262 \h </w:instrText>
+              <w:instrText xml:space="preserve"> PAGEREF _Toc232002174 \h </w:instrText>
             </w:r>
             <w:r>
               <w:rPr>
@@ -3354,7 +3291,7 @@
                 <w:noProof/>
                 <w:webHidden/>
               </w:rPr>
-              <w:t>17</w:t>
+              <w:t>18</w:t>
             </w:r>
             <w:r>
               <w:rPr>
@@ -3380,7 +3317,7 @@
               <w14:ligatures w14:val="standardContextual"/>
             </w:rPr>
           </w:pPr>
-          <w:hyperlink w:anchor="_Toc230704263" w:history="1">
+          <w:hyperlink w:anchor="_Toc232002175" w:history="1">
             <w:r>
               <w:rPr>
                 <w:rStyle w:val="Hyperlink"/>
@@ -3407,7 +3344,7 @@
                 <w:noProof/>
                 <w:webHidden/>
               </w:rPr>
-              <w:instrText xml:space="preserve"> PAGEREF _Toc230704263 \h </w:instrText>
+              <w:instrText xml:space="preserve"> PAGEREF _Toc232002175 \h </w:instrText>
             </w:r>
             <w:r>
               <w:rPr>
@@ -3427,7 +3364,7 @@
                 <w:noProof/>
                 <w:webHidden/>
               </w:rPr>
-              <w:t>18</w:t>
+              <w:t>19</w:t>
             </w:r>
             <w:r>
               <w:rPr>
@@ -3453,7 +3390,7 @@
               <w14:ligatures w14:val="standardContextual"/>
             </w:rPr>
           </w:pPr>
-          <w:hyperlink w:anchor="_Toc230704264" w:history="1">
+          <w:hyperlink w:anchor="_Toc232002176" w:history="1">
             <w:r>
               <w:rPr>
                 <w:rStyle w:val="Hyperlink"/>
@@ -3480,7 +3417,7 @@
                 <w:noProof/>
                 <w:webHidden/>
               </w:rPr>
-              <w:instrText xml:space="preserve"> PAGEREF _Toc230704264 \h </w:instrText>
+              <w:instrText xml:space="preserve"> PAGEREF _Toc232002176 \h </w:instrText>
             </w:r>
             <w:r>
               <w:rPr>
@@ -3500,7 +3437,7 @@
                 <w:noProof/>
                 <w:webHidden/>
               </w:rPr>
-              <w:t>19</w:t>
+              <w:t>20</w:t>
             </w:r>
             <w:r>
               <w:rPr>
@@ -3526,7 +3463,7 @@
               <w14:ligatures w14:val="standardContextual"/>
             </w:rPr>
           </w:pPr>
-          <w:hyperlink w:anchor="_Toc230704265" w:history="1">
+          <w:hyperlink w:anchor="_Toc232002177" w:history="1">
             <w:r>
               <w:rPr>
                 <w:rStyle w:val="Hyperlink"/>
@@ -3553,7 +3490,7 @@
                 <w:noProof/>
                 <w:webHidden/>
               </w:rPr>
-              <w:instrText xml:space="preserve"> PAGEREF _Toc230704265 \h </w:instrText>
+              <w:instrText xml:space="preserve"> PAGEREF _Toc232002177 \h </w:instrText>
             </w:r>
             <w:r>
               <w:rPr>
@@ -3573,7 +3510,7 @@
                 <w:noProof/>
                 <w:webHidden/>
               </w:rPr>
-              <w:t>20</w:t>
+              <w:t>21</w:t>
             </w:r>
             <w:r>
               <w:rPr>
@@ -3599,7 +3536,7 @@
               <w14:ligatures w14:val="standardContextual"/>
             </w:rPr>
           </w:pPr>
-          <w:hyperlink w:anchor="_Toc230704266" w:history="1">
+          <w:hyperlink w:anchor="_Toc232002178" w:history="1">
             <w:r>
               <w:rPr>
                 <w:rStyle w:val="Hyperlink"/>
@@ -3626,7 +3563,7 @@
                 <w:noProof/>
                 <w:webHidden/>
               </w:rPr>
-              <w:instrText xml:space="preserve"> PAGEREF _Toc230704266 \h </w:instrText>
+              <w:instrText xml:space="preserve"> PAGEREF _Toc232002178 \h </w:instrText>
             </w:r>
             <w:r>
               <w:rPr>
@@ -3672,7 +3609,7 @@
               <w14:ligatures w14:val="standardContextual"/>
             </w:rPr>
           </w:pPr>
-          <w:hyperlink w:anchor="_Toc230704267" w:history="1">
+          <w:hyperlink w:anchor="_Toc232002179" w:history="1">
             <w:r>
               <w:rPr>
                 <w:rStyle w:val="Hyperlink"/>
@@ -3699,7 +3636,7 @@
                 <w:noProof/>
                 <w:webHidden/>
               </w:rPr>
-              <w:instrText xml:space="preserve"> PAGEREF _Toc230704267 \h </w:instrText>
+              <w:instrText xml:space="preserve"> PAGEREF _Toc232002179 \h </w:instrText>
             </w:r>
             <w:r>
               <w:rPr>
@@ -3740,63 +3677,6 @@
               <w:szCs w:val="24"/>
             </w:rPr>
           </w:pPr>
-          <w:hyperlink w:anchor="_Toc230704268" w:history="1">
-            <w:r>
-              <w:rPr>
-                <w:rStyle w:val="Hyperlink"/>
-                <w:noProof/>
-              </w:rPr>
-              <w:t>ANEXO 2: AUTORIZAÇÃO DE IMAGEM</w:t>
-            </w:r>
-            <w:r>
-              <w:rPr>
-                <w:noProof/>
-                <w:webHidden/>
-              </w:rPr>
-              <w:tab/>
-            </w:r>
-            <w:r>
-              <w:rPr>
-                <w:noProof/>
-                <w:webHidden/>
-              </w:rPr>
-              <w:fldChar w:fldCharType="begin"/>
-            </w:r>
-            <w:r>
-              <w:rPr>
-                <w:noProof/>
-                <w:webHidden/>
-              </w:rPr>
-              <w:instrText xml:space="preserve"> PAGEREF _Toc230704268 \h </w:instrText>
-            </w:r>
-            <w:r>
-              <w:rPr>
-                <w:noProof/>
-                <w:webHidden/>
-              </w:rPr>
-            </w:r>
-            <w:r>
-              <w:rPr>
-                <w:noProof/>
-                <w:webHidden/>
-              </w:rPr>
-              <w:fldChar w:fldCharType="separate"/>
-            </w:r>
-            <w:r>
-              <w:rPr>
-                <w:noProof/>
-                <w:webHidden/>
-              </w:rPr>
-              <w:t>26</w:t>
-            </w:r>
-            <w:r>
-              <w:rPr>
-                <w:noProof/>
-                <w:webHidden/>
-              </w:rPr>
-              <w:fldChar w:fldCharType="end"/>
-            </w:r>
-          </w:hyperlink>
           <w:r>
             <w:rPr>
               <w:szCs w:val="24"/>
@@ -3821,7 +3701,6 @@
           <w:szCs w:val="24"/>
         </w:rPr>
         <w:sectPr>
-          <w:headerReference w:type="default" r:id="rId11"/>
           <w:pgSz w:w="11906" w:h="16838"/>
           <w:pgMar w:top="1701" w:right="1700" w:bottom="1134" w:left="1701" w:header="720" w:footer="709" w:gutter="0"/>
           <w:pgNumType w:start="8"/>
@@ -3834,7 +3713,7 @@
       <w:pPr>
         <w:pStyle w:val="Ttulo1"/>
       </w:pPr>
-      <w:bookmarkStart w:id="0" w:name="_Toc230704251"/>
+      <w:bookmarkStart w:id="0" w:name="_Toc232002163"/>
       <w:r>
         <w:lastRenderedPageBreak/>
         <w:t>INTRODUÇÃO</w:t>
@@ -3842,517 +3721,509 @@
       <w:bookmarkEnd w:id="0"/>
     </w:p>
     <w:p>
-      <w:pPr>
-        <w:ind w:firstLine="0"/>
+      <w:r>
+        <w:t xml:space="preserve">As entregas são um serviço onde já se espera alguma avaria ou preocupação com pacotes de pouca importância, e já por isso nunca vimos de lugar algum transporte de celulares, monitores, dinheiro, documentos ou quaisquer objetos de valor por intermeio de um aplicativo, a </w:t>
+      </w:r>
+      <w:proofErr w:type="spellStart"/>
+      <w:r>
+        <w:t>Sendly</w:t>
+      </w:r>
+      <w:proofErr w:type="spellEnd"/>
+      <w:r>
+        <w:t xml:space="preserve"> </w:t>
+      </w:r>
+      <w:r>
+        <w:t>está</w:t>
+      </w:r>
+      <w:r>
+        <w:t xml:space="preserve"> aqui para dar forma a isto e ser o primeiro aplicativo a se pensar quando deseja entregar, retirar ou receber qualquer pacote</w:t>
+      </w:r>
+      <w:r>
+        <w:t>. U</w:t>
+      </w:r>
+      <w:r>
+        <w:t>m serviço confiável onde você não precisa se preocupar com nada e manter seu nível de cortisol baixo durante qualquer transporte digital.</w:t>
+      </w:r>
+    </w:p>
+    <w:p/>
+    <w:p>
+      <w:r>
+        <w:t>Para alcançar isto nossa equipe pensou em termos de responsabilidade por danos e perdas onde o valor restituído será garantido para a entrega com avaria, em compensação para o lado dos entregadores, este serviço será de alto valor compensando o cuidado e democracia a ser dirigida por cada entrega.</w:t>
+      </w:r>
+    </w:p>
+    <w:p/>
+    <w:p>
+      <w:r>
+        <w:t xml:space="preserve">Funcionará como um processo simples, onde o </w:t>
+      </w:r>
+      <w:r>
+        <w:t>solicitante preenche os dados do pacote, isto gera um documento de responsabilidade legal que será assinado junto a aceitação da solicitação pelo entregador parceiro através de uma assinatura gov.</w:t>
+      </w:r>
+    </w:p>
+    <w:p/>
+    <w:p>
+      <w:r>
+        <w:t>Para a proteção dos entregadores</w:t>
+      </w:r>
+      <w:r>
+        <w:t xml:space="preserve"> sob falsa acusação ou avaria causada pelo solicitante ou </w:t>
+      </w:r>
+      <w:r>
+        <w:t>receptor</w:t>
+      </w:r>
+      <w:r>
+        <w:t>,</w:t>
+      </w:r>
+      <w:r>
+        <w:t xml:space="preserve"> é de obrigação 3 vídeos onde mostrem o conteúdo do pacote, o pacote</w:t>
+      </w:r>
+      <w:r>
+        <w:t xml:space="preserve"> </w:t>
+      </w:r>
+      <w:r>
+        <w:t>e movimentação</w:t>
+      </w:r>
+      <w:r>
+        <w:t xml:space="preserve"> sonora</w:t>
+      </w:r>
+      <w:r>
+        <w:t xml:space="preserve"> do pacote</w:t>
+      </w:r>
+      <w:r>
+        <w:t xml:space="preserve"> pós embalagem</w:t>
+      </w:r>
+      <w:r>
+        <w:t>,</w:t>
+      </w:r>
+      <w:r>
+        <w:t xml:space="preserve"> caso haja</w:t>
+      </w:r>
+      <w:r>
+        <w:t xml:space="preserve">, isto vale para o destinatário e remetente, o entregador será encarregado somente de um vídeo no início e outro no fim da rota, mostrando </w:t>
+      </w:r>
+      <w:r>
+        <w:t>o</w:t>
+      </w:r>
+      <w:r>
+        <w:t xml:space="preserve"> remetente ou destinatário</w:t>
+      </w:r>
+      <w:r>
+        <w:t xml:space="preserve">, </w:t>
+      </w:r>
+      <w:r>
+        <w:t>pacote e movimentação sonora</w:t>
+      </w:r>
+      <w:r>
+        <w:t xml:space="preserve"> </w:t>
+      </w:r>
+      <w:r>
+        <w:t>dele</w:t>
+      </w:r>
+      <w:r>
+        <w:t>. Sendo obrigatório haver estes vídeos</w:t>
+      </w:r>
+      <w:r>
+        <w:t xml:space="preserve">, </w:t>
+      </w:r>
+      <w:r>
+        <w:t xml:space="preserve">significa que </w:t>
+      </w:r>
+      <w:r>
+        <w:t xml:space="preserve">antes de abrir solicitação de entrega para algum entregador, os vídeos pelo remetente devem ser feitos; Antes de iniciar rota pelo entregador o vídeo deve ser feito; Antes de </w:t>
+      </w:r>
+      <w:r>
+        <w:t>entregar o pacote ao fim da rota o vídeo deve ser feito</w:t>
+      </w:r>
+      <w:r>
+        <w:t>, e por fim, antes</w:t>
+      </w:r>
+      <w:r>
+        <w:t xml:space="preserve"> </w:t>
+      </w:r>
+      <w:r>
+        <w:t>de encerrar a entrega pelo aplicativo os vídeos devem ser feitos</w:t>
+      </w:r>
+      <w:r>
+        <w:t>.</w:t>
+      </w:r>
+    </w:p>
+    <w:p/>
+    <w:p>
+      <w:r>
+        <w:lastRenderedPageBreak/>
+        <w:t xml:space="preserve">Caso haja qualquer problema na validação o processo de entrega deve ser cancelado </w:t>
+      </w:r>
+      <w:r>
+        <w:t xml:space="preserve">imediatamente </w:t>
+      </w:r>
+      <w:r>
+        <w:t xml:space="preserve">e o valor restituído, assim então será cobrado legalmente do </w:t>
+      </w:r>
+      <w:r>
+        <w:t>entregador</w:t>
+      </w:r>
+      <w:r>
+        <w:t xml:space="preserve"> para a </w:t>
+      </w:r>
+      <w:proofErr w:type="spellStart"/>
+      <w:r>
+        <w:t>S</w:t>
+      </w:r>
+      <w:r>
+        <w:t>endly</w:t>
+      </w:r>
+      <w:proofErr w:type="spellEnd"/>
+      <w:r>
+        <w:t xml:space="preserve"> tal restituição</w:t>
+      </w:r>
+      <w:r>
+        <w:t>. C</w:t>
+      </w:r>
+      <w:r>
+        <w:t>aso haja um engano</w:t>
+      </w:r>
+      <w:r>
+        <w:t>,</w:t>
+      </w:r>
+      <w:r>
+        <w:t xml:space="preserve"> o entregador poderá relatar uma avaria por parte remetente ou destinatário onde seus vídeos serão verificados e validados pelo suporte do aplicativo e então será cobrado do solicitante para a </w:t>
+      </w:r>
+      <w:proofErr w:type="spellStart"/>
+      <w:r>
+        <w:t>Sendly</w:t>
+      </w:r>
+      <w:proofErr w:type="spellEnd"/>
+      <w:r>
+        <w:t xml:space="preserve"> e o valor imediatamente pago ao entregador pós validação do suporte</w:t>
+      </w:r>
+      <w:r>
+        <w:t>.</w:t>
+      </w:r>
+    </w:p>
+    <w:p/>
+    <w:p>
+      <w:r>
+        <w:t>O aplicativo também contará com avaliações e comentários para os entregadores que podem ser solicitados diretamente e agendados invés de lançar uma solicitação com raio de quilômetros para os entregadores dos arredores.</w:t>
+      </w:r>
+    </w:p>
+    <w:p>
+      <w:pPr>
+        <w:pStyle w:val="Ttulo1"/>
+      </w:pPr>
+      <w:r>
         <w:rPr>
           <w:color w:val="000000" w:themeColor="text1"/>
-          <w:szCs w:val="24"/>
-        </w:rPr>
-      </w:pPr>
-      <w:r>
+        </w:rPr>
+        <w:br w:type="page"/>
+      </w:r>
+      <w:bookmarkStart w:id="1" w:name="_Toc232002164"/>
+      <w:proofErr w:type="spellStart"/>
+      <w:r>
+        <w:lastRenderedPageBreak/>
+        <w:t>Sendly</w:t>
+      </w:r>
+      <w:bookmarkEnd w:id="1"/>
+      <w:proofErr w:type="spellEnd"/>
+    </w:p>
+    <w:p>
+      <w:r>
+        <w:t>O p</w:t>
+      </w:r>
+      <w:r>
+        <w:t xml:space="preserve">rocesso </w:t>
+      </w:r>
+      <w:r>
+        <w:t xml:space="preserve">de entrega </w:t>
+      </w:r>
+      <w:proofErr w:type="spellStart"/>
+      <w:r>
+        <w:t>Sendly</w:t>
+      </w:r>
+      <w:proofErr w:type="spellEnd"/>
+      <w:r>
+        <w:t xml:space="preserve"> </w:t>
+      </w:r>
+      <w:r>
+        <w:t>se define</w:t>
+      </w:r>
+      <w:r>
+        <w:t xml:space="preserve">: Definição de solicitante destinatário ou remetente&gt;Preenchimento de dados do pacote&gt;Remetente faz vídeos de validação do </w:t>
+      </w:r>
+      <w:r>
+        <w:t>conteúdo</w:t>
+      </w:r>
+      <w:r>
+        <w:t>, pacote e sonoro&gt;Solicitação para entregadores aceita</w:t>
+      </w:r>
+      <w:r>
+        <w:t>&gt;</w:t>
+      </w:r>
+      <w:r>
+        <w:t xml:space="preserve"> </w:t>
+      </w:r>
+      <w:r>
+        <w:t>Validação dos vídeos realizados pelo remetente</w:t>
+      </w:r>
+      <w:r>
+        <w:t>&gt;Entregador f</w:t>
+      </w:r>
+      <w:r>
+        <w:t>az vídeos de validação do</w:t>
+      </w:r>
+      <w:r>
+        <w:t xml:space="preserve"> remetente</w:t>
+      </w:r>
+      <w:r>
+        <w:t>, pacote e sonoro</w:t>
+      </w:r>
+      <w:r>
+        <w:t>&gt;Levar pacote&gt;Entregador f</w:t>
+      </w:r>
+      <w:r>
+        <w:t>az vídeos de validação do destinatário, pacote e sonoro</w:t>
+      </w:r>
+      <w:r>
+        <w:t>&gt;</w:t>
+      </w:r>
+      <w:r>
+        <w:t>Validação dos vídeos realizados pelo remetente&gt;</w:t>
+      </w:r>
+      <w:r>
+        <w:t>Destinatário f</w:t>
+      </w:r>
+      <w:r>
+        <w:t>az vídeos de validação do conteúdo, pacote e sonoro</w:t>
+      </w:r>
+      <w:r>
+        <w:t>.</w:t>
+      </w:r>
+    </w:p>
+    <w:p>
+      <w:pPr>
+        <w:ind w:firstLine="284"/>
         <w:rPr>
           <w:color w:val="000000" w:themeColor="text1"/>
           <w:szCs w:val="24"/>
         </w:rPr>
-        <w:t xml:space="preserve">As entregas são um serviço onde já se espera alguma avaria ou preocupação com pacotes de pouca importância, e já por isso nunca vimos de lugar algum transporte de celulares, monitores, dinheiro, documentos ou quaisquer objetos de valor por intermeio de um aplicativo, a </w:t>
+      </w:pPr>
+    </w:p>
+    <w:p>
+      <w:pPr>
+        <w:ind w:firstLine="284"/>
+        <w:rPr>
+          <w:color w:val="000000" w:themeColor="text1"/>
+          <w:szCs w:val="24"/>
+        </w:rPr>
+      </w:pPr>
+    </w:p>
+    <w:p>
+      <w:pPr>
+        <w:ind w:firstLine="284"/>
+        <w:rPr>
+          <w:color w:val="000000" w:themeColor="text1"/>
+          <w:szCs w:val="24"/>
+        </w:rPr>
+      </w:pPr>
+    </w:p>
+    <w:p>
+      <w:pPr>
+        <w:ind w:firstLine="284"/>
+        <w:rPr>
+          <w:color w:val="000000" w:themeColor="text1"/>
+          <w:szCs w:val="24"/>
+        </w:rPr>
+      </w:pPr>
+    </w:p>
+    <w:p>
+      <w:pPr>
+        <w:ind w:firstLine="284"/>
+        <w:rPr>
+          <w:color w:val="000000" w:themeColor="text1"/>
+          <w:szCs w:val="24"/>
+        </w:rPr>
+      </w:pPr>
+    </w:p>
+    <w:p>
+      <w:pPr>
+        <w:ind w:firstLine="284"/>
+        <w:rPr>
+          <w:color w:val="000000" w:themeColor="text1"/>
+          <w:szCs w:val="24"/>
+        </w:rPr>
+      </w:pPr>
+    </w:p>
+    <w:p>
+      <w:pPr>
+        <w:ind w:firstLine="284"/>
+        <w:rPr>
+          <w:color w:val="000000" w:themeColor="text1"/>
+          <w:szCs w:val="24"/>
+        </w:rPr>
+      </w:pPr>
+    </w:p>
+    <w:p>
+      <w:pPr>
+        <w:ind w:firstLine="284"/>
+        <w:rPr>
+          <w:color w:val="000000" w:themeColor="text1"/>
+          <w:szCs w:val="24"/>
+        </w:rPr>
+      </w:pPr>
+    </w:p>
+    <w:p>
+      <w:pPr>
+        <w:ind w:firstLine="284"/>
+        <w:rPr>
+          <w:color w:val="000000" w:themeColor="text1"/>
+          <w:szCs w:val="24"/>
+        </w:rPr>
+      </w:pPr>
+    </w:p>
+    <w:p>
+      <w:pPr>
+        <w:ind w:firstLine="284"/>
+        <w:rPr>
+          <w:color w:val="000000" w:themeColor="text1"/>
+          <w:szCs w:val="24"/>
+        </w:rPr>
+      </w:pPr>
+    </w:p>
+    <w:p>
+      <w:pPr>
+        <w:ind w:firstLine="284"/>
+        <w:rPr>
+          <w:color w:val="000000" w:themeColor="text1"/>
+          <w:szCs w:val="24"/>
+        </w:rPr>
+      </w:pPr>
+    </w:p>
+    <w:p>
+      <w:pPr>
+        <w:ind w:firstLine="284"/>
+        <w:rPr>
+          <w:color w:val="000000" w:themeColor="text1"/>
+          <w:szCs w:val="24"/>
+        </w:rPr>
+      </w:pPr>
+    </w:p>
+    <w:p>
+      <w:pPr>
+        <w:ind w:firstLine="284"/>
+        <w:rPr>
+          <w:color w:val="000000" w:themeColor="text1"/>
+          <w:szCs w:val="24"/>
+        </w:rPr>
+      </w:pPr>
+    </w:p>
+    <w:p>
+      <w:pPr>
+        <w:ind w:firstLine="284"/>
+        <w:rPr>
+          <w:color w:val="000000" w:themeColor="text1"/>
+          <w:szCs w:val="24"/>
+        </w:rPr>
+      </w:pPr>
+    </w:p>
+    <w:p>
+      <w:pPr>
+        <w:ind w:firstLine="284"/>
+        <w:rPr>
+          <w:color w:val="000000" w:themeColor="text1"/>
+          <w:szCs w:val="24"/>
+        </w:rPr>
+      </w:pPr>
+    </w:p>
+    <w:p>
+      <w:pPr>
+        <w:ind w:firstLine="284"/>
+        <w:rPr>
+          <w:color w:val="000000" w:themeColor="text1"/>
+          <w:szCs w:val="24"/>
+        </w:rPr>
+      </w:pPr>
+    </w:p>
+    <w:p>
+      <w:pPr>
+        <w:ind w:firstLine="284"/>
+        <w:rPr>
+          <w:color w:val="000000" w:themeColor="text1"/>
+          <w:szCs w:val="24"/>
+        </w:rPr>
+      </w:pPr>
+    </w:p>
+    <w:p>
+      <w:pPr>
+        <w:ind w:firstLine="284"/>
+        <w:rPr>
+          <w:color w:val="000000" w:themeColor="text1"/>
+          <w:szCs w:val="24"/>
+        </w:rPr>
+      </w:pPr>
+    </w:p>
+    <w:p>
+      <w:pPr>
+        <w:ind w:firstLine="284"/>
+        <w:rPr>
+          <w:color w:val="000000" w:themeColor="text1"/>
+          <w:szCs w:val="24"/>
+        </w:rPr>
+      </w:pPr>
+    </w:p>
+    <w:p>
+      <w:pPr>
+        <w:ind w:firstLine="284"/>
+        <w:rPr>
+          <w:color w:val="000000" w:themeColor="text1"/>
+          <w:szCs w:val="24"/>
+        </w:rPr>
+      </w:pPr>
+    </w:p>
+    <w:p>
+      <w:pPr>
+        <w:pStyle w:val="Ttulo1"/>
+      </w:pPr>
+      <w:r>
+        <w:rPr>
+          <w:color w:val="000000" w:themeColor="text1"/>
+          <w:szCs w:val="24"/>
+        </w:rPr>
+        <w:br w:type="page"/>
+      </w:r>
+      <w:bookmarkStart w:id="2" w:name="_Toc232002165"/>
+      <w:r>
+        <w:lastRenderedPageBreak/>
+        <w:t xml:space="preserve">HISTÓRIA </w:t>
       </w:r>
       <w:proofErr w:type="spellStart"/>
       <w:r>
-        <w:rPr>
-          <w:color w:val="000000" w:themeColor="text1"/>
-          <w:szCs w:val="24"/>
-        </w:rPr>
         <w:t>Sendly</w:t>
       </w:r>
+      <w:bookmarkEnd w:id="2"/>
       <w:proofErr w:type="spellEnd"/>
-      <w:r>
-        <w:rPr>
-          <w:color w:val="000000" w:themeColor="text1"/>
-          <w:szCs w:val="24"/>
-        </w:rPr>
-        <w:t xml:space="preserve"> esta aqui para dar forma a isto e ser o primeiro aplicativo a se pensar quando deseja entregar, retirar ou receber qualquer pacote, um serviço confiável onde você não precisa se preocupar com nada e manter seu nível de cortisol baixo durante qualquer transporte digital.</w:t>
-      </w:r>
-    </w:p>
-    <w:p>
-      <w:pPr>
-        <w:ind w:firstLine="0"/>
-        <w:rPr>
-          <w:color w:val="000000" w:themeColor="text1"/>
-          <w:szCs w:val="24"/>
-        </w:rPr>
-      </w:pPr>
-    </w:p>
-    <w:p>
-      <w:pPr>
-        <w:ind w:firstLine="0"/>
-        <w:rPr>
-          <w:color w:val="000000" w:themeColor="text1"/>
-          <w:szCs w:val="24"/>
-        </w:rPr>
-      </w:pPr>
-      <w:r>
-        <w:rPr>
-          <w:color w:val="000000" w:themeColor="text1"/>
-          <w:szCs w:val="24"/>
-        </w:rPr>
-        <w:t>Para alcançar isto nossa equipe pensou em termos de responsabilidade por danos e perdas onde o valor restituído será garantido para a entrega com avaria, em compensação para o lado dos entregadores, este serviço será de alto valor compensando o cuidado e democracia a ser dirigida por cada entrega.</w:t>
-      </w:r>
-    </w:p>
-    <w:p>
-      <w:pPr>
-        <w:ind w:firstLine="0"/>
-        <w:rPr>
-          <w:color w:val="000000" w:themeColor="text1"/>
-          <w:szCs w:val="24"/>
-        </w:rPr>
-      </w:pPr>
-    </w:p>
-    <w:p>
-      <w:pPr>
-        <w:ind w:firstLine="0"/>
-        <w:rPr>
-          <w:color w:val="000000" w:themeColor="text1"/>
-          <w:szCs w:val="24"/>
-          <w:u w:val="single"/>
-        </w:rPr>
-      </w:pPr>
-      <w:r>
-        <w:rPr>
-          <w:color w:val="000000" w:themeColor="text1"/>
-          <w:szCs w:val="24"/>
-        </w:rPr>
-        <w:t xml:space="preserve">Funcionará como um processo simples, onde o </w:t>
-      </w:r>
-    </w:p>
-    <w:p>
-      <w:pPr>
-        <w:ind w:firstLine="0"/>
-        <w:rPr>
-          <w:color w:val="000000" w:themeColor="text1"/>
-          <w:szCs w:val="24"/>
-        </w:rPr>
-      </w:pPr>
+    </w:p>
+    <w:p>
+      <w:pPr>
+        <w:rPr>
+          <w:color w:val="FF0000"/>
+          <w:szCs w:val="24"/>
+        </w:rPr>
+      </w:pPr>
+      <w:r>
+        <w:rPr>
+          <w:color w:val="FF0000"/>
+          <w:szCs w:val="24"/>
+        </w:rPr>
+        <w:t>Comecei agora</w:t>
+      </w:r>
     </w:p>
     <w:p>
       <w:pPr>
         <w:pStyle w:val="Ttulo1"/>
       </w:pPr>
       <w:r>
-        <w:rPr>
-          <w:color w:val="000000" w:themeColor="text1"/>
-        </w:rPr>
         <w:br w:type="page"/>
       </w:r>
-      <w:bookmarkStart w:id="1" w:name="_Toc230704252"/>
-      <w:r>
-        <w:lastRenderedPageBreak/>
-        <w:t>CONSULTORIA HUMANIZE</w:t>
-      </w:r>
-      <w:bookmarkEnd w:id="1"/>
-    </w:p>
-    <w:p>
-      <w:pPr>
-        <w:ind w:firstLine="0"/>
-        <w:rPr>
-          <w:color w:val="000000" w:themeColor="text1"/>
-          <w:szCs w:val="24"/>
-        </w:rPr>
-      </w:pPr>
-      <w:r>
-        <w:rPr>
-          <w:color w:val="000000" w:themeColor="text1"/>
-          <w:szCs w:val="24"/>
-        </w:rPr>
-        <w:t>Apresentamos a Humanize Consultoria, fundada em 2024, focada no bem-estar e resultados dos clientes. Priorizamos uma abordagem centrada no ser humano, oferecendo soluções abrangentes em Recursos Humanos, desde recrutamento até desenvolvimento de liderança.</w:t>
-      </w:r>
-    </w:p>
-    <w:p>
-      <w:pPr>
-        <w:ind w:firstLine="0"/>
-        <w:rPr>
-          <w:color w:val="000000" w:themeColor="text1"/>
-          <w:szCs w:val="24"/>
-        </w:rPr>
-      </w:pPr>
-      <w:r>
-        <w:rPr>
-          <w:color w:val="000000" w:themeColor="text1"/>
-          <w:szCs w:val="24"/>
-        </w:rPr>
-        <w:t xml:space="preserve">Missão: Transformar empresas através do desenvolvimento humano, priorizando o bem-estar dos colaboradores para alcançar resultados excepcionais. </w:t>
-      </w:r>
-    </w:p>
-    <w:p>
-      <w:pPr>
-        <w:ind w:firstLine="0"/>
-        <w:rPr>
-          <w:color w:val="000000" w:themeColor="text1"/>
-          <w:szCs w:val="24"/>
-        </w:rPr>
-      </w:pPr>
-      <w:r>
-        <w:rPr>
-          <w:color w:val="000000" w:themeColor="text1"/>
-          <w:szCs w:val="24"/>
-        </w:rPr>
-        <w:t xml:space="preserve">Visão: Ser líder em consultoria de RH, promovendo culturas organizacionais sustentáveis e inclusivas. </w:t>
-      </w:r>
-    </w:p>
-    <w:p>
-      <w:pPr>
-        <w:ind w:firstLine="0"/>
-        <w:rPr>
-          <w:color w:val="000000" w:themeColor="text1"/>
-          <w:szCs w:val="24"/>
-        </w:rPr>
-      </w:pPr>
-      <w:r>
-        <w:rPr>
-          <w:color w:val="000000" w:themeColor="text1"/>
-          <w:szCs w:val="24"/>
-        </w:rPr>
-        <w:t>Valores: Compromisso com as pessoas, Excelência, Inovação, Integridade, Colaboração, Responsabilidade social e ambiental.</w:t>
-      </w:r>
-    </w:p>
-    <w:p>
-      <w:pPr>
-        <w:ind w:firstLine="284"/>
-        <w:rPr>
-          <w:color w:val="000000" w:themeColor="text1"/>
-          <w:szCs w:val="24"/>
-        </w:rPr>
-      </w:pPr>
-    </w:p>
-    <w:p>
-      <w:pPr>
-        <w:ind w:firstLine="284"/>
-        <w:rPr>
-          <w:color w:val="000000" w:themeColor="text1"/>
-          <w:szCs w:val="24"/>
-        </w:rPr>
-      </w:pPr>
-    </w:p>
-    <w:p>
-      <w:pPr>
-        <w:ind w:firstLine="284"/>
-        <w:rPr>
-          <w:color w:val="000000" w:themeColor="text1"/>
-          <w:szCs w:val="24"/>
-        </w:rPr>
-      </w:pPr>
-    </w:p>
-    <w:p>
-      <w:pPr>
-        <w:ind w:firstLine="284"/>
-        <w:rPr>
-          <w:color w:val="000000" w:themeColor="text1"/>
-          <w:szCs w:val="24"/>
-        </w:rPr>
-      </w:pPr>
-    </w:p>
-    <w:p>
-      <w:pPr>
-        <w:ind w:firstLine="284"/>
-        <w:rPr>
-          <w:color w:val="000000" w:themeColor="text1"/>
-          <w:szCs w:val="24"/>
-        </w:rPr>
-      </w:pPr>
-    </w:p>
-    <w:p>
-      <w:pPr>
-        <w:ind w:firstLine="284"/>
-        <w:rPr>
-          <w:color w:val="000000" w:themeColor="text1"/>
-          <w:szCs w:val="24"/>
-        </w:rPr>
-      </w:pPr>
-    </w:p>
-    <w:p>
-      <w:pPr>
-        <w:ind w:firstLine="284"/>
-        <w:rPr>
-          <w:color w:val="000000" w:themeColor="text1"/>
-          <w:szCs w:val="24"/>
-        </w:rPr>
-      </w:pPr>
-    </w:p>
-    <w:p>
-      <w:pPr>
-        <w:ind w:firstLine="284"/>
-        <w:rPr>
-          <w:color w:val="000000" w:themeColor="text1"/>
-          <w:szCs w:val="24"/>
-        </w:rPr>
-      </w:pPr>
-    </w:p>
-    <w:p>
-      <w:pPr>
-        <w:ind w:firstLine="284"/>
-        <w:rPr>
-          <w:color w:val="000000" w:themeColor="text1"/>
-          <w:szCs w:val="24"/>
-        </w:rPr>
-      </w:pPr>
-    </w:p>
-    <w:p>
-      <w:pPr>
-        <w:ind w:firstLine="284"/>
-        <w:rPr>
-          <w:color w:val="000000" w:themeColor="text1"/>
-          <w:szCs w:val="24"/>
-        </w:rPr>
-      </w:pPr>
-    </w:p>
-    <w:p>
-      <w:pPr>
-        <w:ind w:firstLine="284"/>
-        <w:rPr>
-          <w:color w:val="000000" w:themeColor="text1"/>
-          <w:szCs w:val="24"/>
-        </w:rPr>
-      </w:pPr>
-    </w:p>
-    <w:p>
-      <w:pPr>
-        <w:ind w:firstLine="284"/>
-        <w:rPr>
-          <w:color w:val="000000" w:themeColor="text1"/>
-          <w:szCs w:val="24"/>
-        </w:rPr>
-      </w:pPr>
-    </w:p>
-    <w:p>
-      <w:pPr>
-        <w:ind w:firstLine="284"/>
-        <w:rPr>
-          <w:color w:val="000000" w:themeColor="text1"/>
-          <w:szCs w:val="24"/>
-        </w:rPr>
-      </w:pPr>
-    </w:p>
-    <w:p>
-      <w:pPr>
-        <w:ind w:firstLine="284"/>
-        <w:rPr>
-          <w:color w:val="000000" w:themeColor="text1"/>
-          <w:szCs w:val="24"/>
-        </w:rPr>
-      </w:pPr>
-    </w:p>
-    <w:p>
-      <w:pPr>
-        <w:ind w:firstLine="284"/>
-        <w:rPr>
-          <w:color w:val="000000" w:themeColor="text1"/>
-          <w:szCs w:val="24"/>
-        </w:rPr>
-      </w:pPr>
-    </w:p>
-    <w:p>
-      <w:pPr>
-        <w:ind w:firstLine="284"/>
-        <w:rPr>
-          <w:color w:val="000000" w:themeColor="text1"/>
-          <w:szCs w:val="24"/>
-        </w:rPr>
-      </w:pPr>
-    </w:p>
-    <w:p>
-      <w:pPr>
-        <w:ind w:firstLine="284"/>
-        <w:rPr>
-          <w:color w:val="000000" w:themeColor="text1"/>
-          <w:szCs w:val="24"/>
-        </w:rPr>
-      </w:pPr>
-    </w:p>
-    <w:p>
-      <w:pPr>
-        <w:ind w:firstLine="284"/>
-        <w:rPr>
-          <w:color w:val="000000" w:themeColor="text1"/>
-          <w:szCs w:val="24"/>
-        </w:rPr>
-      </w:pPr>
-    </w:p>
-    <w:p>
-      <w:pPr>
-        <w:ind w:firstLine="284"/>
-        <w:rPr>
-          <w:color w:val="000000" w:themeColor="text1"/>
-          <w:szCs w:val="24"/>
-        </w:rPr>
-      </w:pPr>
-    </w:p>
-    <w:p>
-      <w:pPr>
-        <w:ind w:firstLine="284"/>
-        <w:rPr>
-          <w:color w:val="000000" w:themeColor="text1"/>
-          <w:szCs w:val="24"/>
-        </w:rPr>
-      </w:pPr>
-    </w:p>
-    <w:p>
-      <w:pPr>
-        <w:ind w:firstLine="284"/>
-        <w:rPr>
-          <w:color w:val="000000" w:themeColor="text1"/>
-          <w:szCs w:val="24"/>
-        </w:rPr>
-      </w:pPr>
-    </w:p>
-    <w:p>
-      <w:pPr>
-        <w:pStyle w:val="Ttulo1"/>
-      </w:pPr>
-      <w:r>
-        <w:rPr>
-          <w:color w:val="000000" w:themeColor="text1"/>
-          <w:szCs w:val="24"/>
-        </w:rPr>
-        <w:br w:type="page"/>
-      </w:r>
-      <w:bookmarkStart w:id="2" w:name="_Toc230704253"/>
-      <w:r>
-        <w:lastRenderedPageBreak/>
-        <w:t>HISTÓRIA DO POLIEDRO</w:t>
-      </w:r>
-      <w:bookmarkEnd w:id="2"/>
-    </w:p>
-    <w:p>
-      <w:pPr>
-        <w:ind w:firstLine="0"/>
-        <w:rPr>
-          <w:color w:val="FF0000"/>
-          <w:szCs w:val="24"/>
-        </w:rPr>
-      </w:pPr>
-      <w:r>
-        <w:rPr>
-          <w:color w:val="FF0000"/>
-          <w:szCs w:val="24"/>
-        </w:rPr>
-        <w:t xml:space="preserve">Os primeiros passos da história do Poliedro começaram em 1993 foram dados com a criação do Curso Pré-vestibular em São José dos Campos. As primeiras turmas eram focadas na preparação para o Instituto Tecnológico de Aeronáutica (ITA). </w:t>
-      </w:r>
-    </w:p>
-    <w:p>
-      <w:pPr>
-        <w:ind w:firstLine="0"/>
-        <w:rPr>
-          <w:color w:val="FF0000"/>
-          <w:szCs w:val="24"/>
-        </w:rPr>
-      </w:pPr>
-      <w:r>
-        <w:rPr>
-          <w:color w:val="FF0000"/>
-          <w:szCs w:val="24"/>
-        </w:rPr>
-        <w:t xml:space="preserve">Em 1994 foi inaugurado o alojamento para estudantes em São José dos Campos. O espaço abriga estudantes que vêm de outras cidades e estados para a preparação em nossas unidades escolares. </w:t>
-      </w:r>
-    </w:p>
-    <w:p>
-      <w:pPr>
-        <w:ind w:firstLine="0"/>
-        <w:rPr>
-          <w:color w:val="FF0000"/>
-          <w:szCs w:val="24"/>
-        </w:rPr>
-      </w:pPr>
-      <w:r>
-        <w:rPr>
-          <w:color w:val="FF0000"/>
-          <w:szCs w:val="24"/>
-        </w:rPr>
-        <w:t>Em 1997 o Poliedro curso aprovou 21 estudantes para a prova da ITA (Instituição de Ensino Superior pública da Força Aérea Brasileira), esse fato deu</w:t>
-      </w:r>
-      <w:r>
-        <w:rPr>
-          <w:color w:val="FF0000"/>
-          <w:szCs w:val="24"/>
-        </w:rPr>
-        <w:t xml:space="preserve"> um impulso para a Empresa,</w:t>
-      </w:r>
-      <w:r>
-        <w:rPr>
-          <w:color w:val="FF0000"/>
-          <w:szCs w:val="24"/>
-        </w:rPr>
-        <w:t xml:space="preserve"> na</w:t>
-      </w:r>
-      <w:r>
-        <w:rPr>
-          <w:color w:val="FF0000"/>
-          <w:szCs w:val="24"/>
-        </w:rPr>
-        <w:t>scendo o primeiro colégio focado no Ensino Médio. Todavia,</w:t>
-      </w:r>
-      <w:r>
-        <w:rPr>
-          <w:color w:val="FF0000"/>
-          <w:szCs w:val="24"/>
-        </w:rPr>
-        <w:t xml:space="preserve"> seu Sistema de Ensino foi criado somente em 2001 na virada do milênio, com o objetivo de oferecer soluções educacionais modernas e de excelência às escolas brasileiras.</w:t>
-      </w:r>
-    </w:p>
-    <w:p>
-      <w:pPr>
-        <w:ind w:firstLine="0"/>
-        <w:rPr>
-          <w:color w:val="FF0000"/>
-          <w:szCs w:val="24"/>
-        </w:rPr>
-      </w:pPr>
-      <w:r>
-        <w:rPr>
-          <w:color w:val="FF0000"/>
-          <w:szCs w:val="24"/>
-        </w:rPr>
-        <w:t>Missão: Desenvolver soluções educacionais inovadoras e eficazes que apoiem estudantes parceiros na conquista dos seus objetivos.</w:t>
-      </w:r>
-    </w:p>
-    <w:p>
-      <w:pPr>
-        <w:ind w:firstLine="0"/>
-        <w:rPr>
-          <w:color w:val="FF0000"/>
-          <w:szCs w:val="24"/>
-        </w:rPr>
-      </w:pPr>
-      <w:r>
-        <w:rPr>
-          <w:color w:val="FF0000"/>
-          <w:szCs w:val="24"/>
-        </w:rPr>
-        <w:t>Visão: Ser a melhor empresa de educação do Brasil, oferecendo aos nossos estudantes e parceiros uma relação duradoura e significativa, com foco em qualidade, inovação, tecnologia e sustentabilidade.</w:t>
-      </w:r>
-    </w:p>
-    <w:p>
-      <w:pPr>
-        <w:ind w:firstLine="0"/>
-        <w:rPr>
-          <w:color w:val="FF0000"/>
-          <w:szCs w:val="24"/>
-        </w:rPr>
-      </w:pPr>
-      <w:r>
-        <w:rPr>
-          <w:color w:val="FF0000"/>
-          <w:szCs w:val="24"/>
-        </w:rPr>
-        <w:t>Valores: Saber aprender, pessoas importam, foco no cliente, excelência nos inspira, talentos fortalecem times, ética sempre.</w:t>
-      </w:r>
-    </w:p>
-    <w:p>
-      <w:pPr>
-        <w:pStyle w:val="Ttulo1"/>
-      </w:pPr>
-      <w:r>
-        <w:br w:type="page"/>
-      </w:r>
-      <w:bookmarkStart w:id="3" w:name="_Toc230704254"/>
+      <w:bookmarkStart w:id="3" w:name="_Toc232002166"/>
       <w:r>
         <w:lastRenderedPageBreak/>
         <w:t>PROBLEMATIZAÇÃO</w:t>
@@ -4364,7 +4235,7 @@
         <w:pStyle w:val="Estilo1"/>
       </w:pPr>
       <w:r>
-        <w:t>Quais as dificuldades para reter e engajar pessoas da geração Z?</w:t>
+        <w:t>Por que os usuários evitam enviar objetos valiosos por aplicativos?</w:t>
       </w:r>
     </w:p>
     <w:p>
@@ -4479,7 +4350,7 @@
       <w:r>
         <w:br w:type="page"/>
       </w:r>
-      <w:bookmarkStart w:id="4" w:name="_Toc230704255"/>
+      <w:bookmarkStart w:id="4" w:name="_Toc232002167"/>
       <w:r>
         <w:lastRenderedPageBreak/>
         <w:t>CONSTRUÇÃO DE HIPÓTESES</w:t>
@@ -4497,17 +4368,17 @@
         <w:contextualSpacing w:val="0"/>
         <w:rPr>
           <w:bCs/>
-          <w:color w:val="FF0000"/>
+          <w:color w:val="auto"/>
           <w:szCs w:val="24"/>
         </w:rPr>
       </w:pPr>
       <w:r>
         <w:rPr>
           <w:bCs/>
-          <w:color w:val="FF0000"/>
-          <w:szCs w:val="24"/>
-        </w:rPr>
-        <w:t>Há falta de estratégias eficazes para lidar com essa geração.</w:t>
+          <w:color w:val="auto"/>
+          <w:szCs w:val="24"/>
+        </w:rPr>
+        <w:t>Pessoas tem medo de utilizar aplicativos digitais para pacotes importantes.</w:t>
       </w:r>
     </w:p>
     <w:p>
@@ -4521,17 +4392,33 @@
         <w:contextualSpacing w:val="0"/>
         <w:rPr>
           <w:bCs/>
-          <w:color w:val="FF0000"/>
+          <w:color w:val="auto"/>
           <w:szCs w:val="24"/>
         </w:rPr>
       </w:pPr>
       <w:r>
         <w:rPr>
           <w:bCs/>
-          <w:color w:val="FF0000"/>
-          <w:szCs w:val="24"/>
-        </w:rPr>
-        <w:t>Visualização negativa da carga horária na jornada de trabalho.</w:t>
+          <w:color w:val="auto"/>
+          <w:szCs w:val="24"/>
+        </w:rPr>
+        <w:t xml:space="preserve">Visualização negativa </w:t>
+      </w:r>
+      <w:r>
+        <w:rPr>
+          <w:bCs/>
+          <w:color w:val="auto"/>
+          <w:szCs w:val="24"/>
+        </w:rPr>
+        <w:t>e falta de confiabilidade sobre entregadores</w:t>
+      </w:r>
+      <w:r>
+        <w:rPr>
+          <w:bCs/>
+          <w:color w:val="auto"/>
+          <w:szCs w:val="24"/>
+        </w:rPr>
+        <w:t>.</w:t>
       </w:r>
     </w:p>
     <w:p>
@@ -4545,17 +4432,25 @@
         <w:contextualSpacing w:val="0"/>
         <w:rPr>
           <w:bCs/>
-          <w:color w:val="FF0000"/>
+          <w:color w:val="auto"/>
           <w:szCs w:val="24"/>
         </w:rPr>
       </w:pPr>
       <w:r>
         <w:rPr>
           <w:bCs/>
-          <w:color w:val="FF0000"/>
-          <w:szCs w:val="24"/>
-        </w:rPr>
-        <w:t>Conflito recorrente entre diferentes gerações na empresa.</w:t>
+          <w:color w:val="auto"/>
+          <w:szCs w:val="24"/>
+        </w:rPr>
+        <w:t>Preocupação constante durante trânsito de entregas</w:t>
+      </w:r>
+      <w:r>
+        <w:rPr>
+          <w:bCs/>
+          <w:color w:val="auto"/>
+          <w:szCs w:val="24"/>
+        </w:rPr>
+        <w:t>.</w:t>
       </w:r>
     </w:p>
     <w:p>
@@ -4569,17 +4464,25 @@
         <w:contextualSpacing w:val="0"/>
         <w:rPr>
           <w:bCs/>
-          <w:color w:val="FF0000"/>
+          <w:color w:val="auto"/>
           <w:szCs w:val="24"/>
         </w:rPr>
       </w:pPr>
       <w:r>
         <w:rPr>
           <w:bCs/>
-          <w:color w:val="FF0000"/>
-          <w:szCs w:val="24"/>
-        </w:rPr>
-        <w:t>Poucos ou nenhum projeto de adaptação a novos métodos e tecnologias.</w:t>
+          <w:color w:val="auto"/>
+          <w:szCs w:val="24"/>
+        </w:rPr>
+        <w:t>Resolução demorada e estressante para problemas em entregas</w:t>
+      </w:r>
+      <w:r>
+        <w:rPr>
+          <w:bCs/>
+          <w:color w:val="auto"/>
+          <w:szCs w:val="24"/>
+        </w:rPr>
+        <w:t>.</w:t>
       </w:r>
     </w:p>
     <w:p>
@@ -4593,17 +4496,25 @@
         <w:contextualSpacing w:val="0"/>
         <w:rPr>
           <w:bCs/>
-          <w:color w:val="FF0000"/>
+          <w:color w:val="auto"/>
           <w:szCs w:val="24"/>
         </w:rPr>
       </w:pPr>
       <w:r>
         <w:rPr>
           <w:bCs/>
-          <w:color w:val="FF0000"/>
-          <w:szCs w:val="24"/>
-        </w:rPr>
-        <w:t>Dificuldade em desenvolver soft skills e respeitar a hierarquia verticalizada.</w:t>
+          <w:color w:val="auto"/>
+          <w:szCs w:val="24"/>
+        </w:rPr>
+        <w:t xml:space="preserve">Preocupação de entregadores em relação a valorização do </w:t>
+      </w:r>
+      <w:r>
+        <w:rPr>
+          <w:bCs/>
+          <w:color w:val="auto"/>
+          <w:szCs w:val="24"/>
+        </w:rPr>
+        <w:t>solicitante.</w:t>
       </w:r>
     </w:p>
     <w:p>
@@ -4708,7 +4619,7 @@
       <w:r>
         <w:br w:type="page"/>
       </w:r>
-      <w:bookmarkStart w:id="5" w:name="_Toc230704256"/>
+      <w:bookmarkStart w:id="5" w:name="_Toc232002168"/>
       <w:r>
         <w:lastRenderedPageBreak/>
         <w:t>OBJETIVOS</w:t>
@@ -4719,30 +4630,20 @@
       <w:pPr>
         <w:pStyle w:val="Ttulo2"/>
       </w:pPr>
-      <w:bookmarkStart w:id="6" w:name="_Toc230704257"/>
+      <w:bookmarkStart w:id="6" w:name="_Toc232002169"/>
       <w:r>
         <w:t>OBJETIVO GERAL</w:t>
       </w:r>
       <w:bookmarkEnd w:id="6"/>
     </w:p>
     <w:p>
-      <w:pPr>
-        <w:rPr>
-          <w:color w:val="FF0000"/>
-          <w:szCs w:val="24"/>
-        </w:rPr>
-      </w:pPr>
-      <w:r>
-        <w:rPr>
-          <w:color w:val="FF0000"/>
-          <w:szCs w:val="24"/>
-        </w:rPr>
-        <w:t>Analisar as dificuldades de reter e engajar pessoas da Geração Z no Poliedro.</w:t>
-      </w:r>
-    </w:p>
-    <w:p>
-      <w:pPr>
-        <w:ind w:right="774" w:firstLine="0"/>
+      <w:r>
+        <w:t>Desenvolver uma plataforma digital de entregas seguras que proporcione maior confiabilidade no transporte de objetos de valor.</w:t>
+      </w:r>
+    </w:p>
+    <w:p>
+      <w:pPr>
+        <w:ind w:right="774"/>
         <w:rPr>
           <w:color w:val="000000" w:themeColor="text1"/>
           <w:szCs w:val="24"/>
@@ -4753,7 +4654,7 @@
       <w:pPr>
         <w:pStyle w:val="Ttulo2"/>
       </w:pPr>
-      <w:bookmarkStart w:id="7" w:name="_Toc230704258"/>
+      <w:bookmarkStart w:id="7" w:name="_Toc232002170"/>
       <w:r>
         <w:t>OBJETIVO ESPECÍFICO</w:t>
       </w:r>
@@ -4770,17 +4671,17 @@
         <w:contextualSpacing w:val="0"/>
         <w:rPr>
           <w:bCs/>
-          <w:color w:val="FF0000"/>
+          <w:color w:val="auto"/>
           <w:szCs w:val="24"/>
         </w:rPr>
       </w:pPr>
       <w:r>
         <w:rPr>
           <w:bCs/>
-          <w:color w:val="FF0000"/>
-          <w:szCs w:val="24"/>
-        </w:rPr>
-        <w:t>Identificar e elaborar estratégias eficazes, baseando-se em principais fatores que influenciam na decisão de permanência de colaboradores da Geração Z.</w:t>
+          <w:color w:val="auto"/>
+          <w:szCs w:val="24"/>
+        </w:rPr>
+        <w:t>Desenvolver mecanismos para validação e acompanhamento do pacote.</w:t>
       </w:r>
     </w:p>
     <w:p>
@@ -4794,17 +4695,25 @@
         <w:contextualSpacing w:val="0"/>
         <w:rPr>
           <w:bCs/>
-          <w:color w:val="FF0000"/>
+          <w:color w:val="auto"/>
           <w:szCs w:val="24"/>
         </w:rPr>
       </w:pPr>
       <w:r>
         <w:rPr>
           <w:bCs/>
-          <w:color w:val="FF0000"/>
-          <w:szCs w:val="24"/>
-        </w:rPr>
-        <w:t>Flexibilizar o horário de entrada e saída e propor jornadas 12/36.</w:t>
+          <w:color w:val="auto"/>
+          <w:szCs w:val="24"/>
+        </w:rPr>
+        <w:t>Recursos para identificar e avaliar entregadores parceiros do aplicativo</w:t>
+      </w:r>
+      <w:r>
+        <w:rPr>
+          <w:bCs/>
+          <w:color w:val="auto"/>
+          <w:szCs w:val="24"/>
+        </w:rPr>
+        <w:t>.</w:t>
       </w:r>
     </w:p>
     <w:p>
@@ -4818,17 +4727,25 @@
         <w:contextualSpacing w:val="0"/>
         <w:rPr>
           <w:bCs/>
-          <w:color w:val="FF0000"/>
+          <w:color w:val="auto"/>
           <w:szCs w:val="24"/>
         </w:rPr>
       </w:pPr>
       <w:r>
         <w:rPr>
           <w:bCs/>
-          <w:color w:val="FF0000"/>
-          <w:szCs w:val="24"/>
-        </w:rPr>
-        <w:t>Criar campanhas de conscientização de relações no trabalho e dinâmicas para melhorar a relação entre as pessoas de diferentes idades na empresa.</w:t>
+          <w:color w:val="auto"/>
+          <w:szCs w:val="24"/>
+        </w:rPr>
+        <w:t>Aplicar legalidade contratual sob as solicitações de entrega</w:t>
+      </w:r>
+      <w:r>
+        <w:rPr>
+          <w:bCs/>
+          <w:color w:val="auto"/>
+          <w:szCs w:val="24"/>
+        </w:rPr>
+        <w:t>.</w:t>
       </w:r>
     </w:p>
     <w:p>
@@ -4840,17 +4757,20 @@
         </w:numPr>
         <w:ind w:left="360"/>
         <w:contextualSpacing w:val="0"/>
-        <w:rPr>
-          <w:color w:val="FF0000"/>
-          <w:szCs w:val="24"/>
-        </w:rPr>
-      </w:pPr>
-      <w:r>
-        <w:rPr>
-          <w:color w:val="FF0000"/>
-          <w:szCs w:val="24"/>
-        </w:rPr>
-        <w:t>Criar projetos para adaptar novas tecnologias e métodos atualizados que ofereçam ferramentas para essa geração.</w:t>
+      </w:pPr>
+      <w:r>
+        <w:rPr>
+          <w:color w:val="auto"/>
+          <w:szCs w:val="24"/>
+        </w:rPr>
+        <w:t>Desenvolver ferramentas para resolução eficiente de problemas na entrega</w:t>
+      </w:r>
+      <w:r>
+        <w:rPr>
+          <w:color w:val="auto"/>
+          <w:szCs w:val="24"/>
+        </w:rPr>
+        <w:t>.</w:t>
       </w:r>
     </w:p>
     <w:p>
@@ -4860,19 +4780,16 @@
           <w:ilvl w:val="0"/>
           <w:numId w:val="31"/>
         </w:numPr>
-        <w:ind w:left="360"/>
+        <w:spacing w:line="240" w:lineRule="auto"/>
+        <w:ind w:left="357" w:hanging="357"/>
         <w:contextualSpacing w:val="0"/>
-        <w:rPr>
-          <w:color w:val="FF0000"/>
-          <w:szCs w:val="24"/>
-        </w:rPr>
-      </w:pPr>
-      <w:r>
-        <w:rPr>
-          <w:color w:val="FF0000"/>
-          <w:szCs w:val="24"/>
-        </w:rPr>
-        <w:t>Dinâmicas para melhorar o relacionamento interpessoal dos funcionários e desenvolver as habilidades comportamentais.</w:t>
+      </w:pPr>
+      <w:r>
+        <w:rPr>
+          <w:color w:val="auto"/>
+          <w:szCs w:val="24"/>
+        </w:rPr>
+        <w:t>Garantir prioridade ao entregador durante processo legal caso solicite validação</w:t>
       </w:r>
     </w:p>
     <w:p>
@@ -4885,7 +4802,7 @@
         </w:rPr>
         <w:br w:type="page"/>
       </w:r>
-      <w:bookmarkStart w:id="8" w:name="_Toc230704259"/>
+      <w:bookmarkStart w:id="8" w:name="_Toc232002171"/>
       <w:r>
         <w:lastRenderedPageBreak/>
         <w:t>JUSTIFICATIVA</w:t>
@@ -4894,268 +4811,113 @@
     </w:p>
     <w:p>
       <w:pPr>
-        <w:ind w:firstLine="0"/>
-        <w:rPr>
-          <w:color w:val="FF0000"/>
-          <w:szCs w:val="24"/>
-        </w:rPr>
-      </w:pPr>
-      <w:r>
-        <w:rPr>
-          <w:color w:val="FF0000"/>
-          <w:szCs w:val="24"/>
-        </w:rPr>
-        <w:t>A relevância deste estudo reside na necessidade de compreender melhor as particularidades da Geração Z no ambiente de trabalho, visando o desenvolvimento de estratégias mais eficazes de retenção e engajamento. Além disso, contribuirá para a literatura acadêmica e para a prática organizacional ao fornecer insights sobre como lidar com essa geração de forma mais eficiente.</w:t>
-      </w:r>
-    </w:p>
-    <w:p>
-      <w:pPr>
-        <w:ind w:firstLine="0"/>
-        <w:jc w:val="left"/>
-        <w:rPr>
-          <w:szCs w:val="24"/>
-        </w:rPr>
-      </w:pPr>
-    </w:p>
-    <w:p>
-      <w:pPr>
-        <w:ind w:firstLine="0"/>
-        <w:jc w:val="left"/>
-        <w:rPr>
-          <w:szCs w:val="24"/>
-        </w:rPr>
-      </w:pPr>
-    </w:p>
-    <w:p>
-      <w:pPr>
-        <w:ind w:firstLine="0"/>
-        <w:jc w:val="left"/>
-        <w:rPr>
-          <w:szCs w:val="24"/>
-        </w:rPr>
-      </w:pPr>
-    </w:p>
-    <w:p>
-      <w:pPr>
-        <w:ind w:firstLine="0"/>
-        <w:jc w:val="left"/>
-        <w:rPr>
-          <w:szCs w:val="24"/>
-        </w:rPr>
-      </w:pPr>
-    </w:p>
-    <w:p>
-      <w:pPr>
-        <w:ind w:firstLine="0"/>
-        <w:jc w:val="left"/>
-        <w:rPr>
-          <w:szCs w:val="24"/>
-        </w:rPr>
-      </w:pPr>
-    </w:p>
-    <w:p>
-      <w:pPr>
-        <w:ind w:firstLine="0"/>
-        <w:jc w:val="left"/>
-        <w:rPr>
-          <w:szCs w:val="24"/>
-        </w:rPr>
-      </w:pPr>
-    </w:p>
-    <w:p>
-      <w:pPr>
-        <w:ind w:firstLine="0"/>
-        <w:jc w:val="left"/>
-        <w:rPr>
-          <w:szCs w:val="24"/>
-        </w:rPr>
-      </w:pPr>
-    </w:p>
-    <w:p>
-      <w:pPr>
-        <w:ind w:firstLine="0"/>
-        <w:jc w:val="left"/>
-        <w:rPr>
-          <w:szCs w:val="24"/>
-        </w:rPr>
-      </w:pPr>
-    </w:p>
-    <w:p>
-      <w:pPr>
-        <w:ind w:firstLine="0"/>
-        <w:jc w:val="left"/>
-        <w:rPr>
-          <w:szCs w:val="24"/>
-        </w:rPr>
-      </w:pPr>
-    </w:p>
-    <w:p>
-      <w:pPr>
-        <w:ind w:firstLine="0"/>
-        <w:jc w:val="left"/>
-        <w:rPr>
-          <w:szCs w:val="24"/>
-        </w:rPr>
-      </w:pPr>
-    </w:p>
-    <w:p>
-      <w:pPr>
-        <w:ind w:firstLine="0"/>
-        <w:jc w:val="left"/>
-        <w:rPr>
-          <w:szCs w:val="24"/>
-        </w:rPr>
-      </w:pPr>
-    </w:p>
-    <w:p>
-      <w:pPr>
-        <w:ind w:firstLine="0"/>
-        <w:jc w:val="left"/>
-        <w:rPr>
-          <w:szCs w:val="24"/>
-        </w:rPr>
-      </w:pPr>
-    </w:p>
-    <w:p>
-      <w:pPr>
-        <w:ind w:firstLine="0"/>
-        <w:jc w:val="left"/>
-        <w:rPr>
-          <w:szCs w:val="24"/>
-        </w:rPr>
-      </w:pPr>
-    </w:p>
-    <w:p>
-      <w:pPr>
-        <w:ind w:firstLine="0"/>
-        <w:jc w:val="left"/>
-        <w:rPr>
-          <w:szCs w:val="24"/>
-        </w:rPr>
-      </w:pPr>
-    </w:p>
-    <w:p>
-      <w:pPr>
-        <w:ind w:firstLine="0"/>
-        <w:jc w:val="left"/>
-        <w:rPr>
-          <w:szCs w:val="24"/>
-        </w:rPr>
-      </w:pPr>
-    </w:p>
-    <w:p>
-      <w:pPr>
-        <w:ind w:firstLine="0"/>
-        <w:jc w:val="left"/>
-        <w:rPr>
-          <w:szCs w:val="24"/>
-        </w:rPr>
-      </w:pPr>
-    </w:p>
-    <w:p>
-      <w:pPr>
-        <w:ind w:firstLine="0"/>
-        <w:jc w:val="left"/>
-        <w:rPr>
-          <w:szCs w:val="24"/>
-        </w:rPr>
-      </w:pPr>
-    </w:p>
-    <w:p>
-      <w:pPr>
-        <w:ind w:firstLine="0"/>
-        <w:jc w:val="left"/>
-        <w:rPr>
-          <w:szCs w:val="24"/>
-        </w:rPr>
-      </w:pPr>
-    </w:p>
-    <w:p>
-      <w:pPr>
-        <w:ind w:firstLine="0"/>
-        <w:jc w:val="left"/>
-        <w:rPr>
-          <w:szCs w:val="24"/>
-        </w:rPr>
-      </w:pPr>
-    </w:p>
-    <w:p>
-      <w:pPr>
-        <w:ind w:firstLine="0"/>
-        <w:jc w:val="left"/>
-        <w:rPr>
-          <w:szCs w:val="24"/>
-        </w:rPr>
-      </w:pPr>
-    </w:p>
-    <w:p>
-      <w:pPr>
-        <w:ind w:firstLine="0"/>
-        <w:jc w:val="left"/>
-        <w:rPr>
-          <w:szCs w:val="24"/>
-        </w:rPr>
-      </w:pPr>
-    </w:p>
-    <w:p>
-      <w:pPr>
-        <w:ind w:firstLine="0"/>
-        <w:jc w:val="left"/>
-        <w:rPr>
-          <w:szCs w:val="24"/>
-        </w:rPr>
-      </w:pPr>
-    </w:p>
-    <w:p>
-      <w:pPr>
-        <w:ind w:firstLine="0"/>
-        <w:jc w:val="left"/>
-        <w:rPr>
-          <w:szCs w:val="24"/>
-        </w:rPr>
-      </w:pPr>
-    </w:p>
-    <w:p>
-      <w:pPr>
-        <w:ind w:firstLine="0"/>
-        <w:jc w:val="left"/>
-        <w:rPr>
-          <w:szCs w:val="24"/>
-        </w:rPr>
-      </w:pPr>
-    </w:p>
-    <w:p>
-      <w:pPr>
-        <w:ind w:firstLine="0"/>
-        <w:jc w:val="left"/>
-        <w:rPr>
-          <w:szCs w:val="24"/>
-        </w:rPr>
-      </w:pPr>
-    </w:p>
-    <w:p>
-      <w:pPr>
-        <w:ind w:firstLine="0"/>
-        <w:jc w:val="left"/>
-        <w:rPr>
-          <w:szCs w:val="24"/>
-        </w:rPr>
-      </w:pPr>
-    </w:p>
-    <w:p>
-      <w:pPr>
-        <w:ind w:firstLine="0"/>
-        <w:jc w:val="left"/>
-        <w:rPr>
-          <w:szCs w:val="24"/>
-        </w:rPr>
-      </w:pPr>
+        <w:rPr>
+          <w:color w:val="auto"/>
+          <w:szCs w:val="24"/>
+        </w:rPr>
+      </w:pPr>
+      <w:r>
+        <w:rPr>
+          <w:color w:val="auto"/>
+          <w:szCs w:val="24"/>
+        </w:rPr>
+        <w:t>O crescimento dos serviços digitais de entrega trouxe praticidade para milhões de pessoas, porém ainda existe uma grande preocupação quando o assunto envolve o transporte de objetos importantes. Muitas pessoas evitam utilizar aplicativos para esse tipo de serviço devido à falta de confiança nos processos existentes e ao receio de prejuízos em caso de problemas.</w:t>
+      </w:r>
+    </w:p>
+    <w:p>
+      <w:pPr>
+        <w:rPr>
+          <w:color w:val="auto"/>
+          <w:szCs w:val="24"/>
+        </w:rPr>
+      </w:pPr>
+    </w:p>
+    <w:p>
+      <w:pPr>
+        <w:rPr>
+          <w:color w:val="auto"/>
+          <w:szCs w:val="24"/>
+        </w:rPr>
+      </w:pPr>
+      <w:r>
+        <w:rPr>
+          <w:color w:val="auto"/>
+          <w:szCs w:val="24"/>
+        </w:rPr>
+        <w:t>A</w:t>
+      </w:r>
+      <w:r>
+        <w:rPr>
+          <w:color w:val="auto"/>
+          <w:szCs w:val="24"/>
+        </w:rPr>
+        <w:t xml:space="preserve"> </w:t>
+      </w:r>
+      <w:proofErr w:type="spellStart"/>
+      <w:r>
+        <w:rPr>
+          <w:color w:val="auto"/>
+          <w:szCs w:val="24"/>
+        </w:rPr>
+        <w:t>Sendly</w:t>
+      </w:r>
+      <w:proofErr w:type="spellEnd"/>
+      <w:r>
+        <w:rPr>
+          <w:color w:val="auto"/>
+          <w:szCs w:val="24"/>
+        </w:rPr>
+        <w:t xml:space="preserve"> surge como uma proposta inovadora ao oferecer mecanismos de validação, rastreabilidade e responsabilização que aumentam a segurança para todos os envolvidos. Além de beneficiar os clientes, o projeto também busca proteger e valorizar os entregadores, proporcionando maior transparência e reduzindo conflitos decorrentes das entregas.</w:t>
+      </w:r>
+    </w:p>
+    <w:p>
+      <w:pPr>
+        <w:rPr>
+          <w:color w:val="auto"/>
+          <w:szCs w:val="24"/>
+        </w:rPr>
+      </w:pPr>
+    </w:p>
+    <w:p>
+      <w:pPr>
+        <w:rPr>
+          <w:color w:val="auto"/>
+          <w:szCs w:val="24"/>
+        </w:rPr>
+      </w:pPr>
+      <w:r>
+        <w:rPr>
+          <w:color w:val="auto"/>
+          <w:szCs w:val="24"/>
+        </w:rPr>
+        <w:t xml:space="preserve">Dessa forma, o desenvolvimento da plataforma contribui para a modernização do setor logístico, oferecendo uma alternativa mais segura, confiável e organizada para o transporte de </w:t>
+      </w:r>
+      <w:r>
+        <w:rPr>
+          <w:color w:val="auto"/>
+          <w:szCs w:val="24"/>
+        </w:rPr>
+        <w:t>entregas</w:t>
+      </w:r>
+      <w:r>
+        <w:rPr>
+          <w:color w:val="auto"/>
+          <w:szCs w:val="24"/>
+        </w:rPr>
+        <w:t xml:space="preserve"> de alto valor ou importância.</w:t>
+      </w:r>
     </w:p>
     <w:p>
       <w:pPr>
         <w:pStyle w:val="Ttulo1"/>
       </w:pPr>
-      <w:bookmarkStart w:id="9" w:name="_Toc230704260"/>
+      <w:r>
+        <w:rPr>
+          <w:szCs w:val="24"/>
+        </w:rPr>
+        <w:br w:type="page"/>
+      </w:r>
+      <w:bookmarkStart w:id="9" w:name="_Toc232002172"/>
       <w:r>
         <w:lastRenderedPageBreak/>
         <w:t>REFERENCIAL TEÓRICO</w:t>
@@ -5164,7 +4926,6 @@
     </w:p>
     <w:p>
       <w:pPr>
-        <w:ind w:firstLine="0"/>
         <w:rPr>
           <w:color w:val="FF0000"/>
           <w:szCs w:val="24"/>
@@ -5175,124 +4936,28 @@
           <w:color w:val="FF0000"/>
           <w:szCs w:val="24"/>
         </w:rPr>
-        <w:t>Teorias sobre as Gerações: A Geração Z se caracteriza com comportamentos, valores e ideais distintos um dos outros. Isso porque características como o modo de pensar, agir e se expressar</w:t>
+        <w:t>Bote aqui</w:t>
       </w:r>
       <w:r>
         <w:rPr>
           <w:color w:val="FF0000"/>
           <w:szCs w:val="24"/>
         </w:rPr>
-        <w:t>,</w:t>
-      </w:r>
+        <w:t>.</w:t>
+      </w:r>
+    </w:p>
+    <w:p>
+      <w:pPr>
+        <w:pStyle w:val="Ttulo1"/>
+      </w:pPr>
       <w:r>
         <w:rPr>
           <w:color w:val="FF0000"/>
           <w:szCs w:val="24"/>
         </w:rPr>
-        <w:t xml:space="preserve"> variam muito com o passar do tempo, e cada geração acaba desenvolvendo um próprio padrão comportamental. </w:t>
-      </w:r>
-    </w:p>
-    <w:p>
-      <w:pPr>
-        <w:ind w:firstLine="0"/>
-        <w:rPr>
-          <w:color w:val="FF0000"/>
-          <w:szCs w:val="24"/>
-        </w:rPr>
-      </w:pPr>
-      <w:r>
-        <w:rPr>
-          <w:color w:val="FF0000"/>
-          <w:szCs w:val="24"/>
-        </w:rPr>
-        <w:t>Oliveira (2010 p.60) afirma que: “É no relacionamento entre as gerações que está a chave para o resgate do equilíbrio necessário para estes novos tempos”</w:t>
-      </w:r>
-    </w:p>
-    <w:p>
-      <w:pPr>
-        <w:ind w:firstLine="0"/>
-        <w:rPr>
-          <w:color w:val="FF0000"/>
-          <w:szCs w:val="24"/>
-        </w:rPr>
-      </w:pPr>
-      <w:r>
-        <w:rPr>
-          <w:color w:val="FF0000"/>
-          <w:szCs w:val="24"/>
-        </w:rPr>
-        <w:t xml:space="preserve">Comportamento no Trabalho e Expectativas: Explorando teorias sobre comportamento no trabalho, como a Teoria das Expectativas e a Teoria do Capital Humano. Discutir sobre como essas teorias explicam as expectativas da Geração Z em relação ao ambiente de trabalho, desenvolvimento profissional e cultura organizacional. Hoje é perceptível que essa geração tem uma visão de mercado diferentes das demais, deixando de lado a remuneração e priorizando bem mais o trabalho pela qualidade de vida. </w:t>
-      </w:r>
-    </w:p>
-    <w:p>
-      <w:pPr>
-        <w:ind w:firstLine="0"/>
-        <w:rPr>
-          <w:color w:val="FF0000"/>
-          <w:szCs w:val="24"/>
-        </w:rPr>
-      </w:pPr>
-      <w:r>
-        <w:rPr>
-          <w:color w:val="FF0000"/>
-          <w:szCs w:val="24"/>
-        </w:rPr>
-        <w:t xml:space="preserve">Gestão de Recursos Humanos: Incluindo conceitos e modelos de gestão de RH que sejam relevantes para a Geração Z. Isso pode incluir abordagens modernas de recrutamento e seleção, desenvolvimento de talentos, e retenção de funcionários. </w:t>
-      </w:r>
-    </w:p>
-    <w:p>
-      <w:pPr>
-        <w:ind w:firstLine="0"/>
-        <w:rPr>
-          <w:color w:val="FF0000"/>
-          <w:szCs w:val="24"/>
-        </w:rPr>
-      </w:pPr>
-      <w:r>
-        <w:rPr>
-          <w:color w:val="FF0000"/>
-          <w:szCs w:val="24"/>
-        </w:rPr>
-        <w:t>Robbins (2005) afirma que: "É importante ressaltar que, as organizações são compostas por indivíduos de diferentes idades, nascidos em períodos distintos, com diferenças de crenças e valores, que convivem em um mesmo ambiente de trabalho e colaboram entre si para atingir os objetivos impostos pela empresa. Portanto, fica sob responsabilidade da organização saber gerir essa diversidade."</w:t>
-      </w:r>
-    </w:p>
-    <w:p>
-      <w:pPr>
-        <w:ind w:firstLine="0"/>
-        <w:rPr>
-          <w:color w:val="FF0000"/>
-          <w:szCs w:val="24"/>
-        </w:rPr>
-      </w:pPr>
-      <w:r>
-        <w:rPr>
-          <w:color w:val="FF0000"/>
-          <w:szCs w:val="24"/>
-        </w:rPr>
-        <w:t>Desafios e Oportunidades: Abordando as principais questões e desafios que surgem ao trabalhar com a Geração Z e como a consultoria pode superar esses desafios.</w:t>
-      </w:r>
-    </w:p>
-    <w:p>
-      <w:pPr>
-        <w:ind w:firstLine="0"/>
-        <w:rPr>
-          <w:color w:val="FF0000"/>
-          <w:szCs w:val="24"/>
-        </w:rPr>
-      </w:pPr>
-      <w:r>
-        <w:rPr>
-          <w:color w:val="FF0000"/>
-          <w:szCs w:val="24"/>
-        </w:rPr>
-        <w:t>Uma pesquisa da Forbes (2011) afirma que: “Múltiplas vozes levar a novas ideias, novos serviços e novos produtos, e incentive o pensamento inovador. As empresas já não ver os esforços de diversidade e inclusão como separados de suas outras práticas de negócios e reconhecem que uma força de trabalho diversificada pode diferenciá-los de seus concorrentes e pode ajudar a captar novos clientes.”</w:t>
-      </w:r>
-    </w:p>
-    <w:p>
-      <w:pPr>
-        <w:pStyle w:val="Ttulo1"/>
-      </w:pPr>
-      <w:bookmarkStart w:id="10" w:name="_Toc230704261"/>
+        <w:br w:type="page"/>
+      </w:r>
+      <w:bookmarkStart w:id="10" w:name="_Toc232002173"/>
       <w:r>
         <w:lastRenderedPageBreak/>
         <w:t>ANÁLISE SWOT</w:t>
@@ -5302,7 +4967,7 @@
     <w:tbl>
       <w:tblPr>
         <w:tblStyle w:val="TableGrid"/>
-        <w:tblW w:w="8505" w:type="dxa"/>
+        <w:tblW w:w="8195" w:type="dxa"/>
         <w:tblInd w:w="-5" w:type="dxa"/>
         <w:tblCellMar>
           <w:top w:w="28" w:type="dxa"/>
@@ -5311,7 +4976,7 @@
         <w:tblLook w:val="04A0" w:firstRow="1" w:lastRow="0" w:firstColumn="1" w:lastColumn="0" w:noHBand="0" w:noVBand="1"/>
       </w:tblPr>
       <w:tblGrid>
-        <w:gridCol w:w="594"/>
+        <w:gridCol w:w="284"/>
         <w:gridCol w:w="3942"/>
         <w:gridCol w:w="3969"/>
       </w:tblGrid>
@@ -5321,7 +4986,7 @@
         </w:trPr>
         <w:tc>
           <w:tcPr>
-            <w:tcW w:w="594" w:type="dxa"/>
+            <w:tcW w:w="284" w:type="dxa"/>
             <w:tcBorders>
               <w:top w:val="single" w:sz="4" w:space="0" w:color="000000"/>
               <w:left w:val="single" w:sz="4" w:space="0" w:color="000000"/>
@@ -5331,23 +4996,26 @@
           </w:tcPr>
           <w:p>
             <w:pPr>
-              <w:ind w:left="250" w:firstLine="0"/>
+              <w:ind w:left="250"/>
               <w:jc w:val="center"/>
               <w:rPr>
+                <w:color w:val="auto"/>
                 <w:szCs w:val="24"/>
               </w:rPr>
             </w:pPr>
           </w:p>
           <w:p>
             <w:pPr>
-              <w:ind w:left="250" w:firstLine="0"/>
+              <w:ind w:left="250"/>
               <w:jc w:val="center"/>
               <w:rPr>
+                <w:color w:val="auto"/>
                 <w:szCs w:val="24"/>
               </w:rPr>
             </w:pPr>
             <w:r>
               <w:rPr>
+                <w:color w:val="auto"/>
                 <w:szCs w:val="24"/>
               </w:rPr>
               <w:t xml:space="preserve"> </w:t>
@@ -5366,15 +5034,16 @@
           </w:tcPr>
           <w:p>
             <w:pPr>
-              <w:ind w:firstLine="0"/>
               <w:jc w:val="left"/>
               <w:rPr>
+                <w:color w:val="auto"/>
                 <w:szCs w:val="24"/>
               </w:rPr>
             </w:pPr>
             <w:r>
               <w:rPr>
                 <w:b/>
+                <w:color w:val="auto"/>
                 <w:szCs w:val="24"/>
                 <w:u w:val="single" w:color="000000"/>
               </w:rPr>
@@ -5382,6 +5051,7 @@
             </w:r>
             <w:r>
               <w:rPr>
+                <w:color w:val="auto"/>
                 <w:szCs w:val="24"/>
               </w:rPr>
               <w:t xml:space="preserve"> (INTERNO)</w:t>
@@ -5392,20 +5062,27 @@
               <w:pStyle w:val="PargrafodaLista"/>
               <w:numPr>
                 <w:ilvl w:val="0"/>
-                <w:numId w:val="21"/>
+                <w:numId w:val="47"/>
               </w:numPr>
-              <w:contextualSpacing w:val="0"/>
-              <w:rPr>
-                <w:color w:val="FF0000"/>
+              <w:ind w:hanging="153"/>
+              <w:rPr>
+                <w:color w:val="auto"/>
                 <w:szCs w:val="24"/>
               </w:rPr>
             </w:pPr>
             <w:r>
               <w:rPr>
-                <w:color w:val="FF0000"/>
+                <w:color w:val="auto"/>
                 <w:szCs w:val="24"/>
               </w:rPr>
-              <w:t>Engajamento da liderança com a causa.</w:t>
+              <w:t>Segurança</w:t>
+            </w:r>
+            <w:r>
+              <w:rPr>
+                <w:color w:val="auto"/>
+                <w:szCs w:val="24"/>
+              </w:rPr>
+              <w:t>.</w:t>
             </w:r>
           </w:p>
           <w:p>
@@ -5413,27 +5090,27 @@
               <w:pStyle w:val="PargrafodaLista"/>
               <w:numPr>
                 <w:ilvl w:val="0"/>
-                <w:numId w:val="21"/>
+                <w:numId w:val="47"/>
               </w:numPr>
-              <w:contextualSpacing w:val="0"/>
-              <w:rPr>
-                <w:color w:val="FF0000"/>
+              <w:ind w:hanging="153"/>
+              <w:rPr>
+                <w:color w:val="auto"/>
                 <w:szCs w:val="24"/>
               </w:rPr>
             </w:pPr>
             <w:r>
               <w:rPr>
-                <w:color w:val="FF0000"/>
+                <w:color w:val="auto"/>
                 <w:szCs w:val="24"/>
               </w:rPr>
-              <w:t>Flexibilidade e inovação nos processos.</w:t>
-            </w:r>
-            <w:r>
-              <w:rPr>
-                <w:color w:val="FF0000"/>
+              <w:t>Confiabilidade</w:t>
+            </w:r>
+            <w:r>
+              <w:rPr>
+                <w:color w:val="auto"/>
                 <w:szCs w:val="24"/>
               </w:rPr>
-              <w:t xml:space="preserve">  </w:t>
+              <w:t>.</w:t>
             </w:r>
           </w:p>
           <w:p>
@@ -5441,19 +5118,42 @@
               <w:pStyle w:val="PargrafodaLista"/>
               <w:numPr>
                 <w:ilvl w:val="0"/>
-                <w:numId w:val="21"/>
+                <w:numId w:val="47"/>
               </w:numPr>
-              <w:contextualSpacing w:val="0"/>
-              <w:rPr>
+              <w:ind w:hanging="153"/>
+              <w:jc w:val="left"/>
+              <w:rPr>
+                <w:color w:val="auto"/>
                 <w:szCs w:val="24"/>
               </w:rPr>
             </w:pPr>
             <w:r>
               <w:rPr>
-                <w:color w:val="FF0000"/>
+                <w:color w:val="auto"/>
                 <w:szCs w:val="24"/>
               </w:rPr>
-              <w:t>Alto nível de diversidade e inclusão na empresa, o que pode atrair talentos da Geração Z que valorizam esses aspectos.</w:t>
+              <w:t>Proteção para clientes e entregadores.</w:t>
+            </w:r>
+          </w:p>
+          <w:p>
+            <w:pPr>
+              <w:pStyle w:val="PargrafodaLista"/>
+              <w:numPr>
+                <w:ilvl w:val="0"/>
+                <w:numId w:val="47"/>
+              </w:numPr>
+              <w:ind w:hanging="153"/>
+              <w:rPr>
+                <w:color w:val="auto"/>
+                <w:szCs w:val="24"/>
+              </w:rPr>
+            </w:pPr>
+            <w:r>
+              <w:rPr>
+                <w:color w:val="auto"/>
+                <w:szCs w:val="24"/>
+              </w:rPr>
+              <w:t>Identidade diferente de outros do mercado tradicionais.</w:t>
             </w:r>
           </w:p>
         </w:tc>
@@ -5469,15 +5169,17 @@
           </w:tcPr>
           <w:p>
             <w:pPr>
-              <w:ind w:left="102" w:firstLine="0"/>
+              <w:ind w:left="102"/>
               <w:jc w:val="center"/>
               <w:rPr>
+                <w:color w:val="auto"/>
                 <w:szCs w:val="24"/>
               </w:rPr>
             </w:pPr>
             <w:r>
               <w:rPr>
                 <w:b/>
+                <w:color w:val="auto"/>
                 <w:szCs w:val="24"/>
                 <w:u w:val="single" w:color="000000"/>
               </w:rPr>
@@ -5485,6 +5187,7 @@
             </w:r>
             <w:r>
               <w:rPr>
+                <w:color w:val="auto"/>
                 <w:szCs w:val="24"/>
               </w:rPr>
               <w:t xml:space="preserve"> (EXTERNO)</w:t>
@@ -5496,17 +5199,26 @@
                 <w:ilvl w:val="0"/>
                 <w:numId w:val="23"/>
               </w:numPr>
-              <w:rPr>
-                <w:color w:val="FF0000"/>
+              <w:ind w:left="283" w:hanging="142"/>
+              <w:jc w:val="left"/>
+              <w:rPr>
+                <w:color w:val="auto"/>
                 <w:szCs w:val="24"/>
               </w:rPr>
             </w:pPr>
             <w:r>
               <w:rPr>
-                <w:color w:val="FF0000"/>
+                <w:color w:val="auto"/>
                 <w:szCs w:val="24"/>
               </w:rPr>
-              <w:t>Crescimento do mercado de trabalho jovem.</w:t>
+              <w:t>Mercado específico e procurado</w:t>
+            </w:r>
+            <w:r>
+              <w:rPr>
+                <w:color w:val="auto"/>
+                <w:szCs w:val="24"/>
+              </w:rPr>
+              <w:t>.</w:t>
             </w:r>
           </w:p>
           <w:p>
@@ -5515,17 +5227,19 @@
                 <w:ilvl w:val="0"/>
                 <w:numId w:val="23"/>
               </w:numPr>
-              <w:rPr>
-                <w:color w:val="FF0000"/>
+              <w:ind w:left="283" w:hanging="142"/>
+              <w:jc w:val="left"/>
+              <w:rPr>
+                <w:color w:val="auto"/>
                 <w:szCs w:val="24"/>
               </w:rPr>
             </w:pPr>
             <w:r>
               <w:rPr>
-                <w:color w:val="FF0000"/>
+                <w:color w:val="auto"/>
                 <w:szCs w:val="24"/>
               </w:rPr>
-              <w:t>Disponibilidade de tecnologias para engajamento.</w:t>
+              <w:t>Estresse diminuído durante entregas.</w:t>
             </w:r>
           </w:p>
           <w:p>
@@ -5534,32 +5248,40 @@
                 <w:ilvl w:val="0"/>
                 <w:numId w:val="23"/>
               </w:numPr>
-              <w:rPr>
-                <w:color w:val="FF0000"/>
+              <w:ind w:left="283" w:hanging="142"/>
+              <w:jc w:val="left"/>
+              <w:rPr>
+                <w:color w:val="auto"/>
                 <w:szCs w:val="24"/>
               </w:rPr>
             </w:pPr>
             <w:r>
               <w:rPr>
-                <w:color w:val="FF0000"/>
+                <w:color w:val="auto"/>
                 <w:szCs w:val="24"/>
               </w:rPr>
-              <w:t>Parcerias com universidades e programas de estágio para atrair talentos jovens e desenvolver programas de retenção específicos para a Geração Z.</w:t>
+              <w:t>Cliente seguro da entrega.</w:t>
             </w:r>
           </w:p>
           <w:p>
             <w:pPr>
-              <w:ind w:left="466" w:firstLine="0"/>
+              <w:numPr>
+                <w:ilvl w:val="0"/>
+                <w:numId w:val="23"/>
+              </w:numPr>
+              <w:ind w:left="283" w:hanging="142"/>
               <w:jc w:val="left"/>
               <w:rPr>
+                <w:color w:val="auto"/>
                 <w:szCs w:val="24"/>
               </w:rPr>
             </w:pPr>
             <w:r>
               <w:rPr>
+                <w:color w:val="auto"/>
                 <w:szCs w:val="24"/>
               </w:rPr>
-              <w:t xml:space="preserve">   </w:t>
+              <w:t>Possibilidade de parcerias com empresas e comércios</w:t>
             </w:r>
           </w:p>
         </w:tc>
@@ -5570,7 +5292,7 @@
         </w:trPr>
         <w:tc>
           <w:tcPr>
-            <w:tcW w:w="594" w:type="dxa"/>
+            <w:tcW w:w="284" w:type="dxa"/>
             <w:tcBorders>
               <w:top w:val="single" w:sz="4" w:space="0" w:color="000000"/>
               <w:left w:val="single" w:sz="4" w:space="0" w:color="000000"/>
@@ -5580,7 +5302,7 @@
           </w:tcPr>
           <w:p>
             <w:pPr>
-              <w:ind w:left="242" w:firstLine="0"/>
+              <w:ind w:left="242"/>
               <w:jc w:val="left"/>
               <w:rPr>
                 <w:szCs w:val="24"/>
@@ -5606,15 +5328,16 @@
           </w:tcPr>
           <w:p>
             <w:pPr>
-              <w:ind w:firstLine="0"/>
               <w:jc w:val="left"/>
               <w:rPr>
+                <w:color w:val="auto"/>
                 <w:szCs w:val="24"/>
               </w:rPr>
             </w:pPr>
             <w:r>
               <w:rPr>
                 <w:b/>
+                <w:color w:val="auto"/>
                 <w:szCs w:val="24"/>
                 <w:u w:val="single" w:color="000000"/>
               </w:rPr>
@@ -5622,6 +5345,7 @@
             </w:r>
             <w:r>
               <w:rPr>
+                <w:color w:val="auto"/>
                 <w:szCs w:val="24"/>
               </w:rPr>
               <w:t xml:space="preserve"> (INTERNO)</w:t>
@@ -5634,18 +5358,26 @@
                 <w:ilvl w:val="0"/>
                 <w:numId w:val="33"/>
               </w:numPr>
+              <w:ind w:left="141" w:hanging="141"/>
               <w:contextualSpacing w:val="0"/>
               <w:rPr>
-                <w:color w:val="FF0000"/>
+                <w:color w:val="auto"/>
                 <w:szCs w:val="24"/>
               </w:rPr>
             </w:pPr>
             <w:r>
               <w:rPr>
-                <w:color w:val="FF0000"/>
+                <w:color w:val="auto"/>
                 <w:szCs w:val="24"/>
               </w:rPr>
-              <w:t>Falta de programas específicos para a Geração Z.</w:t>
+              <w:t>Ineficiência</w:t>
+            </w:r>
+            <w:r>
+              <w:rPr>
+                <w:color w:val="auto"/>
+                <w:szCs w:val="24"/>
+              </w:rPr>
+              <w:t>.</w:t>
             </w:r>
           </w:p>
           <w:p>
@@ -5655,18 +5387,26 @@
                 <w:ilvl w:val="0"/>
                 <w:numId w:val="33"/>
               </w:numPr>
+              <w:ind w:left="141" w:hanging="141"/>
               <w:contextualSpacing w:val="0"/>
               <w:rPr>
-                <w:color w:val="FF0000"/>
+                <w:color w:val="auto"/>
                 <w:szCs w:val="24"/>
               </w:rPr>
             </w:pPr>
             <w:r>
               <w:rPr>
-                <w:color w:val="FF0000"/>
+                <w:color w:val="auto"/>
                 <w:szCs w:val="24"/>
               </w:rPr>
-              <w:t>Cultura organizacional pouco adaptada às expectativas da Geração Z.</w:t>
+              <w:t>Maior estresse nos entregadores</w:t>
+            </w:r>
+            <w:r>
+              <w:rPr>
+                <w:color w:val="auto"/>
+                <w:szCs w:val="24"/>
+              </w:rPr>
+              <w:t>.</w:t>
             </w:r>
           </w:p>
           <w:p>
@@ -5676,17 +5416,48 @@
                 <w:ilvl w:val="0"/>
                 <w:numId w:val="33"/>
               </w:numPr>
+              <w:ind w:left="141" w:hanging="141"/>
               <w:contextualSpacing w:val="0"/>
               <w:rPr>
+                <w:color w:val="auto"/>
                 <w:szCs w:val="24"/>
               </w:rPr>
             </w:pPr>
             <w:r>
               <w:rPr>
-                <w:color w:val="FF0000"/>
+                <w:color w:val="auto"/>
                 <w:szCs w:val="24"/>
               </w:rPr>
-              <w:t>Comunicação interna deficiente, especialmente no que diz respeito aos valores e objetivos da empresa.</w:t>
+              <w:t>Valor da entrega</w:t>
+            </w:r>
+            <w:r>
+              <w:rPr>
+                <w:color w:val="auto"/>
+                <w:szCs w:val="24"/>
+              </w:rPr>
+              <w:t>.</w:t>
+            </w:r>
+          </w:p>
+          <w:p>
+            <w:pPr>
+              <w:pStyle w:val="PargrafodaLista"/>
+              <w:numPr>
+                <w:ilvl w:val="0"/>
+                <w:numId w:val="33"/>
+              </w:numPr>
+              <w:ind w:left="141" w:hanging="141"/>
+              <w:contextualSpacing w:val="0"/>
+              <w:rPr>
+                <w:color w:val="auto"/>
+                <w:szCs w:val="24"/>
+              </w:rPr>
+            </w:pPr>
+            <w:r>
+              <w:rPr>
+                <w:color w:val="auto"/>
+                <w:szCs w:val="24"/>
+              </w:rPr>
+              <w:t>Custo operacional alto.</w:t>
             </w:r>
           </w:p>
         </w:tc>
@@ -5704,12 +5475,14 @@
             <w:pPr>
               <w:jc w:val="left"/>
               <w:rPr>
+                <w:color w:val="auto"/>
                 <w:szCs w:val="24"/>
               </w:rPr>
             </w:pPr>
             <w:r>
               <w:rPr>
                 <w:b/>
+                <w:color w:val="auto"/>
                 <w:szCs w:val="24"/>
                 <w:u w:val="single" w:color="000000"/>
               </w:rPr>
@@ -5717,6 +5490,7 @@
             </w:r>
             <w:r>
               <w:rPr>
+                <w:color w:val="auto"/>
                 <w:szCs w:val="24"/>
               </w:rPr>
               <w:t xml:space="preserve"> (EXTERNO)</w:t>
@@ -5728,18 +5502,18 @@
                 <w:ilvl w:val="0"/>
                 <w:numId w:val="24"/>
               </w:numPr>
-              <w:ind w:left="571"/>
-              <w:rPr>
-                <w:color w:val="FF0000"/>
+              <w:ind w:left="283" w:hanging="142"/>
+              <w:rPr>
+                <w:color w:val="auto"/>
                 <w:szCs w:val="24"/>
               </w:rPr>
             </w:pPr>
             <w:r>
               <w:rPr>
-                <w:color w:val="FF0000"/>
+                <w:color w:val="auto"/>
                 <w:szCs w:val="24"/>
               </w:rPr>
-              <w:t>Concorrência por talentos com outras empresas.</w:t>
+              <w:t>Entrada de grandes aplicativos adotarem mesmo sistema</w:t>
             </w:r>
           </w:p>
           <w:p>
@@ -5748,18 +5522,18 @@
                 <w:ilvl w:val="0"/>
                 <w:numId w:val="24"/>
               </w:numPr>
-              <w:ind w:left="571"/>
-              <w:rPr>
-                <w:color w:val="FF0000"/>
+              <w:ind w:left="283" w:hanging="142"/>
+              <w:rPr>
+                <w:color w:val="auto"/>
                 <w:szCs w:val="24"/>
               </w:rPr>
             </w:pPr>
             <w:r>
               <w:rPr>
-                <w:color w:val="FF0000"/>
+                <w:color w:val="auto"/>
                 <w:szCs w:val="24"/>
               </w:rPr>
-              <w:t>Mudanças rápidas nas expectativas e valores da Geração Z.</w:t>
+              <w:t>Resistência de usuários ao aplicativo</w:t>
             </w:r>
           </w:p>
           <w:p>
@@ -5768,17 +5542,78 @@
                 <w:ilvl w:val="0"/>
                 <w:numId w:val="24"/>
               </w:numPr>
-              <w:ind w:left="567"/>
-              <w:rPr>
+              <w:ind w:left="283" w:hanging="142"/>
+              <w:rPr>
+                <w:color w:val="auto"/>
                 <w:szCs w:val="24"/>
               </w:rPr>
             </w:pPr>
             <w:r>
               <w:rPr>
-                <w:color w:val="FF0000"/>
+                <w:color w:val="auto"/>
                 <w:szCs w:val="24"/>
               </w:rPr>
-              <w:t>Impactos negativos na imagem da empresa devido a problemas de engajamento e retenção da Geração Z.</w:t>
+              <w:t>Muitas tentativas de fraudes por solicitantes ou entregadores.</w:t>
+            </w:r>
+          </w:p>
+          <w:p>
+            <w:pPr>
+              <w:numPr>
+                <w:ilvl w:val="0"/>
+                <w:numId w:val="24"/>
+              </w:numPr>
+              <w:ind w:left="283" w:hanging="142"/>
+              <w:rPr>
+                <w:color w:val="auto"/>
+                <w:szCs w:val="24"/>
+              </w:rPr>
+            </w:pPr>
+            <w:r>
+              <w:rPr>
+                <w:color w:val="auto"/>
+                <w:szCs w:val="24"/>
+              </w:rPr>
+              <w:t>Mudanças na legislação sob entregas.</w:t>
+            </w:r>
+          </w:p>
+          <w:p>
+            <w:pPr>
+              <w:numPr>
+                <w:ilvl w:val="0"/>
+                <w:numId w:val="24"/>
+              </w:numPr>
+              <w:ind w:left="283" w:hanging="142"/>
+              <w:rPr>
+                <w:color w:val="auto"/>
+                <w:szCs w:val="24"/>
+              </w:rPr>
+            </w:pPr>
+            <w:r>
+              <w:rPr>
+                <w:color w:val="auto"/>
+                <w:szCs w:val="24"/>
+              </w:rPr>
+              <w:t>Concorrência com outros aplicativos já consolidados no mercado.</w:t>
+            </w:r>
+          </w:p>
+          <w:p>
+            <w:pPr>
+              <w:numPr>
+                <w:ilvl w:val="0"/>
+                <w:numId w:val="24"/>
+              </w:numPr>
+              <w:ind w:left="283" w:hanging="142"/>
+              <w:rPr>
+                <w:color w:val="auto"/>
+                <w:szCs w:val="24"/>
+              </w:rPr>
+            </w:pPr>
+            <w:r>
+              <w:rPr>
+                <w:color w:val="auto"/>
+                <w:szCs w:val="24"/>
+              </w:rPr>
+              <w:t>Resistência de usuários resultarem em avaliações ruins e aplicativo “morrer”</w:t>
             </w:r>
           </w:p>
         </w:tc>
@@ -5897,7 +5732,7 @@
       <w:r>
         <w:br w:type="page"/>
       </w:r>
-      <w:bookmarkStart w:id="12" w:name="_Toc230704262"/>
+      <w:bookmarkStart w:id="12" w:name="_Toc232002174"/>
       <w:r>
         <w:lastRenderedPageBreak/>
         <w:t>CRONOGRAMA</w:t>
@@ -5934,7 +5769,6 @@
           <w:p>
             <w:pPr>
               <w:spacing w:line="240" w:lineRule="auto"/>
-              <w:ind w:firstLine="0"/>
               <w:mirrorIndents w:val="0"/>
               <w:jc w:val="center"/>
               <w:rPr>
@@ -5971,7 +5805,6 @@
           <w:p>
             <w:pPr>
               <w:spacing w:line="240" w:lineRule="auto"/>
-              <w:ind w:firstLine="0"/>
               <w:mirrorIndents w:val="0"/>
               <w:jc w:val="left"/>
               <w:rPr>
@@ -6000,7 +5833,6 @@
           <w:p>
             <w:pPr>
               <w:spacing w:line="240" w:lineRule="auto"/>
-              <w:ind w:firstLine="0"/>
               <w:mirrorIndents w:val="0"/>
               <w:jc w:val="center"/>
               <w:rPr>
@@ -6029,7 +5861,6 @@
           <w:p>
             <w:pPr>
               <w:spacing w:line="240" w:lineRule="auto"/>
-              <w:ind w:firstLine="0"/>
               <w:mirrorIndents w:val="0"/>
               <w:jc w:val="center"/>
               <w:rPr>
@@ -6058,7 +5889,6 @@
           <w:p>
             <w:pPr>
               <w:spacing w:line="240" w:lineRule="auto"/>
-              <w:ind w:firstLine="0"/>
               <w:mirrorIndents w:val="0"/>
               <w:jc w:val="center"/>
               <w:rPr>
@@ -6087,7 +5917,6 @@
           <w:p>
             <w:pPr>
               <w:spacing w:line="240" w:lineRule="auto"/>
-              <w:ind w:firstLine="0"/>
               <w:mirrorIndents w:val="0"/>
               <w:jc w:val="center"/>
               <w:rPr>
@@ -6116,7 +5945,6 @@
           <w:p>
             <w:pPr>
               <w:spacing w:line="240" w:lineRule="auto"/>
-              <w:ind w:firstLine="0"/>
               <w:mirrorIndents w:val="0"/>
               <w:jc w:val="center"/>
               <w:rPr>
@@ -6145,7 +5973,6 @@
           <w:p>
             <w:pPr>
               <w:spacing w:line="240" w:lineRule="auto"/>
-              <w:ind w:firstLine="0"/>
               <w:mirrorIndents w:val="0"/>
               <w:jc w:val="center"/>
               <w:rPr>
@@ -6180,7 +6007,6 @@
           <w:p>
             <w:pPr>
               <w:spacing w:line="240" w:lineRule="auto"/>
-              <w:ind w:firstLine="0"/>
               <w:mirrorIndents w:val="0"/>
               <w:jc w:val="left"/>
               <w:rPr>
@@ -6233,7 +6059,6 @@
           <w:p>
             <w:pPr>
               <w:spacing w:line="240" w:lineRule="auto"/>
-              <w:ind w:firstLine="0"/>
               <w:mirrorIndents w:val="0"/>
               <w:jc w:val="center"/>
               <w:rPr>
@@ -6253,7 +6078,6 @@
           <w:p>
             <w:pPr>
               <w:spacing w:line="240" w:lineRule="auto"/>
-              <w:ind w:firstLine="0"/>
               <w:mirrorIndents w:val="0"/>
               <w:jc w:val="center"/>
               <w:rPr>
@@ -6273,7 +6097,6 @@
           <w:p>
             <w:pPr>
               <w:spacing w:line="240" w:lineRule="auto"/>
-              <w:ind w:firstLine="0"/>
               <w:mirrorIndents w:val="0"/>
               <w:jc w:val="center"/>
               <w:rPr>
@@ -6293,7 +6116,6 @@
           <w:p>
             <w:pPr>
               <w:spacing w:line="240" w:lineRule="auto"/>
-              <w:ind w:firstLine="0"/>
               <w:mirrorIndents w:val="0"/>
               <w:jc w:val="center"/>
               <w:rPr>
@@ -6313,7 +6135,6 @@
           <w:p>
             <w:pPr>
               <w:spacing w:line="240" w:lineRule="auto"/>
-              <w:ind w:firstLine="0"/>
               <w:mirrorIndents w:val="0"/>
               <w:jc w:val="center"/>
               <w:rPr>
@@ -6339,7 +6160,6 @@
           <w:p>
             <w:pPr>
               <w:spacing w:line="240" w:lineRule="auto"/>
-              <w:ind w:firstLine="0"/>
               <w:mirrorIndents w:val="0"/>
               <w:jc w:val="left"/>
               <w:rPr>
@@ -6392,7 +6212,6 @@
           <w:p>
             <w:pPr>
               <w:spacing w:line="240" w:lineRule="auto"/>
-              <w:ind w:firstLine="0"/>
               <w:mirrorIndents w:val="0"/>
               <w:jc w:val="center"/>
               <w:rPr>
@@ -6412,7 +6231,6 @@
           <w:p>
             <w:pPr>
               <w:spacing w:line="240" w:lineRule="auto"/>
-              <w:ind w:firstLine="0"/>
               <w:mirrorIndents w:val="0"/>
               <w:jc w:val="center"/>
               <w:rPr>
@@ -6432,7 +6250,6 @@
           <w:p>
             <w:pPr>
               <w:spacing w:line="240" w:lineRule="auto"/>
-              <w:ind w:firstLine="0"/>
               <w:mirrorIndents w:val="0"/>
               <w:jc w:val="center"/>
               <w:rPr>
@@ -6452,7 +6269,6 @@
           <w:p>
             <w:pPr>
               <w:spacing w:line="240" w:lineRule="auto"/>
-              <w:ind w:firstLine="0"/>
               <w:mirrorIndents w:val="0"/>
               <w:jc w:val="center"/>
               <w:rPr>
@@ -6472,7 +6288,6 @@
           <w:p>
             <w:pPr>
               <w:spacing w:line="240" w:lineRule="auto"/>
-              <w:ind w:firstLine="0"/>
               <w:mirrorIndents w:val="0"/>
               <w:jc w:val="center"/>
               <w:rPr>
@@ -6498,7 +6313,6 @@
           <w:p>
             <w:pPr>
               <w:spacing w:line="240" w:lineRule="auto"/>
-              <w:ind w:firstLine="0"/>
               <w:mirrorIndents w:val="0"/>
               <w:jc w:val="left"/>
               <w:rPr>
@@ -6551,7 +6365,6 @@
           <w:p>
             <w:pPr>
               <w:spacing w:line="240" w:lineRule="auto"/>
-              <w:ind w:firstLine="0"/>
               <w:mirrorIndents w:val="0"/>
               <w:jc w:val="center"/>
               <w:rPr>
@@ -6571,7 +6384,6 @@
           <w:p>
             <w:pPr>
               <w:spacing w:line="240" w:lineRule="auto"/>
-              <w:ind w:firstLine="0"/>
               <w:mirrorIndents w:val="0"/>
               <w:jc w:val="center"/>
               <w:rPr>
@@ -6591,7 +6403,6 @@
           <w:p>
             <w:pPr>
               <w:spacing w:line="240" w:lineRule="auto"/>
-              <w:ind w:firstLine="0"/>
               <w:mirrorIndents w:val="0"/>
               <w:jc w:val="center"/>
               <w:rPr>
@@ -6611,7 +6422,6 @@
           <w:p>
             <w:pPr>
               <w:spacing w:line="240" w:lineRule="auto"/>
-              <w:ind w:firstLine="0"/>
               <w:mirrorIndents w:val="0"/>
               <w:jc w:val="center"/>
               <w:rPr>
@@ -6631,7 +6441,6 @@
           <w:p>
             <w:pPr>
               <w:spacing w:line="240" w:lineRule="auto"/>
-              <w:ind w:firstLine="0"/>
               <w:mirrorIndents w:val="0"/>
               <w:jc w:val="center"/>
               <w:rPr>
@@ -6658,7 +6467,6 @@
           <w:p>
             <w:pPr>
               <w:spacing w:line="240" w:lineRule="auto"/>
-              <w:ind w:firstLine="0"/>
               <w:mirrorIndents w:val="0"/>
               <w:jc w:val="center"/>
               <w:rPr>
@@ -6694,7 +6502,6 @@
           <w:p>
             <w:pPr>
               <w:spacing w:line="240" w:lineRule="auto"/>
-              <w:ind w:firstLine="0"/>
               <w:mirrorIndents w:val="0"/>
               <w:jc w:val="left"/>
               <w:rPr>
@@ -6723,7 +6530,6 @@
           <w:p>
             <w:pPr>
               <w:spacing w:line="240" w:lineRule="auto"/>
-              <w:ind w:firstLine="0"/>
               <w:mirrorIndents w:val="0"/>
               <w:jc w:val="center"/>
               <w:rPr>
@@ -6752,7 +6558,6 @@
           <w:p>
             <w:pPr>
               <w:spacing w:line="240" w:lineRule="auto"/>
-              <w:ind w:firstLine="0"/>
               <w:mirrorIndents w:val="0"/>
               <w:jc w:val="center"/>
               <w:rPr>
@@ -6781,7 +6586,6 @@
           <w:p>
             <w:pPr>
               <w:spacing w:line="240" w:lineRule="auto"/>
-              <w:ind w:firstLine="0"/>
               <w:mirrorIndents w:val="0"/>
               <w:jc w:val="center"/>
               <w:rPr>
@@ -6810,7 +6614,6 @@
           <w:p>
             <w:pPr>
               <w:spacing w:line="240" w:lineRule="auto"/>
-              <w:ind w:firstLine="0"/>
               <w:mirrorIndents w:val="0"/>
               <w:jc w:val="center"/>
               <w:rPr>
@@ -6839,7 +6642,6 @@
           <w:p>
             <w:pPr>
               <w:spacing w:line="240" w:lineRule="auto"/>
-              <w:ind w:firstLine="0"/>
               <w:mirrorIndents w:val="0"/>
               <w:jc w:val="center"/>
               <w:rPr>
@@ -6868,7 +6670,6 @@
           <w:p>
             <w:pPr>
               <w:spacing w:line="240" w:lineRule="auto"/>
-              <w:ind w:firstLine="0"/>
               <w:mirrorIndents w:val="0"/>
               <w:jc w:val="center"/>
               <w:rPr>
@@ -6903,7 +6704,6 @@
           <w:p>
             <w:pPr>
               <w:spacing w:line="240" w:lineRule="auto"/>
-              <w:ind w:firstLine="0"/>
               <w:mirrorIndents w:val="0"/>
               <w:jc w:val="left"/>
               <w:rPr>
@@ -6932,7 +6732,6 @@
           <w:p>
             <w:pPr>
               <w:spacing w:line="240" w:lineRule="auto"/>
-              <w:ind w:firstLine="0"/>
               <w:mirrorIndents w:val="0"/>
               <w:jc w:val="center"/>
               <w:rPr>
@@ -6976,7 +6775,6 @@
           <w:p>
             <w:pPr>
               <w:spacing w:line="240" w:lineRule="auto"/>
-              <w:ind w:firstLine="0"/>
               <w:mirrorIndents w:val="0"/>
               <w:jc w:val="center"/>
               <w:rPr>
@@ -6996,7 +6794,6 @@
           <w:p>
             <w:pPr>
               <w:spacing w:line="240" w:lineRule="auto"/>
-              <w:ind w:firstLine="0"/>
               <w:mirrorIndents w:val="0"/>
               <w:jc w:val="center"/>
               <w:rPr>
@@ -7016,7 +6813,6 @@
           <w:p>
             <w:pPr>
               <w:spacing w:line="240" w:lineRule="auto"/>
-              <w:ind w:firstLine="0"/>
               <w:mirrorIndents w:val="0"/>
               <w:jc w:val="center"/>
               <w:rPr>
@@ -7036,7 +6832,6 @@
           <w:p>
             <w:pPr>
               <w:spacing w:line="240" w:lineRule="auto"/>
-              <w:ind w:firstLine="0"/>
               <w:mirrorIndents w:val="0"/>
               <w:jc w:val="center"/>
               <w:rPr>
@@ -7062,7 +6857,6 @@
           <w:p>
             <w:pPr>
               <w:spacing w:line="240" w:lineRule="auto"/>
-              <w:ind w:firstLine="0"/>
               <w:mirrorIndents w:val="0"/>
               <w:jc w:val="left"/>
               <w:rPr>
@@ -7091,7 +6885,6 @@
           <w:p>
             <w:pPr>
               <w:spacing w:line="240" w:lineRule="auto"/>
-              <w:ind w:firstLine="0"/>
               <w:mirrorIndents w:val="0"/>
               <w:jc w:val="center"/>
               <w:rPr>
@@ -7135,7 +6928,6 @@
           <w:p>
             <w:pPr>
               <w:spacing w:line="240" w:lineRule="auto"/>
-              <w:ind w:firstLine="0"/>
               <w:mirrorIndents w:val="0"/>
               <w:jc w:val="center"/>
               <w:rPr>
@@ -7155,7 +6947,6 @@
           <w:p>
             <w:pPr>
               <w:spacing w:line="240" w:lineRule="auto"/>
-              <w:ind w:firstLine="0"/>
               <w:mirrorIndents w:val="0"/>
               <w:jc w:val="center"/>
               <w:rPr>
@@ -7175,7 +6966,6 @@
           <w:p>
             <w:pPr>
               <w:spacing w:line="240" w:lineRule="auto"/>
-              <w:ind w:firstLine="0"/>
               <w:mirrorIndents w:val="0"/>
               <w:jc w:val="center"/>
               <w:rPr>
@@ -7195,7 +6985,6 @@
           <w:p>
             <w:pPr>
               <w:spacing w:line="240" w:lineRule="auto"/>
-              <w:ind w:firstLine="0"/>
               <w:mirrorIndents w:val="0"/>
               <w:jc w:val="center"/>
               <w:rPr>
@@ -7221,7 +7010,6 @@
           <w:p>
             <w:pPr>
               <w:spacing w:line="240" w:lineRule="auto"/>
-              <w:ind w:firstLine="0"/>
               <w:mirrorIndents w:val="0"/>
               <w:jc w:val="left"/>
               <w:rPr>
@@ -7250,7 +7038,6 @@
           <w:p>
             <w:pPr>
               <w:spacing w:line="240" w:lineRule="auto"/>
-              <w:ind w:firstLine="0"/>
               <w:mirrorIndents w:val="0"/>
               <w:jc w:val="center"/>
               <w:rPr>
@@ -7294,7 +7081,6 @@
           <w:p>
             <w:pPr>
               <w:spacing w:line="240" w:lineRule="auto"/>
-              <w:ind w:firstLine="0"/>
               <w:mirrorIndents w:val="0"/>
               <w:jc w:val="center"/>
               <w:rPr>
@@ -7314,7 +7100,6 @@
           <w:p>
             <w:pPr>
               <w:spacing w:line="240" w:lineRule="auto"/>
-              <w:ind w:firstLine="0"/>
               <w:mirrorIndents w:val="0"/>
               <w:jc w:val="center"/>
               <w:rPr>
@@ -7334,7 +7119,6 @@
           <w:p>
             <w:pPr>
               <w:spacing w:line="240" w:lineRule="auto"/>
-              <w:ind w:firstLine="0"/>
               <w:mirrorIndents w:val="0"/>
               <w:jc w:val="center"/>
               <w:rPr>
@@ -7354,7 +7138,6 @@
           <w:p>
             <w:pPr>
               <w:spacing w:line="240" w:lineRule="auto"/>
-              <w:ind w:firstLine="0"/>
               <w:mirrorIndents w:val="0"/>
               <w:jc w:val="center"/>
               <w:rPr>
@@ -7381,7 +7164,6 @@
           <w:p>
             <w:pPr>
               <w:spacing w:line="240" w:lineRule="auto"/>
-              <w:ind w:firstLine="0"/>
               <w:mirrorIndents w:val="0"/>
               <w:jc w:val="center"/>
               <w:rPr>
@@ -7417,7 +7199,6 @@
           <w:p>
             <w:pPr>
               <w:spacing w:line="240" w:lineRule="auto"/>
-              <w:ind w:firstLine="0"/>
               <w:mirrorIndents w:val="0"/>
               <w:jc w:val="left"/>
               <w:rPr>
@@ -7446,7 +7227,6 @@
           <w:p>
             <w:pPr>
               <w:spacing w:line="240" w:lineRule="auto"/>
-              <w:ind w:firstLine="0"/>
               <w:mirrorIndents w:val="0"/>
               <w:jc w:val="center"/>
               <w:rPr>
@@ -7475,7 +7255,6 @@
           <w:p>
             <w:pPr>
               <w:spacing w:line="240" w:lineRule="auto"/>
-              <w:ind w:firstLine="0"/>
               <w:mirrorIndents w:val="0"/>
               <w:jc w:val="center"/>
               <w:rPr>
@@ -7504,7 +7283,6 @@
           <w:p>
             <w:pPr>
               <w:spacing w:line="240" w:lineRule="auto"/>
-              <w:ind w:firstLine="0"/>
               <w:mirrorIndents w:val="0"/>
               <w:jc w:val="center"/>
               <w:rPr>
@@ -7533,7 +7311,6 @@
           <w:p>
             <w:pPr>
               <w:spacing w:line="240" w:lineRule="auto"/>
-              <w:ind w:firstLine="0"/>
               <w:mirrorIndents w:val="0"/>
               <w:jc w:val="center"/>
               <w:rPr>
@@ -7562,7 +7339,6 @@
           <w:p>
             <w:pPr>
               <w:spacing w:line="240" w:lineRule="auto"/>
-              <w:ind w:firstLine="0"/>
               <w:mirrorIndents w:val="0"/>
               <w:jc w:val="center"/>
               <w:rPr>
@@ -7591,7 +7367,6 @@
           <w:p>
             <w:pPr>
               <w:spacing w:line="240" w:lineRule="auto"/>
-              <w:ind w:firstLine="0"/>
               <w:mirrorIndents w:val="0"/>
               <w:jc w:val="center"/>
               <w:rPr>
@@ -7626,7 +7401,6 @@
           <w:p>
             <w:pPr>
               <w:spacing w:line="240" w:lineRule="auto"/>
-              <w:ind w:firstLine="0"/>
               <w:mirrorIndents w:val="0"/>
               <w:jc w:val="left"/>
               <w:rPr>
@@ -7655,7 +7429,6 @@
           <w:p>
             <w:pPr>
               <w:spacing w:line="240" w:lineRule="auto"/>
-              <w:ind w:firstLine="0"/>
               <w:mirrorIndents w:val="0"/>
               <w:jc w:val="center"/>
               <w:rPr>
@@ -7675,7 +7448,6 @@
           <w:p>
             <w:pPr>
               <w:spacing w:line="240" w:lineRule="auto"/>
-              <w:ind w:firstLine="0"/>
               <w:mirrorIndents w:val="0"/>
               <w:jc w:val="center"/>
               <w:rPr>
@@ -7743,7 +7515,6 @@
           <w:p>
             <w:pPr>
               <w:spacing w:line="240" w:lineRule="auto"/>
-              <w:ind w:firstLine="0"/>
               <w:mirrorIndents w:val="0"/>
               <w:jc w:val="center"/>
               <w:rPr>
@@ -7763,7 +7534,6 @@
           <w:p>
             <w:pPr>
               <w:spacing w:line="240" w:lineRule="auto"/>
-              <w:ind w:firstLine="0"/>
               <w:mirrorIndents w:val="0"/>
               <w:jc w:val="center"/>
               <w:rPr>
@@ -7789,7 +7559,6 @@
           <w:p>
             <w:pPr>
               <w:spacing w:line="240" w:lineRule="auto"/>
-              <w:ind w:firstLine="0"/>
               <w:mirrorIndents w:val="0"/>
               <w:jc w:val="left"/>
               <w:rPr>
@@ -7818,7 +7587,6 @@
           <w:p>
             <w:pPr>
               <w:spacing w:line="240" w:lineRule="auto"/>
-              <w:ind w:firstLine="0"/>
               <w:mirrorIndents w:val="0"/>
               <w:jc w:val="center"/>
               <w:rPr>
@@ -7838,7 +7606,6 @@
           <w:p>
             <w:pPr>
               <w:spacing w:line="240" w:lineRule="auto"/>
-              <w:ind w:firstLine="0"/>
               <w:mirrorIndents w:val="0"/>
               <w:jc w:val="center"/>
               <w:rPr>
@@ -7906,7 +7673,6 @@
           <w:p>
             <w:pPr>
               <w:spacing w:line="240" w:lineRule="auto"/>
-              <w:ind w:firstLine="0"/>
               <w:mirrorIndents w:val="0"/>
               <w:jc w:val="center"/>
               <w:rPr>
@@ -7926,7 +7692,6 @@
           <w:p>
             <w:pPr>
               <w:spacing w:line="240" w:lineRule="auto"/>
-              <w:ind w:firstLine="0"/>
               <w:mirrorIndents w:val="0"/>
               <w:jc w:val="center"/>
               <w:rPr>
@@ -7952,7 +7717,6 @@
           <w:p>
             <w:pPr>
               <w:spacing w:line="240" w:lineRule="auto"/>
-              <w:ind w:firstLine="0"/>
               <w:mirrorIndents w:val="0"/>
               <w:jc w:val="left"/>
               <w:rPr>
@@ -7981,7 +7745,6 @@
           <w:p>
             <w:pPr>
               <w:spacing w:line="240" w:lineRule="auto"/>
-              <w:ind w:firstLine="0"/>
               <w:mirrorIndents w:val="0"/>
               <w:jc w:val="center"/>
               <w:rPr>
@@ -8001,7 +7764,6 @@
           <w:p>
             <w:pPr>
               <w:spacing w:line="240" w:lineRule="auto"/>
-              <w:ind w:firstLine="0"/>
               <w:mirrorIndents w:val="0"/>
               <w:jc w:val="center"/>
               <w:rPr>
@@ -8069,7 +7831,6 @@
           <w:p>
             <w:pPr>
               <w:spacing w:line="240" w:lineRule="auto"/>
-              <w:ind w:firstLine="0"/>
               <w:mirrorIndents w:val="0"/>
               <w:jc w:val="center"/>
               <w:rPr>
@@ -8089,7 +7850,6 @@
           <w:p>
             <w:pPr>
               <w:spacing w:line="240" w:lineRule="auto"/>
-              <w:ind w:firstLine="0"/>
               <w:mirrorIndents w:val="0"/>
               <w:jc w:val="center"/>
               <w:rPr>
@@ -8115,7 +7875,6 @@
           <w:p>
             <w:pPr>
               <w:spacing w:line="240" w:lineRule="auto"/>
-              <w:ind w:firstLine="0"/>
               <w:mirrorIndents w:val="0"/>
               <w:jc w:val="left"/>
               <w:rPr>
@@ -8144,7 +7903,6 @@
           <w:p>
             <w:pPr>
               <w:spacing w:line="240" w:lineRule="auto"/>
-              <w:ind w:firstLine="0"/>
               <w:mirrorIndents w:val="0"/>
               <w:jc w:val="center"/>
               <w:rPr>
@@ -8164,7 +7922,6 @@
           <w:p>
             <w:pPr>
               <w:spacing w:line="240" w:lineRule="auto"/>
-              <w:ind w:firstLine="0"/>
               <w:mirrorIndents w:val="0"/>
               <w:jc w:val="center"/>
               <w:rPr>
@@ -8232,7 +7989,6 @@
           <w:p>
             <w:pPr>
               <w:spacing w:line="240" w:lineRule="auto"/>
-              <w:ind w:firstLine="0"/>
               <w:mirrorIndents w:val="0"/>
               <w:jc w:val="center"/>
               <w:rPr>
@@ -8252,7 +8008,6 @@
           <w:p>
             <w:pPr>
               <w:spacing w:line="240" w:lineRule="auto"/>
-              <w:ind w:firstLine="0"/>
               <w:mirrorIndents w:val="0"/>
               <w:jc w:val="center"/>
               <w:rPr>
@@ -8278,7 +8033,6 @@
           <w:p>
             <w:pPr>
               <w:spacing w:line="240" w:lineRule="auto"/>
-              <w:ind w:firstLine="0"/>
               <w:mirrorIndents w:val="0"/>
               <w:jc w:val="left"/>
               <w:rPr>
@@ -8307,7 +8061,6 @@
           <w:p>
             <w:pPr>
               <w:spacing w:line="240" w:lineRule="auto"/>
-              <w:ind w:firstLine="0"/>
               <w:mirrorIndents w:val="0"/>
               <w:jc w:val="center"/>
               <w:rPr>
@@ -8327,7 +8080,6 @@
           <w:p>
             <w:pPr>
               <w:spacing w:line="240" w:lineRule="auto"/>
-              <w:ind w:firstLine="0"/>
               <w:mirrorIndents w:val="0"/>
               <w:jc w:val="center"/>
               <w:rPr>
@@ -8395,7 +8147,6 @@
           <w:p>
             <w:pPr>
               <w:spacing w:line="240" w:lineRule="auto"/>
-              <w:ind w:firstLine="0"/>
               <w:mirrorIndents w:val="0"/>
               <w:jc w:val="center"/>
               <w:rPr>
@@ -8415,7 +8166,6 @@
           <w:p>
             <w:pPr>
               <w:spacing w:line="240" w:lineRule="auto"/>
-              <w:ind w:firstLine="0"/>
               <w:mirrorIndents w:val="0"/>
               <w:jc w:val="center"/>
               <w:rPr>
@@ -8442,7 +8192,6 @@
           <w:p>
             <w:pPr>
               <w:spacing w:line="240" w:lineRule="auto"/>
-              <w:ind w:firstLine="0"/>
               <w:mirrorIndents w:val="0"/>
               <w:jc w:val="center"/>
               <w:rPr>
@@ -8479,7 +8228,6 @@
           <w:p>
             <w:pPr>
               <w:spacing w:line="240" w:lineRule="auto"/>
-              <w:ind w:firstLine="0"/>
               <w:mirrorIndents w:val="0"/>
               <w:jc w:val="left"/>
               <w:rPr>
@@ -8508,7 +8256,6 @@
           <w:p>
             <w:pPr>
               <w:spacing w:line="240" w:lineRule="auto"/>
-              <w:ind w:firstLine="0"/>
               <w:mirrorIndents w:val="0"/>
               <w:jc w:val="center"/>
               <w:rPr>
@@ -8537,7 +8284,6 @@
           <w:p>
             <w:pPr>
               <w:spacing w:line="240" w:lineRule="auto"/>
-              <w:ind w:firstLine="0"/>
               <w:mirrorIndents w:val="0"/>
               <w:jc w:val="center"/>
               <w:rPr>
@@ -8566,7 +8312,6 @@
           <w:p>
             <w:pPr>
               <w:spacing w:line="240" w:lineRule="auto"/>
-              <w:ind w:firstLine="0"/>
               <w:mirrorIndents w:val="0"/>
               <w:jc w:val="center"/>
               <w:rPr>
@@ -8595,7 +8340,6 @@
           <w:p>
             <w:pPr>
               <w:spacing w:line="240" w:lineRule="auto"/>
-              <w:ind w:firstLine="0"/>
               <w:mirrorIndents w:val="0"/>
               <w:jc w:val="center"/>
               <w:rPr>
@@ -8688,7 +8432,6 @@
           <w:p>
             <w:pPr>
               <w:spacing w:line="240" w:lineRule="auto"/>
-              <w:ind w:firstLine="0"/>
               <w:mirrorIndents w:val="0"/>
               <w:jc w:val="left"/>
               <w:rPr>
@@ -8717,7 +8460,6 @@
           <w:p>
             <w:pPr>
               <w:spacing w:line="240" w:lineRule="auto"/>
-              <w:ind w:firstLine="0"/>
               <w:mirrorIndents w:val="0"/>
               <w:jc w:val="center"/>
               <w:rPr>
@@ -8737,7 +8479,6 @@
           <w:p>
             <w:pPr>
               <w:spacing w:line="240" w:lineRule="auto"/>
-              <w:ind w:firstLine="0"/>
               <w:mirrorIndents w:val="0"/>
               <w:jc w:val="center"/>
               <w:rPr>
@@ -8757,7 +8498,6 @@
           <w:p>
             <w:pPr>
               <w:spacing w:line="240" w:lineRule="auto"/>
-              <w:ind w:firstLine="0"/>
               <w:mirrorIndents w:val="0"/>
               <w:jc w:val="center"/>
               <w:rPr>
@@ -8777,7 +8517,6 @@
           <w:p>
             <w:pPr>
               <w:spacing w:line="240" w:lineRule="auto"/>
-              <w:ind w:firstLine="0"/>
               <w:mirrorIndents w:val="0"/>
               <w:jc w:val="center"/>
               <w:rPr>
@@ -8851,7 +8590,6 @@
           <w:p>
             <w:pPr>
               <w:spacing w:line="240" w:lineRule="auto"/>
-              <w:ind w:firstLine="0"/>
               <w:mirrorIndents w:val="0"/>
               <w:jc w:val="left"/>
               <w:rPr>
@@ -8880,7 +8618,6 @@
           <w:p>
             <w:pPr>
               <w:spacing w:line="240" w:lineRule="auto"/>
-              <w:ind w:firstLine="0"/>
               <w:mirrorIndents w:val="0"/>
               <w:jc w:val="center"/>
               <w:rPr>
@@ -8900,7 +8637,6 @@
           <w:p>
             <w:pPr>
               <w:spacing w:line="240" w:lineRule="auto"/>
-              <w:ind w:firstLine="0"/>
               <w:mirrorIndents w:val="0"/>
               <w:jc w:val="center"/>
               <w:rPr>
@@ -8920,7 +8656,6 @@
           <w:p>
             <w:pPr>
               <w:spacing w:line="240" w:lineRule="auto"/>
-              <w:ind w:firstLine="0"/>
               <w:mirrorIndents w:val="0"/>
               <w:jc w:val="center"/>
               <w:rPr>
@@ -8940,7 +8675,6 @@
           <w:p>
             <w:pPr>
               <w:spacing w:line="240" w:lineRule="auto"/>
-              <w:ind w:firstLine="0"/>
               <w:mirrorIndents w:val="0"/>
               <w:jc w:val="center"/>
               <w:rPr>
@@ -9014,7 +8748,6 @@
           <w:p>
             <w:pPr>
               <w:spacing w:line="240" w:lineRule="auto"/>
-              <w:ind w:firstLine="0"/>
               <w:mirrorIndents w:val="0"/>
               <w:jc w:val="left"/>
               <w:rPr>
@@ -9043,7 +8776,6 @@
           <w:p>
             <w:pPr>
               <w:spacing w:line="240" w:lineRule="auto"/>
-              <w:ind w:firstLine="0"/>
               <w:mirrorIndents w:val="0"/>
               <w:jc w:val="center"/>
               <w:rPr>
@@ -9063,7 +8795,6 @@
           <w:p>
             <w:pPr>
               <w:spacing w:line="240" w:lineRule="auto"/>
-              <w:ind w:firstLine="0"/>
               <w:mirrorIndents w:val="0"/>
               <w:jc w:val="center"/>
               <w:rPr>
@@ -9083,7 +8814,6 @@
           <w:p>
             <w:pPr>
               <w:spacing w:line="240" w:lineRule="auto"/>
-              <w:ind w:firstLine="0"/>
               <w:mirrorIndents w:val="0"/>
               <w:jc w:val="center"/>
               <w:rPr>
@@ -9103,7 +8833,6 @@
           <w:p>
             <w:pPr>
               <w:spacing w:line="240" w:lineRule="auto"/>
-              <w:ind w:firstLine="0"/>
               <w:mirrorIndents w:val="0"/>
               <w:jc w:val="center"/>
               <w:rPr>
@@ -9177,7 +8906,6 @@
           <w:p>
             <w:pPr>
               <w:spacing w:line="240" w:lineRule="auto"/>
-              <w:ind w:firstLine="0"/>
               <w:mirrorIndents w:val="0"/>
               <w:jc w:val="left"/>
               <w:rPr>
@@ -9206,7 +8934,6 @@
           <w:p>
             <w:pPr>
               <w:spacing w:line="240" w:lineRule="auto"/>
-              <w:ind w:firstLine="0"/>
               <w:mirrorIndents w:val="0"/>
               <w:jc w:val="center"/>
               <w:rPr>
@@ -9226,7 +8953,6 @@
           <w:p>
             <w:pPr>
               <w:spacing w:line="240" w:lineRule="auto"/>
-              <w:ind w:firstLine="0"/>
               <w:mirrorIndents w:val="0"/>
               <w:jc w:val="center"/>
               <w:rPr>
@@ -9246,7 +8972,6 @@
           <w:p>
             <w:pPr>
               <w:spacing w:line="240" w:lineRule="auto"/>
-              <w:ind w:firstLine="0"/>
               <w:mirrorIndents w:val="0"/>
               <w:jc w:val="center"/>
               <w:rPr>
@@ -9266,7 +8991,6 @@
           <w:p>
             <w:pPr>
               <w:spacing w:line="240" w:lineRule="auto"/>
-              <w:ind w:firstLine="0"/>
               <w:mirrorIndents w:val="0"/>
               <w:jc w:val="center"/>
               <w:rPr>
@@ -9340,7 +9064,6 @@
           <w:p>
             <w:pPr>
               <w:spacing w:line="240" w:lineRule="auto"/>
-              <w:ind w:firstLine="0"/>
               <w:mirrorIndents w:val="0"/>
               <w:jc w:val="left"/>
               <w:rPr>
@@ -9369,7 +9092,6 @@
           <w:p>
             <w:pPr>
               <w:spacing w:line="240" w:lineRule="auto"/>
-              <w:ind w:firstLine="0"/>
               <w:mirrorIndents w:val="0"/>
               <w:jc w:val="center"/>
               <w:rPr>
@@ -9389,7 +9111,6 @@
           <w:p>
             <w:pPr>
               <w:spacing w:line="240" w:lineRule="auto"/>
-              <w:ind w:firstLine="0"/>
               <w:mirrorIndents w:val="0"/>
               <w:jc w:val="center"/>
               <w:rPr>
@@ -9409,7 +9130,6 @@
           <w:p>
             <w:pPr>
               <w:spacing w:line="240" w:lineRule="auto"/>
-              <w:ind w:firstLine="0"/>
               <w:mirrorIndents w:val="0"/>
               <w:jc w:val="center"/>
               <w:rPr>
@@ -9429,7 +9149,6 @@
           <w:p>
             <w:pPr>
               <w:spacing w:line="240" w:lineRule="auto"/>
-              <w:ind w:firstLine="0"/>
               <w:mirrorIndents w:val="0"/>
               <w:jc w:val="center"/>
               <w:rPr>
@@ -9493,159 +9212,6 @@
     </w:tbl>
     <w:p>
       <w:pPr>
-        <w:ind w:firstLine="0"/>
-        <w:jc w:val="left"/>
-        <w:rPr>
-          <w:szCs w:val="24"/>
-        </w:rPr>
-      </w:pPr>
-    </w:p>
-    <w:p>
-      <w:pPr>
-        <w:ind w:firstLine="0"/>
-        <w:jc w:val="left"/>
-        <w:rPr>
-          <w:szCs w:val="24"/>
-        </w:rPr>
-      </w:pPr>
-    </w:p>
-    <w:p>
-      <w:pPr>
-        <w:ind w:firstLine="0"/>
-        <w:jc w:val="left"/>
-        <w:rPr>
-          <w:szCs w:val="24"/>
-        </w:rPr>
-      </w:pPr>
-    </w:p>
-    <w:p>
-      <w:pPr>
-        <w:ind w:firstLine="0"/>
-        <w:jc w:val="left"/>
-        <w:rPr>
-          <w:szCs w:val="24"/>
-        </w:rPr>
-      </w:pPr>
-    </w:p>
-    <w:p>
-      <w:pPr>
-        <w:ind w:firstLine="0"/>
-        <w:jc w:val="left"/>
-        <w:rPr>
-          <w:szCs w:val="24"/>
-        </w:rPr>
-      </w:pPr>
-    </w:p>
-    <w:p>
-      <w:pPr>
-        <w:ind w:firstLine="0"/>
-        <w:jc w:val="left"/>
-        <w:rPr>
-          <w:szCs w:val="24"/>
-        </w:rPr>
-      </w:pPr>
-    </w:p>
-    <w:p>
-      <w:pPr>
-        <w:ind w:firstLine="0"/>
-        <w:jc w:val="left"/>
-        <w:rPr>
-          <w:szCs w:val="24"/>
-        </w:rPr>
-      </w:pPr>
-    </w:p>
-    <w:p>
-      <w:pPr>
-        <w:ind w:firstLine="0"/>
-        <w:jc w:val="left"/>
-        <w:rPr>
-          <w:szCs w:val="24"/>
-        </w:rPr>
-      </w:pPr>
-    </w:p>
-    <w:p>
-      <w:pPr>
-        <w:ind w:firstLine="0"/>
-        <w:jc w:val="left"/>
-        <w:rPr>
-          <w:szCs w:val="24"/>
-        </w:rPr>
-      </w:pPr>
-    </w:p>
-    <w:p>
-      <w:pPr>
-        <w:ind w:firstLine="0"/>
-        <w:jc w:val="left"/>
-        <w:rPr>
-          <w:szCs w:val="24"/>
-        </w:rPr>
-      </w:pPr>
-    </w:p>
-    <w:p>
-      <w:pPr>
-        <w:ind w:firstLine="0"/>
-        <w:jc w:val="left"/>
-        <w:rPr>
-          <w:szCs w:val="24"/>
-        </w:rPr>
-      </w:pPr>
-    </w:p>
-    <w:p>
-      <w:pPr>
-        <w:ind w:firstLine="0"/>
-        <w:jc w:val="left"/>
-        <w:rPr>
-          <w:szCs w:val="24"/>
-        </w:rPr>
-      </w:pPr>
-    </w:p>
-    <w:p>
-      <w:pPr>
-        <w:ind w:firstLine="0"/>
-        <w:jc w:val="left"/>
-        <w:rPr>
-          <w:szCs w:val="24"/>
-        </w:rPr>
-      </w:pPr>
-    </w:p>
-    <w:p>
-      <w:pPr>
-        <w:ind w:firstLine="0"/>
-        <w:jc w:val="left"/>
-        <w:rPr>
-          <w:szCs w:val="24"/>
-        </w:rPr>
-      </w:pPr>
-    </w:p>
-    <w:p>
-      <w:pPr>
-        <w:ind w:firstLine="0"/>
-        <w:jc w:val="left"/>
-        <w:rPr>
-          <w:szCs w:val="24"/>
-        </w:rPr>
-      </w:pPr>
-    </w:p>
-    <w:p>
-      <w:pPr>
-        <w:ind w:firstLine="0"/>
-        <w:jc w:val="left"/>
-        <w:rPr>
-          <w:szCs w:val="24"/>
-        </w:rPr>
-      </w:pPr>
-    </w:p>
-    <w:p>
-      <w:pPr>
-        <w:ind w:firstLine="0"/>
-        <w:jc w:val="left"/>
-        <w:rPr>
-          <w:szCs w:val="24"/>
-        </w:rPr>
-      </w:pPr>
-    </w:p>
-    <w:p>
-      <w:pPr>
         <w:pStyle w:val="Ttulo1"/>
         <w:rPr>
           <w:u w:val="single"/>
@@ -9654,7 +9220,7 @@
       <w:r>
         <w:br w:type="page"/>
       </w:r>
-      <w:bookmarkStart w:id="13" w:name="_Toc230704263"/>
+      <w:bookmarkStart w:id="13" w:name="_Toc232002175"/>
       <w:r>
         <w:lastRenderedPageBreak/>
         <w:t>ORÇAMENTO</w:t>
@@ -9665,157 +9231,14 @@
       <w:pPr>
         <w:rPr>
           <w:color w:val="FF0000"/>
+          <w:szCs w:val="24"/>
         </w:rPr>
       </w:pPr>
       <w:r>
         <w:rPr>
           <w:color w:val="FF0000"/>
         </w:rPr>
-        <w:t>Com base nos nossos objetivos que vamos incrementar na empresa Poliedro, fizemos uma estimativa de preço da nossa consultoria considerando os custos operacionais e Salários dos nossos consultores:</w:t>
-      </w:r>
-    </w:p>
-    <w:p/>
-    <w:p>
-      <w:pPr>
-        <w:jc w:val="left"/>
-        <w:rPr>
-          <w:color w:val="FF0000"/>
-          <w:szCs w:val="24"/>
-        </w:rPr>
-      </w:pPr>
-      <w:r>
-        <w:rPr>
-          <w:color w:val="FF0000"/>
-          <w:szCs w:val="24"/>
-        </w:rPr>
-        <w:t xml:space="preserve">Valor por hora: </w:t>
-      </w:r>
-      <w:r>
-        <w:rPr>
-          <w:color w:val="FF0000"/>
-          <w:szCs w:val="24"/>
-        </w:rPr>
-        <w:t xml:space="preserve">R$ </w:t>
-      </w:r>
-      <w:r>
-        <w:rPr>
-          <w:color w:val="FF0000"/>
-          <w:szCs w:val="24"/>
-        </w:rPr>
-        <w:t>325</w:t>
-      </w:r>
-      <w:r>
-        <w:rPr>
-          <w:color w:val="FF0000"/>
-          <w:szCs w:val="24"/>
-        </w:rPr>
-        <w:t>,00</w:t>
-      </w:r>
-    </w:p>
-    <w:p>
-      <w:pPr>
-        <w:rPr>
-          <w:color w:val="FF0000"/>
-          <w:szCs w:val="24"/>
-        </w:rPr>
-      </w:pPr>
-      <w:r>
-        <w:rPr>
-          <w:color w:val="FF0000"/>
-          <w:szCs w:val="24"/>
-        </w:rPr>
-        <w:t>Tempo de Consultoria: 308 Horas</w:t>
-      </w:r>
-    </w:p>
-    <w:p>
-      <w:pPr>
-        <w:rPr>
-          <w:color w:val="FF0000"/>
-          <w:szCs w:val="24"/>
-        </w:rPr>
-      </w:pPr>
-      <w:r>
-        <w:rPr>
-          <w:color w:val="FF0000"/>
-          <w:szCs w:val="24"/>
-        </w:rPr>
-        <w:t>Valor Total: R$ 100.100,00</w:t>
-      </w:r>
-    </w:p>
-    <w:p>
-      <w:pPr>
-        <w:rPr>
-          <w:color w:val="FF0000"/>
-          <w:szCs w:val="24"/>
-        </w:rPr>
-      </w:pPr>
-      <w:r>
-        <w:rPr>
-          <w:color w:val="FF0000"/>
-          <w:szCs w:val="24"/>
-        </w:rPr>
-        <w:t>Custo operacional: R$5.000,00</w:t>
-      </w:r>
-    </w:p>
-    <w:p>
-      <w:pPr>
-        <w:rPr>
-          <w:color w:val="FF0000"/>
-          <w:szCs w:val="24"/>
-        </w:rPr>
-      </w:pPr>
-      <w:r>
-        <w:rPr>
-          <w:color w:val="FF0000"/>
-          <w:szCs w:val="24"/>
-        </w:rPr>
-        <w:t>Custos de Consultoria: R$ 95.100,00</w:t>
-      </w:r>
-    </w:p>
-    <w:p>
-      <w:pPr>
-        <w:rPr>
-          <w:color w:val="FF0000"/>
-          <w:szCs w:val="24"/>
-        </w:rPr>
-      </w:pPr>
-      <w:r>
-        <w:rPr>
-          <w:color w:val="FF0000"/>
-          <w:szCs w:val="24"/>
-        </w:rPr>
-        <w:t>6 Parcelas de R$ 16.683,00</w:t>
-      </w:r>
-    </w:p>
-    <w:p>
-      <w:pPr>
-        <w:jc w:val="left"/>
-        <w:rPr>
-          <w:color w:val="FF0000"/>
-          <w:szCs w:val="24"/>
-        </w:rPr>
-      </w:pPr>
-      <w:r>
-        <w:rPr>
-          <w:color w:val="FF0000"/>
-          <w:szCs w:val="24"/>
-        </w:rPr>
-        <w:t>R$ 95.100,00 dividido por 6 consultores</w:t>
-      </w:r>
-    </w:p>
-    <w:p>
-      <w:pPr>
-        <w:rPr>
-          <w:color w:val="FF0000"/>
-          <w:szCs w:val="24"/>
-        </w:rPr>
-      </w:pPr>
-      <w:r>
-        <w:rPr>
-          <w:color w:val="FF0000"/>
-          <w:szCs w:val="24"/>
-        </w:rPr>
-        <w:t>Salário mensal por consultor: R$ 2.641,00</w:t>
+        <w:t>Com base nos nossos objetivos:</w:t>
       </w:r>
     </w:p>
     <w:p>
@@ -9836,7 +9259,7 @@
         </w:rPr>
         <w:br w:type="page"/>
       </w:r>
-      <w:bookmarkStart w:id="14" w:name="_Toc230704264"/>
+      <w:bookmarkStart w:id="14" w:name="_Toc232002176"/>
       <w:r>
         <w:lastRenderedPageBreak/>
         <w:t>CONCLUSÃO</w:t>
@@ -9845,7 +9268,6 @@
     </w:p>
     <w:p>
       <w:pPr>
-        <w:ind w:firstLine="0"/>
         <w:rPr>
           <w:color w:val="FF0000"/>
           <w:szCs w:val="24"/>
@@ -9856,55 +9278,14 @@
           <w:color w:val="FF0000"/>
           <w:szCs w:val="24"/>
         </w:rPr>
-        <w:t>Após uma análise aprofundada dos desafios enfrentados pelas empresas na retenção e engajamento de colaboradores da Geração Z, podemos concluir que a adoção de estratégias específicas para essa geração é essencial para o sucesso organizacional. A Geração Z possui características e expectativas únicas em relação ao trabalho, e as empresas precisam estar preparadas para atender a essas demandas.</w:t>
-      </w:r>
-    </w:p>
-    <w:p>
-      <w:pPr>
-        <w:ind w:firstLine="0"/>
+        <w:t>A</w:t>
+      </w:r>
+      <w:r>
         <w:rPr>
           <w:color w:val="FF0000"/>
           <w:szCs w:val="24"/>
         </w:rPr>
-      </w:pPr>
-      <w:r>
-        <w:rPr>
-          <w:color w:val="FF0000"/>
-          <w:szCs w:val="24"/>
-        </w:rPr>
-        <w:t>Identificamos que a falta de programas específicos para a Geração Z, aliada a uma cultura organizacional pouco adaptada às suas expectativas, são alguns dos principais fatores que contribuem para a alta rotatividade desses profissionais. Além disso, a baixa remuneração e o acúmulo de responsabilidades também são questões que precisam ser abordadas pelas empresas.</w:t>
-      </w:r>
-    </w:p>
-    <w:p>
-      <w:pPr>
-        <w:ind w:firstLine="0"/>
-        <w:rPr>
-          <w:color w:val="FF0000"/>
-          <w:szCs w:val="24"/>
-        </w:rPr>
-      </w:pPr>
-      <w:r>
-        <w:rPr>
-          <w:color w:val="FF0000"/>
-          <w:szCs w:val="24"/>
-        </w:rPr>
-        <w:t>Diante desses desafios, recomendamos que as empresas invistam em programas de desenvolvimento e capacitação voltados para a Geração Z, que ofereçam oportunidades de crescimento e reconhecimento, além de uma cultura organizacional inclusiva e flexível. A adoção de tecnologias e práticas de trabalho inovadoras também pode contribuir para o engajamento e retenção desses profissionais.</w:t>
-      </w:r>
-    </w:p>
-    <w:p>
-      <w:pPr>
-        <w:ind w:firstLine="0"/>
-        <w:rPr>
-          <w:color w:val="FF0000"/>
-          <w:szCs w:val="24"/>
-        </w:rPr>
-      </w:pPr>
-      <w:r>
-        <w:rPr>
-          <w:color w:val="FF0000"/>
-          <w:szCs w:val="24"/>
-        </w:rPr>
-        <w:t>Em suma, a retenção e engajamento da Geração Z requerem uma abordagem diferenciada por parte das empresas, que estejam dispostas a se adaptarem às mudanças e às expectativas dessa geração. Aqueles que conseguirem atrair e reter os talentos da Geração Z terão uma vantagem competitiva significativa no mercado de trabalho atual.</w:t>
+        <w:t>qui.</w:t>
       </w:r>
     </w:p>
     <w:p>
@@ -9917,7 +9298,7 @@
         </w:rPr>
         <w:br w:type="page"/>
       </w:r>
-      <w:bookmarkStart w:id="15" w:name="_Toc230704265"/>
+      <w:bookmarkStart w:id="15" w:name="_Toc232002177"/>
       <w:r>
         <w:lastRenderedPageBreak/>
         <w:t>REFERÊNCIAS</w:t>
@@ -9941,996 +9322,7 @@
           <w:color w:val="FF0000"/>
           <w:szCs w:val="24"/>
         </w:rPr>
-        <w:t>TIME PONTOTEL.</w:t>
-      </w:r>
-      <w:r>
-        <w:rPr>
-          <w:rFonts w:cs="Arial"/>
-          <w:b/>
-          <w:color w:val="FF0000"/>
-          <w:szCs w:val="24"/>
-        </w:rPr>
-        <w:t xml:space="preserve"> </w:t>
-      </w:r>
-      <w:r>
-        <w:rPr>
-          <w:rFonts w:cs="Arial"/>
-          <w:b/>
-          <w:color w:val="FF0000"/>
-          <w:szCs w:val="24"/>
-        </w:rPr>
-        <w:t>GERAÇÃO Z no mercado de trabalho</w:t>
-      </w:r>
-      <w:r>
-        <w:rPr>
-          <w:rFonts w:cs="Arial"/>
-          <w:color w:val="FF0000"/>
-          <w:szCs w:val="24"/>
-        </w:rPr>
-        <w:t xml:space="preserve">. BR: 2024. </w:t>
-      </w:r>
-      <w:r>
-        <w:rPr>
-          <w:rFonts w:cs="Arial"/>
-          <w:color w:val="FF0000"/>
-          <w:szCs w:val="24"/>
-        </w:rPr>
-        <w:t>Disponível em:</w:t>
-      </w:r>
-      <w:r>
-        <w:rPr>
-          <w:rFonts w:cs="Arial"/>
-          <w:color w:val="FF0000"/>
-          <w:szCs w:val="24"/>
-        </w:rPr>
-        <w:t xml:space="preserve"> </w:t>
-      </w:r>
-      <w:r>
-        <w:rPr>
-          <w:rFonts w:cs="Arial"/>
-          <w:color w:val="FF0000"/>
-          <w:szCs w:val="24"/>
-        </w:rPr>
-        <w:t>&lt;</w:t>
-      </w:r>
-      <w:r>
-        <w:rPr>
-          <w:rFonts w:cs="Arial"/>
-          <w:color w:val="FF0000"/>
-          <w:szCs w:val="24"/>
-        </w:rPr>
-        <w:t>https://www.pontotel.com.br/</w:t>
-      </w:r>
-      <w:proofErr w:type="spellStart"/>
-      <w:r>
-        <w:rPr>
-          <w:rFonts w:cs="Arial"/>
-          <w:color w:val="FF0000"/>
-          <w:szCs w:val="24"/>
-        </w:rPr>
-        <w:t>geracao</w:t>
-      </w:r>
-      <w:proofErr w:type="spellEnd"/>
-      <w:r>
-        <w:rPr>
-          <w:rFonts w:cs="Arial"/>
-          <w:color w:val="FF0000"/>
-          <w:szCs w:val="24"/>
-        </w:rPr>
-        <w:t>-z/</w:t>
-      </w:r>
-      <w:r>
-        <w:rPr>
-          <w:rFonts w:cs="Arial"/>
-          <w:color w:val="FF0000"/>
-          <w:szCs w:val="24"/>
-        </w:rPr>
-        <w:t>&gt;</w:t>
-      </w:r>
-      <w:r>
-        <w:rPr>
-          <w:rFonts w:cs="Arial"/>
-          <w:color w:val="FF0000"/>
-          <w:szCs w:val="24"/>
-        </w:rPr>
-        <w:t>.</w:t>
-      </w:r>
-    </w:p>
-    <w:p>
-      <w:pPr>
-        <w:pStyle w:val="Referncias"/>
-        <w:spacing w:line="360" w:lineRule="auto"/>
-        <w:jc w:val="both"/>
-        <w:rPr>
-          <w:rFonts w:cs="Arial"/>
-          <w:color w:val="FF0000"/>
-          <w:szCs w:val="24"/>
-        </w:rPr>
-      </w:pPr>
-      <w:r>
-        <w:rPr>
-          <w:rFonts w:cs="Arial"/>
-          <w:color w:val="FF0000"/>
-          <w:szCs w:val="24"/>
-        </w:rPr>
-        <w:t xml:space="preserve">Acesso em: 05 mar </w:t>
-      </w:r>
-      <w:r>
-        <w:rPr>
-          <w:rFonts w:cs="Arial"/>
-          <w:color w:val="FF0000"/>
-          <w:szCs w:val="24"/>
-        </w:rPr>
-        <w:t>2024.</w:t>
-      </w:r>
-    </w:p>
-    <w:p>
-      <w:pPr>
-        <w:pStyle w:val="Referncias"/>
-        <w:spacing w:line="360" w:lineRule="auto"/>
-        <w:jc w:val="both"/>
-        <w:rPr>
-          <w:rFonts w:cs="Arial"/>
-          <w:color w:val="FF0000"/>
-          <w:szCs w:val="24"/>
-        </w:rPr>
-      </w:pPr>
-    </w:p>
-    <w:p>
-      <w:pPr>
-        <w:pStyle w:val="Referncias"/>
-        <w:spacing w:line="360" w:lineRule="auto"/>
-        <w:jc w:val="both"/>
-        <w:rPr>
-          <w:rFonts w:cs="Arial"/>
-          <w:color w:val="FF0000"/>
-          <w:szCs w:val="24"/>
-        </w:rPr>
-      </w:pPr>
-      <w:r>
-        <w:rPr>
-          <w:rFonts w:cs="Arial"/>
-          <w:color w:val="FF0000"/>
-          <w:szCs w:val="24"/>
-        </w:rPr>
-        <w:t xml:space="preserve">GUIMARÃES, Bruna. </w:t>
-      </w:r>
-      <w:r>
-        <w:rPr>
-          <w:rFonts w:cs="Arial"/>
-          <w:b/>
-          <w:color w:val="FF0000"/>
-          <w:szCs w:val="24"/>
-        </w:rPr>
-        <w:t>Geração Z:</w:t>
-      </w:r>
-      <w:r>
-        <w:rPr>
-          <w:rFonts w:cs="Arial"/>
-          <w:color w:val="FF0000"/>
-          <w:szCs w:val="24"/>
-        </w:rPr>
-        <w:t xml:space="preserve"> </w:t>
-      </w:r>
-      <w:r>
-        <w:rPr>
-          <w:rFonts w:cs="Arial"/>
-          <w:b/>
-          <w:color w:val="FF0000"/>
-          <w:szCs w:val="24"/>
-        </w:rPr>
-        <w:t>características, como treinar, liderar e dicas de integração</w:t>
-      </w:r>
-      <w:r>
-        <w:rPr>
-          <w:rFonts w:cs="Arial"/>
-          <w:color w:val="FF0000"/>
-          <w:szCs w:val="24"/>
-        </w:rPr>
-        <w:t xml:space="preserve">. </w:t>
-      </w:r>
-      <w:r>
-        <w:rPr>
-          <w:rFonts w:cs="Arial"/>
-          <w:color w:val="FF0000"/>
-          <w:szCs w:val="24"/>
-          <w:lang w:val="pt-BR"/>
-        </w:rPr>
-        <w:t xml:space="preserve">BR: </w:t>
-      </w:r>
-      <w:r>
-        <w:rPr>
-          <w:rFonts w:cs="Arial"/>
-          <w:color w:val="FF0000"/>
-          <w:szCs w:val="24"/>
-        </w:rPr>
-        <w:t xml:space="preserve">2023. </w:t>
-      </w:r>
-      <w:r>
-        <w:rPr>
-          <w:rFonts w:cs="Arial"/>
-          <w:color w:val="FF0000"/>
-          <w:szCs w:val="24"/>
-        </w:rPr>
-        <w:t xml:space="preserve">Disponível em: </w:t>
-      </w:r>
-      <w:r>
-        <w:rPr>
-          <w:rFonts w:cs="Arial"/>
-          <w:color w:val="FF0000"/>
-          <w:szCs w:val="24"/>
-        </w:rPr>
-        <w:t>&lt;</w:t>
-      </w:r>
-      <w:r>
-        <w:rPr>
-          <w:rFonts w:cs="Arial"/>
-          <w:color w:val="FF0000"/>
-          <w:szCs w:val="24"/>
-        </w:rPr>
-        <w:t>https://www.gupy.io/blog/</w:t>
-      </w:r>
-      <w:proofErr w:type="spellStart"/>
-      <w:r>
-        <w:rPr>
-          <w:rFonts w:cs="Arial"/>
-          <w:color w:val="FF0000"/>
-          <w:szCs w:val="24"/>
-        </w:rPr>
-        <w:t>geracao</w:t>
-      </w:r>
-      <w:proofErr w:type="spellEnd"/>
-      <w:r>
-        <w:rPr>
-          <w:rFonts w:cs="Arial"/>
-          <w:color w:val="FF0000"/>
-          <w:szCs w:val="24"/>
-        </w:rPr>
-        <w:t>-z-mercado-de-trabalho</w:t>
-      </w:r>
-      <w:r>
-        <w:rPr>
-          <w:rFonts w:cs="Arial"/>
-          <w:color w:val="FF0000"/>
-          <w:szCs w:val="24"/>
-        </w:rPr>
-        <w:t>&gt;</w:t>
-      </w:r>
-      <w:r>
-        <w:rPr>
-          <w:rFonts w:cs="Arial"/>
-          <w:color w:val="FF0000"/>
-          <w:szCs w:val="24"/>
-        </w:rPr>
-        <w:t>.</w:t>
-      </w:r>
-    </w:p>
-    <w:p>
-      <w:pPr>
-        <w:pStyle w:val="Referncias"/>
-        <w:spacing w:line="360" w:lineRule="auto"/>
-        <w:jc w:val="both"/>
-        <w:rPr>
-          <w:rFonts w:cs="Arial"/>
-          <w:color w:val="FF0000"/>
-          <w:szCs w:val="24"/>
-        </w:rPr>
-      </w:pPr>
-      <w:r>
-        <w:rPr>
-          <w:rFonts w:cs="Arial"/>
-          <w:color w:val="FF0000"/>
-          <w:szCs w:val="24"/>
-        </w:rPr>
-        <w:t>Acesso em: 13 mar 2024.</w:t>
-      </w:r>
-    </w:p>
-    <w:p>
-      <w:pPr>
-        <w:pStyle w:val="Referncias"/>
-        <w:spacing w:line="360" w:lineRule="auto"/>
-        <w:jc w:val="both"/>
-        <w:rPr>
-          <w:rFonts w:cs="Arial"/>
-          <w:color w:val="FF0000"/>
-          <w:szCs w:val="24"/>
-        </w:rPr>
-      </w:pPr>
-    </w:p>
-    <w:p>
-      <w:pPr>
-        <w:pStyle w:val="Referncias"/>
-        <w:spacing w:line="360" w:lineRule="auto"/>
-        <w:jc w:val="both"/>
-        <w:rPr>
-          <w:rFonts w:cs="Arial"/>
-          <w:color w:val="FF0000"/>
-          <w:szCs w:val="24"/>
-        </w:rPr>
-      </w:pPr>
-      <w:r>
-        <w:rPr>
-          <w:rFonts w:cs="Arial"/>
-          <w:color w:val="FF0000"/>
-          <w:szCs w:val="24"/>
-        </w:rPr>
-        <w:t xml:space="preserve">FREITAS, Olívia. </w:t>
-      </w:r>
-      <w:r>
-        <w:rPr>
-          <w:rFonts w:cs="Arial"/>
-          <w:b/>
-          <w:color w:val="FF0000"/>
-          <w:szCs w:val="24"/>
-        </w:rPr>
-        <w:t>Pesquisa afirma que empresas têm evitado contratar jovens da geração Z; entenda</w:t>
-      </w:r>
-      <w:r>
-        <w:rPr>
-          <w:rFonts w:cs="Arial"/>
-          <w:color w:val="FF0000"/>
-          <w:szCs w:val="24"/>
-        </w:rPr>
-        <w:t>.</w:t>
-      </w:r>
-      <w:r>
-        <w:rPr>
-          <w:rFonts w:cs="Arial"/>
-          <w:color w:val="FF0000"/>
-          <w:szCs w:val="24"/>
-        </w:rPr>
-        <w:t xml:space="preserve"> </w:t>
-      </w:r>
-      <w:r>
-        <w:rPr>
-          <w:rFonts w:cs="Arial"/>
-          <w:color w:val="FF0000"/>
-          <w:szCs w:val="24"/>
-          <w:lang w:val="pt-BR"/>
-        </w:rPr>
-        <w:t xml:space="preserve">BR: </w:t>
-      </w:r>
-      <w:r>
-        <w:rPr>
-          <w:rFonts w:cs="Arial"/>
-          <w:color w:val="FF0000"/>
-          <w:szCs w:val="24"/>
-        </w:rPr>
-        <w:t xml:space="preserve">2024. </w:t>
-      </w:r>
-      <w:r>
-        <w:rPr>
-          <w:rFonts w:cs="Arial"/>
-          <w:color w:val="FF0000"/>
-          <w:szCs w:val="24"/>
-        </w:rPr>
-        <w:t>Disponível em: &lt;</w:t>
-      </w:r>
-      <w:r>
-        <w:rPr>
-          <w:rFonts w:cs="Arial"/>
-          <w:color w:val="FF0000"/>
-          <w:szCs w:val="24"/>
-        </w:rPr>
-        <w:t>https://www.band.uol.com.br/noticias/pesquisa-afirma-que-%20empresas-tem-evitado-contratar-jovens-da-geracao-z-entenda-16667855</w:t>
-      </w:r>
-      <w:r>
-        <w:rPr>
-          <w:rFonts w:cs="Arial"/>
-          <w:color w:val="FF0000"/>
-          <w:szCs w:val="24"/>
-        </w:rPr>
-        <w:t>&gt;</w:t>
-      </w:r>
-      <w:r>
-        <w:rPr>
-          <w:rFonts w:cs="Arial"/>
-          <w:color w:val="FF0000"/>
-          <w:szCs w:val="24"/>
-        </w:rPr>
-        <w:t>.</w:t>
-      </w:r>
-    </w:p>
-    <w:p>
-      <w:pPr>
-        <w:pStyle w:val="Referncias"/>
-        <w:spacing w:line="360" w:lineRule="auto"/>
-        <w:jc w:val="both"/>
-        <w:rPr>
-          <w:rFonts w:cs="Arial"/>
-          <w:color w:val="FF0000"/>
-          <w:szCs w:val="24"/>
-        </w:rPr>
-      </w:pPr>
-      <w:r>
-        <w:rPr>
-          <w:rFonts w:cs="Arial"/>
-          <w:color w:val="FF0000"/>
-          <w:szCs w:val="24"/>
-        </w:rPr>
-        <w:t>Acesso em: 26 mar 2024.</w:t>
-      </w:r>
-    </w:p>
-    <w:p>
-      <w:pPr>
-        <w:pStyle w:val="Referncias"/>
-        <w:spacing w:line="360" w:lineRule="auto"/>
-        <w:jc w:val="both"/>
-        <w:rPr>
-          <w:rFonts w:cs="Arial"/>
-          <w:color w:val="FF0000"/>
-          <w:szCs w:val="24"/>
-        </w:rPr>
-      </w:pPr>
-    </w:p>
-    <w:p>
-      <w:pPr>
-        <w:pStyle w:val="Referncias"/>
-        <w:spacing w:line="360" w:lineRule="auto"/>
-        <w:jc w:val="both"/>
-        <w:rPr>
-          <w:rFonts w:cs="Arial"/>
-          <w:color w:val="FF0000"/>
-          <w:szCs w:val="24"/>
-        </w:rPr>
-      </w:pPr>
-      <w:r>
-        <w:rPr>
-          <w:rFonts w:cs="Arial"/>
-          <w:color w:val="FF0000"/>
-          <w:szCs w:val="24"/>
-        </w:rPr>
-        <w:t xml:space="preserve">FURBINO, Isabella. </w:t>
-      </w:r>
-      <w:r>
-        <w:rPr>
-          <w:rFonts w:cs="Arial"/>
-          <w:b/>
-          <w:color w:val="FF0000"/>
-          <w:szCs w:val="24"/>
-        </w:rPr>
-        <w:t>A Geração Z no Mercado de Trabalho</w:t>
-      </w:r>
-      <w:r>
-        <w:rPr>
-          <w:rFonts w:cs="Arial"/>
-          <w:color w:val="FF0000"/>
-          <w:szCs w:val="24"/>
-        </w:rPr>
-        <w:t xml:space="preserve">. </w:t>
-      </w:r>
-      <w:r>
-        <w:rPr>
-          <w:rFonts w:cs="Arial"/>
-          <w:color w:val="FF0000"/>
-          <w:szCs w:val="24"/>
-          <w:lang w:val="pt-BR"/>
-        </w:rPr>
-        <w:t xml:space="preserve">BR: </w:t>
-      </w:r>
-      <w:r>
-        <w:rPr>
-          <w:rFonts w:cs="Arial"/>
-          <w:color w:val="FF0000"/>
-          <w:szCs w:val="24"/>
-        </w:rPr>
-        <w:t xml:space="preserve">2023. Disponível em: </w:t>
-      </w:r>
-      <w:r>
-        <w:rPr>
-          <w:rFonts w:cs="Arial"/>
-          <w:color w:val="FF0000"/>
-          <w:szCs w:val="24"/>
-          <w:lang w:val="pt-BR"/>
-        </w:rPr>
-        <w:t>&lt;</w:t>
-      </w:r>
-      <w:r>
-        <w:rPr>
-          <w:rFonts w:cs="Arial"/>
-          <w:color w:val="FF0000"/>
-          <w:szCs w:val="24"/>
-        </w:rPr>
-        <w:t>https://tangerino.com.br/blog/geracao-z-no-mercado-de-trabalho/</w:t>
-      </w:r>
-      <w:r>
-        <w:rPr>
-          <w:rFonts w:cs="Arial"/>
-          <w:color w:val="FF0000"/>
-          <w:szCs w:val="24"/>
-          <w:lang w:val="pt-BR"/>
-        </w:rPr>
-        <w:t>&gt;</w:t>
-      </w:r>
-      <w:r>
-        <w:rPr>
-          <w:rFonts w:cs="Arial"/>
-          <w:color w:val="FF0000"/>
-          <w:szCs w:val="24"/>
-        </w:rPr>
-        <w:t>.</w:t>
-      </w:r>
-    </w:p>
-    <w:p>
-      <w:pPr>
-        <w:pStyle w:val="Referncias"/>
-        <w:spacing w:line="360" w:lineRule="auto"/>
-        <w:jc w:val="both"/>
-        <w:rPr>
-          <w:rFonts w:cs="Arial"/>
-          <w:color w:val="FF0000"/>
-          <w:szCs w:val="24"/>
-          <w:lang w:val="pt-BR"/>
-        </w:rPr>
-      </w:pPr>
-      <w:r>
-        <w:rPr>
-          <w:rFonts w:cs="Arial"/>
-          <w:color w:val="FF0000"/>
-          <w:szCs w:val="24"/>
-        </w:rPr>
-        <w:t>Acesso em: 26 mar 2024</w:t>
-      </w:r>
-      <w:r>
-        <w:rPr>
-          <w:rFonts w:cs="Arial"/>
-          <w:color w:val="FF0000"/>
-          <w:szCs w:val="24"/>
-          <w:lang w:val="pt-BR"/>
-        </w:rPr>
-        <w:t>.</w:t>
-      </w:r>
-    </w:p>
-    <w:p>
-      <w:pPr>
-        <w:pStyle w:val="Referncias"/>
-        <w:spacing w:line="360" w:lineRule="auto"/>
-        <w:jc w:val="both"/>
-        <w:rPr>
-          <w:rFonts w:cs="Arial"/>
-          <w:color w:val="FF0000"/>
-          <w:szCs w:val="24"/>
-          <w:lang w:val="pt-BR"/>
-        </w:rPr>
-      </w:pPr>
-    </w:p>
-    <w:p>
-      <w:pPr>
-        <w:pStyle w:val="Referncias"/>
-        <w:spacing w:line="360" w:lineRule="auto"/>
-        <w:jc w:val="both"/>
-        <w:rPr>
-          <w:rFonts w:cs="Arial"/>
-          <w:color w:val="FF0000"/>
-          <w:szCs w:val="24"/>
-        </w:rPr>
-      </w:pPr>
-      <w:r>
-        <w:rPr>
-          <w:rFonts w:cs="Arial"/>
-          <w:color w:val="FF0000"/>
-          <w:szCs w:val="24"/>
-        </w:rPr>
-        <w:t xml:space="preserve">PERNA, Mark. </w:t>
-      </w:r>
-      <w:r>
-        <w:rPr>
-          <w:rFonts w:cs="Arial"/>
-          <w:b/>
-          <w:color w:val="FF0000"/>
-          <w:szCs w:val="24"/>
-        </w:rPr>
-        <w:t>Problemas de comportamento prejudicam a Geração Z no mercado de trabalho</w:t>
-      </w:r>
-      <w:r>
-        <w:rPr>
-          <w:rFonts w:cs="Arial"/>
-          <w:color w:val="FF0000"/>
-          <w:szCs w:val="24"/>
-        </w:rPr>
-        <w:t xml:space="preserve">. </w:t>
-      </w:r>
-      <w:r>
-        <w:rPr>
-          <w:rFonts w:cs="Arial"/>
-          <w:color w:val="FF0000"/>
-          <w:szCs w:val="24"/>
-          <w:lang w:val="pt-BR"/>
-        </w:rPr>
-        <w:t xml:space="preserve">BR: </w:t>
-      </w:r>
-      <w:r>
-        <w:rPr>
-          <w:rFonts w:cs="Arial"/>
-          <w:color w:val="FF0000"/>
-          <w:szCs w:val="24"/>
-        </w:rPr>
-        <w:t>2024. Disponível em:</w:t>
-      </w:r>
-      <w:r>
-        <w:rPr>
-          <w:rFonts w:cs="Arial"/>
-          <w:color w:val="FF0000"/>
-          <w:szCs w:val="24"/>
-          <w:lang w:val="pt-BR"/>
-        </w:rPr>
-        <w:t xml:space="preserve"> &lt;</w:t>
-      </w:r>
-      <w:r>
-        <w:rPr>
-          <w:rFonts w:cs="Arial"/>
-          <w:color w:val="FF0000"/>
-          <w:szCs w:val="24"/>
-        </w:rPr>
-        <w:t>https://forbes.com.br/carreira/2024/02/falta-de-etiqueta-prejudica-geracao-z-no-mercado-de-trabalho/</w:t>
-      </w:r>
-      <w:r>
-        <w:rPr>
-          <w:rFonts w:cs="Arial"/>
-          <w:color w:val="FF0000"/>
-          <w:szCs w:val="24"/>
-          <w:lang w:val="pt-BR"/>
-        </w:rPr>
-        <w:t>&gt;</w:t>
-      </w:r>
-      <w:r>
-        <w:rPr>
-          <w:rFonts w:cs="Arial"/>
-          <w:color w:val="FF0000"/>
-          <w:szCs w:val="24"/>
-        </w:rPr>
-        <w:t xml:space="preserve">. </w:t>
-      </w:r>
-    </w:p>
-    <w:p>
-      <w:pPr>
-        <w:pStyle w:val="Referncias"/>
-        <w:spacing w:line="360" w:lineRule="auto"/>
-        <w:jc w:val="both"/>
-        <w:rPr>
-          <w:rFonts w:cs="Arial"/>
-          <w:color w:val="FF0000"/>
-          <w:szCs w:val="24"/>
-        </w:rPr>
-      </w:pPr>
-      <w:r>
-        <w:rPr>
-          <w:rFonts w:cs="Arial"/>
-          <w:color w:val="FF0000"/>
-          <w:szCs w:val="24"/>
-        </w:rPr>
-        <w:t>Acesso em: 30 mar 2024.</w:t>
-      </w:r>
-    </w:p>
-    <w:p>
-      <w:pPr>
-        <w:pStyle w:val="Referncias"/>
-        <w:spacing w:line="360" w:lineRule="auto"/>
-        <w:jc w:val="both"/>
-        <w:rPr>
-          <w:rFonts w:cs="Arial"/>
-          <w:color w:val="FF0000"/>
-          <w:szCs w:val="24"/>
-        </w:rPr>
-      </w:pPr>
-    </w:p>
-    <w:p>
-      <w:pPr>
-        <w:pStyle w:val="Referncias"/>
-        <w:spacing w:line="360" w:lineRule="auto"/>
-        <w:jc w:val="both"/>
-        <w:rPr>
-          <w:rFonts w:cs="Arial"/>
-          <w:color w:val="FF0000"/>
-          <w:szCs w:val="24"/>
-        </w:rPr>
-      </w:pPr>
-      <w:r>
-        <w:rPr>
-          <w:rFonts w:cs="Arial"/>
-          <w:color w:val="FF0000"/>
-          <w:szCs w:val="24"/>
-          <w:lang w:val="pt-BR"/>
-        </w:rPr>
-        <w:t>PONRALTECH.</w:t>
-      </w:r>
-      <w:r>
-        <w:rPr>
-          <w:rFonts w:cs="Arial"/>
-          <w:b/>
-          <w:color w:val="FF0000"/>
-          <w:szCs w:val="24"/>
-          <w:lang w:val="pt-BR"/>
-        </w:rPr>
-        <w:t xml:space="preserve"> </w:t>
-      </w:r>
-      <w:r>
-        <w:rPr>
-          <w:rFonts w:cs="Arial"/>
-          <w:b/>
-          <w:color w:val="FF0000"/>
-          <w:szCs w:val="24"/>
-        </w:rPr>
-        <w:t>GERAÇÃO Z:</w:t>
-      </w:r>
-      <w:r>
-        <w:rPr>
-          <w:rFonts w:cs="Arial"/>
-          <w:color w:val="FF0000"/>
-          <w:szCs w:val="24"/>
-        </w:rPr>
-        <w:t xml:space="preserve"> </w:t>
-      </w:r>
-      <w:r>
-        <w:rPr>
-          <w:rFonts w:cs="Arial"/>
-          <w:b/>
-          <w:color w:val="FF0000"/>
-          <w:szCs w:val="24"/>
-        </w:rPr>
-        <w:t>Tudo sobre o comportamento de consumo</w:t>
-      </w:r>
-      <w:r>
-        <w:rPr>
-          <w:rFonts w:cs="Arial"/>
-          <w:color w:val="FF0000"/>
-          <w:szCs w:val="24"/>
-        </w:rPr>
-        <w:t xml:space="preserve">. </w:t>
-      </w:r>
-      <w:r>
-        <w:rPr>
-          <w:rFonts w:cs="Arial"/>
-          <w:color w:val="FF0000"/>
-          <w:szCs w:val="24"/>
-          <w:lang w:val="pt-BR"/>
-        </w:rPr>
-        <w:t xml:space="preserve">BR: </w:t>
-      </w:r>
-      <w:r>
-        <w:rPr>
-          <w:rFonts w:cs="Arial"/>
-          <w:color w:val="FF0000"/>
-          <w:szCs w:val="24"/>
-        </w:rPr>
-        <w:t>2024.</w:t>
-      </w:r>
-      <w:r>
-        <w:rPr>
-          <w:rFonts w:cs="Arial"/>
-          <w:color w:val="FF0000"/>
-          <w:szCs w:val="24"/>
-          <w:lang w:val="pt-BR"/>
-        </w:rPr>
-        <w:t xml:space="preserve"> </w:t>
-      </w:r>
-      <w:r>
-        <w:rPr>
-          <w:rFonts w:cs="Arial"/>
-          <w:color w:val="FF0000"/>
-          <w:szCs w:val="24"/>
-        </w:rPr>
-        <w:t>Disponível em:</w:t>
-      </w:r>
-      <w:r>
-        <w:rPr>
-          <w:rFonts w:cs="Arial"/>
-          <w:color w:val="FF0000"/>
-          <w:szCs w:val="24"/>
-          <w:lang w:val="pt-BR"/>
-        </w:rPr>
-        <w:t xml:space="preserve"> &lt;</w:t>
-      </w:r>
-      <w:r>
-        <w:rPr>
-          <w:rFonts w:cs="Arial"/>
-          <w:color w:val="FF0000"/>
-          <w:szCs w:val="24"/>
-        </w:rPr>
-        <w:t>https://pontaltech.com.br/blog/marketing/geracao-gen-z- comportamento-consumo/</w:t>
-      </w:r>
-      <w:r>
-        <w:rPr>
-          <w:rFonts w:cs="Arial"/>
-          <w:color w:val="FF0000"/>
-          <w:szCs w:val="24"/>
-          <w:lang w:val="pt-BR"/>
-        </w:rPr>
-        <w:t>&gt;</w:t>
-      </w:r>
-      <w:r>
-        <w:rPr>
-          <w:rFonts w:cs="Arial"/>
-          <w:color w:val="FF0000"/>
-          <w:szCs w:val="24"/>
-        </w:rPr>
-        <w:t xml:space="preserve">. </w:t>
-      </w:r>
-    </w:p>
-    <w:p>
-      <w:pPr>
-        <w:pStyle w:val="Referncias"/>
-        <w:spacing w:line="360" w:lineRule="auto"/>
-        <w:jc w:val="both"/>
-        <w:rPr>
-          <w:rFonts w:cs="Arial"/>
-          <w:color w:val="FF0000"/>
-          <w:szCs w:val="24"/>
-        </w:rPr>
-      </w:pPr>
-      <w:r>
-        <w:rPr>
-          <w:rFonts w:cs="Arial"/>
-          <w:color w:val="FF0000"/>
-          <w:szCs w:val="24"/>
-        </w:rPr>
-        <w:t>Acesso em: 30 mar 2024.</w:t>
-      </w:r>
-    </w:p>
-    <w:p>
-      <w:pPr>
-        <w:pStyle w:val="Referncias"/>
-        <w:spacing w:line="360" w:lineRule="auto"/>
-        <w:jc w:val="both"/>
-        <w:rPr>
-          <w:rFonts w:cs="Arial"/>
-          <w:color w:val="FF0000"/>
-          <w:szCs w:val="24"/>
-        </w:rPr>
-      </w:pPr>
-    </w:p>
-    <w:p>
-      <w:pPr>
-        <w:pStyle w:val="Referncias"/>
-        <w:spacing w:line="360" w:lineRule="auto"/>
-        <w:jc w:val="both"/>
-        <w:rPr>
-          <w:rFonts w:cs="Arial"/>
-          <w:color w:val="FF0000"/>
-          <w:szCs w:val="24"/>
-        </w:rPr>
-      </w:pPr>
-      <w:r>
-        <w:rPr>
-          <w:rFonts w:cs="Arial"/>
-          <w:color w:val="FF0000"/>
-          <w:szCs w:val="24"/>
-          <w:lang w:val="pt-BR"/>
-        </w:rPr>
-        <w:lastRenderedPageBreak/>
-        <w:t>PONTALTECH.</w:t>
-      </w:r>
-      <w:r>
-        <w:rPr>
-          <w:rFonts w:cs="Arial"/>
-          <w:b/>
-          <w:color w:val="FF0000"/>
-          <w:szCs w:val="24"/>
-          <w:lang w:val="pt-BR"/>
-        </w:rPr>
-        <w:t xml:space="preserve"> </w:t>
-      </w:r>
-      <w:r>
-        <w:rPr>
-          <w:rFonts w:cs="Arial"/>
-          <w:b/>
-          <w:color w:val="FF0000"/>
-          <w:szCs w:val="24"/>
-        </w:rPr>
-        <w:t>GERAÇÕES:</w:t>
-      </w:r>
-      <w:r>
-        <w:rPr>
-          <w:rFonts w:cs="Arial"/>
-          <w:color w:val="FF0000"/>
-          <w:szCs w:val="24"/>
-        </w:rPr>
-        <w:t xml:space="preserve"> </w:t>
-      </w:r>
-      <w:r>
-        <w:rPr>
-          <w:rFonts w:cs="Arial"/>
-          <w:b/>
-          <w:color w:val="FF0000"/>
-          <w:szCs w:val="24"/>
-        </w:rPr>
-        <w:t>Tudo sobre geração X, Y, Z alpha, beta</w:t>
-      </w:r>
-      <w:r>
-        <w:rPr>
-          <w:rFonts w:cs="Arial"/>
-          <w:color w:val="FF0000"/>
-          <w:szCs w:val="24"/>
-        </w:rPr>
-        <w:t xml:space="preserve">. </w:t>
-      </w:r>
-      <w:r>
-        <w:rPr>
-          <w:rFonts w:cs="Arial"/>
-          <w:color w:val="FF0000"/>
-          <w:szCs w:val="24"/>
-          <w:lang w:val="pt-BR"/>
-        </w:rPr>
-        <w:t xml:space="preserve">BR: </w:t>
-      </w:r>
-      <w:r>
-        <w:rPr>
-          <w:rFonts w:cs="Arial"/>
-          <w:color w:val="FF0000"/>
-          <w:szCs w:val="24"/>
-        </w:rPr>
-        <w:t>2024.</w:t>
-      </w:r>
-      <w:r>
-        <w:rPr>
-          <w:rFonts w:cs="Arial"/>
-          <w:color w:val="FF0000"/>
-          <w:szCs w:val="24"/>
-          <w:lang w:val="pt-BR"/>
-        </w:rPr>
-        <w:t xml:space="preserve"> </w:t>
-      </w:r>
-      <w:r>
-        <w:rPr>
-          <w:rFonts w:cs="Arial"/>
-          <w:color w:val="FF0000"/>
-          <w:szCs w:val="24"/>
-        </w:rPr>
-        <w:t>Disponível em:</w:t>
-      </w:r>
-      <w:r>
-        <w:rPr>
-          <w:rFonts w:cs="Arial"/>
-          <w:color w:val="FF0000"/>
-          <w:szCs w:val="24"/>
-          <w:lang w:val="pt-BR"/>
-        </w:rPr>
-        <w:t xml:space="preserve"> &lt;</w:t>
-      </w:r>
-      <w:r>
-        <w:rPr>
-          <w:rFonts w:cs="Arial"/>
-          <w:color w:val="FF0000"/>
-          <w:szCs w:val="24"/>
-        </w:rPr>
-        <w:t>https://pontaltech.com.br/blog/marketing/geracoes-x-y-z-alpha-beta/</w:t>
-      </w:r>
-      <w:r>
-        <w:rPr>
-          <w:rFonts w:cs="Arial"/>
-          <w:color w:val="FF0000"/>
-          <w:szCs w:val="24"/>
-          <w:lang w:val="pt-BR"/>
-        </w:rPr>
-        <w:t>&gt;</w:t>
-      </w:r>
-      <w:r>
-        <w:rPr>
-          <w:rFonts w:cs="Arial"/>
-          <w:color w:val="FF0000"/>
-          <w:szCs w:val="24"/>
-        </w:rPr>
-        <w:t xml:space="preserve">. </w:t>
-      </w:r>
-    </w:p>
-    <w:p>
-      <w:pPr>
-        <w:pStyle w:val="Referncias"/>
-        <w:spacing w:line="360" w:lineRule="auto"/>
-        <w:jc w:val="both"/>
-        <w:rPr>
-          <w:rFonts w:cs="Arial"/>
-          <w:color w:val="FF0000"/>
-          <w:szCs w:val="24"/>
-        </w:rPr>
-      </w:pPr>
-      <w:r>
-        <w:rPr>
-          <w:rFonts w:cs="Arial"/>
-          <w:color w:val="FF0000"/>
-          <w:szCs w:val="24"/>
-        </w:rPr>
-        <w:t>Acesso em: 30 mar 2024.</w:t>
+        <w:t>Aqui.</w:t>
       </w:r>
     </w:p>
     <w:p>
@@ -10946,7 +9338,7 @@
         </w:rPr>
         <w:br w:type="page"/>
       </w:r>
-      <w:bookmarkStart w:id="16" w:name="_Toc230704266"/>
+      <w:bookmarkStart w:id="16" w:name="_Toc232002178"/>
       <w:r>
         <w:lastRenderedPageBreak/>
         <w:t>ANEXOS</w:t>
@@ -10961,7 +9353,7 @@
         </w:rPr>
       </w:pPr>
       <w:bookmarkStart w:id="17" w:name="_Toc81339708"/>
-      <w:bookmarkStart w:id="18" w:name="_Toc230704267"/>
+      <w:bookmarkStart w:id="18" w:name="_Toc232002179"/>
       <w:r>
         <w:rPr>
           <w:color w:val="FF0000"/>
@@ -10982,7 +9374,6 @@
         <w:tabs>
           <w:tab w:val="left" w:pos="5794"/>
         </w:tabs>
-        <w:ind w:firstLine="0"/>
         <w:rPr>
           <w:color w:val="FF0000"/>
           <w:szCs w:val="24"/>
@@ -11000,1014 +9391,23 @@
           <w:tab w:val="left" w:pos="5794"/>
         </w:tabs>
         <w:contextualSpacing w:val="0"/>
+      </w:pPr>
+      <w:r>
         <w:rPr>
           <w:color w:val="FF0000"/>
           <w:szCs w:val="24"/>
         </w:rPr>
-      </w:pPr>
+        <w:t>Aqui</w:t>
+      </w:r>
       <w:r>
         <w:rPr>
           <w:color w:val="FF0000"/>
-          <w:szCs w:val="24"/>
-        </w:rPr>
-        <w:t>Quais são os principais motivos pelos quais os colaboradores da geração Z não estão se engajando com a empresa atualmente?</w:t>
-      </w:r>
-    </w:p>
-    <w:p>
-      <w:pPr>
-        <w:tabs>
-          <w:tab w:val="left" w:pos="5794"/>
-        </w:tabs>
-        <w:ind w:left="190" w:firstLine="0"/>
-        <w:rPr>
-          <w:color w:val="FF0000"/>
-          <w:szCs w:val="24"/>
-        </w:rPr>
-      </w:pPr>
-    </w:p>
-    <w:p>
-      <w:pPr>
-        <w:tabs>
-          <w:tab w:val="left" w:pos="5794"/>
-        </w:tabs>
-        <w:ind w:left="190" w:firstLine="0"/>
-        <w:rPr>
-          <w:color w:val="FF0000"/>
-          <w:szCs w:val="24"/>
-        </w:rPr>
-      </w:pPr>
-      <w:r>
-        <w:rPr>
-          <w:color w:val="FF0000"/>
-          <w:szCs w:val="24"/>
-        </w:rPr>
-        <w:t xml:space="preserve"> Motivos do não engajamento: Os colaboradores da geração Z podem não estar se engajando devido à falta de oportunidades de crescimento, falta de propósito no trabalho, cultura organizacional desatualizada, falta de reconhecimento e feedback, entre outros.</w:t>
-      </w:r>
-    </w:p>
-    <w:p>
-      <w:pPr>
-        <w:tabs>
-          <w:tab w:val="left" w:pos="5794"/>
-        </w:tabs>
-        <w:ind w:left="190" w:firstLine="0"/>
-        <w:rPr>
-          <w:color w:val="FF0000"/>
-          <w:szCs w:val="24"/>
-        </w:rPr>
-      </w:pPr>
-    </w:p>
-    <w:p>
-      <w:pPr>
-        <w:tabs>
-          <w:tab w:val="left" w:pos="5794"/>
-        </w:tabs>
-        <w:ind w:left="190" w:firstLine="0"/>
-        <w:rPr>
-          <w:color w:val="FF0000"/>
-          <w:szCs w:val="24"/>
-        </w:rPr>
-      </w:pPr>
-    </w:p>
-    <w:p>
-      <w:pPr>
-        <w:pStyle w:val="PargrafodaLista"/>
-        <w:numPr>
-          <w:ilvl w:val="0"/>
-          <w:numId w:val="35"/>
-        </w:numPr>
-        <w:tabs>
-          <w:tab w:val="left" w:pos="5794"/>
-        </w:tabs>
-        <w:contextualSpacing w:val="0"/>
-        <w:rPr>
-          <w:color w:val="FF0000"/>
-          <w:szCs w:val="24"/>
-        </w:rPr>
-      </w:pPr>
-      <w:r>
-        <w:rPr>
-          <w:color w:val="FF0000"/>
-          <w:szCs w:val="24"/>
-        </w:rPr>
-        <w:t>Quais são os desafios específicos enfrentados pela empresa ao reter colaboradores da geração Z?</w:t>
-      </w:r>
-    </w:p>
-    <w:p>
-      <w:pPr>
-        <w:tabs>
-          <w:tab w:val="left" w:pos="5794"/>
-        </w:tabs>
-        <w:ind w:left="190" w:firstLine="0"/>
-        <w:rPr>
-          <w:color w:val="FF0000"/>
-          <w:szCs w:val="24"/>
-        </w:rPr>
-      </w:pPr>
-    </w:p>
-    <w:p>
-      <w:pPr>
-        <w:tabs>
-          <w:tab w:val="left" w:pos="5794"/>
-        </w:tabs>
-        <w:ind w:left="190" w:firstLine="0"/>
-        <w:rPr>
-          <w:color w:val="FF0000"/>
-          <w:szCs w:val="24"/>
-        </w:rPr>
-      </w:pPr>
-      <w:r>
-        <w:rPr>
-          <w:color w:val="FF0000"/>
-          <w:szCs w:val="24"/>
-        </w:rPr>
-        <w:t xml:space="preserve"> Desafios de retenção específicos: Os desafios incluem a alta rotatividade, dificuldade em manter os colaboradores motivados, falta de alinhamento entre os valores da empresa e os valores da geração Z, e competição com empresas que oferecem melhores benefícios e oportunidades de crescimento.</w:t>
-      </w:r>
-    </w:p>
-    <w:p>
-      <w:pPr>
-        <w:tabs>
-          <w:tab w:val="left" w:pos="5794"/>
-        </w:tabs>
-        <w:rPr>
-          <w:color w:val="FF0000"/>
-          <w:szCs w:val="24"/>
-        </w:rPr>
-      </w:pPr>
-    </w:p>
-    <w:p>
-      <w:pPr>
-        <w:tabs>
-          <w:tab w:val="left" w:pos="5794"/>
-        </w:tabs>
-        <w:rPr>
-          <w:color w:val="FF0000"/>
-          <w:szCs w:val="24"/>
-        </w:rPr>
-      </w:pPr>
-    </w:p>
-    <w:p>
-      <w:pPr>
-        <w:tabs>
-          <w:tab w:val="left" w:pos="5794"/>
-        </w:tabs>
-        <w:rPr>
-          <w:color w:val="FF0000"/>
-          <w:szCs w:val="24"/>
-        </w:rPr>
-      </w:pPr>
-    </w:p>
-    <w:p>
-      <w:pPr>
-        <w:pStyle w:val="PargrafodaLista"/>
-        <w:numPr>
-          <w:ilvl w:val="0"/>
-          <w:numId w:val="35"/>
-        </w:numPr>
-        <w:tabs>
-          <w:tab w:val="left" w:pos="5794"/>
-        </w:tabs>
-        <w:contextualSpacing w:val="0"/>
-        <w:rPr>
-          <w:color w:val="FF0000"/>
-          <w:szCs w:val="24"/>
-        </w:rPr>
-      </w:pPr>
-      <w:r>
-        <w:rPr>
-          <w:color w:val="FF0000"/>
-          <w:szCs w:val="24"/>
-        </w:rPr>
-        <w:t>Como o não engajamento dos colaboradores da geração Z está afetando a cultura organizacional da empresa?</w:t>
-      </w:r>
-    </w:p>
-    <w:p>
-      <w:pPr>
-        <w:tabs>
-          <w:tab w:val="left" w:pos="5794"/>
-        </w:tabs>
-        <w:ind w:left="190" w:firstLine="0"/>
-        <w:rPr>
-          <w:color w:val="FF0000"/>
-          <w:szCs w:val="24"/>
-        </w:rPr>
-      </w:pPr>
-    </w:p>
-    <w:p>
-      <w:pPr>
-        <w:tabs>
-          <w:tab w:val="left" w:pos="5794"/>
-        </w:tabs>
-        <w:ind w:left="190" w:firstLine="0"/>
-        <w:rPr>
-          <w:color w:val="FF0000"/>
-          <w:szCs w:val="24"/>
-        </w:rPr>
-      </w:pPr>
-      <w:r>
-        <w:rPr>
-          <w:color w:val="FF0000"/>
-          <w:szCs w:val="24"/>
-        </w:rPr>
-        <w:t>Impacto na cultura organizacional: O não engajamento da geração Z pode levar a uma cultura de desmotivação, baixa produtividade e falta de inovação, afetando negativamente o ambiente de trabalho e a colaboração entre as equipes.</w:t>
-      </w:r>
-    </w:p>
-    <w:p>
-      <w:pPr>
-        <w:tabs>
-          <w:tab w:val="left" w:pos="5794"/>
-        </w:tabs>
-        <w:ind w:left="190" w:firstLine="0"/>
-        <w:rPr>
-          <w:color w:val="FF0000"/>
-          <w:szCs w:val="24"/>
-        </w:rPr>
-      </w:pPr>
-    </w:p>
-    <w:p>
-      <w:pPr>
-        <w:tabs>
-          <w:tab w:val="left" w:pos="5794"/>
-        </w:tabs>
-        <w:ind w:left="190" w:firstLine="0"/>
-        <w:rPr>
-          <w:color w:val="FF0000"/>
-          <w:szCs w:val="24"/>
-        </w:rPr>
-      </w:pPr>
-    </w:p>
-    <w:p>
-      <w:pPr>
-        <w:pStyle w:val="PargrafodaLista"/>
-        <w:numPr>
-          <w:ilvl w:val="0"/>
-          <w:numId w:val="35"/>
-        </w:numPr>
-        <w:tabs>
-          <w:tab w:val="left" w:pos="5794"/>
-        </w:tabs>
-        <w:contextualSpacing w:val="0"/>
-        <w:rPr>
-          <w:color w:val="FF0000"/>
-          <w:szCs w:val="24"/>
-        </w:rPr>
-      </w:pPr>
-      <w:r>
-        <w:rPr>
-          <w:color w:val="FF0000"/>
-          <w:szCs w:val="24"/>
-        </w:rPr>
-        <w:t>Quais são as áreas específicas da empresa que estão sendo mais impactadas pela falta de retenção de talentos da geração Z?</w:t>
-      </w:r>
-    </w:p>
-    <w:p>
-      <w:pPr>
-        <w:tabs>
-          <w:tab w:val="left" w:pos="5794"/>
-        </w:tabs>
-        <w:ind w:left="190" w:firstLine="0"/>
-        <w:rPr>
-          <w:color w:val="FF0000"/>
-          <w:szCs w:val="24"/>
-        </w:rPr>
-      </w:pPr>
-    </w:p>
-    <w:p>
-      <w:pPr>
-        <w:tabs>
-          <w:tab w:val="left" w:pos="5794"/>
-        </w:tabs>
-        <w:rPr>
-          <w:color w:val="FF0000"/>
-          <w:szCs w:val="24"/>
-        </w:rPr>
-      </w:pPr>
-      <w:r>
-        <w:rPr>
-          <w:color w:val="FF0000"/>
-          <w:szCs w:val="24"/>
-        </w:rPr>
-        <w:t>Áreas impactadas: Departamentos-chave, como Recursos Humanos, podem ser afetados pela constante necessidade de recrutamento e treinamento de novos colaboradores. Além disso, áreas de produção e desenvolvimento podem sofrer com a falta de continuidade nos projetos devido à rotatividade.</w:t>
-      </w:r>
-    </w:p>
-    <w:p>
-      <w:pPr>
-        <w:tabs>
-          <w:tab w:val="left" w:pos="5794"/>
-        </w:tabs>
-        <w:rPr>
-          <w:color w:val="FF0000"/>
-          <w:szCs w:val="24"/>
-        </w:rPr>
-      </w:pPr>
-    </w:p>
-    <w:p>
-      <w:pPr>
-        <w:tabs>
-          <w:tab w:val="left" w:pos="5794"/>
-        </w:tabs>
-        <w:rPr>
-          <w:color w:val="FF0000"/>
-          <w:szCs w:val="24"/>
-        </w:rPr>
-      </w:pPr>
-    </w:p>
-    <w:p>
-      <w:pPr>
-        <w:tabs>
-          <w:tab w:val="left" w:pos="5794"/>
-        </w:tabs>
-        <w:rPr>
-          <w:color w:val="FF0000"/>
-          <w:szCs w:val="24"/>
-        </w:rPr>
-      </w:pPr>
-      <w:r>
-        <w:rPr>
-          <w:color w:val="FF0000"/>
-          <w:szCs w:val="24"/>
-        </w:rPr>
-        <w:t>5. Quais são as oportunidades que a empresa pode aproveitar para melhorar o engajamento e a retenção de colaboradores da geração Z?</w:t>
-      </w:r>
-    </w:p>
-    <w:p>
-      <w:pPr>
-        <w:tabs>
-          <w:tab w:val="left" w:pos="5794"/>
-        </w:tabs>
-        <w:rPr>
-          <w:color w:val="FF0000"/>
-          <w:szCs w:val="24"/>
-        </w:rPr>
-      </w:pPr>
-    </w:p>
-    <w:p>
-      <w:pPr>
-        <w:tabs>
-          <w:tab w:val="left" w:pos="5794"/>
-        </w:tabs>
-        <w:rPr>
-          <w:color w:val="FF0000"/>
-          <w:szCs w:val="24"/>
-        </w:rPr>
-      </w:pPr>
-      <w:r>
-        <w:rPr>
-          <w:color w:val="FF0000"/>
-          <w:szCs w:val="24"/>
-        </w:rPr>
-        <w:t>Oportunidades de melhoria: A empresa pode aproveitar oportunidades para implementar programas de desenvolvimento de liderança, oferecer mais flexibilidade no trabalho, promover uma cultura de feedback contínuo e investir em tecnologia para facilitar a colaboração e o trabalho remoto.</w:t>
-      </w:r>
-    </w:p>
-    <w:p>
-      <w:pPr>
-        <w:tabs>
-          <w:tab w:val="left" w:pos="5794"/>
-        </w:tabs>
-        <w:rPr>
-          <w:color w:val="FF0000"/>
-          <w:szCs w:val="24"/>
-        </w:rPr>
-      </w:pPr>
-    </w:p>
-    <w:p>
-      <w:pPr>
-        <w:tabs>
-          <w:tab w:val="left" w:pos="5794"/>
-        </w:tabs>
-        <w:rPr>
-          <w:color w:val="FF0000"/>
-          <w:szCs w:val="24"/>
-        </w:rPr>
-      </w:pPr>
-    </w:p>
-    <w:p>
-      <w:pPr>
-        <w:pStyle w:val="PargrafodaLista"/>
-        <w:numPr>
-          <w:ilvl w:val="0"/>
-          <w:numId w:val="36"/>
-        </w:numPr>
-        <w:tabs>
-          <w:tab w:val="left" w:pos="5794"/>
-        </w:tabs>
-        <w:contextualSpacing w:val="0"/>
-        <w:rPr>
-          <w:color w:val="FF0000"/>
-          <w:szCs w:val="24"/>
-        </w:rPr>
-      </w:pPr>
-      <w:r>
-        <w:rPr>
-          <w:color w:val="FF0000"/>
-          <w:szCs w:val="24"/>
-        </w:rPr>
-        <w:t>Quais são as ameaças externas que podem estar contribuindo para o não engajamento e a retenção de talentos da geração Z?</w:t>
-      </w:r>
-    </w:p>
-    <w:p>
-      <w:pPr>
-        <w:tabs>
-          <w:tab w:val="left" w:pos="5794"/>
-        </w:tabs>
-        <w:ind w:left="190" w:firstLine="0"/>
-        <w:rPr>
-          <w:color w:val="FF0000"/>
-          <w:szCs w:val="24"/>
-        </w:rPr>
-      </w:pPr>
-    </w:p>
-    <w:p>
-      <w:pPr>
-        <w:tabs>
-          <w:tab w:val="left" w:pos="5794"/>
-        </w:tabs>
-        <w:ind w:left="190" w:firstLine="0"/>
-        <w:rPr>
-          <w:color w:val="FF0000"/>
-          <w:szCs w:val="24"/>
-        </w:rPr>
-      </w:pPr>
-      <w:r>
-        <w:rPr>
-          <w:color w:val="FF0000"/>
-          <w:szCs w:val="24"/>
-        </w:rPr>
-        <w:t>Ameaças externas: A competição por talentos da geração Z é acirrada, e empresas concorrentes que oferecem melhores benefícios e um ambiente de trabalho mais atraente representam uma ameaça significativa à retenção de talentos.</w:t>
-      </w:r>
-    </w:p>
-    <w:p>
-      <w:pPr>
-        <w:tabs>
-          <w:tab w:val="left" w:pos="5794"/>
-        </w:tabs>
-        <w:rPr>
-          <w:color w:val="FF0000"/>
-          <w:szCs w:val="24"/>
-        </w:rPr>
-      </w:pPr>
-    </w:p>
-    <w:p>
-      <w:pPr>
-        <w:tabs>
-          <w:tab w:val="left" w:pos="5794"/>
-        </w:tabs>
-        <w:rPr>
-          <w:color w:val="FF0000"/>
-          <w:szCs w:val="24"/>
-        </w:rPr>
-      </w:pPr>
-    </w:p>
-    <w:p>
-      <w:pPr>
-        <w:tabs>
-          <w:tab w:val="left" w:pos="5794"/>
-        </w:tabs>
-        <w:rPr>
-          <w:color w:val="FF0000"/>
-          <w:szCs w:val="24"/>
-        </w:rPr>
-      </w:pPr>
-      <w:r>
-        <w:rPr>
-          <w:color w:val="FF0000"/>
-          <w:szCs w:val="24"/>
-        </w:rPr>
-        <w:t>7. Como a falta de engajamento dos colaboradores da geração Z está afetando a reputação da empresa no mercado de trabalho?</w:t>
-      </w:r>
-    </w:p>
-    <w:p>
-      <w:pPr>
-        <w:tabs>
-          <w:tab w:val="left" w:pos="5794"/>
-        </w:tabs>
-        <w:rPr>
-          <w:color w:val="FF0000"/>
-          <w:szCs w:val="24"/>
-        </w:rPr>
-      </w:pPr>
-    </w:p>
-    <w:p>
-      <w:pPr>
-        <w:tabs>
-          <w:tab w:val="left" w:pos="5794"/>
-        </w:tabs>
-        <w:rPr>
-          <w:color w:val="FF0000"/>
-          <w:szCs w:val="24"/>
-        </w:rPr>
-      </w:pPr>
-      <w:r>
-        <w:rPr>
-          <w:color w:val="FF0000"/>
-          <w:szCs w:val="24"/>
-        </w:rPr>
-        <w:t>Impacto na reputação: O não engajamento e a alta rotatividade podem prejudicar a reputação da empresa, tornando-a menos atraente para os talentos da geração Z que procuram empregadores comprometidos com o desenvolvimento e o bem-estar de seus colaboradores.</w:t>
-      </w:r>
-    </w:p>
-    <w:p>
-      <w:pPr>
-        <w:tabs>
-          <w:tab w:val="left" w:pos="5794"/>
-        </w:tabs>
-        <w:rPr>
-          <w:color w:val="FF0000"/>
-          <w:szCs w:val="24"/>
-        </w:rPr>
-      </w:pPr>
-    </w:p>
-    <w:p>
-      <w:pPr>
-        <w:tabs>
-          <w:tab w:val="left" w:pos="5794"/>
-        </w:tabs>
-        <w:rPr>
-          <w:color w:val="FF0000"/>
-          <w:szCs w:val="24"/>
-        </w:rPr>
-      </w:pPr>
-    </w:p>
-    <w:p>
-      <w:pPr>
-        <w:tabs>
-          <w:tab w:val="left" w:pos="5794"/>
-        </w:tabs>
-        <w:rPr>
-          <w:color w:val="FF0000"/>
-          <w:szCs w:val="24"/>
-        </w:rPr>
-      </w:pPr>
-      <w:r>
-        <w:rPr>
-          <w:color w:val="FF0000"/>
-          <w:szCs w:val="24"/>
-        </w:rPr>
-        <w:lastRenderedPageBreak/>
-        <w:t>8. Quais são os pontos fortes da empresa que podem ser alavancados para melhorar o engajamento e a retenção de talentos da geração Z?</w:t>
-      </w:r>
-    </w:p>
-    <w:p>
-      <w:pPr>
-        <w:tabs>
-          <w:tab w:val="left" w:pos="5794"/>
-        </w:tabs>
-        <w:rPr>
-          <w:color w:val="FF0000"/>
-          <w:szCs w:val="24"/>
-        </w:rPr>
-      </w:pPr>
-    </w:p>
-    <w:p>
-      <w:pPr>
-        <w:tabs>
-          <w:tab w:val="left" w:pos="5794"/>
-        </w:tabs>
-        <w:rPr>
-          <w:color w:val="FF0000"/>
-          <w:szCs w:val="24"/>
-        </w:rPr>
-      </w:pPr>
-      <w:r>
-        <w:rPr>
-          <w:color w:val="FF0000"/>
-          <w:szCs w:val="24"/>
-        </w:rPr>
-        <w:t>Pontos fortes a serem alavancados: A empresa pode se concentrar em pontos fortes, como sua marca empregadora, valores corporativos sólidos e oportunidades de crescimento para atrair e reter talentos da geração Z.</w:t>
-      </w:r>
-    </w:p>
-    <w:p>
-      <w:pPr>
-        <w:tabs>
-          <w:tab w:val="left" w:pos="5794"/>
-        </w:tabs>
-        <w:rPr>
-          <w:color w:val="FF0000"/>
-          <w:szCs w:val="24"/>
-        </w:rPr>
-      </w:pPr>
-    </w:p>
-    <w:p>
-      <w:pPr>
-        <w:tabs>
-          <w:tab w:val="left" w:pos="5794"/>
-        </w:tabs>
-        <w:rPr>
-          <w:color w:val="FF0000"/>
-          <w:szCs w:val="24"/>
-        </w:rPr>
-      </w:pPr>
-    </w:p>
-    <w:p>
-      <w:pPr>
-        <w:tabs>
-          <w:tab w:val="left" w:pos="5794"/>
-        </w:tabs>
-        <w:rPr>
-          <w:color w:val="FF0000"/>
-          <w:szCs w:val="24"/>
-        </w:rPr>
-      </w:pPr>
-      <w:r>
-        <w:rPr>
-          <w:color w:val="FF0000"/>
-          <w:szCs w:val="24"/>
-        </w:rPr>
-        <w:t>9. Quais são as fraquezas internas da empresa que estão contribuindo para o não engajamento e a retenção de colaboradores da geração Z?</w:t>
-      </w:r>
-    </w:p>
-    <w:p>
-      <w:pPr>
-        <w:tabs>
-          <w:tab w:val="left" w:pos="5794"/>
-        </w:tabs>
-        <w:rPr>
-          <w:color w:val="FF0000"/>
-          <w:szCs w:val="24"/>
-        </w:rPr>
-      </w:pPr>
-    </w:p>
-    <w:p>
-      <w:pPr>
-        <w:tabs>
-          <w:tab w:val="left" w:pos="5794"/>
-        </w:tabs>
-        <w:rPr>
-          <w:color w:val="FF0000"/>
-          <w:szCs w:val="24"/>
-        </w:rPr>
-      </w:pPr>
-      <w:r>
-        <w:rPr>
-          <w:color w:val="FF0000"/>
-          <w:szCs w:val="24"/>
-        </w:rPr>
-        <w:t>Fraquezas internas: Fraquezas internas podem incluir processos de recrutamento desatualizados, falta de investimento em desenvolvimento de liderança e falta de comunicação eficaz com os colaboradores.</w:t>
-      </w:r>
-    </w:p>
-    <w:p>
-      <w:pPr>
-        <w:tabs>
-          <w:tab w:val="left" w:pos="5794"/>
-        </w:tabs>
-        <w:rPr>
-          <w:color w:val="FF0000"/>
-          <w:szCs w:val="24"/>
-        </w:rPr>
-      </w:pPr>
-    </w:p>
-    <w:p>
-      <w:pPr>
-        <w:tabs>
-          <w:tab w:val="left" w:pos="5794"/>
-        </w:tabs>
-        <w:rPr>
-          <w:color w:val="FF0000"/>
-          <w:szCs w:val="24"/>
-        </w:rPr>
-      </w:pPr>
-    </w:p>
-    <w:p>
-      <w:pPr>
-        <w:tabs>
-          <w:tab w:val="left" w:pos="5794"/>
-        </w:tabs>
-        <w:rPr>
-          <w:color w:val="FF0000"/>
-          <w:szCs w:val="24"/>
-        </w:rPr>
-      </w:pPr>
-    </w:p>
-    <w:p>
-      <w:pPr>
-        <w:tabs>
-          <w:tab w:val="left" w:pos="5794"/>
-        </w:tabs>
-        <w:rPr>
-          <w:color w:val="FF0000"/>
-          <w:szCs w:val="24"/>
-        </w:rPr>
-      </w:pPr>
-    </w:p>
-    <w:p>
-      <w:pPr>
-        <w:tabs>
-          <w:tab w:val="left" w:pos="5794"/>
-        </w:tabs>
-        <w:rPr>
-          <w:color w:val="FF0000"/>
-          <w:szCs w:val="24"/>
-        </w:rPr>
-      </w:pPr>
-    </w:p>
-    <w:p>
-      <w:pPr>
-        <w:tabs>
-          <w:tab w:val="left" w:pos="5794"/>
-        </w:tabs>
-        <w:rPr>
-          <w:color w:val="FF0000"/>
-          <w:szCs w:val="24"/>
-        </w:rPr>
-      </w:pPr>
-    </w:p>
-    <w:p>
-      <w:pPr>
-        <w:tabs>
-          <w:tab w:val="left" w:pos="5794"/>
-        </w:tabs>
-        <w:rPr>
-          <w:color w:val="FF0000"/>
-          <w:szCs w:val="24"/>
-        </w:rPr>
-      </w:pPr>
-    </w:p>
-    <w:p>
-      <w:pPr>
-        <w:tabs>
-          <w:tab w:val="left" w:pos="5794"/>
-        </w:tabs>
-        <w:rPr>
-          <w:color w:val="FF0000"/>
-          <w:szCs w:val="24"/>
-        </w:rPr>
-      </w:pPr>
-      <w:r>
-        <w:rPr>
-          <w:color w:val="FF0000"/>
-          <w:szCs w:val="24"/>
-        </w:rPr>
-        <w:t>10. Como a falta de engajamento dos colaboradores da geração Z está afetando a capacidade da empresa de atrair novos talentos?</w:t>
-      </w:r>
-    </w:p>
-    <w:p>
-      <w:pPr>
-        <w:tabs>
-          <w:tab w:val="left" w:pos="5794"/>
-        </w:tabs>
-        <w:rPr>
-          <w:color w:val="FF0000"/>
-          <w:szCs w:val="24"/>
-        </w:rPr>
-      </w:pPr>
-    </w:p>
-    <w:p>
-      <w:pPr>
-        <w:tabs>
-          <w:tab w:val="left" w:pos="5794"/>
-        </w:tabs>
-        <w:rPr>
-          <w:color w:val="FF0000"/>
-          <w:szCs w:val="24"/>
-        </w:rPr>
-      </w:pPr>
-      <w:r>
-        <w:rPr>
-          <w:color w:val="FF0000"/>
-          <w:szCs w:val="24"/>
-        </w:rPr>
-        <w:t>Impacto na aquisição de novos talentos: O não engajamento e a retenção de colaboradores da geração Z podem prejudicar a capacidade da empresa de atrair novos talentos, pois uma reputação negativa no mercado de trabalho pode afastar os candidatos em potencial.</w:t>
-      </w:r>
-    </w:p>
-    <w:p>
-      <w:pPr>
-        <w:tabs>
-          <w:tab w:val="left" w:pos="5794"/>
-        </w:tabs>
-        <w:rPr>
-          <w:color w:val="FF0000"/>
-          <w:szCs w:val="24"/>
-        </w:rPr>
-      </w:pPr>
-    </w:p>
-    <w:p>
-      <w:pPr>
-        <w:tabs>
-          <w:tab w:val="left" w:pos="5794"/>
-        </w:tabs>
-        <w:rPr>
-          <w:color w:val="FF0000"/>
-          <w:szCs w:val="24"/>
-        </w:rPr>
-      </w:pPr>
-    </w:p>
-    <w:p>
-      <w:pPr>
-        <w:tabs>
-          <w:tab w:val="left" w:pos="5794"/>
-        </w:tabs>
-        <w:rPr>
-          <w:color w:val="FF0000"/>
-          <w:szCs w:val="24"/>
-        </w:rPr>
-      </w:pPr>
-    </w:p>
-    <w:p>
-      <w:pPr>
-        <w:tabs>
-          <w:tab w:val="left" w:pos="5794"/>
-        </w:tabs>
-        <w:rPr>
-          <w:color w:val="FF0000"/>
-          <w:szCs w:val="24"/>
-        </w:rPr>
-      </w:pPr>
-    </w:p>
-    <w:p>
-      <w:pPr>
-        <w:tabs>
-          <w:tab w:val="left" w:pos="5794"/>
-        </w:tabs>
-        <w:rPr>
-          <w:color w:val="FF0000"/>
-          <w:szCs w:val="24"/>
-        </w:rPr>
-      </w:pPr>
-      <w:r>
-        <w:rPr>
-          <w:color w:val="FF0000"/>
-          <w:szCs w:val="24"/>
-        </w:rPr>
-        <w:t>11. Quais são os impactos financeiros diretos e indiretos do não engajamento e da retenção de colaboradores da geração Z na empresa?</w:t>
-      </w:r>
-    </w:p>
-    <w:p>
-      <w:pPr>
-        <w:tabs>
-          <w:tab w:val="left" w:pos="5794"/>
-        </w:tabs>
-        <w:rPr>
-          <w:color w:val="FF0000"/>
-          <w:szCs w:val="24"/>
-        </w:rPr>
-      </w:pPr>
-    </w:p>
-    <w:p>
-      <w:pPr>
-        <w:tabs>
-          <w:tab w:val="left" w:pos="5794"/>
-        </w:tabs>
-        <w:rPr>
-          <w:color w:val="FF0000"/>
-          <w:szCs w:val="24"/>
-        </w:rPr>
-      </w:pPr>
-      <w:r>
-        <w:rPr>
-          <w:color w:val="FF0000"/>
-          <w:szCs w:val="24"/>
-        </w:rPr>
-        <w:t>Impactos financeiros: Os impactos financeiros incluem custos de recrutamento e treinamento de novos colaboradores, perda de produtividade devido à rotatividade e possíveis penalidades por não atender a prazos de projetos devido à falta de continuidade da equipe.</w:t>
-      </w:r>
-    </w:p>
-    <w:p>
-      <w:pPr>
-        <w:tabs>
-          <w:tab w:val="left" w:pos="5794"/>
-        </w:tabs>
-        <w:rPr>
-          <w:color w:val="FF0000"/>
-          <w:szCs w:val="24"/>
-        </w:rPr>
-      </w:pPr>
-    </w:p>
-    <w:p>
-      <w:pPr>
-        <w:tabs>
-          <w:tab w:val="left" w:pos="5794"/>
-        </w:tabs>
-        <w:rPr>
-          <w:color w:val="FF0000"/>
-          <w:szCs w:val="24"/>
-        </w:rPr>
-      </w:pPr>
-    </w:p>
-    <w:p>
-      <w:pPr>
-        <w:tabs>
-          <w:tab w:val="left" w:pos="5794"/>
-        </w:tabs>
-        <w:rPr>
-          <w:color w:val="FF0000"/>
-          <w:szCs w:val="24"/>
-        </w:rPr>
-      </w:pPr>
-      <w:r>
-        <w:rPr>
-          <w:color w:val="FF0000"/>
-          <w:szCs w:val="24"/>
-        </w:rPr>
-        <w:t>12. Como a falta de desenvolvimento de programas de capacitação e crescimento profissional está contribuindo para o não engajamento e a retenção de talentos da geração Z?</w:t>
-      </w:r>
-    </w:p>
-    <w:p>
-      <w:pPr>
-        <w:tabs>
-          <w:tab w:val="left" w:pos="5794"/>
-        </w:tabs>
-        <w:rPr>
-          <w:color w:val="FF0000"/>
-          <w:szCs w:val="24"/>
-        </w:rPr>
-      </w:pPr>
-    </w:p>
-    <w:p>
-      <w:pPr>
-        <w:tabs>
-          <w:tab w:val="left" w:pos="5794"/>
-        </w:tabs>
-        <w:rPr>
-          <w:color w:val="FF0000"/>
-          <w:szCs w:val="24"/>
-        </w:rPr>
-      </w:pPr>
-      <w:r>
-        <w:rPr>
-          <w:color w:val="FF0000"/>
-          <w:szCs w:val="24"/>
-        </w:rPr>
-        <w:t>Falta de programas de capacitação: A falta de investimento em programas de capacitação e desenvolvimento profissional pode levar à estagnação dos colaboradores da geração Z, tornando-os mais propensos a buscar oportunidades em outras empresas que ofereçam melhores perspectivas de crescimento.</w:t>
-      </w:r>
-    </w:p>
-    <w:p>
-      <w:pPr>
-        <w:pStyle w:val="Ttulo2"/>
-      </w:pPr>
-      <w:r>
-        <w:br w:type="page"/>
-      </w:r>
-      <w:bookmarkStart w:id="19" w:name="_Toc230704268"/>
-      <w:r>
-        <w:lastRenderedPageBreak/>
-        <w:t>ANEXO 2: AUTORIZAÇÃO DE IMAGEM</w:t>
-      </w:r>
-      <w:bookmarkEnd w:id="19"/>
-    </w:p>
-    <w:p>
-      <w:pPr>
-        <w:pStyle w:val="NormalWeb"/>
-      </w:pPr>
-      <w:r>
-        <w:rPr>
-          <w:noProof/>
-        </w:rPr>
-        <w:drawing>
-          <wp:inline distT="0" distB="0" distL="0" distR="0" wp14:anchorId="3DE80338" wp14:editId="285B4ED0">
-            <wp:extent cx="5400675" cy="7454265"/>
-            <wp:effectExtent l="0" t="0" r="9525" b="0"/>
-            <wp:docPr id="765481671" name="Imagem 1" descr="Texto, Carta&#10;&#10;Descrição gerada automaticamente"/>
-            <wp:cNvGraphicFramePr>
-              <a:graphicFrameLocks xmlns:a="http://schemas.openxmlformats.org/drawingml/2006/main" noChangeAspect="1"/>
-            </wp:cNvGraphicFramePr>
-            <a:graphic xmlns:a="http://schemas.openxmlformats.org/drawingml/2006/main">
-              <a:graphicData uri="http://schemas.openxmlformats.org/drawingml/2006/picture">
-                <pic:pic xmlns:pic="http://schemas.openxmlformats.org/drawingml/2006/picture">
-                  <pic:nvPicPr>
-                    <pic:cNvPr id="765481671" name="Imagem 1" descr="Texto, Carta&#10;&#10;Descrição gerada automaticamente"/>
-                    <pic:cNvPicPr>
-                      <a:picLocks noChangeAspect="1" noChangeArrowheads="1"/>
-                    </pic:cNvPicPr>
-                  </pic:nvPicPr>
-                  <pic:blipFill>
-                    <a:blip r:embed="rId12">
-                      <a:duotone>
-                        <a:prstClr val="black"/>
-                        <a:srgbClr val="FF0000">
-                          <a:tint val="45000"/>
-                          <a:satMod val="400000"/>
-                        </a:srgbClr>
-                      </a:duotone>
-                      <a:extLst>
-                        <a:ext uri="{28A0092B-C50C-407E-A947-70E740481C1C}">
-                          <a14:useLocalDpi xmlns:a14="http://schemas.microsoft.com/office/drawing/2010/main" val="0"/>
-                        </a:ext>
-                      </a:extLst>
-                    </a:blip>
-                    <a:srcRect/>
-                    <a:stretch>
-                      <a:fillRect/>
-                    </a:stretch>
-                  </pic:blipFill>
-                  <pic:spPr bwMode="auto">
-                    <a:xfrm>
-                      <a:off x="0" y="0"/>
-                      <a:ext cx="5400675" cy="7454265"/>
-                    </a:xfrm>
-                    <a:prstGeom prst="rect">
-                      <a:avLst/>
-                    </a:prstGeom>
-                    <a:noFill/>
-                    <a:ln>
-                      <a:noFill/>
-                    </a:ln>
-                  </pic:spPr>
-                </pic:pic>
-              </a:graphicData>
-            </a:graphic>
-          </wp:inline>
-        </w:drawing>
+        </w:rPr>
+        <w:t>.</w:t>
       </w:r>
     </w:p>
     <w:sectPr>
-      <w:headerReference w:type="default" r:id="rId13"/>
+      <w:headerReference w:type="default" r:id="rId8"/>
       <w:pgSz w:w="11906" w:h="16838"/>
       <w:pgMar w:top="1701" w:right="1700" w:bottom="1134" w:left="1701" w:header="720" w:footer="709" w:gutter="0"/>
       <w:pgNumType w:start="8"/>
@@ -12070,58 +9470,6 @@
 
 <file path=word/header1.xml><?xml version="1.0" encoding="utf-8"?>
 <w:hdr xmlns:wpc="http://schemas.microsoft.com/office/word/2010/wordprocessingCanvas" xmlns:cx="http://schemas.microsoft.com/office/drawing/2014/chartex" xmlns:cx1="http://schemas.microsoft.com/office/drawing/2015/9/8/chartex" xmlns:cx2="http://schemas.microsoft.com/office/drawing/2015/10/21/chartex" xmlns:cx3="http://schemas.microsoft.com/office/drawing/2016/5/9/chartex" xmlns:cx4="http://schemas.microsoft.com/office/drawing/2016/5/10/chartex" xmlns:cx5="http://schemas.microsoft.com/office/drawing/2016/5/11/chartex" xmlns:cx6="http://schemas.microsoft.com/office/drawing/2016/5/12/chartex" xmlns:cx7="http://schemas.microsoft.com/office/drawing/2016/5/13/chartex" xmlns:cx8="http://schemas.microsoft.com/office/drawing/2016/5/14/chartex" xmlns:mc="http://schemas.openxmlformats.org/markup-compatibility/2006" xmlns:aink="http://schemas.microsoft.com/office/drawing/2016/ink" xmlns:am3d="http://schemas.microsoft.com/office/drawing/2017/model3d" xmlns:o="urn:schemas-microsoft-com:office:office" xmlns:oel="http://schemas.microsoft.com/office/2019/extlst" xmlns:r="http://schemas.openxmlformats.org/officeDocument/2006/relationships" xmlns:m="http://schemas.openxmlformats.org/officeDocument/2006/math" xmlns:v="urn:schemas-microsoft-com:vml" xmlns:wp14="http://schemas.microsoft.com/office/word/2010/wordprocessingDrawing" xmlns:wp="http://schemas.openxmlformats.org/drawingml/2006/wordprocessingDrawing" xmlns:w10="urn:schemas-microsoft-com:office:word" xmlns:w="http://schemas.openxmlformats.org/wordprocessingml/2006/main" xmlns:w14="http://schemas.microsoft.com/office/word/2010/wordml" xmlns:w15="http://schemas.microsoft.com/office/word/2012/wordml" xmlns:w16cex="http://schemas.microsoft.com/office/word/2018/wordml/cex" xmlns:w16cid="http://schemas.microsoft.com/office/word/2016/wordml/cid" xmlns:w16="http://schemas.microsoft.com/office/word/2018/wordml" xmlns:w16sdtdh="http://schemas.microsoft.com/office/word/2020/wordml/sdtdatahash" xmlns:w16se="http://schemas.microsoft.com/office/word/2015/wordml/symex" xmlns:wpg="http://schemas.microsoft.com/office/word/2010/wordprocessingGroup" xmlns:wpi="http://schemas.microsoft.com/office/word/2010/wordprocessingInk" xmlns:wne="http://schemas.microsoft.com/office/word/2006/wordml" xmlns:wps="http://schemas.microsoft.com/office/word/2010/wordprocessingShape" mc:Ignorable="w14 w15 w16se w16cid w16 w16cex w16sdtdh wp14">
-  <w:p>
-    <w:pPr>
-      <w:pStyle w:val="Cabealho"/>
-      <w:jc w:val="right"/>
-    </w:pPr>
-  </w:p>
-  <w:p>
-    <w:pPr>
-      <w:pStyle w:val="Cabealho"/>
-    </w:pPr>
-  </w:p>
-</w:hdr>
-</file>
-
-<file path=word/header2.xml><?xml version="1.0" encoding="utf-8"?>
-<w:hdr xmlns:wpc="http://schemas.microsoft.com/office/word/2010/wordprocessingCanvas" xmlns:cx="http://schemas.microsoft.com/office/drawing/2014/chartex" xmlns:cx1="http://schemas.microsoft.com/office/drawing/2015/9/8/chartex" xmlns:cx2="http://schemas.microsoft.com/office/drawing/2015/10/21/chartex" xmlns:cx3="http://schemas.microsoft.com/office/drawing/2016/5/9/chartex" xmlns:cx4="http://schemas.microsoft.com/office/drawing/2016/5/10/chartex" xmlns:cx5="http://schemas.microsoft.com/office/drawing/2016/5/11/chartex" xmlns:cx6="http://schemas.microsoft.com/office/drawing/2016/5/12/chartex" xmlns:cx7="http://schemas.microsoft.com/office/drawing/2016/5/13/chartex" xmlns:cx8="http://schemas.microsoft.com/office/drawing/2016/5/14/chartex" xmlns:mc="http://schemas.openxmlformats.org/markup-compatibility/2006" xmlns:aink="http://schemas.microsoft.com/office/drawing/2016/ink" xmlns:am3d="http://schemas.microsoft.com/office/drawing/2017/model3d" xmlns:o="urn:schemas-microsoft-com:office:office" xmlns:oel="http://schemas.microsoft.com/office/2019/extlst" xmlns:r="http://schemas.openxmlformats.org/officeDocument/2006/relationships" xmlns:m="http://schemas.openxmlformats.org/officeDocument/2006/math" xmlns:v="urn:schemas-microsoft-com:vml" xmlns:wp14="http://schemas.microsoft.com/office/word/2010/wordprocessingDrawing" xmlns:wp="http://schemas.openxmlformats.org/drawingml/2006/wordprocessingDrawing" xmlns:w10="urn:schemas-microsoft-com:office:word" xmlns:w="http://schemas.openxmlformats.org/wordprocessingml/2006/main" xmlns:w14="http://schemas.microsoft.com/office/word/2010/wordml" xmlns:w15="http://schemas.microsoft.com/office/word/2012/wordml" xmlns:w16cex="http://schemas.microsoft.com/office/word/2018/wordml/cex" xmlns:w16cid="http://schemas.microsoft.com/office/word/2016/wordml/cid" xmlns:w16="http://schemas.microsoft.com/office/word/2018/wordml" xmlns:w16sdtdh="http://schemas.microsoft.com/office/word/2020/wordml/sdtdatahash" xmlns:w16se="http://schemas.microsoft.com/office/word/2015/wordml/symex" xmlns:wpg="http://schemas.microsoft.com/office/word/2010/wordprocessingGroup" xmlns:wpi="http://schemas.microsoft.com/office/word/2010/wordprocessingInk" xmlns:wne="http://schemas.microsoft.com/office/word/2006/wordml" xmlns:wps="http://schemas.microsoft.com/office/word/2010/wordprocessingShape" mc:Ignorable="w14 w15 w16se w16cid w16 w16cex w16sdtdh wp14">
-  <w:sdt>
-    <w:sdtPr>
-      <w:id w:val="-208720277"/>
-      <w:docPartObj>
-        <w:docPartGallery w:val="Page Numbers (Top of Page)"/>
-        <w:docPartUnique/>
-      </w:docPartObj>
-    </w:sdtPr>
-    <w:sdtEndPr/>
-    <w:sdtContent>
-      <w:p>
-        <w:pPr>
-          <w:pStyle w:val="Cabealho"/>
-          <w:jc w:val="right"/>
-        </w:pPr>
-        <w:r>
-          <w:fldChar w:fldCharType="begin"/>
-        </w:r>
-        <w:r>
-          <w:instrText>PAGE   \* MERGEFORMAT</w:instrText>
-        </w:r>
-        <w:r>
-          <w:fldChar w:fldCharType="separate"/>
-        </w:r>
-        <w:r>
-          <w:rPr>
-            <w:noProof/>
-          </w:rPr>
-          <w:t>19</w:t>
-        </w:r>
-        <w:r>
-          <w:fldChar w:fldCharType="end"/>
-        </w:r>
-      </w:p>
-    </w:sdtContent>
-  </w:sdt>
   <w:p>
     <w:pPr>
       <w:pStyle w:val="Cabealho"/>
@@ -14522,6 +11870,119 @@
     </w:lvl>
   </w:abstractNum>
   <w:abstractNum w:abstractNumId="22" w15:restartNumberingAfterBreak="0">
+    <w:nsid w:val="4D492584"/>
+    <w:multiLevelType w:val="hybridMultilevel"/>
+    <w:tmpl w:val="C63C6FA2"/>
+    <w:lvl w:ilvl="0" w:tplc="04160001">
+      <w:start w:val="1"/>
+      <w:numFmt w:val="bullet"/>
+      <w:lvlText w:val=""/>
+      <w:lvlJc w:val="left"/>
+      <w:pPr>
+        <w:ind w:left="134" w:hanging="360"/>
+      </w:pPr>
+      <w:rPr>
+        <w:rFonts w:ascii="Symbol" w:hAnsi="Symbol" w:hint="default"/>
+      </w:rPr>
+    </w:lvl>
+    <w:lvl w:ilvl="1" w:tplc="04160003" w:tentative="1">
+      <w:start w:val="1"/>
+      <w:numFmt w:val="bullet"/>
+      <w:lvlText w:val="o"/>
+      <w:lvlJc w:val="left"/>
+      <w:pPr>
+        <w:ind w:left="854" w:hanging="360"/>
+      </w:pPr>
+      <w:rPr>
+        <w:rFonts w:ascii="Courier New" w:hAnsi="Courier New" w:cs="Courier New" w:hint="default"/>
+      </w:rPr>
+    </w:lvl>
+    <w:lvl w:ilvl="2" w:tplc="04160005" w:tentative="1">
+      <w:start w:val="1"/>
+      <w:numFmt w:val="bullet"/>
+      <w:lvlText w:val=""/>
+      <w:lvlJc w:val="left"/>
+      <w:pPr>
+        <w:ind w:left="1574" w:hanging="360"/>
+      </w:pPr>
+      <w:rPr>
+        <w:rFonts w:ascii="Wingdings" w:hAnsi="Wingdings" w:hint="default"/>
+      </w:rPr>
+    </w:lvl>
+    <w:lvl w:ilvl="3" w:tplc="04160001" w:tentative="1">
+      <w:start w:val="1"/>
+      <w:numFmt w:val="bullet"/>
+      <w:lvlText w:val=""/>
+      <w:lvlJc w:val="left"/>
+      <w:pPr>
+        <w:ind w:left="2294" w:hanging="360"/>
+      </w:pPr>
+      <w:rPr>
+        <w:rFonts w:ascii="Symbol" w:hAnsi="Symbol" w:hint="default"/>
+      </w:rPr>
+    </w:lvl>
+    <w:lvl w:ilvl="4" w:tplc="04160003" w:tentative="1">
+      <w:start w:val="1"/>
+      <w:numFmt w:val="bullet"/>
+      <w:lvlText w:val="o"/>
+      <w:lvlJc w:val="left"/>
+      <w:pPr>
+        <w:ind w:left="3014" w:hanging="360"/>
+      </w:pPr>
+      <w:rPr>
+        <w:rFonts w:ascii="Courier New" w:hAnsi="Courier New" w:cs="Courier New" w:hint="default"/>
+      </w:rPr>
+    </w:lvl>
+    <w:lvl w:ilvl="5" w:tplc="04160005" w:tentative="1">
+      <w:start w:val="1"/>
+      <w:numFmt w:val="bullet"/>
+      <w:lvlText w:val=""/>
+      <w:lvlJc w:val="left"/>
+      <w:pPr>
+        <w:ind w:left="3734" w:hanging="360"/>
+      </w:pPr>
+      <w:rPr>
+        <w:rFonts w:ascii="Wingdings" w:hAnsi="Wingdings" w:hint="default"/>
+      </w:rPr>
+    </w:lvl>
+    <w:lvl w:ilvl="6" w:tplc="04160001" w:tentative="1">
+      <w:start w:val="1"/>
+      <w:numFmt w:val="bullet"/>
+      <w:lvlText w:val=""/>
+      <w:lvlJc w:val="left"/>
+      <w:pPr>
+        <w:ind w:left="4454" w:hanging="360"/>
+      </w:pPr>
+      <w:rPr>
+        <w:rFonts w:ascii="Symbol" w:hAnsi="Symbol" w:hint="default"/>
+      </w:rPr>
+    </w:lvl>
+    <w:lvl w:ilvl="7" w:tplc="04160003" w:tentative="1">
+      <w:start w:val="1"/>
+      <w:numFmt w:val="bullet"/>
+      <w:lvlText w:val="o"/>
+      <w:lvlJc w:val="left"/>
+      <w:pPr>
+        <w:ind w:left="5174" w:hanging="360"/>
+      </w:pPr>
+      <w:rPr>
+        <w:rFonts w:ascii="Courier New" w:hAnsi="Courier New" w:cs="Courier New" w:hint="default"/>
+      </w:rPr>
+    </w:lvl>
+    <w:lvl w:ilvl="8" w:tplc="04160005" w:tentative="1">
+      <w:start w:val="1"/>
+      <w:numFmt w:val="bullet"/>
+      <w:lvlText w:val=""/>
+      <w:lvlJc w:val="left"/>
+      <w:pPr>
+        <w:ind w:left="5894" w:hanging="360"/>
+      </w:pPr>
+      <w:rPr>
+        <w:rFonts w:ascii="Wingdings" w:hAnsi="Wingdings" w:hint="default"/>
+      </w:rPr>
+    </w:lvl>
+  </w:abstractNum>
+  <w:abstractNum w:abstractNumId="23" w15:restartNumberingAfterBreak="0">
     <w:nsid w:val="52030315"/>
     <w:multiLevelType w:val="hybridMultilevel"/>
     <w:tmpl w:val="71F890C8"/>
@@ -14531,7 +11992,7 @@
       <w:lvlText w:val=""/>
       <w:lvlJc w:val="left"/>
       <w:pPr>
-        <w:ind w:left="772" w:hanging="360"/>
+        <w:ind w:left="360" w:hanging="360"/>
       </w:pPr>
       <w:rPr>
         <w:rFonts w:ascii="Symbol" w:hAnsi="Symbol" w:hint="default"/>
@@ -14543,7 +12004,7 @@
       <w:lvlText w:val="o"/>
       <w:lvlJc w:val="left"/>
       <w:pPr>
-        <w:ind w:left="1492" w:hanging="360"/>
+        <w:ind w:left="1080" w:hanging="360"/>
       </w:pPr>
       <w:rPr>
         <w:rFonts w:ascii="Courier New" w:hAnsi="Courier New" w:cs="Courier New" w:hint="default"/>
@@ -14555,7 +12016,7 @@
       <w:lvlText w:val=""/>
       <w:lvlJc w:val="left"/>
       <w:pPr>
-        <w:ind w:left="2212" w:hanging="360"/>
+        <w:ind w:left="1800" w:hanging="360"/>
       </w:pPr>
       <w:rPr>
         <w:rFonts w:ascii="Wingdings" w:hAnsi="Wingdings" w:hint="default"/>
@@ -14567,7 +12028,7 @@
       <w:lvlText w:val=""/>
       <w:lvlJc w:val="left"/>
       <w:pPr>
-        <w:ind w:left="2932" w:hanging="360"/>
+        <w:ind w:left="2520" w:hanging="360"/>
       </w:pPr>
       <w:rPr>
         <w:rFonts w:ascii="Symbol" w:hAnsi="Symbol" w:hint="default"/>
@@ -14579,7 +12040,7 @@
       <w:lvlText w:val="o"/>
       <w:lvlJc w:val="left"/>
       <w:pPr>
-        <w:ind w:left="3652" w:hanging="360"/>
+        <w:ind w:left="3240" w:hanging="360"/>
       </w:pPr>
       <w:rPr>
         <w:rFonts w:ascii="Courier New" w:hAnsi="Courier New" w:cs="Courier New" w:hint="default"/>
@@ -14591,7 +12052,7 @@
       <w:lvlText w:val=""/>
       <w:lvlJc w:val="left"/>
       <w:pPr>
-        <w:ind w:left="4372" w:hanging="360"/>
+        <w:ind w:left="3960" w:hanging="360"/>
       </w:pPr>
       <w:rPr>
         <w:rFonts w:ascii="Wingdings" w:hAnsi="Wingdings" w:hint="default"/>
@@ -14603,7 +12064,7 @@
       <w:lvlText w:val=""/>
       <w:lvlJc w:val="left"/>
       <w:pPr>
-        <w:ind w:left="5092" w:hanging="360"/>
+        <w:ind w:left="4680" w:hanging="360"/>
       </w:pPr>
       <w:rPr>
         <w:rFonts w:ascii="Symbol" w:hAnsi="Symbol" w:hint="default"/>
@@ -14615,7 +12076,7 @@
       <w:lvlText w:val="o"/>
       <w:lvlJc w:val="left"/>
       <w:pPr>
-        <w:ind w:left="5812" w:hanging="360"/>
+        <w:ind w:left="5400" w:hanging="360"/>
       </w:pPr>
       <w:rPr>
         <w:rFonts w:ascii="Courier New" w:hAnsi="Courier New" w:cs="Courier New" w:hint="default"/>
@@ -14627,14 +12088,14 @@
       <w:lvlText w:val=""/>
       <w:lvlJc w:val="left"/>
       <w:pPr>
-        <w:ind w:left="6532" w:hanging="360"/>
+        <w:ind w:left="6120" w:hanging="360"/>
       </w:pPr>
       <w:rPr>
         <w:rFonts w:ascii="Wingdings" w:hAnsi="Wingdings" w:hint="default"/>
       </w:rPr>
     </w:lvl>
   </w:abstractNum>
-  <w:abstractNum w:abstractNumId="23" w15:restartNumberingAfterBreak="0">
+  <w:abstractNum w:abstractNumId="24" w15:restartNumberingAfterBreak="0">
     <w:nsid w:val="524557EF"/>
     <w:multiLevelType w:val="hybridMultilevel"/>
     <w:tmpl w:val="8B4443E8"/>
@@ -14758,7 +12219,7 @@
       </w:rPr>
     </w:lvl>
   </w:abstractNum>
-  <w:abstractNum w:abstractNumId="24" w15:restartNumberingAfterBreak="0">
+  <w:abstractNum w:abstractNumId="25" w15:restartNumberingAfterBreak="0">
     <w:nsid w:val="57C449F4"/>
     <w:multiLevelType w:val="multilevel"/>
     <w:tmpl w:val="BECE6662"/>
@@ -14809,7 +12270,7 @@
       <w:lvlJc w:val="left"/>
     </w:lvl>
   </w:abstractNum>
-  <w:abstractNum w:abstractNumId="25" w15:restartNumberingAfterBreak="0">
+  <w:abstractNum w:abstractNumId="26" w15:restartNumberingAfterBreak="0">
     <w:nsid w:val="5A0F3CEC"/>
     <w:multiLevelType w:val="hybridMultilevel"/>
     <w:tmpl w:val="A6628BCE"/>
@@ -14922,7 +12383,7 @@
       </w:rPr>
     </w:lvl>
   </w:abstractNum>
-  <w:abstractNum w:abstractNumId="26" w15:restartNumberingAfterBreak="0">
+  <w:abstractNum w:abstractNumId="27" w15:restartNumberingAfterBreak="0">
     <w:nsid w:val="5ABE0167"/>
     <w:multiLevelType w:val="hybridMultilevel"/>
     <w:tmpl w:val="BC1E5FDA"/>
@@ -15011,7 +12472,7 @@
       </w:pPr>
     </w:lvl>
   </w:abstractNum>
-  <w:abstractNum w:abstractNumId="27" w15:restartNumberingAfterBreak="0">
+  <w:abstractNum w:abstractNumId="28" w15:restartNumberingAfterBreak="0">
     <w:nsid w:val="5B3F55EE"/>
     <w:multiLevelType w:val="multilevel"/>
     <w:tmpl w:val="A7FE4E36"/>
@@ -15062,7 +12523,7 @@
       <w:lvlJc w:val="left"/>
     </w:lvl>
   </w:abstractNum>
-  <w:abstractNum w:abstractNumId="28" w15:restartNumberingAfterBreak="0">
+  <w:abstractNum w:abstractNumId="29" w15:restartNumberingAfterBreak="0">
     <w:nsid w:val="5DE85B3F"/>
     <w:multiLevelType w:val="multilevel"/>
     <w:tmpl w:val="A9721190"/>
@@ -15175,7 +12636,7 @@
       </w:rPr>
     </w:lvl>
   </w:abstractNum>
-  <w:abstractNum w:abstractNumId="29" w15:restartNumberingAfterBreak="0">
+  <w:abstractNum w:abstractNumId="30" w15:restartNumberingAfterBreak="0">
     <w:nsid w:val="64DC0577"/>
     <w:multiLevelType w:val="hybridMultilevel"/>
     <w:tmpl w:val="0D1425B2"/>
@@ -15288,7 +12749,7 @@
       </w:rPr>
     </w:lvl>
   </w:abstractNum>
-  <w:abstractNum w:abstractNumId="30" w15:restartNumberingAfterBreak="0">
+  <w:abstractNum w:abstractNumId="31" w15:restartNumberingAfterBreak="0">
     <w:nsid w:val="666334B7"/>
     <w:multiLevelType w:val="multilevel"/>
     <w:tmpl w:val="2A9C2D38"/>
@@ -15401,7 +12862,7 @@
       </w:rPr>
     </w:lvl>
   </w:abstractNum>
-  <w:abstractNum w:abstractNumId="31" w15:restartNumberingAfterBreak="0">
+  <w:abstractNum w:abstractNumId="32" w15:restartNumberingAfterBreak="0">
     <w:nsid w:val="6666216C"/>
     <w:multiLevelType w:val="multilevel"/>
     <w:tmpl w:val="E9E23236"/>
@@ -15514,7 +12975,7 @@
       </w:rPr>
     </w:lvl>
   </w:abstractNum>
-  <w:abstractNum w:abstractNumId="32" w15:restartNumberingAfterBreak="0">
+  <w:abstractNum w:abstractNumId="33" w15:restartNumberingAfterBreak="0">
     <w:nsid w:val="69634A1B"/>
     <w:multiLevelType w:val="multilevel"/>
     <w:tmpl w:val="68760DF0"/>
@@ -15565,7 +13026,7 @@
       <w:lvlJc w:val="left"/>
     </w:lvl>
   </w:abstractNum>
-  <w:abstractNum w:abstractNumId="33" w15:restartNumberingAfterBreak="0">
+  <w:abstractNum w:abstractNumId="34" w15:restartNumberingAfterBreak="0">
     <w:nsid w:val="6A0B6684"/>
     <w:multiLevelType w:val="hybridMultilevel"/>
     <w:tmpl w:val="2E9EB480"/>
@@ -15689,7 +13150,7 @@
       </w:rPr>
     </w:lvl>
   </w:abstractNum>
-  <w:abstractNum w:abstractNumId="34" w15:restartNumberingAfterBreak="0">
+  <w:abstractNum w:abstractNumId="35" w15:restartNumberingAfterBreak="0">
     <w:nsid w:val="6ED40BA6"/>
     <w:multiLevelType w:val="hybridMultilevel"/>
     <w:tmpl w:val="3A8A34B8"/>
@@ -15802,7 +13263,7 @@
       </w:rPr>
     </w:lvl>
   </w:abstractNum>
-  <w:abstractNum w:abstractNumId="35" w15:restartNumberingAfterBreak="0">
+  <w:abstractNum w:abstractNumId="36" w15:restartNumberingAfterBreak="0">
     <w:nsid w:val="6F107AAB"/>
     <w:multiLevelType w:val="multilevel"/>
     <w:tmpl w:val="935491E0"/>
@@ -15853,7 +13314,7 @@
       <w:lvlJc w:val="left"/>
     </w:lvl>
   </w:abstractNum>
-  <w:abstractNum w:abstractNumId="36" w15:restartNumberingAfterBreak="0">
+  <w:abstractNum w:abstractNumId="37" w15:restartNumberingAfterBreak="0">
     <w:nsid w:val="6F3F13EA"/>
     <w:multiLevelType w:val="hybridMultilevel"/>
     <w:tmpl w:val="3C0048DC"/>
@@ -15966,7 +13427,7 @@
       </w:rPr>
     </w:lvl>
   </w:abstractNum>
-  <w:abstractNum w:abstractNumId="37" w15:restartNumberingAfterBreak="0">
+  <w:abstractNum w:abstractNumId="38" w15:restartNumberingAfterBreak="0">
     <w:nsid w:val="6FF73057"/>
     <w:multiLevelType w:val="multilevel"/>
     <w:tmpl w:val="7A0A5CB0"/>
@@ -16017,7 +13478,7 @@
       <w:lvlJc w:val="left"/>
     </w:lvl>
   </w:abstractNum>
-  <w:abstractNum w:abstractNumId="38" w15:restartNumberingAfterBreak="0">
+  <w:abstractNum w:abstractNumId="39" w15:restartNumberingAfterBreak="0">
     <w:nsid w:val="70A11F12"/>
     <w:multiLevelType w:val="hybridMultilevel"/>
     <w:tmpl w:val="46964A12"/>
@@ -16141,7 +13602,7 @@
       </w:rPr>
     </w:lvl>
   </w:abstractNum>
-  <w:abstractNum w:abstractNumId="39" w15:restartNumberingAfterBreak="0">
+  <w:abstractNum w:abstractNumId="40" w15:restartNumberingAfterBreak="0">
     <w:nsid w:val="76A971BC"/>
     <w:multiLevelType w:val="hybridMultilevel"/>
     <w:tmpl w:val="2308471E"/>
@@ -16254,7 +13715,7 @@
       </w:rPr>
     </w:lvl>
   </w:abstractNum>
-  <w:abstractNum w:abstractNumId="40" w15:restartNumberingAfterBreak="0">
+  <w:abstractNum w:abstractNumId="41" w15:restartNumberingAfterBreak="0">
     <w:nsid w:val="7734636C"/>
     <w:multiLevelType w:val="hybridMultilevel"/>
     <w:tmpl w:val="D616A186"/>
@@ -16367,7 +13828,7 @@
       </w:rPr>
     </w:lvl>
   </w:abstractNum>
-  <w:abstractNum w:abstractNumId="41" w15:restartNumberingAfterBreak="0">
+  <w:abstractNum w:abstractNumId="42" w15:restartNumberingAfterBreak="0">
     <w:nsid w:val="774868B2"/>
     <w:multiLevelType w:val="hybridMultilevel"/>
     <w:tmpl w:val="9F96B1B6"/>
@@ -16480,7 +13941,7 @@
       </w:rPr>
     </w:lvl>
   </w:abstractNum>
-  <w:abstractNum w:abstractNumId="42" w15:restartNumberingAfterBreak="0">
+  <w:abstractNum w:abstractNumId="43" w15:restartNumberingAfterBreak="0">
     <w:nsid w:val="780A7A37"/>
     <w:multiLevelType w:val="hybridMultilevel"/>
     <w:tmpl w:val="B0A0786A"/>
@@ -16692,7 +14153,7 @@
       </w:rPr>
     </w:lvl>
   </w:abstractNum>
-  <w:abstractNum w:abstractNumId="43" w15:restartNumberingAfterBreak="0">
+  <w:abstractNum w:abstractNumId="44" w15:restartNumberingAfterBreak="0">
     <w:nsid w:val="7C2E426F"/>
     <w:multiLevelType w:val="hybridMultilevel"/>
     <w:tmpl w:val="FC6C44AA"/>
@@ -16781,7 +14242,7 @@
       </w:pPr>
     </w:lvl>
   </w:abstractNum>
-  <w:abstractNum w:abstractNumId="44" w15:restartNumberingAfterBreak="0">
+  <w:abstractNum w:abstractNumId="45" w15:restartNumberingAfterBreak="0">
     <w:nsid w:val="7CF80A5C"/>
     <w:multiLevelType w:val="multilevel"/>
     <w:tmpl w:val="416E8F22"/>
@@ -16836,10 +14297,10 @@
     <w:abstractNumId w:val="15"/>
   </w:num>
   <w:num w:numId="2" w16cid:durableId="925261621">
-    <w:abstractNumId w:val="39"/>
+    <w:abstractNumId w:val="40"/>
   </w:num>
   <w:num w:numId="3" w16cid:durableId="678583496">
-    <w:abstractNumId w:val="41"/>
+    <w:abstractNumId w:val="42"/>
   </w:num>
   <w:num w:numId="4" w16cid:durableId="2012874957">
     <w:abstractNumId w:val="8"/>
@@ -16848,10 +14309,10 @@
     <w:abstractNumId w:val="6"/>
   </w:num>
   <w:num w:numId="6" w16cid:durableId="423771478">
-    <w:abstractNumId w:val="34"/>
+    <w:abstractNumId w:val="35"/>
   </w:num>
   <w:num w:numId="7" w16cid:durableId="837385120">
-    <w:abstractNumId w:val="36"/>
+    <w:abstractNumId w:val="37"/>
   </w:num>
   <w:num w:numId="8" w16cid:durableId="508104795">
     <w:abstractNumId w:val="20"/>
@@ -16860,10 +14321,10 @@
     <w:abstractNumId w:val="17"/>
   </w:num>
   <w:num w:numId="10" w16cid:durableId="1187984336">
-    <w:abstractNumId w:val="32"/>
+    <w:abstractNumId w:val="33"/>
   </w:num>
   <w:num w:numId="11" w16cid:durableId="1885411507">
-    <w:abstractNumId w:val="35"/>
+    <w:abstractNumId w:val="36"/>
   </w:num>
   <w:num w:numId="12" w16cid:durableId="943611242">
     <w:abstractNumId w:val="19"/>
@@ -16872,34 +14333,34 @@
     <w:abstractNumId w:val="10"/>
   </w:num>
   <w:num w:numId="14" w16cid:durableId="1972206913">
-    <w:abstractNumId w:val="37"/>
+    <w:abstractNumId w:val="38"/>
   </w:num>
   <w:num w:numId="15" w16cid:durableId="710543593">
-    <w:abstractNumId w:val="27"/>
+    <w:abstractNumId w:val="28"/>
   </w:num>
   <w:num w:numId="16" w16cid:durableId="1162084859">
     <w:abstractNumId w:val="2"/>
   </w:num>
   <w:num w:numId="17" w16cid:durableId="539246766">
-    <w:abstractNumId w:val="24"/>
+    <w:abstractNumId w:val="25"/>
   </w:num>
   <w:num w:numId="18" w16cid:durableId="196819142">
-    <w:abstractNumId w:val="44"/>
+    <w:abstractNumId w:val="45"/>
   </w:num>
   <w:num w:numId="19" w16cid:durableId="2012755602">
     <w:abstractNumId w:val="3"/>
   </w:num>
   <w:num w:numId="20" w16cid:durableId="1820077950">
-    <w:abstractNumId w:val="25"/>
+    <w:abstractNumId w:val="26"/>
   </w:num>
   <w:num w:numId="21" w16cid:durableId="802388297">
-    <w:abstractNumId w:val="22"/>
+    <w:abstractNumId w:val="23"/>
   </w:num>
   <w:num w:numId="22" w16cid:durableId="618997153">
     <w:abstractNumId w:val="12"/>
   </w:num>
   <w:num w:numId="23" w16cid:durableId="1289512899">
-    <w:abstractNumId w:val="42"/>
+    <w:abstractNumId w:val="43"/>
   </w:num>
   <w:num w:numId="24" w16cid:durableId="1256743316">
     <w:abstractNumId w:val="9"/>
@@ -16944,13 +14405,13 @@
     <w:abstractNumId w:val="14"/>
   </w:num>
   <w:num w:numId="29" w16cid:durableId="1499464431">
-    <w:abstractNumId w:val="26"/>
+    <w:abstractNumId w:val="27"/>
   </w:num>
   <w:num w:numId="30" w16cid:durableId="203949690">
     <w:abstractNumId w:val="7"/>
   </w:num>
   <w:num w:numId="31" w16cid:durableId="1354722577">
-    <w:abstractNumId w:val="29"/>
+    <w:abstractNumId w:val="30"/>
   </w:num>
   <w:num w:numId="32" w16cid:durableId="1476684989">
     <w:abstractNumId w:val="4"/>
@@ -16959,43 +14420,46 @@
     <w:abstractNumId w:val="0"/>
   </w:num>
   <w:num w:numId="34" w16cid:durableId="692800980">
-    <w:abstractNumId w:val="40"/>
+    <w:abstractNumId w:val="41"/>
   </w:num>
   <w:num w:numId="35" w16cid:durableId="1229464872">
-    <w:abstractNumId w:val="43"/>
+    <w:abstractNumId w:val="44"/>
   </w:num>
   <w:num w:numId="36" w16cid:durableId="619068841">
     <w:abstractNumId w:val="1"/>
   </w:num>
   <w:num w:numId="37" w16cid:durableId="195821965">
-    <w:abstractNumId w:val="23"/>
+    <w:abstractNumId w:val="24"/>
   </w:num>
   <w:num w:numId="38" w16cid:durableId="1883403204">
-    <w:abstractNumId w:val="38"/>
+    <w:abstractNumId w:val="39"/>
   </w:num>
   <w:num w:numId="39" w16cid:durableId="2007323505">
-    <w:abstractNumId w:val="33"/>
+    <w:abstractNumId w:val="34"/>
   </w:num>
   <w:num w:numId="40" w16cid:durableId="786966610">
     <w:abstractNumId w:val="11"/>
   </w:num>
   <w:num w:numId="41" w16cid:durableId="1042094518">
-    <w:abstractNumId w:val="30"/>
+    <w:abstractNumId w:val="31"/>
   </w:num>
   <w:num w:numId="42" w16cid:durableId="1436091677">
-    <w:abstractNumId w:val="31"/>
+    <w:abstractNumId w:val="32"/>
   </w:num>
   <w:num w:numId="43" w16cid:durableId="1801878474">
     <w:abstractNumId w:val="5"/>
   </w:num>
   <w:num w:numId="44" w16cid:durableId="27226058">
-    <w:abstractNumId w:val="28"/>
+    <w:abstractNumId w:val="29"/>
   </w:num>
   <w:num w:numId="45" w16cid:durableId="1577789559">
     <w:abstractNumId w:val="18"/>
   </w:num>
   <w:num w:numId="46" w16cid:durableId="2096784158">
     <w:abstractNumId w:val="21"/>
+  </w:num>
+  <w:num w:numId="47" w16cid:durableId="109325156">
+    <w:abstractNumId w:val="22"/>
   </w:num>
   <w:numIdMacAtCleanup w:val="26"/>
 </w:numbering>
@@ -17399,10 +14863,9 @@
   <w:style w:type="paragraph" w:default="1" w:styleId="Normal">
     <w:name w:val="Normal"/>
     <w:qFormat/>
-    <w:rsid w:val="00F14613"/>
+    <w:rsid w:val="002118C2"/>
     <w:pPr>
       <w:spacing w:after="0" w:line="360" w:lineRule="auto"/>
-      <w:ind w:firstLine="57"/>
       <w:mirrorIndents/>
       <w:jc w:val="both"/>
     </w:pPr>
@@ -17646,7 +15109,6 @@
   <w:style w:type="character" w:default="1" w:styleId="Fontepargpadro">
     <w:name w:val="Default Paragraph Font"/>
     <w:uiPriority w:val="1"/>
-    <w:semiHidden/>
     <w:unhideWhenUsed/>
   </w:style>
   <w:style w:type="table" w:default="1" w:styleId="Tabelanormal">
@@ -17810,27 +15272,25 @@
     <w:link w:val="Estilo1Char"/>
     <w:autoRedefine/>
     <w:qFormat/>
-    <w:rsid w:val="00750465"/>
-    <w:pPr>
-      <w:ind w:left="57" w:firstLine="0"/>
-    </w:pPr>
+    <w:rsid w:val="00D3311C"/>
     <w:rPr>
       <w:b/>
       <w:color w:val="auto"/>
-      <w:sz w:val="32"/>
-      <w:lang w:val="en-US"/>
+      <w:sz w:val="28"/>
+      <w:szCs w:val="20"/>
     </w:rPr>
   </w:style>
   <w:style w:type="character" w:customStyle="1" w:styleId="Estilo1Char">
     <w:name w:val="Estilo1 Char"/>
     <w:basedOn w:val="Fontepargpadro"/>
     <w:link w:val="Estilo1"/>
-    <w:rsid w:val="00750465"/>
+    <w:rsid w:val="00D3311C"/>
     <w:rPr>
       <w:rFonts w:ascii="Arial" w:eastAsia="Arial" w:hAnsi="Arial" w:cs="Arial"/>
       <w:b/>
-      <w:sz w:val="32"/>
-      <w:lang w:val="en-US" w:eastAsia="pt-BR"/>
+      <w:sz w:val="28"/>
+      <w:szCs w:val="20"/>
+      <w:lang w:eastAsia="pt-BR"/>
     </w:rPr>
   </w:style>
   <w:style w:type="paragraph" w:styleId="SemEspaamento">
@@ -17987,7 +15447,8 @@
       <w:b/>
       <w:color w:val="000000"/>
       <w:sz w:val="16"/>
-      <w:lang w:val="en-US" w:eastAsia="pt-BR"/>
+      <w:szCs w:val="20"/>
+      <w:lang w:eastAsia="pt-BR"/>
     </w:rPr>
   </w:style>
   <w:style w:type="paragraph" w:styleId="Cabealho">
@@ -18053,7 +15514,6 @@
     <w:rsid w:val="003A2108"/>
     <w:pPr>
       <w:spacing w:before="100" w:beforeAutospacing="1" w:after="100" w:afterAutospacing="1" w:line="240" w:lineRule="auto"/>
-      <w:ind w:firstLine="0"/>
       <w:jc w:val="left"/>
     </w:pPr>
     <w:rPr>
@@ -18085,7 +15545,6 @@
     <w:rsid w:val="00BB029C"/>
     <w:pPr>
       <w:spacing w:line="240" w:lineRule="auto"/>
-      <w:ind w:firstLine="0"/>
       <w:jc w:val="left"/>
     </w:pPr>
     <w:rPr>
@@ -18371,7 +15830,6 @@
     <w:rsid w:val="00BB029C"/>
     <w:pPr>
       <w:spacing w:after="200" w:line="240" w:lineRule="auto"/>
-      <w:ind w:firstLine="0"/>
       <w:jc w:val="left"/>
     </w:pPr>
     <w:rPr>
@@ -19107,7 +16565,7 @@
     <w:rsid w:val="00037AFB"/>
     <w:pPr>
       <w:spacing w:after="100" w:line="259" w:lineRule="auto"/>
-      <w:ind w:left="660" w:firstLine="0"/>
+      <w:ind w:left="660"/>
       <w:jc w:val="left"/>
     </w:pPr>
     <w:rPr>
@@ -19126,7 +16584,7 @@
     <w:rsid w:val="00037AFB"/>
     <w:pPr>
       <w:spacing w:after="100" w:line="259" w:lineRule="auto"/>
-      <w:ind w:left="880" w:firstLine="0"/>
+      <w:ind w:left="880"/>
       <w:jc w:val="left"/>
     </w:pPr>
     <w:rPr>
@@ -19145,7 +16603,7 @@
     <w:rsid w:val="00037AFB"/>
     <w:pPr>
       <w:spacing w:after="100" w:line="259" w:lineRule="auto"/>
-      <w:ind w:left="1100" w:firstLine="0"/>
+      <w:ind w:left="1100"/>
       <w:jc w:val="left"/>
     </w:pPr>
     <w:rPr>
@@ -19164,7 +16622,7 @@
     <w:rsid w:val="00037AFB"/>
     <w:pPr>
       <w:spacing w:after="100" w:line="259" w:lineRule="auto"/>
-      <w:ind w:left="1320" w:firstLine="0"/>
+      <w:ind w:left="1320"/>
       <w:jc w:val="left"/>
     </w:pPr>
     <w:rPr>
@@ -19183,7 +16641,7 @@
     <w:rsid w:val="00037AFB"/>
     <w:pPr>
       <w:spacing w:after="100" w:line="259" w:lineRule="auto"/>
-      <w:ind w:left="1540" w:firstLine="0"/>
+      <w:ind w:left="1540"/>
       <w:jc w:val="left"/>
     </w:pPr>
     <w:rPr>
@@ -19202,7 +16660,7 @@
     <w:rsid w:val="00037AFB"/>
     <w:pPr>
       <w:spacing w:after="100" w:line="259" w:lineRule="auto"/>
-      <w:ind w:left="1760" w:firstLine="0"/>
+      <w:ind w:left="1760"/>
       <w:jc w:val="left"/>
     </w:pPr>
     <w:rPr>
@@ -19303,7 +16761,6 @@
     <w:pPr>
       <w:widowControl w:val="0"/>
       <w:spacing w:line="240" w:lineRule="auto"/>
-      <w:ind w:firstLine="0"/>
     </w:pPr>
     <w:rPr>
       <w:rFonts w:eastAsia="Times New Roman" w:cs="Times New Roman"/>
@@ -19330,7 +16787,7 @@
     <w:rsid w:val="00DB452B"/>
     <w:pPr>
       <w:spacing w:line="240" w:lineRule="auto"/>
-      <w:ind w:left="720" w:firstLine="0"/>
+      <w:ind w:left="720"/>
     </w:pPr>
     <w:rPr>
       <w:rFonts w:eastAsia="Times New Roman" w:cs="Times New Roman"/>
@@ -19357,7 +16814,6 @@
     <w:rsid w:val="00DB452B"/>
     <w:pPr>
       <w:spacing w:line="240" w:lineRule="auto"/>
-      <w:ind w:firstLine="0"/>
       <w:jc w:val="left"/>
     </w:pPr>
     <w:rPr>
@@ -19386,7 +16842,6 @@
     <w:rsid w:val="00DB452B"/>
     <w:pPr>
       <w:spacing w:line="240" w:lineRule="auto"/>
-      <w:ind w:firstLine="0"/>
     </w:pPr>
     <w:rPr>
       <w:rFonts w:eastAsia="Times New Roman" w:cs="Times New Roman"/>
@@ -19417,7 +16872,6 @@
     <w:pPr>
       <w:keepLines/>
       <w:spacing w:line="240" w:lineRule="auto"/>
-      <w:ind w:firstLine="0"/>
       <w:jc w:val="left"/>
     </w:pPr>
     <w:rPr>
@@ -19726,242 +17180,13 @@
 </file>
 
 <file path=customXml/item1.xml><?xml version="1.0" encoding="utf-8"?>
-<ct:contentTypeSchema xmlns:ct="http://schemas.microsoft.com/office/2006/metadata/contentType" xmlns:ma="http://schemas.microsoft.com/office/2006/metadata/properties/metaAttributes" ct:_="" ma:_="" ma:contentTypeName="Document" ma:contentTypeID="0x0101004FDB00648CC3F54A8B253B9AD0C466B4" ma:contentTypeVersion="9" ma:contentTypeDescription="Create a new document." ma:contentTypeScope="" ma:versionID="897024dfac3ca77b2f2e2268c56236a8">
-  <xsd:schema xmlns:xsd="http://www.w3.org/2001/XMLSchema" xmlns:xs="http://www.w3.org/2001/XMLSchema" xmlns:p="http://schemas.microsoft.com/office/2006/metadata/properties" xmlns:ns3="e987054e-237d-4b5c-8239-24d794198fc0" targetNamespace="http://schemas.microsoft.com/office/2006/metadata/properties" ma:root="true" ma:fieldsID="9642593245f9c98d1560852f891f6c1d" ns3:_="">
-    <xsd:import namespace="e987054e-237d-4b5c-8239-24d794198fc0"/>
-    <xsd:element name="properties">
-      <xsd:complexType>
-        <xsd:sequence>
-          <xsd:element name="documentManagement">
-            <xsd:complexType>
-              <xsd:all>
-                <xsd:element ref="ns3:MediaServiceMetadata" minOccurs="0"/>
-                <xsd:element ref="ns3:MediaServiceFastMetadata" minOccurs="0"/>
-                <xsd:element ref="ns3:MediaServiceObjectDetectorVersions" minOccurs="0"/>
-                <xsd:element ref="ns3:MediaServiceSystemTags" minOccurs="0"/>
-                <xsd:element ref="ns3:MediaServiceOCR" minOccurs="0"/>
-                <xsd:element ref="ns3:MediaServiceGenerationTime" minOccurs="0"/>
-                <xsd:element ref="ns3:MediaServiceEventHashCode" minOccurs="0"/>
-                <xsd:element ref="ns3:MediaServiceSearchProperties" minOccurs="0"/>
-                <xsd:element ref="ns3:MediaServiceDateTaken" minOccurs="0"/>
-              </xsd:all>
-            </xsd:complexType>
-          </xsd:element>
-        </xsd:sequence>
-      </xsd:complexType>
-    </xsd:element>
-  </xsd:schema>
-  <xsd:schema xmlns:xsd="http://www.w3.org/2001/XMLSchema" xmlns:xs="http://www.w3.org/2001/XMLSchema" xmlns:dms="http://schemas.microsoft.com/office/2006/documentManagement/types" xmlns:pc="http://schemas.microsoft.com/office/infopath/2007/PartnerControls" targetNamespace="e987054e-237d-4b5c-8239-24d794198fc0" elementFormDefault="qualified">
-    <xsd:import namespace="http://schemas.microsoft.com/office/2006/documentManagement/types"/>
-    <xsd:import namespace="http://schemas.microsoft.com/office/infopath/2007/PartnerControls"/>
-    <xsd:element name="MediaServiceMetadata" ma:index="8" nillable="true" ma:displayName="MediaServiceMetadata" ma:hidden="true" ma:internalName="MediaServiceMetadata" ma:readOnly="true">
-      <xsd:simpleType>
-        <xsd:restriction base="dms:Note"/>
-      </xsd:simpleType>
-    </xsd:element>
-    <xsd:element name="MediaServiceFastMetadata" ma:index="9" nillable="true" ma:displayName="MediaServiceFastMetadata" ma:hidden="true" ma:internalName="MediaServiceFastMetadata" ma:readOnly="true">
-      <xsd:simpleType>
-        <xsd:restriction base="dms:Note"/>
-      </xsd:simpleType>
-    </xsd:element>
-    <xsd:element name="MediaServiceObjectDetectorVersions" ma:index="10" nillable="true" ma:displayName="MediaServiceObjectDetectorVersions" ma:hidden="true" ma:indexed="true" ma:internalName="MediaServiceObjectDetectorVersions" ma:readOnly="true">
-      <xsd:simpleType>
-        <xsd:restriction base="dms:Text"/>
-      </xsd:simpleType>
-    </xsd:element>
-    <xsd:element name="MediaServiceSystemTags" ma:index="11" nillable="true" ma:displayName="MediaServiceSystemTags" ma:hidden="true" ma:internalName="MediaServiceSystemTags" ma:readOnly="true">
-      <xsd:simpleType>
-        <xsd:restriction base="dms:Note"/>
-      </xsd:simpleType>
-    </xsd:element>
-    <xsd:element name="MediaServiceOCR" ma:index="12" nillable="true" ma:displayName="Extracted Text" ma:internalName="MediaServiceOCR" ma:readOnly="true">
-      <xsd:simpleType>
-        <xsd:restriction base="dms:Note">
-          <xsd:maxLength value="255"/>
-        </xsd:restriction>
-      </xsd:simpleType>
-    </xsd:element>
-    <xsd:element name="MediaServiceGenerationTime" ma:index="13" nillable="true" ma:displayName="MediaServiceGenerationTime" ma:hidden="true" ma:internalName="MediaServiceGenerationTime" ma:readOnly="true">
-      <xsd:simpleType>
-        <xsd:restriction base="dms:Text"/>
-      </xsd:simpleType>
-    </xsd:element>
-    <xsd:element name="MediaServiceEventHashCode" ma:index="14" nillable="true" ma:displayName="MediaServiceEventHashCode" ma:hidden="true" ma:internalName="MediaServiceEventHashCode" ma:readOnly="true">
-      <xsd:simpleType>
-        <xsd:restriction base="dms:Text"/>
-      </xsd:simpleType>
-    </xsd:element>
-    <xsd:element name="MediaServiceSearchProperties" ma:index="15" nillable="true" ma:displayName="MediaServiceSearchProperties" ma:hidden="true" ma:internalName="MediaServiceSearchProperties" ma:readOnly="true">
-      <xsd:simpleType>
-        <xsd:restriction base="dms:Note"/>
-      </xsd:simpleType>
-    </xsd:element>
-    <xsd:element name="MediaServiceDateTaken" ma:index="16" nillable="true" ma:displayName="MediaServiceDateTaken" ma:hidden="true" ma:indexed="true" ma:internalName="MediaServiceDateTaken" ma:readOnly="true">
-      <xsd:simpleType>
-        <xsd:restriction base="dms:Text"/>
-      </xsd:simpleType>
-    </xsd:element>
-  </xsd:schema>
-  <xsd:schema xmlns="http://schemas.openxmlformats.org/package/2006/metadata/core-properties" xmlns:xsd="http://www.w3.org/2001/XMLSchema" xmlns:xsi="http://www.w3.org/2001/XMLSchema-instance" xmlns:dc="http://purl.org/dc/elements/1.1/" xmlns:dcterms="http://purl.org/dc/terms/" xmlns:odoc="http://schemas.microsoft.com/internal/obd" targetNamespace="http://schemas.openxmlformats.org/package/2006/metadata/core-properties" elementFormDefault="qualified" attributeFormDefault="unqualified" blockDefault="#all">
-    <xsd:import namespace="http://purl.org/dc/elements/1.1/" schemaLocation="http://dublincore.org/schemas/xmls/qdc/2003/04/02/dc.xsd"/>
-    <xsd:import namespace="http://purl.org/dc/terms/" schemaLocation="http://dublincore.org/schemas/xmls/qdc/2003/04/02/dcterms.xsd"/>
-    <xsd:element name="coreProperties" type="CT_coreProperties"/>
-    <xsd:complexType name="CT_coreProperties">
-      <xsd:all>
-        <xsd:element ref="dc:creator" minOccurs="0" maxOccurs="1"/>
-        <xsd:element ref="dcterms:created" minOccurs="0" maxOccurs="1"/>
-        <xsd:element ref="dc:identifier" minOccurs="0" maxOccurs="1"/>
-        <xsd:element name="contentType" minOccurs="0" maxOccurs="1" type="xsd:string" ma:index="0" ma:displayName="Content Type"/>
-        <xsd:element ref="dc:title" minOccurs="0" maxOccurs="1" ma:index="4" ma:displayName="Title"/>
-        <xsd:element ref="dc:subject" minOccurs="0" maxOccurs="1"/>
-        <xsd:element ref="dc:description" minOccurs="0" maxOccurs="1"/>
-        <xsd:element name="keywords" minOccurs="0" maxOccurs="1" type="xsd:string"/>
-        <xsd:element ref="dc:language" minOccurs="0" maxOccurs="1"/>
-        <xsd:element name="category" minOccurs="0" maxOccurs="1" type="xsd:string"/>
-        <xsd:element name="version" minOccurs="0" maxOccurs="1" type="xsd:string"/>
-        <xsd:element name="revision" minOccurs="0" maxOccurs="1" type="xsd:string">
-          <xsd:annotation>
-            <xsd:documentation>
-                        This value indicates the number of saves or revisions. The application is responsible for updating this value after each revision.
-                    </xsd:documentation>
-          </xsd:annotation>
-        </xsd:element>
-        <xsd:element name="lastModifiedBy" minOccurs="0" maxOccurs="1" type="xsd:string"/>
-        <xsd:element ref="dcterms:modified" minOccurs="0" maxOccurs="1"/>
-        <xsd:element name="contentStatus" minOccurs="0" maxOccurs="1" type="xsd:string"/>
-      </xsd:all>
-    </xsd:complexType>
-  </xsd:schema>
-  <xs:schema xmlns:pc="http://schemas.microsoft.com/office/infopath/2007/PartnerControls" xmlns:xs="http://www.w3.org/2001/XMLSchema" targetNamespace="http://schemas.microsoft.com/office/infopath/2007/PartnerControls" elementFormDefault="qualified" attributeFormDefault="unqualified">
-    <xs:element name="Person">
-      <xs:complexType>
-        <xs:sequence>
-          <xs:element ref="pc:DisplayName" minOccurs="0"/>
-          <xs:element ref="pc:AccountId" minOccurs="0"/>
-          <xs:element ref="pc:AccountType" minOccurs="0"/>
-        </xs:sequence>
-      </xs:complexType>
-    </xs:element>
-    <xs:element name="DisplayName" type="xs:string"/>
-    <xs:element name="AccountId" type="xs:string"/>
-    <xs:element name="AccountType" type="xs:string"/>
-    <xs:element name="BDCAssociatedEntity">
-      <xs:complexType>
-        <xs:sequence>
-          <xs:element ref="pc:BDCEntity" minOccurs="0" maxOccurs="unbounded"/>
-        </xs:sequence>
-        <xs:attribute ref="pc:EntityNamespace"/>
-        <xs:attribute ref="pc:EntityName"/>
-        <xs:attribute ref="pc:SystemInstanceName"/>
-        <xs:attribute ref="pc:AssociationName"/>
-      </xs:complexType>
-    </xs:element>
-    <xs:attribute name="EntityNamespace" type="xs:string"/>
-    <xs:attribute name="EntityName" type="xs:string"/>
-    <xs:attribute name="SystemInstanceName" type="xs:string"/>
-    <xs:attribute name="AssociationName" type="xs:string"/>
-    <xs:element name="BDCEntity">
-      <xs:complexType>
-        <xs:sequence>
-          <xs:element ref="pc:EntityDisplayName" minOccurs="0"/>
-          <xs:element ref="pc:EntityInstanceReference" minOccurs="0"/>
-          <xs:element ref="pc:EntityId1" minOccurs="0"/>
-          <xs:element ref="pc:EntityId2" minOccurs="0"/>
-          <xs:element ref="pc:EntityId3" minOccurs="0"/>
-          <xs:element ref="pc:EntityId4" minOccurs="0"/>
-          <xs:element ref="pc:EntityId5" minOccurs="0"/>
-        </xs:sequence>
-      </xs:complexType>
-    </xs:element>
-    <xs:element name="EntityDisplayName" type="xs:string"/>
-    <xs:element name="EntityInstanceReference" type="xs:string"/>
-    <xs:element name="EntityId1" type="xs:string"/>
-    <xs:element name="EntityId2" type="xs:string"/>
-    <xs:element name="EntityId3" type="xs:string"/>
-    <xs:element name="EntityId4" type="xs:string"/>
-    <xs:element name="EntityId5" type="xs:string"/>
-    <xs:element name="Terms">
-      <xs:complexType>
-        <xs:sequence>
-          <xs:element ref="pc:TermInfo" minOccurs="0" maxOccurs="unbounded"/>
-        </xs:sequence>
-      </xs:complexType>
-    </xs:element>
-    <xs:element name="TermInfo">
-      <xs:complexType>
-        <xs:sequence>
-          <xs:element ref="pc:TermName" minOccurs="0"/>
-          <xs:element ref="pc:TermId" minOccurs="0"/>
-        </xs:sequence>
-      </xs:complexType>
-    </xs:element>
-    <xs:element name="TermName" type="xs:string"/>
-    <xs:element name="TermId" type="xs:string"/>
-  </xs:schema>
-</ct:contentTypeSchema>
-</file>
-
-<file path=customXml/item2.xml><?xml version="1.0" encoding="utf-8"?>
-<p:properties xmlns:p="http://schemas.microsoft.com/office/2006/metadata/properties" xmlns:xsi="http://www.w3.org/2001/XMLSchema-instance" xmlns:pc="http://schemas.microsoft.com/office/infopath/2007/PartnerControls">
-  <documentManagement/>
-</p:properties>
-</file>
-
-<file path=customXml/item3.xml><?xml version="1.0" encoding="utf-8"?>
-<?mso-contentType ?>
-<FormTemplates xmlns="http://schemas.microsoft.com/sharepoint/v3/contenttype/forms">
-  <Display>DocumentLibraryForm</Display>
-  <Edit>DocumentLibraryForm</Edit>
-  <New>DocumentLibraryForm</New>
-</FormTemplates>
-</file>
-
-<file path=customXml/item4.xml><?xml version="1.0" encoding="utf-8"?>
 <b:Sources xmlns:b="http://schemas.openxmlformats.org/officeDocument/2006/bibliography" xmlns="http://schemas.openxmlformats.org/officeDocument/2006/bibliography" SelectedStyle="\APASixthEditionOfficeOnline.xsl" StyleName="APA" Version="6"/>
 </file>
 
 <file path=customXml/itemProps1.xml><?xml version="1.0" encoding="utf-8"?>
-<ds:datastoreItem xmlns:ds="http://schemas.openxmlformats.org/officeDocument/2006/customXml" ds:itemID="{E4D12CC6-A62F-4A1C-83E9-215F4BF261DC}">
-  <ds:schemaRefs>
-    <ds:schemaRef ds:uri="http://schemas.microsoft.com/office/2006/metadata/contentType"/>
-    <ds:schemaRef ds:uri="http://schemas.microsoft.com/office/2006/metadata/properties/metaAttributes"/>
-    <ds:schemaRef ds:uri="http://www.w3.org/2000/xmlns/"/>
-    <ds:schemaRef ds:uri="http://www.w3.org/2001/XMLSchema"/>
-    <ds:schemaRef ds:uri="e987054e-237d-4b5c-8239-24d794198fc0"/>
-    <ds:schemaRef ds:uri="http://schemas.microsoft.com/office/2006/metadata/properties"/>
-    <ds:schemaRef ds:uri="http://schemas.microsoft.com/office/2006/documentManagement/types"/>
-    <ds:schemaRef ds:uri="http://schemas.microsoft.com/office/infopath/2007/PartnerControls"/>
-    <ds:schemaRef ds:uri="http://schemas.openxmlformats.org/package/2006/metadata/core-properties"/>
-    <ds:schemaRef ds:uri="http://purl.org/dc/elements/1.1/"/>
-    <ds:schemaRef ds:uri="http://purl.org/dc/terms/"/>
-    <ds:schemaRef ds:uri="http://schemas.microsoft.com/internal/obd"/>
-  </ds:schemaRefs>
-</ds:datastoreItem>
-</file>
-
-<file path=customXml/itemProps2.xml><?xml version="1.0" encoding="utf-8"?>
-<ds:datastoreItem xmlns:ds="http://schemas.openxmlformats.org/officeDocument/2006/customXml" ds:itemID="{404CE7ED-14E7-469D-800C-EF42ADC3302F}">
-  <ds:schemaRefs>
-    <ds:schemaRef ds:uri="http://schemas.microsoft.com/office/2006/metadata/properties"/>
-    <ds:schemaRef ds:uri="http://www.w3.org/2000/xmlns/"/>
-    <ds:schemaRef ds:uri="http://schemas.microsoft.com/office/infopath/2007/PartnerControls"/>
-  </ds:schemaRefs>
-</ds:datastoreItem>
-</file>
-
-<file path=customXml/itemProps3.xml><?xml version="1.0" encoding="utf-8"?>
-<ds:datastoreItem xmlns:ds="http://schemas.openxmlformats.org/officeDocument/2006/customXml" ds:itemID="{5AE87295-E2FD-4779-9892-37F27841B26F}">
-  <ds:schemaRefs>
-    <ds:schemaRef ds:uri="http://schemas.microsoft.com/sharepoint/v3/contenttype/forms"/>
-  </ds:schemaRefs>
-</ds:datastoreItem>
-</file>
-
-<file path=customXml/itemProps4.xml><?xml version="1.0" encoding="utf-8"?>
-<ds:datastoreItem xmlns:ds="http://schemas.openxmlformats.org/officeDocument/2006/customXml" ds:itemID="{B8AE196E-B660-4265-830C-BA2C8284876E}">
+<ds:datastoreItem xmlns:ds="http://schemas.openxmlformats.org/officeDocument/2006/customXml" ds:itemID="{0191B000-84E8-4D51-8E8C-EA923CBDFD36}">
   <ds:schemaRefs>
     <ds:schemaRef ds:uri="http://schemas.openxmlformats.org/officeDocument/2006/bibliography"/>
-    <ds:schemaRef ds:uri="http://www.w3.org/2000/xmlns/"/>
   </ds:schemaRefs>
 </ds:datastoreItem>
 </file>